--- a/Memoria/Memoria_EDA.docx
+++ b/Memoria/Memoria_EDA.docx
@@ -55,7 +55,6 @@
     </w:p>
     <w:p>
       <w:pPr>
-        <w:spacing w:after="720"/>
         <w:jc w:val="center"/>
         <w:rPr>
           <w:color w:val="666666"/>
@@ -76,21 +75,3892 @@
         <w:spacing w:after="480"/>
       </w:pPr>
     </w:p>
+    <w:sdt>
+      <w:sdtPr>
+        <w:id w:val="-756367307"/>
+        <w:docPartObj>
+          <w:docPartGallery w:val="Table of Contents"/>
+          <w:docPartUnique/>
+        </w:docPartObj>
+      </w:sdtPr>
+      <w:sdtEndPr>
+        <w:rPr>
+          <w:rFonts w:ascii="Arial" w:eastAsia="Arial" w:hAnsi="Arial" w:cs="Arial"/>
+          <w:noProof/>
+          <w:color w:val="auto"/>
+          <w:sz w:val="24"/>
+          <w:szCs w:val="24"/>
+        </w:rPr>
+      </w:sdtEndPr>
+      <w:sdtContent>
+        <w:p>
+          <w:pPr>
+            <w:pStyle w:val="TtuloTDC"/>
+          </w:pPr>
+          <w:r>
+            <w:t>Tabla de contenido</w:t>
+          </w:r>
+        </w:p>
+        <w:p>
+          <w:pPr>
+            <w:pStyle w:val="TDC1"/>
+            <w:tabs>
+              <w:tab w:val="left" w:pos="480"/>
+              <w:tab w:val="right" w:leader="dot" w:pos="8494"/>
+            </w:tabs>
+            <w:rPr>
+              <w:noProof/>
+            </w:rPr>
+          </w:pPr>
+          <w:r>
+            <w:rPr>
+              <w:b w:val="0"/>
+              <w:bCs w:val="0"/>
+            </w:rPr>
+            <w:fldChar w:fldCharType="begin"/>
+          </w:r>
+          <w:r>
+            <w:instrText>TOC \o "1-3" \h \z \u</w:instrText>
+          </w:r>
+          <w:r>
+            <w:rPr>
+              <w:b w:val="0"/>
+              <w:bCs w:val="0"/>
+            </w:rPr>
+            <w:fldChar w:fldCharType="separate"/>
+          </w:r>
+          <w:hyperlink w:anchor="_Toc227009344" w:history="1">
+            <w:r>
+              <w:rPr>
+                <w:rStyle w:val="Hipervnculo"/>
+                <w:noProof/>
+              </w:rPr>
+              <w:t>1.</w:t>
+            </w:r>
+            <w:r>
+              <w:rPr>
+                <w:noProof/>
+              </w:rPr>
+              <w:tab/>
+            </w:r>
+            <w:r>
+              <w:rPr>
+                <w:rStyle w:val="Hipervnculo"/>
+                <w:noProof/>
+              </w:rPr>
+              <w:t>Introd</w:t>
+            </w:r>
+            <w:r>
+              <w:rPr>
+                <w:rStyle w:val="Hipervnculo"/>
+                <w:noProof/>
+              </w:rPr>
+              <w:t>u</w:t>
+            </w:r>
+            <w:r>
+              <w:rPr>
+                <w:rStyle w:val="Hipervnculo"/>
+                <w:noProof/>
+              </w:rPr>
+              <w:t>cción</w:t>
+            </w:r>
+            <w:r>
+              <w:rPr>
+                <w:noProof/>
+                <w:webHidden/>
+              </w:rPr>
+              <w:tab/>
+            </w:r>
+            <w:r>
+              <w:rPr>
+                <w:noProof/>
+                <w:webHidden/>
+              </w:rPr>
+              <w:fldChar w:fldCharType="begin"/>
+            </w:r>
+            <w:r>
+              <w:rPr>
+                <w:noProof/>
+                <w:webHidden/>
+              </w:rPr>
+              <w:instrText xml:space="preserve"> PAGEREF _Toc227009344 \h </w:instrText>
+            </w:r>
+            <w:r>
+              <w:rPr>
+                <w:noProof/>
+                <w:webHidden/>
+              </w:rPr>
+            </w:r>
+            <w:r>
+              <w:rPr>
+                <w:noProof/>
+                <w:webHidden/>
+              </w:rPr>
+              <w:fldChar w:fldCharType="separate"/>
+            </w:r>
+            <w:r>
+              <w:rPr>
+                <w:noProof/>
+                <w:webHidden/>
+              </w:rPr>
+              <w:t>2</w:t>
+            </w:r>
+            <w:r>
+              <w:rPr>
+                <w:noProof/>
+                <w:webHidden/>
+              </w:rPr>
+              <w:fldChar w:fldCharType="end"/>
+            </w:r>
+          </w:hyperlink>
+        </w:p>
+        <w:p>
+          <w:pPr>
+            <w:pStyle w:val="TDC1"/>
+            <w:tabs>
+              <w:tab w:val="left" w:pos="480"/>
+              <w:tab w:val="right" w:leader="dot" w:pos="8494"/>
+            </w:tabs>
+            <w:rPr>
+              <w:noProof/>
+            </w:rPr>
+          </w:pPr>
+          <w:hyperlink w:anchor="_Toc227009345" w:history="1">
+            <w:r>
+              <w:rPr>
+                <w:rStyle w:val="Hipervnculo"/>
+                <w:noProof/>
+              </w:rPr>
+              <w:t>2.</w:t>
+            </w:r>
+            <w:r>
+              <w:rPr>
+                <w:noProof/>
+              </w:rPr>
+              <w:tab/>
+            </w:r>
+            <w:r>
+              <w:rPr>
+                <w:rStyle w:val="Hipervnculo"/>
+                <w:noProof/>
+              </w:rPr>
+              <w:t>Descripción del Dataset</w:t>
+            </w:r>
+            <w:r>
+              <w:rPr>
+                <w:noProof/>
+                <w:webHidden/>
+              </w:rPr>
+              <w:tab/>
+            </w:r>
+            <w:r>
+              <w:rPr>
+                <w:noProof/>
+                <w:webHidden/>
+              </w:rPr>
+              <w:fldChar w:fldCharType="begin"/>
+            </w:r>
+            <w:r>
+              <w:rPr>
+                <w:noProof/>
+                <w:webHidden/>
+              </w:rPr>
+              <w:instrText xml:space="preserve"> PAGEREF _Toc227009345 \h </w:instrText>
+            </w:r>
+            <w:r>
+              <w:rPr>
+                <w:noProof/>
+                <w:webHidden/>
+              </w:rPr>
+            </w:r>
+            <w:r>
+              <w:rPr>
+                <w:noProof/>
+                <w:webHidden/>
+              </w:rPr>
+              <w:fldChar w:fldCharType="separate"/>
+            </w:r>
+            <w:r>
+              <w:rPr>
+                <w:noProof/>
+                <w:webHidden/>
+              </w:rPr>
+              <w:t>2</w:t>
+            </w:r>
+            <w:r>
+              <w:rPr>
+                <w:noProof/>
+                <w:webHidden/>
+              </w:rPr>
+              <w:fldChar w:fldCharType="end"/>
+            </w:r>
+          </w:hyperlink>
+        </w:p>
+        <w:p>
+          <w:pPr>
+            <w:pStyle w:val="TDC1"/>
+            <w:tabs>
+              <w:tab w:val="left" w:pos="480"/>
+              <w:tab w:val="right" w:leader="dot" w:pos="8494"/>
+            </w:tabs>
+            <w:rPr>
+              <w:noProof/>
+            </w:rPr>
+          </w:pPr>
+          <w:hyperlink w:anchor="_Toc227009346" w:history="1">
+            <w:r>
+              <w:rPr>
+                <w:rStyle w:val="Hipervnculo"/>
+                <w:noProof/>
+              </w:rPr>
+              <w:t>3.</w:t>
+            </w:r>
+            <w:r>
+              <w:rPr>
+                <w:noProof/>
+              </w:rPr>
+              <w:tab/>
+            </w:r>
+            <w:r>
+              <w:rPr>
+                <w:rStyle w:val="Hipervnculo"/>
+                <w:noProof/>
+              </w:rPr>
+              <w:t>Limpieza de Datos</w:t>
+            </w:r>
+            <w:r>
+              <w:rPr>
+                <w:noProof/>
+                <w:webHidden/>
+              </w:rPr>
+              <w:tab/>
+            </w:r>
+            <w:r>
+              <w:rPr>
+                <w:noProof/>
+                <w:webHidden/>
+              </w:rPr>
+              <w:fldChar w:fldCharType="begin"/>
+            </w:r>
+            <w:r>
+              <w:rPr>
+                <w:noProof/>
+                <w:webHidden/>
+              </w:rPr>
+              <w:instrText xml:space="preserve"> PAGEREF _Toc227009346 \h </w:instrText>
+            </w:r>
+            <w:r>
+              <w:rPr>
+                <w:noProof/>
+                <w:webHidden/>
+              </w:rPr>
+            </w:r>
+            <w:r>
+              <w:rPr>
+                <w:noProof/>
+                <w:webHidden/>
+              </w:rPr>
+              <w:fldChar w:fldCharType="separate"/>
+            </w:r>
+            <w:r>
+              <w:rPr>
+                <w:noProof/>
+                <w:webHidden/>
+              </w:rPr>
+              <w:t>3</w:t>
+            </w:r>
+            <w:r>
+              <w:rPr>
+                <w:noProof/>
+                <w:webHidden/>
+              </w:rPr>
+              <w:fldChar w:fldCharType="end"/>
+            </w:r>
+          </w:hyperlink>
+        </w:p>
+        <w:p>
+          <w:pPr>
+            <w:pStyle w:val="TDC1"/>
+            <w:tabs>
+              <w:tab w:val="left" w:pos="720"/>
+              <w:tab w:val="right" w:leader="dot" w:pos="8494"/>
+            </w:tabs>
+            <w:rPr>
+              <w:noProof/>
+            </w:rPr>
+          </w:pPr>
+          <w:hyperlink w:anchor="_Toc227009347" w:history="1">
+            <w:r>
+              <w:rPr>
+                <w:rStyle w:val="Hipervnculo"/>
+                <w:noProof/>
+              </w:rPr>
+              <w:t>3.1.</w:t>
+            </w:r>
+            <w:r>
+              <w:rPr>
+                <w:noProof/>
+              </w:rPr>
+              <w:tab/>
+            </w:r>
+            <w:r>
+              <w:rPr>
+                <w:rStyle w:val="Hipervnculo"/>
+                <w:noProof/>
+              </w:rPr>
+              <w:t>Eliminación de columnas irrelevantes</w:t>
+            </w:r>
+            <w:r>
+              <w:rPr>
+                <w:noProof/>
+                <w:webHidden/>
+              </w:rPr>
+              <w:tab/>
+            </w:r>
+            <w:r>
+              <w:rPr>
+                <w:noProof/>
+                <w:webHidden/>
+              </w:rPr>
+              <w:fldChar w:fldCharType="begin"/>
+            </w:r>
+            <w:r>
+              <w:rPr>
+                <w:noProof/>
+                <w:webHidden/>
+              </w:rPr>
+              <w:instrText xml:space="preserve"> PAGEREF _Toc227009347 \h </w:instrText>
+            </w:r>
+            <w:r>
+              <w:rPr>
+                <w:noProof/>
+                <w:webHidden/>
+              </w:rPr>
+            </w:r>
+            <w:r>
+              <w:rPr>
+                <w:noProof/>
+                <w:webHidden/>
+              </w:rPr>
+              <w:fldChar w:fldCharType="separate"/>
+            </w:r>
+            <w:r>
+              <w:rPr>
+                <w:noProof/>
+                <w:webHidden/>
+              </w:rPr>
+              <w:t>3</w:t>
+            </w:r>
+            <w:r>
+              <w:rPr>
+                <w:noProof/>
+                <w:webHidden/>
+              </w:rPr>
+              <w:fldChar w:fldCharType="end"/>
+            </w:r>
+          </w:hyperlink>
+        </w:p>
+        <w:p>
+          <w:pPr>
+            <w:pStyle w:val="TDC1"/>
+            <w:tabs>
+              <w:tab w:val="left" w:pos="720"/>
+              <w:tab w:val="right" w:leader="dot" w:pos="8494"/>
+            </w:tabs>
+            <w:rPr>
+              <w:noProof/>
+            </w:rPr>
+          </w:pPr>
+          <w:hyperlink w:anchor="_Toc227009348" w:history="1">
+            <w:r>
+              <w:rPr>
+                <w:rStyle w:val="Hipervnculo"/>
+                <w:noProof/>
+              </w:rPr>
+              <w:t>3.2.</w:t>
+            </w:r>
+            <w:r>
+              <w:rPr>
+                <w:noProof/>
+              </w:rPr>
+              <w:tab/>
+            </w:r>
+            <w:r>
+              <w:rPr>
+                <w:rStyle w:val="Hipervnculo"/>
+                <w:noProof/>
+              </w:rPr>
+              <w:t>Tratamiento de valores nulos</w:t>
+            </w:r>
+            <w:r>
+              <w:rPr>
+                <w:noProof/>
+                <w:webHidden/>
+              </w:rPr>
+              <w:tab/>
+            </w:r>
+            <w:r>
+              <w:rPr>
+                <w:noProof/>
+                <w:webHidden/>
+              </w:rPr>
+              <w:fldChar w:fldCharType="begin"/>
+            </w:r>
+            <w:r>
+              <w:rPr>
+                <w:noProof/>
+                <w:webHidden/>
+              </w:rPr>
+              <w:instrText xml:space="preserve"> PAGEREF _Toc227009348 \h </w:instrText>
+            </w:r>
+            <w:r>
+              <w:rPr>
+                <w:noProof/>
+                <w:webHidden/>
+              </w:rPr>
+            </w:r>
+            <w:r>
+              <w:rPr>
+                <w:noProof/>
+                <w:webHidden/>
+              </w:rPr>
+              <w:fldChar w:fldCharType="separate"/>
+            </w:r>
+            <w:r>
+              <w:rPr>
+                <w:noProof/>
+                <w:webHidden/>
+              </w:rPr>
+              <w:t>3</w:t>
+            </w:r>
+            <w:r>
+              <w:rPr>
+                <w:noProof/>
+                <w:webHidden/>
+              </w:rPr>
+              <w:fldChar w:fldCharType="end"/>
+            </w:r>
+          </w:hyperlink>
+        </w:p>
+        <w:p>
+          <w:pPr>
+            <w:pStyle w:val="TDC1"/>
+            <w:tabs>
+              <w:tab w:val="left" w:pos="720"/>
+              <w:tab w:val="right" w:leader="dot" w:pos="8494"/>
+            </w:tabs>
+            <w:rPr>
+              <w:noProof/>
+            </w:rPr>
+          </w:pPr>
+          <w:hyperlink w:anchor="_Toc227009349" w:history="1">
+            <w:r>
+              <w:rPr>
+                <w:rStyle w:val="Hipervnculo"/>
+                <w:noProof/>
+              </w:rPr>
+              <w:t>3.3.</w:t>
+            </w:r>
+            <w:r>
+              <w:rPr>
+                <w:noProof/>
+              </w:rPr>
+              <w:tab/>
+            </w:r>
+            <w:r>
+              <w:rPr>
+                <w:rStyle w:val="Hipervnculo"/>
+                <w:noProof/>
+              </w:rPr>
+              <w:t>Corrección de tipos de datos</w:t>
+            </w:r>
+            <w:r>
+              <w:rPr>
+                <w:noProof/>
+                <w:webHidden/>
+              </w:rPr>
+              <w:tab/>
+            </w:r>
+            <w:r>
+              <w:rPr>
+                <w:noProof/>
+                <w:webHidden/>
+              </w:rPr>
+              <w:fldChar w:fldCharType="begin"/>
+            </w:r>
+            <w:r>
+              <w:rPr>
+                <w:noProof/>
+                <w:webHidden/>
+              </w:rPr>
+              <w:instrText xml:space="preserve"> PAGEREF _Toc227009349 \h </w:instrText>
+            </w:r>
+            <w:r>
+              <w:rPr>
+                <w:noProof/>
+                <w:webHidden/>
+              </w:rPr>
+            </w:r>
+            <w:r>
+              <w:rPr>
+                <w:noProof/>
+                <w:webHidden/>
+              </w:rPr>
+              <w:fldChar w:fldCharType="separate"/>
+            </w:r>
+            <w:r>
+              <w:rPr>
+                <w:noProof/>
+                <w:webHidden/>
+              </w:rPr>
+              <w:t>3</w:t>
+            </w:r>
+            <w:r>
+              <w:rPr>
+                <w:noProof/>
+                <w:webHidden/>
+              </w:rPr>
+              <w:fldChar w:fldCharType="end"/>
+            </w:r>
+          </w:hyperlink>
+        </w:p>
+        <w:p>
+          <w:pPr>
+            <w:pStyle w:val="TDC1"/>
+            <w:tabs>
+              <w:tab w:val="left" w:pos="720"/>
+              <w:tab w:val="right" w:leader="dot" w:pos="8494"/>
+            </w:tabs>
+            <w:rPr>
+              <w:noProof/>
+            </w:rPr>
+          </w:pPr>
+          <w:hyperlink w:anchor="_Toc227009350" w:history="1">
+            <w:r>
+              <w:rPr>
+                <w:rStyle w:val="Hipervnculo"/>
+                <w:noProof/>
+              </w:rPr>
+              <w:t>3.4.</w:t>
+            </w:r>
+            <w:r>
+              <w:rPr>
+                <w:noProof/>
+              </w:rPr>
+              <w:tab/>
+            </w:r>
+            <w:r>
+              <w:rPr>
+                <w:rStyle w:val="Hipervnculo"/>
+                <w:noProof/>
+              </w:rPr>
+              <w:t>Filtrado de formatos de libro</w:t>
+            </w:r>
+            <w:r>
+              <w:rPr>
+                <w:noProof/>
+                <w:webHidden/>
+              </w:rPr>
+              <w:tab/>
+            </w:r>
+            <w:r>
+              <w:rPr>
+                <w:noProof/>
+                <w:webHidden/>
+              </w:rPr>
+              <w:fldChar w:fldCharType="begin"/>
+            </w:r>
+            <w:r>
+              <w:rPr>
+                <w:noProof/>
+                <w:webHidden/>
+              </w:rPr>
+              <w:instrText xml:space="preserve"> PAGEREF _Toc227009350 \h </w:instrText>
+            </w:r>
+            <w:r>
+              <w:rPr>
+                <w:noProof/>
+                <w:webHidden/>
+              </w:rPr>
+            </w:r>
+            <w:r>
+              <w:rPr>
+                <w:noProof/>
+                <w:webHidden/>
+              </w:rPr>
+              <w:fldChar w:fldCharType="separate"/>
+            </w:r>
+            <w:r>
+              <w:rPr>
+                <w:noProof/>
+                <w:webHidden/>
+              </w:rPr>
+              <w:t>4</w:t>
+            </w:r>
+            <w:r>
+              <w:rPr>
+                <w:noProof/>
+                <w:webHidden/>
+              </w:rPr>
+              <w:fldChar w:fldCharType="end"/>
+            </w:r>
+          </w:hyperlink>
+        </w:p>
+        <w:p>
+          <w:pPr>
+            <w:pStyle w:val="TDC1"/>
+            <w:tabs>
+              <w:tab w:val="left" w:pos="720"/>
+              <w:tab w:val="right" w:leader="dot" w:pos="8494"/>
+            </w:tabs>
+            <w:rPr>
+              <w:noProof/>
+            </w:rPr>
+          </w:pPr>
+          <w:hyperlink w:anchor="_Toc227009351" w:history="1">
+            <w:r>
+              <w:rPr>
+                <w:rStyle w:val="Hipervnculo"/>
+                <w:noProof/>
+              </w:rPr>
+              <w:t>3.5.</w:t>
+            </w:r>
+            <w:r>
+              <w:rPr>
+                <w:noProof/>
+              </w:rPr>
+              <w:tab/>
+            </w:r>
+            <w:r>
+              <w:rPr>
+                <w:rStyle w:val="Hipervnculo"/>
+                <w:noProof/>
+              </w:rPr>
+              <w:t>Eliminación de libros recopilatorios</w:t>
+            </w:r>
+            <w:r>
+              <w:rPr>
+                <w:noProof/>
+                <w:webHidden/>
+              </w:rPr>
+              <w:tab/>
+            </w:r>
+            <w:r>
+              <w:rPr>
+                <w:noProof/>
+                <w:webHidden/>
+              </w:rPr>
+              <w:fldChar w:fldCharType="begin"/>
+            </w:r>
+            <w:r>
+              <w:rPr>
+                <w:noProof/>
+                <w:webHidden/>
+              </w:rPr>
+              <w:instrText xml:space="preserve"> PAGEREF _Toc227009351 \h </w:instrText>
+            </w:r>
+            <w:r>
+              <w:rPr>
+                <w:noProof/>
+                <w:webHidden/>
+              </w:rPr>
+            </w:r>
+            <w:r>
+              <w:rPr>
+                <w:noProof/>
+                <w:webHidden/>
+              </w:rPr>
+              <w:fldChar w:fldCharType="separate"/>
+            </w:r>
+            <w:r>
+              <w:rPr>
+                <w:noProof/>
+                <w:webHidden/>
+              </w:rPr>
+              <w:t>4</w:t>
+            </w:r>
+            <w:r>
+              <w:rPr>
+                <w:noProof/>
+                <w:webHidden/>
+              </w:rPr>
+              <w:fldChar w:fldCharType="end"/>
+            </w:r>
+          </w:hyperlink>
+        </w:p>
+        <w:p>
+          <w:pPr>
+            <w:pStyle w:val="TDC1"/>
+            <w:tabs>
+              <w:tab w:val="left" w:pos="480"/>
+              <w:tab w:val="right" w:leader="dot" w:pos="8494"/>
+            </w:tabs>
+            <w:rPr>
+              <w:noProof/>
+            </w:rPr>
+          </w:pPr>
+          <w:hyperlink w:anchor="_Toc227009352" w:history="1">
+            <w:r>
+              <w:rPr>
+                <w:rStyle w:val="Hipervnculo"/>
+                <w:noProof/>
+              </w:rPr>
+              <w:t>4.</w:t>
+            </w:r>
+            <w:r>
+              <w:rPr>
+                <w:noProof/>
+              </w:rPr>
+              <w:tab/>
+            </w:r>
+            <w:r>
+              <w:rPr>
+                <w:rStyle w:val="Hipervnculo"/>
+                <w:noProof/>
+              </w:rPr>
+              <w:t>Ingeniería de Variables</w:t>
+            </w:r>
+            <w:r>
+              <w:rPr>
+                <w:noProof/>
+                <w:webHidden/>
+              </w:rPr>
+              <w:tab/>
+            </w:r>
+            <w:r>
+              <w:rPr>
+                <w:noProof/>
+                <w:webHidden/>
+              </w:rPr>
+              <w:fldChar w:fldCharType="begin"/>
+            </w:r>
+            <w:r>
+              <w:rPr>
+                <w:noProof/>
+                <w:webHidden/>
+              </w:rPr>
+              <w:instrText xml:space="preserve"> PAGEREF _Toc227009352 \h </w:instrText>
+            </w:r>
+            <w:r>
+              <w:rPr>
+                <w:noProof/>
+                <w:webHidden/>
+              </w:rPr>
+            </w:r>
+            <w:r>
+              <w:rPr>
+                <w:noProof/>
+                <w:webHidden/>
+              </w:rPr>
+              <w:fldChar w:fldCharType="separate"/>
+            </w:r>
+            <w:r>
+              <w:rPr>
+                <w:noProof/>
+                <w:webHidden/>
+              </w:rPr>
+              <w:t>4</w:t>
+            </w:r>
+            <w:r>
+              <w:rPr>
+                <w:noProof/>
+                <w:webHidden/>
+              </w:rPr>
+              <w:fldChar w:fldCharType="end"/>
+            </w:r>
+          </w:hyperlink>
+        </w:p>
+        <w:p>
+          <w:pPr>
+            <w:pStyle w:val="TDC1"/>
+            <w:tabs>
+              <w:tab w:val="left" w:pos="480"/>
+              <w:tab w:val="right" w:leader="dot" w:pos="8494"/>
+            </w:tabs>
+            <w:rPr>
+              <w:noProof/>
+            </w:rPr>
+          </w:pPr>
+          <w:hyperlink w:anchor="_Toc227009353" w:history="1">
+            <w:r>
+              <w:rPr>
+                <w:rStyle w:val="Hipervnculo"/>
+                <w:noProof/>
+              </w:rPr>
+              <w:t>5.</w:t>
+            </w:r>
+            <w:r>
+              <w:rPr>
+                <w:noProof/>
+              </w:rPr>
+              <w:tab/>
+            </w:r>
+            <w:r>
+              <w:rPr>
+                <w:rStyle w:val="Hipervnculo"/>
+                <w:noProof/>
+              </w:rPr>
+              <w:t>Hipótesis Analizadas</w:t>
+            </w:r>
+            <w:r>
+              <w:rPr>
+                <w:noProof/>
+                <w:webHidden/>
+              </w:rPr>
+              <w:tab/>
+            </w:r>
+            <w:r>
+              <w:rPr>
+                <w:noProof/>
+                <w:webHidden/>
+              </w:rPr>
+              <w:fldChar w:fldCharType="begin"/>
+            </w:r>
+            <w:r>
+              <w:rPr>
+                <w:noProof/>
+                <w:webHidden/>
+              </w:rPr>
+              <w:instrText xml:space="preserve"> PAGEREF _Toc227009353 \h </w:instrText>
+            </w:r>
+            <w:r>
+              <w:rPr>
+                <w:noProof/>
+                <w:webHidden/>
+              </w:rPr>
+            </w:r>
+            <w:r>
+              <w:rPr>
+                <w:noProof/>
+                <w:webHidden/>
+              </w:rPr>
+              <w:fldChar w:fldCharType="separate"/>
+            </w:r>
+            <w:r>
+              <w:rPr>
+                <w:noProof/>
+                <w:webHidden/>
+              </w:rPr>
+              <w:t>4</w:t>
+            </w:r>
+            <w:r>
+              <w:rPr>
+                <w:noProof/>
+                <w:webHidden/>
+              </w:rPr>
+              <w:fldChar w:fldCharType="end"/>
+            </w:r>
+          </w:hyperlink>
+        </w:p>
+        <w:p>
+          <w:pPr>
+            <w:pStyle w:val="TDC2"/>
+            <w:tabs>
+              <w:tab w:val="right" w:leader="dot" w:pos="8494"/>
+            </w:tabs>
+            <w:rPr>
+              <w:noProof/>
+            </w:rPr>
+          </w:pPr>
+          <w:hyperlink w:anchor="_Toc227009354" w:history="1">
+            <w:r>
+              <w:rPr>
+                <w:rStyle w:val="Hipervnculo"/>
+                <w:noProof/>
+              </w:rPr>
+              <w:t>Hipótesis 1: Los libros con más páginas tienen mejor rating</w:t>
+            </w:r>
+            <w:r>
+              <w:rPr>
+                <w:noProof/>
+                <w:webHidden/>
+              </w:rPr>
+              <w:tab/>
+            </w:r>
+            <w:r>
+              <w:rPr>
+                <w:noProof/>
+                <w:webHidden/>
+              </w:rPr>
+              <w:fldChar w:fldCharType="begin"/>
+            </w:r>
+            <w:r>
+              <w:rPr>
+                <w:noProof/>
+                <w:webHidden/>
+              </w:rPr>
+              <w:instrText xml:space="preserve"> PAGEREF _Toc227009354 \h </w:instrText>
+            </w:r>
+            <w:r>
+              <w:rPr>
+                <w:noProof/>
+                <w:webHidden/>
+              </w:rPr>
+            </w:r>
+            <w:r>
+              <w:rPr>
+                <w:noProof/>
+                <w:webHidden/>
+              </w:rPr>
+              <w:fldChar w:fldCharType="separate"/>
+            </w:r>
+            <w:r>
+              <w:rPr>
+                <w:noProof/>
+                <w:webHidden/>
+              </w:rPr>
+              <w:t>4</w:t>
+            </w:r>
+            <w:r>
+              <w:rPr>
+                <w:noProof/>
+                <w:webHidden/>
+              </w:rPr>
+              <w:fldChar w:fldCharType="end"/>
+            </w:r>
+          </w:hyperlink>
+        </w:p>
+        <w:p>
+          <w:pPr>
+            <w:pStyle w:val="TDC2"/>
+            <w:tabs>
+              <w:tab w:val="right" w:leader="dot" w:pos="8494"/>
+            </w:tabs>
+            <w:rPr>
+              <w:noProof/>
+            </w:rPr>
+          </w:pPr>
+          <w:hyperlink w:anchor="_Toc227009355" w:history="1">
+            <w:r>
+              <w:rPr>
+                <w:rStyle w:val="Hipervnculo"/>
+                <w:noProof/>
+              </w:rPr>
+              <w:t>Hipótesis 2: Los libros en formato Hardcover tienen mejor rating</w:t>
+            </w:r>
+            <w:r>
+              <w:rPr>
+                <w:noProof/>
+                <w:webHidden/>
+              </w:rPr>
+              <w:tab/>
+            </w:r>
+            <w:r>
+              <w:rPr>
+                <w:noProof/>
+                <w:webHidden/>
+              </w:rPr>
+              <w:fldChar w:fldCharType="begin"/>
+            </w:r>
+            <w:r>
+              <w:rPr>
+                <w:noProof/>
+                <w:webHidden/>
+              </w:rPr>
+              <w:instrText xml:space="preserve"> PAGEREF _Toc227009355 \h </w:instrText>
+            </w:r>
+            <w:r>
+              <w:rPr>
+                <w:noProof/>
+                <w:webHidden/>
+              </w:rPr>
+            </w:r>
+            <w:r>
+              <w:rPr>
+                <w:noProof/>
+                <w:webHidden/>
+              </w:rPr>
+              <w:fldChar w:fldCharType="separate"/>
+            </w:r>
+            <w:r>
+              <w:rPr>
+                <w:noProof/>
+                <w:webHidden/>
+              </w:rPr>
+              <w:t>4</w:t>
+            </w:r>
+            <w:r>
+              <w:rPr>
+                <w:noProof/>
+                <w:webHidden/>
+              </w:rPr>
+              <w:fldChar w:fldCharType="end"/>
+            </w:r>
+          </w:hyperlink>
+        </w:p>
+        <w:p>
+          <w:pPr>
+            <w:pStyle w:val="TDC2"/>
+            <w:tabs>
+              <w:tab w:val="right" w:leader="dot" w:pos="8494"/>
+            </w:tabs>
+            <w:rPr>
+              <w:noProof/>
+            </w:rPr>
+          </w:pPr>
+          <w:hyperlink w:anchor="_Toc227009356" w:history="1">
+            <w:r>
+              <w:rPr>
+                <w:rStyle w:val="Hipervnculo"/>
+                <w:noProof/>
+              </w:rPr>
+              <w:t>Hipótesis 3: Las series tienen mejores ratings que los libros individuales</w:t>
+            </w:r>
+            <w:r>
+              <w:rPr>
+                <w:noProof/>
+                <w:webHidden/>
+              </w:rPr>
+              <w:tab/>
+            </w:r>
+            <w:r>
+              <w:rPr>
+                <w:noProof/>
+                <w:webHidden/>
+              </w:rPr>
+              <w:fldChar w:fldCharType="begin"/>
+            </w:r>
+            <w:r>
+              <w:rPr>
+                <w:noProof/>
+                <w:webHidden/>
+              </w:rPr>
+              <w:instrText xml:space="preserve"> PAGEREF _Toc227009356 \h </w:instrText>
+            </w:r>
+            <w:r>
+              <w:rPr>
+                <w:noProof/>
+                <w:webHidden/>
+              </w:rPr>
+            </w:r>
+            <w:r>
+              <w:rPr>
+                <w:noProof/>
+                <w:webHidden/>
+              </w:rPr>
+              <w:fldChar w:fldCharType="separate"/>
+            </w:r>
+            <w:r>
+              <w:rPr>
+                <w:noProof/>
+                <w:webHidden/>
+              </w:rPr>
+              <w:t>5</w:t>
+            </w:r>
+            <w:r>
+              <w:rPr>
+                <w:noProof/>
+                <w:webHidden/>
+              </w:rPr>
+              <w:fldChar w:fldCharType="end"/>
+            </w:r>
+          </w:hyperlink>
+        </w:p>
+        <w:p>
+          <w:pPr>
+            <w:pStyle w:val="TDC2"/>
+            <w:tabs>
+              <w:tab w:val="right" w:leader="dot" w:pos="8494"/>
+            </w:tabs>
+            <w:rPr>
+              <w:noProof/>
+            </w:rPr>
+          </w:pPr>
+          <w:hyperlink w:anchor="_Toc227009357" w:history="1">
+            <w:r>
+              <w:rPr>
+                <w:rStyle w:val="Hipervnculo"/>
+                <w:noProof/>
+              </w:rPr>
+              <w:t>Hipótesis 4: Los autores populares concentran la mayoría de las valoraciones</w:t>
+            </w:r>
+            <w:r>
+              <w:rPr>
+                <w:noProof/>
+                <w:webHidden/>
+              </w:rPr>
+              <w:tab/>
+            </w:r>
+            <w:r>
+              <w:rPr>
+                <w:noProof/>
+                <w:webHidden/>
+              </w:rPr>
+              <w:fldChar w:fldCharType="begin"/>
+            </w:r>
+            <w:r>
+              <w:rPr>
+                <w:noProof/>
+                <w:webHidden/>
+              </w:rPr>
+              <w:instrText xml:space="preserve"> PAGEREF _Toc227009357 \h </w:instrText>
+            </w:r>
+            <w:r>
+              <w:rPr>
+                <w:noProof/>
+                <w:webHidden/>
+              </w:rPr>
+            </w:r>
+            <w:r>
+              <w:rPr>
+                <w:noProof/>
+                <w:webHidden/>
+              </w:rPr>
+              <w:fldChar w:fldCharType="separate"/>
+            </w:r>
+            <w:r>
+              <w:rPr>
+                <w:noProof/>
+                <w:webHidden/>
+              </w:rPr>
+              <w:t>5</w:t>
+            </w:r>
+            <w:r>
+              <w:rPr>
+                <w:noProof/>
+                <w:webHidden/>
+              </w:rPr>
+              <w:fldChar w:fldCharType="end"/>
+            </w:r>
+          </w:hyperlink>
+        </w:p>
+        <w:p>
+          <w:pPr>
+            <w:pStyle w:val="TDC2"/>
+            <w:tabs>
+              <w:tab w:val="right" w:leader="dot" w:pos="8494"/>
+            </w:tabs>
+            <w:rPr>
+              <w:noProof/>
+            </w:rPr>
+          </w:pPr>
+          <w:hyperlink w:anchor="_Toc227009358" w:history="1">
+            <w:r>
+              <w:rPr>
+                <w:rStyle w:val="Hipervnculo"/>
+                <w:noProof/>
+              </w:rPr>
+              <w:t>Hipótesis 5: Los autores populares tienen más premios</w:t>
+            </w:r>
+            <w:r>
+              <w:rPr>
+                <w:noProof/>
+                <w:webHidden/>
+              </w:rPr>
+              <w:tab/>
+            </w:r>
+            <w:r>
+              <w:rPr>
+                <w:noProof/>
+                <w:webHidden/>
+              </w:rPr>
+              <w:fldChar w:fldCharType="begin"/>
+            </w:r>
+            <w:r>
+              <w:rPr>
+                <w:noProof/>
+                <w:webHidden/>
+              </w:rPr>
+              <w:instrText xml:space="preserve"> PAGEREF _Toc227009358 \h </w:instrText>
+            </w:r>
+            <w:r>
+              <w:rPr>
+                <w:noProof/>
+                <w:webHidden/>
+              </w:rPr>
+            </w:r>
+            <w:r>
+              <w:rPr>
+                <w:noProof/>
+                <w:webHidden/>
+              </w:rPr>
+              <w:fldChar w:fldCharType="separate"/>
+            </w:r>
+            <w:r>
+              <w:rPr>
+                <w:noProof/>
+                <w:webHidden/>
+              </w:rPr>
+              <w:t>5</w:t>
+            </w:r>
+            <w:r>
+              <w:rPr>
+                <w:noProof/>
+                <w:webHidden/>
+              </w:rPr>
+              <w:fldChar w:fldCharType="end"/>
+            </w:r>
+          </w:hyperlink>
+        </w:p>
+        <w:p>
+          <w:pPr>
+            <w:pStyle w:val="TDC1"/>
+            <w:tabs>
+              <w:tab w:val="left" w:pos="480"/>
+              <w:tab w:val="right" w:leader="dot" w:pos="8494"/>
+            </w:tabs>
+            <w:rPr>
+              <w:noProof/>
+            </w:rPr>
+          </w:pPr>
+          <w:hyperlink w:anchor="_Toc227009359" w:history="1">
+            <w:r>
+              <w:rPr>
+                <w:rStyle w:val="Hipervnculo"/>
+                <w:noProof/>
+              </w:rPr>
+              <w:t>6.</w:t>
+            </w:r>
+            <w:r>
+              <w:rPr>
+                <w:noProof/>
+              </w:rPr>
+              <w:tab/>
+            </w:r>
+            <w:r>
+              <w:rPr>
+                <w:rStyle w:val="Hipervnculo"/>
+                <w:noProof/>
+              </w:rPr>
+              <w:t>Resultados</w:t>
+            </w:r>
+            <w:r>
+              <w:rPr>
+                <w:noProof/>
+                <w:webHidden/>
+              </w:rPr>
+              <w:tab/>
+            </w:r>
+            <w:r>
+              <w:rPr>
+                <w:noProof/>
+                <w:webHidden/>
+              </w:rPr>
+              <w:fldChar w:fldCharType="begin"/>
+            </w:r>
+            <w:r>
+              <w:rPr>
+                <w:noProof/>
+                <w:webHidden/>
+              </w:rPr>
+              <w:instrText xml:space="preserve"> PAGEREF _Toc227009359 \h </w:instrText>
+            </w:r>
+            <w:r>
+              <w:rPr>
+                <w:noProof/>
+                <w:webHidden/>
+              </w:rPr>
+            </w:r>
+            <w:r>
+              <w:rPr>
+                <w:noProof/>
+                <w:webHidden/>
+              </w:rPr>
+              <w:fldChar w:fldCharType="separate"/>
+            </w:r>
+            <w:r>
+              <w:rPr>
+                <w:noProof/>
+                <w:webHidden/>
+              </w:rPr>
+              <w:t>5</w:t>
+            </w:r>
+            <w:r>
+              <w:rPr>
+                <w:noProof/>
+                <w:webHidden/>
+              </w:rPr>
+              <w:fldChar w:fldCharType="end"/>
+            </w:r>
+          </w:hyperlink>
+        </w:p>
+        <w:p>
+          <w:pPr>
+            <w:pStyle w:val="TDC1"/>
+            <w:tabs>
+              <w:tab w:val="left" w:pos="480"/>
+              <w:tab w:val="right" w:leader="dot" w:pos="8494"/>
+            </w:tabs>
+            <w:rPr>
+              <w:noProof/>
+            </w:rPr>
+          </w:pPr>
+          <w:hyperlink w:anchor="_Toc227009360" w:history="1">
+            <w:r>
+              <w:rPr>
+                <w:rStyle w:val="Hipervnculo"/>
+                <w:noProof/>
+              </w:rPr>
+              <w:t>7.</w:t>
+            </w:r>
+            <w:r>
+              <w:rPr>
+                <w:noProof/>
+              </w:rPr>
+              <w:tab/>
+            </w:r>
+            <w:r>
+              <w:rPr>
+                <w:rStyle w:val="Hipervnculo"/>
+                <w:noProof/>
+              </w:rPr>
+              <w:t>Conclusiones</w:t>
+            </w:r>
+            <w:r>
+              <w:rPr>
+                <w:noProof/>
+                <w:webHidden/>
+              </w:rPr>
+              <w:tab/>
+            </w:r>
+            <w:r>
+              <w:rPr>
+                <w:noProof/>
+                <w:webHidden/>
+              </w:rPr>
+              <w:fldChar w:fldCharType="begin"/>
+            </w:r>
+            <w:r>
+              <w:rPr>
+                <w:noProof/>
+                <w:webHidden/>
+              </w:rPr>
+              <w:instrText xml:space="preserve"> PAGEREF _Toc227009360 \h </w:instrText>
+            </w:r>
+            <w:r>
+              <w:rPr>
+                <w:noProof/>
+                <w:webHidden/>
+              </w:rPr>
+            </w:r>
+            <w:r>
+              <w:rPr>
+                <w:noProof/>
+                <w:webHidden/>
+              </w:rPr>
+              <w:fldChar w:fldCharType="separate"/>
+            </w:r>
+            <w:r>
+              <w:rPr>
+                <w:noProof/>
+                <w:webHidden/>
+              </w:rPr>
+              <w:t>5</w:t>
+            </w:r>
+            <w:r>
+              <w:rPr>
+                <w:noProof/>
+                <w:webHidden/>
+              </w:rPr>
+              <w:fldChar w:fldCharType="end"/>
+            </w:r>
+          </w:hyperlink>
+        </w:p>
+        <w:p>
+          <w:pPr>
+            <w:pStyle w:val="TDC1"/>
+            <w:tabs>
+              <w:tab w:val="left" w:pos="480"/>
+              <w:tab w:val="right" w:leader="dot" w:pos="8494"/>
+            </w:tabs>
+            <w:rPr>
+              <w:noProof/>
+            </w:rPr>
+          </w:pPr>
+          <w:hyperlink w:anchor="_Toc227009361" w:history="1">
+            <w:r>
+              <w:rPr>
+                <w:rStyle w:val="Hipervnculo"/>
+                <w:noProof/>
+              </w:rPr>
+              <w:t>8.</w:t>
+            </w:r>
+            <w:r>
+              <w:rPr>
+                <w:noProof/>
+              </w:rPr>
+              <w:tab/>
+            </w:r>
+            <w:r>
+              <w:rPr>
+                <w:rStyle w:val="Hipervnculo"/>
+                <w:noProof/>
+              </w:rPr>
+              <w:t>Herramientas y Librerías Utilizadas</w:t>
+            </w:r>
+            <w:r>
+              <w:rPr>
+                <w:noProof/>
+                <w:webHidden/>
+              </w:rPr>
+              <w:tab/>
+            </w:r>
+            <w:r>
+              <w:rPr>
+                <w:noProof/>
+                <w:webHidden/>
+              </w:rPr>
+              <w:fldChar w:fldCharType="begin"/>
+            </w:r>
+            <w:r>
+              <w:rPr>
+                <w:noProof/>
+                <w:webHidden/>
+              </w:rPr>
+              <w:instrText xml:space="preserve"> PAGEREF _Toc227009361 \h </w:instrText>
+            </w:r>
+            <w:r>
+              <w:rPr>
+                <w:noProof/>
+                <w:webHidden/>
+              </w:rPr>
+            </w:r>
+            <w:r>
+              <w:rPr>
+                <w:noProof/>
+                <w:webHidden/>
+              </w:rPr>
+              <w:fldChar w:fldCharType="separate"/>
+            </w:r>
+            <w:r>
+              <w:rPr>
+                <w:noProof/>
+                <w:webHidden/>
+              </w:rPr>
+              <w:t>6</w:t>
+            </w:r>
+            <w:r>
+              <w:rPr>
+                <w:noProof/>
+                <w:webHidden/>
+              </w:rPr>
+              <w:fldChar w:fldCharType="end"/>
+            </w:r>
+          </w:hyperlink>
+        </w:p>
+        <w:p>
+          <w:pPr>
+            <w:pStyle w:val="TDC1"/>
+            <w:tabs>
+              <w:tab w:val="left" w:pos="480"/>
+              <w:tab w:val="right" w:leader="dot" w:pos="8494"/>
+            </w:tabs>
+            <w:rPr>
+              <w:noProof/>
+            </w:rPr>
+          </w:pPr>
+          <w:hyperlink w:anchor="_Toc227009362" w:history="1">
+            <w:r>
+              <w:rPr>
+                <w:rStyle w:val="Hipervnculo"/>
+                <w:noProof/>
+              </w:rPr>
+              <w:t>9.</w:t>
+            </w:r>
+            <w:r>
+              <w:rPr>
+                <w:noProof/>
+              </w:rPr>
+              <w:tab/>
+            </w:r>
+            <w:r>
+              <w:rPr>
+                <w:rStyle w:val="Hipervnculo"/>
+                <w:noProof/>
+              </w:rPr>
+              <w:t>Referencia dataset</w:t>
+            </w:r>
+            <w:r>
+              <w:rPr>
+                <w:noProof/>
+                <w:webHidden/>
+              </w:rPr>
+              <w:tab/>
+            </w:r>
+            <w:r>
+              <w:rPr>
+                <w:noProof/>
+                <w:webHidden/>
+              </w:rPr>
+              <w:fldChar w:fldCharType="begin"/>
+            </w:r>
+            <w:r>
+              <w:rPr>
+                <w:noProof/>
+                <w:webHidden/>
+              </w:rPr>
+              <w:instrText xml:space="preserve"> PAGEREF _Toc227009362 \h </w:instrText>
+            </w:r>
+            <w:r>
+              <w:rPr>
+                <w:noProof/>
+                <w:webHidden/>
+              </w:rPr>
+            </w:r>
+            <w:r>
+              <w:rPr>
+                <w:noProof/>
+                <w:webHidden/>
+              </w:rPr>
+              <w:fldChar w:fldCharType="separate"/>
+            </w:r>
+            <w:r>
+              <w:rPr>
+                <w:noProof/>
+                <w:webHidden/>
+              </w:rPr>
+              <w:t>6</w:t>
+            </w:r>
+            <w:r>
+              <w:rPr>
+                <w:noProof/>
+                <w:webHidden/>
+              </w:rPr>
+              <w:fldChar w:fldCharType="end"/>
+            </w:r>
+          </w:hyperlink>
+        </w:p>
+        <w:p>
+          <w:r>
+            <w:rPr>
+              <w:b/>
+              <w:bCs/>
+              <w:noProof/>
+            </w:rPr>
+            <w:fldChar w:fldCharType="end"/>
+          </w:r>
+        </w:p>
+      </w:sdtContent>
+    </w:sdt>
+    <w:p>
+      <w:pPr>
+        <w:rPr>
+          <w:rFonts w:asciiTheme="majorHAnsi" w:eastAsiaTheme="majorEastAsia" w:hAnsiTheme="majorHAnsi" w:cstheme="majorBidi"/>
+          <w:color w:val="0F4761" w:themeColor="accent1" w:themeShade="BF"/>
+          <w:sz w:val="40"/>
+        </w:rPr>
+      </w:pPr>
+      <w:r>
+        <w:br w:type="page"/>
+      </w:r>
+    </w:p>
     <w:p>
       <w:pPr>
         <w:pStyle w:val="Ttulo1"/>
-      </w:pPr>
-      <w:r>
-        <w:t>1. Introducción</w:t>
-      </w:r>
-    </w:p>
-    <w:p>
-      <w:pPr>
-        <w:spacing w:before="480" w:after="240"/>
-        <w:jc w:val="both"/>
-      </w:pPr>
-    </w:p>
-    <w:p/>
+        <w:numPr>
+          <w:ilvl w:val="0"/>
+          <w:numId w:val="5"/>
+        </w:numPr>
+        <w:spacing w:before="0"/>
+      </w:pPr>
+      <w:bookmarkStart w:id="0" w:name="_Toc227009344"/>
+      <w:r>
+        <w:lastRenderedPageBreak/>
+        <w:t>Introducción</w:t>
+      </w:r>
+      <w:bookmarkEnd w:id="0"/>
+    </w:p>
+    <w:p>
+      <w:pPr>
+        <w:spacing w:after="240"/>
+        <w:jc w:val="both"/>
+      </w:pPr>
+      <w:r>
+        <w:t xml:space="preserve">En este documento se recoge el </w:t>
+      </w:r>
+      <w:proofErr w:type="spellStart"/>
+      <w:r>
+        <w:t>proceso</w:t>
+      </w:r>
+      <w:proofErr w:type="spellEnd"/>
+      <w:r>
+        <w:t xml:space="preserve"> de un análisis exploratorio de datos (EDA) realizado sobre un </w:t>
+      </w:r>
+      <w:proofErr w:type="spellStart"/>
+      <w:r>
+        <w:t>dataset</w:t>
+      </w:r>
+      <w:proofErr w:type="spellEnd"/>
+      <w:r>
+        <w:t xml:space="preserve"> de </w:t>
+      </w:r>
+      <w:proofErr w:type="spellStart"/>
+      <w:r>
+        <w:t>Kaggle</w:t>
+      </w:r>
+      <w:proofErr w:type="spellEnd"/>
+      <w:r>
+        <w:t xml:space="preserve"> que se explicará a continuación, sobre la plataforma social de libros </w:t>
+      </w:r>
+      <w:proofErr w:type="spellStart"/>
+      <w:r>
+        <w:t>Goodreads</w:t>
+      </w:r>
+      <w:proofErr w:type="spellEnd"/>
+      <w:r>
+        <w:t xml:space="preserve">. </w:t>
+      </w:r>
+      <w:r>
+        <w:t xml:space="preserve">El objetivo principal del proyecto es analizar los factores que influyen en los ratings de los libros </w:t>
+      </w:r>
+      <w:r>
+        <w:t>en</w:t>
+      </w:r>
+      <w:r>
+        <w:t xml:space="preserve"> la plataforma </w:t>
+      </w:r>
+      <w:proofErr w:type="spellStart"/>
+      <w:r>
+        <w:t>Goodreads</w:t>
+      </w:r>
+      <w:proofErr w:type="spellEnd"/>
+      <w:r>
+        <w:t>, una de las mayores comunidades de lectores del mundo</w:t>
+      </w:r>
+      <w:r>
+        <w:t>.</w:t>
+      </w:r>
+    </w:p>
+    <w:p>
+      <w:pPr>
+        <w:spacing w:after="240"/>
+        <w:jc w:val="both"/>
+        <w:rPr>
+          <w:rFonts w:asciiTheme="majorHAnsi" w:eastAsiaTheme="majorEastAsia" w:hAnsiTheme="majorHAnsi" w:cstheme="majorBidi"/>
+          <w:b/>
+          <w:bCs/>
+          <w:color w:val="0F4761" w:themeColor="accent1" w:themeShade="BF"/>
+          <w:sz w:val="32"/>
+          <w:szCs w:val="32"/>
+          <w:lang w:eastAsia="en-US"/>
+        </w:rPr>
+      </w:pPr>
+      <w:r>
+        <w:rPr>
+          <w:rFonts w:asciiTheme="majorHAnsi" w:eastAsiaTheme="majorEastAsia" w:hAnsiTheme="majorHAnsi" w:cstheme="majorBidi"/>
+          <w:b/>
+          <w:bCs/>
+          <w:color w:val="0F4761" w:themeColor="accent1" w:themeShade="BF"/>
+          <w:sz w:val="32"/>
+          <w:szCs w:val="32"/>
+          <w:lang w:eastAsia="en-US"/>
+        </w:rPr>
+        <w:t xml:space="preserve">¿Qué es </w:t>
+      </w:r>
+      <w:proofErr w:type="spellStart"/>
+      <w:r>
+        <w:rPr>
+          <w:rFonts w:asciiTheme="majorHAnsi" w:eastAsiaTheme="majorEastAsia" w:hAnsiTheme="majorHAnsi" w:cstheme="majorBidi"/>
+          <w:b/>
+          <w:bCs/>
+          <w:color w:val="0F4761" w:themeColor="accent1" w:themeShade="BF"/>
+          <w:sz w:val="32"/>
+          <w:szCs w:val="32"/>
+          <w:lang w:eastAsia="en-US"/>
+        </w:rPr>
+        <w:t>Goodreads</w:t>
+      </w:r>
+      <w:proofErr w:type="spellEnd"/>
+      <w:r>
+        <w:rPr>
+          <w:rFonts w:asciiTheme="majorHAnsi" w:eastAsiaTheme="majorEastAsia" w:hAnsiTheme="majorHAnsi" w:cstheme="majorBidi"/>
+          <w:b/>
+          <w:bCs/>
+          <w:color w:val="0F4761" w:themeColor="accent1" w:themeShade="BF"/>
+          <w:sz w:val="32"/>
+          <w:szCs w:val="32"/>
+          <w:lang w:eastAsia="en-US"/>
+        </w:rPr>
+        <w:t>?</w:t>
+      </w:r>
+    </w:p>
+    <w:p>
+      <w:pPr>
+        <w:spacing w:after="240"/>
+        <w:jc w:val="both"/>
+      </w:pPr>
+      <w:proofErr w:type="spellStart"/>
+      <w:r>
+        <w:t>Goodreads</w:t>
+      </w:r>
+      <w:proofErr w:type="spellEnd"/>
+      <w:r>
+        <w:t xml:space="preserve"> es</w:t>
+      </w:r>
+      <w:r>
+        <w:t xml:space="preserve"> </w:t>
+      </w:r>
+      <w:proofErr w:type="spellStart"/>
+      <w:r>
+        <w:t>es</w:t>
+      </w:r>
+      <w:proofErr w:type="spellEnd"/>
+      <w:r>
+        <w:t xml:space="preserve"> una red social orientada a la lectura y los libros, que permite a sus usuarios descubrir, valorar, reseñar y organizar sus lecturas</w:t>
+      </w:r>
+      <w:r>
+        <w:t xml:space="preserve">. </w:t>
+      </w:r>
+      <w:r>
+        <w:t>Fundada en 2007 y adquirida por Amazon en 2013, se ha convertido en una de las plataformas de referencia más grandes del mundo para lectores y escritores.</w:t>
+      </w:r>
+    </w:p>
+    <w:p>
+      <w:pPr>
+        <w:spacing w:after="240"/>
+        <w:jc w:val="both"/>
+      </w:pPr>
+      <w:r>
+        <w:t>Entre sus principales funcionalidades destacan:</w:t>
+      </w:r>
+    </w:p>
+    <w:p>
+      <w:pPr>
+        <w:pStyle w:val="Prrafodelista"/>
+        <w:numPr>
+          <w:ilvl w:val="0"/>
+          <w:numId w:val="1"/>
+        </w:numPr>
+        <w:spacing w:after="240"/>
+        <w:jc w:val="both"/>
+      </w:pPr>
+      <w:r>
+        <w:rPr>
+          <w:b/>
+          <w:bCs/>
+        </w:rPr>
+        <w:t>Catálogo de libros:</w:t>
+      </w:r>
+      <w:r>
+        <w:t xml:space="preserve"> millones de títulos con información detallada (autor, género, páginas, etc.)</w:t>
+      </w:r>
+    </w:p>
+    <w:p>
+      <w:pPr>
+        <w:pStyle w:val="Prrafodelista"/>
+        <w:numPr>
+          <w:ilvl w:val="0"/>
+          <w:numId w:val="1"/>
+        </w:numPr>
+        <w:spacing w:after="240"/>
+        <w:jc w:val="both"/>
+      </w:pPr>
+      <w:r>
+        <w:rPr>
+          <w:b/>
+          <w:bCs/>
+        </w:rPr>
+        <w:t>Valoraciones y reseñas:</w:t>
+      </w:r>
+      <w:r>
+        <w:t xml:space="preserve"> los usuarios pueden puntuar libros y compartir opiniones con la comunidad.</w:t>
+      </w:r>
+    </w:p>
+    <w:p>
+      <w:pPr>
+        <w:pStyle w:val="Prrafodelista"/>
+        <w:numPr>
+          <w:ilvl w:val="0"/>
+          <w:numId w:val="1"/>
+        </w:numPr>
+        <w:spacing w:after="240"/>
+        <w:jc w:val="both"/>
+      </w:pPr>
+      <w:r>
+        <w:rPr>
+          <w:b/>
+          <w:bCs/>
+        </w:rPr>
+        <w:t>Listas personalizadas:</w:t>
+      </w:r>
+      <w:r>
+        <w:t xml:space="preserve"> permite crear estanterías virtuales como "leídos", "leyendo" o "quiero leer".</w:t>
+      </w:r>
+    </w:p>
+    <w:p>
+      <w:pPr>
+        <w:pStyle w:val="Prrafodelista"/>
+        <w:numPr>
+          <w:ilvl w:val="0"/>
+          <w:numId w:val="1"/>
+        </w:numPr>
+        <w:spacing w:after="240"/>
+        <w:jc w:val="both"/>
+      </w:pPr>
+      <w:r>
+        <w:rPr>
+          <w:b/>
+          <w:bCs/>
+        </w:rPr>
+        <w:t>Rankings y listas:</w:t>
+      </w:r>
+      <w:r>
+        <w:t xml:space="preserve"> publica selecciones como el </w:t>
+      </w:r>
+      <w:proofErr w:type="spellStart"/>
+      <w:r>
+        <w:t>Best</w:t>
+      </w:r>
+      <w:proofErr w:type="spellEnd"/>
+      <w:r>
+        <w:t xml:space="preserve"> </w:t>
+      </w:r>
+      <w:proofErr w:type="spellStart"/>
+      <w:r>
+        <w:t>Books</w:t>
+      </w:r>
+      <w:proofErr w:type="spellEnd"/>
+      <w:r>
+        <w:t>, que recoge los libros mejor valorados por año y género</w:t>
+      </w:r>
+    </w:p>
+    <w:p>
+      <w:pPr>
+        <w:pStyle w:val="Prrafodelista"/>
+        <w:numPr>
+          <w:ilvl w:val="0"/>
+          <w:numId w:val="1"/>
+        </w:numPr>
+        <w:spacing w:after="240"/>
+        <w:jc w:val="both"/>
+      </w:pPr>
+      <w:r>
+        <w:rPr>
+          <w:rStyle w:val="Fuerte"/>
+        </w:rPr>
+        <w:t>Comunidad social</w:t>
+      </w:r>
+      <w:r>
+        <w:t>: conecta lectores con intereses similares y con autores</w:t>
+      </w:r>
+    </w:p>
+    <w:p>
+      <w:pPr>
+        <w:spacing w:after="240"/>
+        <w:jc w:val="both"/>
+        <w:rPr>
+          <w:rFonts w:asciiTheme="majorHAnsi" w:eastAsiaTheme="majorEastAsia" w:hAnsiTheme="majorHAnsi" w:cstheme="majorBidi"/>
+          <w:b/>
+          <w:bCs/>
+          <w:color w:val="0F4761" w:themeColor="accent1" w:themeShade="BF"/>
+          <w:sz w:val="32"/>
+          <w:szCs w:val="32"/>
+          <w:lang w:eastAsia="en-US"/>
+        </w:rPr>
+      </w:pPr>
+      <w:r>
+        <w:rPr>
+          <w:rFonts w:asciiTheme="majorHAnsi" w:eastAsiaTheme="majorEastAsia" w:hAnsiTheme="majorHAnsi" w:cstheme="majorBidi"/>
+          <w:b/>
+          <w:bCs/>
+          <w:color w:val="0F4761" w:themeColor="accent1" w:themeShade="BF"/>
+          <w:sz w:val="32"/>
+          <w:szCs w:val="32"/>
+          <w:lang w:eastAsia="en-US"/>
+        </w:rPr>
+        <w:t xml:space="preserve">¿Qué es </w:t>
+      </w:r>
+      <w:proofErr w:type="spellStart"/>
+      <w:r>
+        <w:rPr>
+          <w:rFonts w:asciiTheme="majorHAnsi" w:eastAsiaTheme="majorEastAsia" w:hAnsiTheme="majorHAnsi" w:cstheme="majorBidi"/>
+          <w:b/>
+          <w:bCs/>
+          <w:color w:val="0F4761" w:themeColor="accent1" w:themeShade="BF"/>
+          <w:sz w:val="32"/>
+          <w:szCs w:val="32"/>
+          <w:lang w:eastAsia="en-US"/>
+        </w:rPr>
+        <w:t>Kaggle</w:t>
+      </w:r>
+      <w:proofErr w:type="spellEnd"/>
+      <w:r>
+        <w:rPr>
+          <w:rFonts w:asciiTheme="majorHAnsi" w:eastAsiaTheme="majorEastAsia" w:hAnsiTheme="majorHAnsi" w:cstheme="majorBidi"/>
+          <w:b/>
+          <w:bCs/>
+          <w:color w:val="0F4761" w:themeColor="accent1" w:themeShade="BF"/>
+          <w:sz w:val="32"/>
+          <w:szCs w:val="32"/>
+          <w:lang w:eastAsia="en-US"/>
+        </w:rPr>
+        <w:t>?</w:t>
+      </w:r>
+    </w:p>
+    <w:p>
+      <w:pPr>
+        <w:spacing w:before="240"/>
+        <w:jc w:val="both"/>
+      </w:pPr>
+      <w:r>
+        <w:t xml:space="preserve">El </w:t>
+      </w:r>
+      <w:proofErr w:type="spellStart"/>
+      <w:r>
+        <w:t>dataset</w:t>
+      </w:r>
+      <w:proofErr w:type="spellEnd"/>
+      <w:r>
+        <w:t xml:space="preserve"> original </w:t>
+      </w:r>
+      <w:r>
+        <w:t xml:space="preserve">se descargó de la plataforma online </w:t>
+      </w:r>
+      <w:proofErr w:type="spellStart"/>
+      <w:r>
+        <w:t>Kaggle</w:t>
+      </w:r>
+      <w:proofErr w:type="spellEnd"/>
+      <w:r>
+        <w:t xml:space="preserve"> </w:t>
+      </w:r>
+      <w:r>
+        <w:t xml:space="preserve">propiedad de Google </w:t>
+      </w:r>
+      <w:r>
+        <w:t xml:space="preserve">y </w:t>
+      </w:r>
+      <w:r>
+        <w:t xml:space="preserve">orientada a la ciencia de datos y </w:t>
+      </w:r>
+      <w:r>
+        <w:t>a</w:t>
+      </w:r>
+      <w:r>
+        <w:t xml:space="preserve">l machine </w:t>
+      </w:r>
+      <w:proofErr w:type="spellStart"/>
+      <w:r>
+        <w:t>learning</w:t>
+      </w:r>
+      <w:proofErr w:type="spellEnd"/>
+      <w:r>
+        <w:t xml:space="preserve">. </w:t>
+      </w:r>
+      <w:r>
+        <w:t>Esta plataforma o</w:t>
+      </w:r>
+      <w:r>
+        <w:t xml:space="preserve">frece </w:t>
+      </w:r>
+      <w:proofErr w:type="spellStart"/>
+      <w:r>
+        <w:rPr>
+          <w:b/>
+          <w:bCs/>
+        </w:rPr>
+        <w:t>d</w:t>
+      </w:r>
+      <w:r>
+        <w:rPr>
+          <w:b/>
+          <w:bCs/>
+        </w:rPr>
+        <w:t>atasets</w:t>
+      </w:r>
+      <w:proofErr w:type="spellEnd"/>
+      <w:r>
+        <w:rPr>
+          <w:b/>
+          <w:bCs/>
+        </w:rPr>
+        <w:t xml:space="preserve"> públicos</w:t>
+      </w:r>
+      <w:r>
+        <w:t xml:space="preserve"> para practicar y explorar</w:t>
+      </w:r>
+      <w:r>
+        <w:t xml:space="preserve">, </w:t>
+      </w:r>
+      <w:r>
+        <w:t>n</w:t>
+      </w:r>
+      <w:r>
+        <w:t>otebooks interactivos en la nube para análisis y modelado</w:t>
+      </w:r>
+      <w:r>
+        <w:t>, u</w:t>
+      </w:r>
+      <w:r>
+        <w:t>na gran comunidad de científicos de datos y analistas de todo el mundo</w:t>
+      </w:r>
+      <w:r>
+        <w:t>, y hasta c</w:t>
+      </w:r>
+      <w:r>
+        <w:t>ompeticiones de ciencia de datos con premios reales.</w:t>
+      </w:r>
+    </w:p>
+    <w:p>
+      <w:pPr>
+        <w:pStyle w:val="Ttulo1"/>
+        <w:numPr>
+          <w:ilvl w:val="0"/>
+          <w:numId w:val="5"/>
+        </w:numPr>
+        <w:jc w:val="both"/>
+      </w:pPr>
+      <w:bookmarkStart w:id="1" w:name="_Toc227009345"/>
+      <w:r>
+        <w:t xml:space="preserve">Descripción del </w:t>
+      </w:r>
+      <w:proofErr w:type="spellStart"/>
+      <w:r>
+        <w:t>Dataset</w:t>
+      </w:r>
+      <w:bookmarkEnd w:id="1"/>
+      <w:proofErr w:type="spellEnd"/>
+    </w:p>
+    <w:p>
+      <w:pPr>
+        <w:spacing w:before="240" w:after="240"/>
+        <w:jc w:val="both"/>
+      </w:pPr>
+      <w:r>
+        <w:t xml:space="preserve">El </w:t>
+      </w:r>
+      <w:proofErr w:type="spellStart"/>
+      <w:r>
+        <w:t>dataset</w:t>
+      </w:r>
+      <w:proofErr w:type="spellEnd"/>
+      <w:r>
+        <w:t xml:space="preserve"> utilizado en este proyecto es el </w:t>
+      </w:r>
+      <w:r>
+        <w:rPr>
+          <w:b/>
+          <w:bCs/>
+        </w:rPr>
+        <w:t xml:space="preserve">"Comprehensive </w:t>
+      </w:r>
+      <w:proofErr w:type="spellStart"/>
+      <w:r>
+        <w:rPr>
+          <w:b/>
+          <w:bCs/>
+        </w:rPr>
+        <w:t>Overview</w:t>
+      </w:r>
+      <w:proofErr w:type="spellEnd"/>
+      <w:r>
+        <w:rPr>
+          <w:b/>
+          <w:bCs/>
+        </w:rPr>
+        <w:t xml:space="preserve"> </w:t>
+      </w:r>
+      <w:proofErr w:type="spellStart"/>
+      <w:r>
+        <w:rPr>
+          <w:b/>
+          <w:bCs/>
+        </w:rPr>
+        <w:t>of</w:t>
+      </w:r>
+      <w:proofErr w:type="spellEnd"/>
+      <w:r>
+        <w:rPr>
+          <w:b/>
+          <w:bCs/>
+        </w:rPr>
+        <w:t xml:space="preserve"> 52,478 </w:t>
+      </w:r>
+      <w:proofErr w:type="spellStart"/>
+      <w:r>
+        <w:rPr>
+          <w:b/>
+          <w:bCs/>
+        </w:rPr>
+        <w:t>GoodReads</w:t>
+      </w:r>
+      <w:proofErr w:type="spellEnd"/>
+      <w:r>
+        <w:rPr>
+          <w:b/>
+          <w:bCs/>
+        </w:rPr>
+        <w:t xml:space="preserve"> </w:t>
+      </w:r>
+      <w:proofErr w:type="spellStart"/>
+      <w:r>
+        <w:rPr>
+          <w:b/>
+          <w:bCs/>
+        </w:rPr>
+        <w:t>Best</w:t>
+      </w:r>
+      <w:proofErr w:type="spellEnd"/>
+      <w:r>
+        <w:rPr>
+          <w:b/>
+          <w:bCs/>
+        </w:rPr>
+        <w:t xml:space="preserve"> </w:t>
+      </w:r>
+      <w:proofErr w:type="spellStart"/>
+      <w:r>
+        <w:rPr>
+          <w:b/>
+          <w:bCs/>
+        </w:rPr>
+        <w:t>Books</w:t>
+      </w:r>
+      <w:proofErr w:type="spellEnd"/>
+      <w:r>
+        <w:rPr>
+          <w:b/>
+          <w:bCs/>
+        </w:rPr>
+        <w:t>"</w:t>
+      </w:r>
+      <w:r>
+        <w:t xml:space="preserve">, publicado en </w:t>
+      </w:r>
+      <w:proofErr w:type="spellStart"/>
+      <w:r>
+        <w:t>Kaggle</w:t>
+      </w:r>
+      <w:proofErr w:type="spellEnd"/>
+      <w:r>
+        <w:t xml:space="preserve"> por el usuario </w:t>
+      </w:r>
+      <w:proofErr w:type="spellStart"/>
+      <w:r>
+        <w:rPr>
+          <w:i/>
+          <w:iCs/>
+        </w:rPr>
+        <w:t>The</w:t>
+      </w:r>
+      <w:proofErr w:type="spellEnd"/>
+      <w:r>
+        <w:rPr>
+          <w:i/>
+          <w:iCs/>
+        </w:rPr>
+        <w:t xml:space="preserve"> </w:t>
+      </w:r>
+      <w:proofErr w:type="spellStart"/>
+      <w:r>
+        <w:rPr>
+          <w:i/>
+          <w:iCs/>
+        </w:rPr>
+        <w:t>Devastator</w:t>
+      </w:r>
+      <w:proofErr w:type="spellEnd"/>
+      <w:r>
+        <w:t xml:space="preserve"> (1)</w:t>
+      </w:r>
+      <w:r>
+        <w:t>.</w:t>
+      </w:r>
+    </w:p>
+    <w:p>
+      <w:pPr>
+        <w:spacing w:before="120" w:after="160"/>
+        <w:jc w:val="both"/>
+      </w:pPr>
+      <w:r>
+        <w:t xml:space="preserve">El </w:t>
+      </w:r>
+      <w:proofErr w:type="spellStart"/>
+      <w:r>
+        <w:t>dataset</w:t>
+      </w:r>
+      <w:proofErr w:type="spellEnd"/>
+      <w:r>
+        <w:t xml:space="preserve"> original contaba con 25 columnas y 52.478 registros. Las variables principales son:</w:t>
+      </w:r>
+    </w:p>
+    <w:p>
+      <w:pPr>
+        <w:pStyle w:val="Prrafodelista"/>
+        <w:numPr>
+          <w:ilvl w:val="0"/>
+          <w:numId w:val="3"/>
+        </w:numPr>
+        <w:spacing w:before="60" w:after="60"/>
+        <w:contextualSpacing w:val="0"/>
+        <w:jc w:val="both"/>
+      </w:pPr>
+      <w:proofErr w:type="spellStart"/>
+      <w:r>
+        <w:t>title</w:t>
+      </w:r>
+      <w:proofErr w:type="spellEnd"/>
+      <w:r>
+        <w:t>: Título del libro.</w:t>
+      </w:r>
+    </w:p>
+    <w:p>
+      <w:pPr>
+        <w:pStyle w:val="Prrafodelista"/>
+        <w:numPr>
+          <w:ilvl w:val="0"/>
+          <w:numId w:val="3"/>
+        </w:numPr>
+        <w:spacing w:before="60" w:after="60"/>
+        <w:contextualSpacing w:val="0"/>
+        <w:jc w:val="both"/>
+      </w:pPr>
+      <w:r>
+        <w:t>series: Nombre de la saga o serie, si aplica.</w:t>
+      </w:r>
+    </w:p>
+    <w:p>
+      <w:pPr>
+        <w:pStyle w:val="Prrafodelista"/>
+        <w:numPr>
+          <w:ilvl w:val="0"/>
+          <w:numId w:val="3"/>
+        </w:numPr>
+        <w:spacing w:before="60" w:after="60"/>
+        <w:contextualSpacing w:val="0"/>
+        <w:jc w:val="both"/>
+      </w:pPr>
+      <w:proofErr w:type="spellStart"/>
+      <w:r>
+        <w:t>author</w:t>
+      </w:r>
+      <w:proofErr w:type="spellEnd"/>
+      <w:r>
+        <w:t>: Autor/es del libro.</w:t>
+      </w:r>
+    </w:p>
+    <w:p>
+      <w:pPr>
+        <w:pStyle w:val="Prrafodelista"/>
+        <w:numPr>
+          <w:ilvl w:val="0"/>
+          <w:numId w:val="3"/>
+        </w:numPr>
+        <w:spacing w:before="60" w:after="60"/>
+        <w:contextualSpacing w:val="0"/>
+        <w:jc w:val="both"/>
+      </w:pPr>
+      <w:r>
+        <w:t>rating: Valoración media (escala 0-5).</w:t>
+      </w:r>
+    </w:p>
+    <w:p>
+      <w:pPr>
+        <w:pStyle w:val="Prrafodelista"/>
+        <w:numPr>
+          <w:ilvl w:val="0"/>
+          <w:numId w:val="3"/>
+        </w:numPr>
+        <w:spacing w:before="60" w:after="60"/>
+        <w:contextualSpacing w:val="0"/>
+        <w:jc w:val="both"/>
+      </w:pPr>
+      <w:proofErr w:type="spellStart"/>
+      <w:r>
+        <w:lastRenderedPageBreak/>
+        <w:t>language</w:t>
+      </w:r>
+      <w:proofErr w:type="spellEnd"/>
+      <w:r>
+        <w:t>: Idioma de la edición.</w:t>
+      </w:r>
+    </w:p>
+    <w:p>
+      <w:pPr>
+        <w:pStyle w:val="Prrafodelista"/>
+        <w:numPr>
+          <w:ilvl w:val="0"/>
+          <w:numId w:val="3"/>
+        </w:numPr>
+        <w:spacing w:before="60" w:after="60"/>
+        <w:contextualSpacing w:val="0"/>
+        <w:jc w:val="both"/>
+      </w:pPr>
+      <w:proofErr w:type="spellStart"/>
+      <w:r>
+        <w:t>genres</w:t>
+      </w:r>
+      <w:proofErr w:type="spellEnd"/>
+      <w:r>
+        <w:t>: Géneros literarios.</w:t>
+      </w:r>
+    </w:p>
+    <w:p>
+      <w:pPr>
+        <w:pStyle w:val="Prrafodelista"/>
+        <w:numPr>
+          <w:ilvl w:val="0"/>
+          <w:numId w:val="3"/>
+        </w:numPr>
+        <w:spacing w:before="60" w:after="60"/>
+        <w:contextualSpacing w:val="0"/>
+        <w:jc w:val="both"/>
+      </w:pPr>
+      <w:proofErr w:type="spellStart"/>
+      <w:r>
+        <w:t>bookFormat</w:t>
+      </w:r>
+      <w:proofErr w:type="spellEnd"/>
+      <w:r>
+        <w:t>: Formato de la edición (</w:t>
+      </w:r>
+      <w:proofErr w:type="spellStart"/>
+      <w:r>
+        <w:t>Hardcover</w:t>
+      </w:r>
+      <w:proofErr w:type="spellEnd"/>
+      <w:r>
+        <w:t xml:space="preserve">, </w:t>
+      </w:r>
+      <w:proofErr w:type="spellStart"/>
+      <w:r>
+        <w:t>Paperback</w:t>
+      </w:r>
+      <w:proofErr w:type="spellEnd"/>
+      <w:r>
+        <w:t>, etc.).</w:t>
+      </w:r>
+    </w:p>
+    <w:p>
+      <w:pPr>
+        <w:pStyle w:val="Prrafodelista"/>
+        <w:numPr>
+          <w:ilvl w:val="0"/>
+          <w:numId w:val="3"/>
+        </w:numPr>
+        <w:spacing w:before="60" w:after="60"/>
+        <w:contextualSpacing w:val="0"/>
+        <w:jc w:val="both"/>
+      </w:pPr>
+      <w:proofErr w:type="spellStart"/>
+      <w:r>
+        <w:t>pages</w:t>
+      </w:r>
+      <w:proofErr w:type="spellEnd"/>
+      <w:r>
+        <w:t>: Número de páginas.</w:t>
+      </w:r>
+    </w:p>
+    <w:p>
+      <w:pPr>
+        <w:pStyle w:val="Prrafodelista"/>
+        <w:numPr>
+          <w:ilvl w:val="0"/>
+          <w:numId w:val="3"/>
+        </w:numPr>
+        <w:spacing w:before="60" w:after="60"/>
+        <w:contextualSpacing w:val="0"/>
+        <w:jc w:val="both"/>
+      </w:pPr>
+      <w:proofErr w:type="spellStart"/>
+      <w:r>
+        <w:t>publisher</w:t>
+      </w:r>
+      <w:proofErr w:type="spellEnd"/>
+      <w:r>
+        <w:t>: Editorial.</w:t>
+      </w:r>
+    </w:p>
+    <w:p>
+      <w:pPr>
+        <w:pStyle w:val="Prrafodelista"/>
+        <w:numPr>
+          <w:ilvl w:val="0"/>
+          <w:numId w:val="3"/>
+        </w:numPr>
+        <w:spacing w:before="60" w:after="60"/>
+        <w:contextualSpacing w:val="0"/>
+        <w:jc w:val="both"/>
+      </w:pPr>
+      <w:proofErr w:type="spellStart"/>
+      <w:r>
+        <w:t>publishDate</w:t>
+      </w:r>
+      <w:proofErr w:type="spellEnd"/>
+      <w:r>
+        <w:t>: Fecha de publicación.</w:t>
+      </w:r>
+    </w:p>
+    <w:p>
+      <w:pPr>
+        <w:pStyle w:val="Prrafodelista"/>
+        <w:numPr>
+          <w:ilvl w:val="0"/>
+          <w:numId w:val="3"/>
+        </w:numPr>
+        <w:spacing w:before="60" w:after="60"/>
+        <w:contextualSpacing w:val="0"/>
+        <w:jc w:val="both"/>
+      </w:pPr>
+      <w:proofErr w:type="spellStart"/>
+      <w:r>
+        <w:t>awards</w:t>
+      </w:r>
+      <w:proofErr w:type="spellEnd"/>
+      <w:r>
+        <w:t>: Premios recibidos.</w:t>
+      </w:r>
+    </w:p>
+    <w:p>
+      <w:pPr>
+        <w:pStyle w:val="Prrafodelista"/>
+        <w:numPr>
+          <w:ilvl w:val="0"/>
+          <w:numId w:val="3"/>
+        </w:numPr>
+        <w:spacing w:before="60" w:after="60"/>
+        <w:contextualSpacing w:val="0"/>
+        <w:jc w:val="both"/>
+      </w:pPr>
+      <w:proofErr w:type="spellStart"/>
+      <w:r>
+        <w:t>numRatings</w:t>
+      </w:r>
+      <w:proofErr w:type="spellEnd"/>
+      <w:r>
+        <w:t>: Número total de valoraciones.</w:t>
+      </w:r>
+    </w:p>
+    <w:p>
+      <w:pPr>
+        <w:pStyle w:val="Prrafodelista"/>
+        <w:numPr>
+          <w:ilvl w:val="0"/>
+          <w:numId w:val="3"/>
+        </w:numPr>
+        <w:spacing w:before="60" w:after="60"/>
+        <w:contextualSpacing w:val="0"/>
+        <w:jc w:val="both"/>
+      </w:pPr>
+      <w:proofErr w:type="spellStart"/>
+      <w:r>
+        <w:t>likedPercent</w:t>
+      </w:r>
+      <w:proofErr w:type="spellEnd"/>
+      <w:r>
+        <w:t>: Porcentaje de usuarios que le gustó el libro.</w:t>
+      </w:r>
+    </w:p>
+    <w:p>
+      <w:pPr>
+        <w:pStyle w:val="Prrafodelista"/>
+        <w:numPr>
+          <w:ilvl w:val="0"/>
+          <w:numId w:val="3"/>
+        </w:numPr>
+        <w:spacing w:before="60" w:after="60"/>
+        <w:contextualSpacing w:val="0"/>
+        <w:jc w:val="both"/>
+      </w:pPr>
+      <w:proofErr w:type="spellStart"/>
+      <w:r>
+        <w:t>bbeScore</w:t>
+      </w:r>
+      <w:proofErr w:type="spellEnd"/>
+      <w:r>
+        <w:t xml:space="preserve"> / </w:t>
+      </w:r>
+      <w:proofErr w:type="spellStart"/>
+      <w:r>
+        <w:t>bbeVotes</w:t>
+      </w:r>
+      <w:proofErr w:type="spellEnd"/>
+      <w:r>
+        <w:t>: Puntuación y votos en el ranking BBE.</w:t>
+      </w:r>
+    </w:p>
+    <w:p>
+      <w:pPr>
+        <w:pStyle w:val="Ttulo1"/>
+        <w:numPr>
+          <w:ilvl w:val="0"/>
+          <w:numId w:val="5"/>
+        </w:numPr>
+        <w:jc w:val="both"/>
+      </w:pPr>
+      <w:bookmarkStart w:id="2" w:name="_Toc227009346"/>
+      <w:r>
+        <w:t>Limpieza de Datos</w:t>
+      </w:r>
+      <w:bookmarkEnd w:id="2"/>
+    </w:p>
+    <w:p>
+      <w:pPr>
+        <w:pStyle w:val="Ttulo1"/>
+        <w:numPr>
+          <w:ilvl w:val="1"/>
+          <w:numId w:val="5"/>
+        </w:numPr>
+        <w:ind w:left="57" w:firstLine="0"/>
+        <w:jc w:val="both"/>
+        <w:rPr>
+          <w:sz w:val="32"/>
+          <w:szCs w:val="32"/>
+        </w:rPr>
+      </w:pPr>
+      <w:bookmarkStart w:id="3" w:name="_Toc227009347"/>
+      <w:r>
+        <w:rPr>
+          <w:sz w:val="32"/>
+          <w:szCs w:val="32"/>
+        </w:rPr>
+        <w:t>Eliminación de columnas irrelevantes</w:t>
+      </w:r>
+      <w:bookmarkEnd w:id="3"/>
+    </w:p>
+    <w:p>
+      <w:pPr>
+        <w:spacing w:before="120" w:after="160"/>
+        <w:jc w:val="both"/>
+      </w:pPr>
+      <w:r>
+        <w:t>En primer lugar, se eliminaron las columnas que no aportaban valor para el análisis:</w:t>
+      </w:r>
+    </w:p>
+    <w:p>
+      <w:pPr>
+        <w:pStyle w:val="Prrafodelista"/>
+        <w:numPr>
+          <w:ilvl w:val="0"/>
+          <w:numId w:val="3"/>
+        </w:numPr>
+        <w:spacing w:before="60" w:after="60"/>
+        <w:contextualSpacing w:val="0"/>
+        <w:jc w:val="both"/>
+      </w:pPr>
+      <w:proofErr w:type="spellStart"/>
+      <w:r>
+        <w:t>bookId</w:t>
+      </w:r>
+      <w:proofErr w:type="spellEnd"/>
+      <w:r>
+        <w:t>: identificador interno sin valor analítico.</w:t>
+      </w:r>
+    </w:p>
+    <w:p>
+      <w:pPr>
+        <w:pStyle w:val="Prrafodelista"/>
+        <w:numPr>
+          <w:ilvl w:val="0"/>
+          <w:numId w:val="3"/>
+        </w:numPr>
+        <w:spacing w:before="60" w:after="60"/>
+        <w:contextualSpacing w:val="0"/>
+        <w:jc w:val="both"/>
+      </w:pPr>
+      <w:proofErr w:type="spellStart"/>
+      <w:r>
+        <w:t>description</w:t>
+      </w:r>
+      <w:proofErr w:type="spellEnd"/>
+      <w:r>
+        <w:t>: texto libre, no estructurado.</w:t>
+      </w:r>
+    </w:p>
+    <w:p>
+      <w:pPr>
+        <w:pStyle w:val="Prrafodelista"/>
+        <w:numPr>
+          <w:ilvl w:val="0"/>
+          <w:numId w:val="3"/>
+        </w:numPr>
+        <w:spacing w:before="60" w:after="60"/>
+        <w:contextualSpacing w:val="0"/>
+        <w:jc w:val="both"/>
+      </w:pPr>
+      <w:proofErr w:type="spellStart"/>
+      <w:r>
+        <w:t>isbn</w:t>
+      </w:r>
+      <w:proofErr w:type="spellEnd"/>
+      <w:r>
+        <w:t>: código de identificación del libro.</w:t>
+      </w:r>
+    </w:p>
+    <w:p>
+      <w:pPr>
+        <w:pStyle w:val="Prrafodelista"/>
+        <w:numPr>
+          <w:ilvl w:val="0"/>
+          <w:numId w:val="3"/>
+        </w:numPr>
+        <w:spacing w:before="60" w:after="60"/>
+        <w:contextualSpacing w:val="0"/>
+        <w:jc w:val="both"/>
+      </w:pPr>
+      <w:proofErr w:type="spellStart"/>
+      <w:r>
+        <w:t>characters</w:t>
+      </w:r>
+      <w:proofErr w:type="spellEnd"/>
+      <w:r>
+        <w:t>: personajes de la obra.</w:t>
+      </w:r>
+    </w:p>
+    <w:p>
+      <w:pPr>
+        <w:pStyle w:val="Prrafodelista"/>
+        <w:numPr>
+          <w:ilvl w:val="0"/>
+          <w:numId w:val="3"/>
+        </w:numPr>
+        <w:spacing w:before="60" w:after="60"/>
+        <w:contextualSpacing w:val="0"/>
+        <w:jc w:val="both"/>
+      </w:pPr>
+      <w:proofErr w:type="spellStart"/>
+      <w:r>
+        <w:t>coverImg</w:t>
+      </w:r>
+      <w:proofErr w:type="spellEnd"/>
+      <w:r>
+        <w:t>: URL de la portada.</w:t>
+      </w:r>
+    </w:p>
+    <w:p>
+      <w:pPr>
+        <w:pStyle w:val="Prrafodelista"/>
+        <w:numPr>
+          <w:ilvl w:val="0"/>
+          <w:numId w:val="3"/>
+        </w:numPr>
+        <w:spacing w:before="60" w:after="60"/>
+        <w:contextualSpacing w:val="0"/>
+        <w:jc w:val="both"/>
+      </w:pPr>
+      <w:proofErr w:type="spellStart"/>
+      <w:r>
+        <w:t>setting</w:t>
+      </w:r>
+      <w:proofErr w:type="spellEnd"/>
+      <w:r>
+        <w:t>: ambientación de la obra.</w:t>
+      </w:r>
+    </w:p>
+    <w:p>
+      <w:pPr>
+        <w:pStyle w:val="Ttulo1"/>
+        <w:numPr>
+          <w:ilvl w:val="1"/>
+          <w:numId w:val="5"/>
+        </w:numPr>
+        <w:ind w:left="57" w:firstLine="0"/>
+        <w:jc w:val="both"/>
+        <w:rPr>
+          <w:sz w:val="32"/>
+          <w:szCs w:val="32"/>
+        </w:rPr>
+      </w:pPr>
+      <w:bookmarkStart w:id="4" w:name="_Toc227009348"/>
+      <w:r>
+        <w:rPr>
+          <w:sz w:val="32"/>
+          <w:szCs w:val="32"/>
+        </w:rPr>
+        <w:t>Tratamiento de valores nulos</w:t>
+      </w:r>
+      <w:bookmarkEnd w:id="4"/>
+    </w:p>
+    <w:p>
+      <w:pPr>
+        <w:spacing w:before="120" w:after="160"/>
+        <w:jc w:val="both"/>
+      </w:pPr>
+      <w:r>
+        <w:t>Tras la primera eliminación, se analizó el porcentaje de nulos por columna. Se eliminaron aquellas con un porcentaje excesivamente alto de valores nulos:</w:t>
+      </w:r>
+    </w:p>
+    <w:p>
+      <w:pPr>
+        <w:pStyle w:val="Prrafodelista"/>
+        <w:numPr>
+          <w:ilvl w:val="0"/>
+          <w:numId w:val="3"/>
+        </w:numPr>
+        <w:spacing w:before="60" w:after="60"/>
+        <w:contextualSpacing w:val="0"/>
+        <w:jc w:val="both"/>
+      </w:pPr>
+      <w:proofErr w:type="spellStart"/>
+      <w:r>
+        <w:t>edition</w:t>
+      </w:r>
+      <w:proofErr w:type="spellEnd"/>
+      <w:r>
+        <w:t xml:space="preserve">: 47.523 nulos (90,6% del </w:t>
+      </w:r>
+      <w:proofErr w:type="spellStart"/>
+      <w:r>
+        <w:t>dataset</w:t>
+      </w:r>
+      <w:proofErr w:type="spellEnd"/>
+      <w:r>
+        <w:t>).</w:t>
+      </w:r>
+    </w:p>
+    <w:p>
+      <w:pPr>
+        <w:pStyle w:val="Prrafodelista"/>
+        <w:numPr>
+          <w:ilvl w:val="0"/>
+          <w:numId w:val="3"/>
+        </w:numPr>
+        <w:spacing w:before="60" w:after="60"/>
+        <w:contextualSpacing w:val="0"/>
+        <w:jc w:val="both"/>
+      </w:pPr>
+      <w:proofErr w:type="spellStart"/>
+      <w:r>
+        <w:t>firstPublishDate</w:t>
+      </w:r>
+      <w:proofErr w:type="spellEnd"/>
+      <w:r>
+        <w:t>: 21.326 nulos (40,6%).</w:t>
+      </w:r>
+    </w:p>
+    <w:p>
+      <w:pPr>
+        <w:pStyle w:val="Prrafodelista"/>
+        <w:numPr>
+          <w:ilvl w:val="0"/>
+          <w:numId w:val="3"/>
+        </w:numPr>
+        <w:spacing w:before="60" w:after="60"/>
+        <w:contextualSpacing w:val="0"/>
+        <w:jc w:val="both"/>
+      </w:pPr>
+      <w:proofErr w:type="spellStart"/>
+      <w:r>
+        <w:t>price</w:t>
+      </w:r>
+      <w:proofErr w:type="spellEnd"/>
+      <w:r>
+        <w:t>: 14.365 nulos (27,4%).</w:t>
+      </w:r>
+    </w:p>
+    <w:p>
+      <w:pPr>
+        <w:spacing w:before="120" w:after="160"/>
+        <w:jc w:val="both"/>
+      </w:pPr>
+      <w:r>
+        <w:t>Las columnas con nulos moderados (</w:t>
+      </w:r>
+      <w:proofErr w:type="spellStart"/>
+      <w:r>
+        <w:t>language</w:t>
+      </w:r>
+      <w:proofErr w:type="spellEnd"/>
+      <w:r>
+        <w:t xml:space="preserve">, </w:t>
+      </w:r>
+      <w:proofErr w:type="spellStart"/>
+      <w:r>
+        <w:t>bookFormat</w:t>
+      </w:r>
+      <w:proofErr w:type="spellEnd"/>
+      <w:r>
+        <w:t xml:space="preserve">, </w:t>
+      </w:r>
+      <w:proofErr w:type="spellStart"/>
+      <w:r>
+        <w:t>pages</w:t>
+      </w:r>
+      <w:proofErr w:type="spellEnd"/>
+      <w:r>
+        <w:t xml:space="preserve">, </w:t>
+      </w:r>
+      <w:proofErr w:type="spellStart"/>
+      <w:r>
+        <w:t>publisher</w:t>
+      </w:r>
+      <w:proofErr w:type="spellEnd"/>
+      <w:r>
+        <w:t xml:space="preserve">, </w:t>
+      </w:r>
+      <w:proofErr w:type="spellStart"/>
+      <w:r>
+        <w:t>publishDate</w:t>
+      </w:r>
+      <w:proofErr w:type="spellEnd"/>
+      <w:r>
+        <w:t xml:space="preserve">, </w:t>
+      </w:r>
+      <w:proofErr w:type="spellStart"/>
+      <w:r>
+        <w:t>likedPercent</w:t>
+      </w:r>
+      <w:proofErr w:type="spellEnd"/>
+      <w:r>
+        <w:t>) se mantuvieron, gestionándose sus nulos en cada análisis específico.</w:t>
+      </w:r>
+    </w:p>
+    <w:p>
+      <w:pPr>
+        <w:pStyle w:val="Ttulo1"/>
+        <w:numPr>
+          <w:ilvl w:val="1"/>
+          <w:numId w:val="5"/>
+        </w:numPr>
+        <w:ind w:left="57" w:firstLine="0"/>
+        <w:jc w:val="both"/>
+        <w:rPr>
+          <w:sz w:val="32"/>
+          <w:szCs w:val="32"/>
+        </w:rPr>
+      </w:pPr>
+      <w:bookmarkStart w:id="5" w:name="_Toc227009349"/>
+      <w:r>
+        <w:rPr>
+          <w:sz w:val="32"/>
+          <w:szCs w:val="32"/>
+        </w:rPr>
+        <w:t>Corrección de tipos de datos</w:t>
+      </w:r>
+      <w:bookmarkEnd w:id="5"/>
+    </w:p>
+    <w:p>
+      <w:pPr>
+        <w:spacing w:before="120" w:after="160"/>
+        <w:jc w:val="both"/>
+      </w:pPr>
+      <w:r>
+        <w:t xml:space="preserve">La columna </w:t>
+      </w:r>
+      <w:proofErr w:type="spellStart"/>
+      <w:r>
+        <w:t>pages</w:t>
+      </w:r>
+      <w:proofErr w:type="spellEnd"/>
+      <w:r>
+        <w:t xml:space="preserve"> se encontraba en formato </w:t>
+      </w:r>
+      <w:proofErr w:type="spellStart"/>
+      <w:r>
+        <w:t>string</w:t>
+      </w:r>
+      <w:proofErr w:type="spellEnd"/>
+      <w:r>
+        <w:t xml:space="preserve">. Se convirtió a tipo numérico mediante </w:t>
+      </w:r>
+      <w:proofErr w:type="spellStart"/>
+      <w:r>
+        <w:t>pd.to_</w:t>
+      </w:r>
+      <w:proofErr w:type="gramStart"/>
+      <w:r>
+        <w:t>numeric</w:t>
+      </w:r>
+      <w:proofErr w:type="spellEnd"/>
+      <w:r>
+        <w:t>(</w:t>
+      </w:r>
+      <w:proofErr w:type="gramEnd"/>
+      <w:r>
+        <w:t xml:space="preserve">) con </w:t>
+      </w:r>
+      <w:proofErr w:type="spellStart"/>
+      <w:r>
+        <w:t>errors</w:t>
+      </w:r>
+      <w:proofErr w:type="spellEnd"/>
+      <w:r>
+        <w:t xml:space="preserve">='coerce', lo que transformó los valores no convertibles en </w:t>
+      </w:r>
+      <w:proofErr w:type="spellStart"/>
+      <w:r>
+        <w:t>NaN</w:t>
+      </w:r>
+      <w:proofErr w:type="spellEnd"/>
+      <w:r>
+        <w:t>.</w:t>
+      </w:r>
+    </w:p>
+    <w:p>
+      <w:pPr>
+        <w:pStyle w:val="Ttulo1"/>
+        <w:numPr>
+          <w:ilvl w:val="1"/>
+          <w:numId w:val="5"/>
+        </w:numPr>
+        <w:ind w:left="57" w:firstLine="0"/>
+        <w:jc w:val="both"/>
+        <w:rPr>
+          <w:sz w:val="32"/>
+          <w:szCs w:val="32"/>
+        </w:rPr>
+      </w:pPr>
+      <w:bookmarkStart w:id="6" w:name="_Toc227009350"/>
+      <w:r>
+        <w:rPr>
+          <w:sz w:val="32"/>
+          <w:szCs w:val="32"/>
+        </w:rPr>
+        <w:lastRenderedPageBreak/>
+        <w:t>Filtrado de formatos de libro</w:t>
+      </w:r>
+      <w:bookmarkEnd w:id="6"/>
+    </w:p>
+    <w:p>
+      <w:pPr>
+        <w:spacing w:before="120" w:after="160"/>
+        <w:jc w:val="both"/>
+      </w:pPr>
+      <w:r>
+        <w:t xml:space="preserve">Se filtraron los registros para conservar únicamente los formatos más relevantes y con mayor representatividad en el </w:t>
+      </w:r>
+      <w:proofErr w:type="spellStart"/>
+      <w:r>
+        <w:t>dataset</w:t>
+      </w:r>
+      <w:proofErr w:type="spellEnd"/>
+      <w:r>
+        <w:t>:</w:t>
+      </w:r>
+    </w:p>
+    <w:p>
+      <w:pPr>
+        <w:pStyle w:val="Prrafodelista"/>
+        <w:numPr>
+          <w:ilvl w:val="0"/>
+          <w:numId w:val="3"/>
+        </w:numPr>
+        <w:spacing w:before="60" w:after="60"/>
+        <w:contextualSpacing w:val="0"/>
+        <w:jc w:val="both"/>
+      </w:pPr>
+      <w:r>
+        <w:t xml:space="preserve">Kindle </w:t>
+      </w:r>
+      <w:proofErr w:type="spellStart"/>
+      <w:r>
+        <w:t>Edition</w:t>
+      </w:r>
+      <w:proofErr w:type="spellEnd"/>
+    </w:p>
+    <w:p>
+      <w:pPr>
+        <w:pStyle w:val="Prrafodelista"/>
+        <w:numPr>
+          <w:ilvl w:val="0"/>
+          <w:numId w:val="3"/>
+        </w:numPr>
+        <w:spacing w:before="60" w:after="60"/>
+        <w:contextualSpacing w:val="0"/>
+        <w:jc w:val="both"/>
+      </w:pPr>
+      <w:proofErr w:type="spellStart"/>
+      <w:r>
+        <w:t>ebook</w:t>
+      </w:r>
+      <w:proofErr w:type="spellEnd"/>
+    </w:p>
+    <w:p>
+      <w:pPr>
+        <w:pStyle w:val="Prrafodelista"/>
+        <w:numPr>
+          <w:ilvl w:val="0"/>
+          <w:numId w:val="3"/>
+        </w:numPr>
+        <w:spacing w:before="60" w:after="60"/>
+        <w:contextualSpacing w:val="0"/>
+        <w:jc w:val="both"/>
+      </w:pPr>
+      <w:proofErr w:type="spellStart"/>
+      <w:r>
+        <w:t>Paperback</w:t>
+      </w:r>
+      <w:proofErr w:type="spellEnd"/>
+    </w:p>
+    <w:p>
+      <w:pPr>
+        <w:pStyle w:val="Prrafodelista"/>
+        <w:numPr>
+          <w:ilvl w:val="0"/>
+          <w:numId w:val="3"/>
+        </w:numPr>
+        <w:spacing w:before="60" w:after="60"/>
+        <w:contextualSpacing w:val="0"/>
+        <w:jc w:val="both"/>
+      </w:pPr>
+      <w:proofErr w:type="spellStart"/>
+      <w:r>
+        <w:t>Mass</w:t>
+      </w:r>
+      <w:proofErr w:type="spellEnd"/>
+      <w:r>
+        <w:t xml:space="preserve"> </w:t>
+      </w:r>
+      <w:proofErr w:type="spellStart"/>
+      <w:r>
+        <w:t>Market</w:t>
+      </w:r>
+      <w:proofErr w:type="spellEnd"/>
+      <w:r>
+        <w:t xml:space="preserve"> </w:t>
+      </w:r>
+      <w:proofErr w:type="spellStart"/>
+      <w:r>
+        <w:t>Paperback</w:t>
+      </w:r>
+      <w:proofErr w:type="spellEnd"/>
+    </w:p>
+    <w:p>
+      <w:pPr>
+        <w:pStyle w:val="Prrafodelista"/>
+        <w:numPr>
+          <w:ilvl w:val="0"/>
+          <w:numId w:val="3"/>
+        </w:numPr>
+        <w:spacing w:before="60" w:after="60"/>
+        <w:contextualSpacing w:val="0"/>
+        <w:jc w:val="both"/>
+      </w:pPr>
+      <w:proofErr w:type="spellStart"/>
+      <w:r>
+        <w:t>Hardcover</w:t>
+      </w:r>
+      <w:proofErr w:type="spellEnd"/>
+    </w:p>
+    <w:p>
+      <w:pPr>
+        <w:pStyle w:val="Ttulo1"/>
+        <w:numPr>
+          <w:ilvl w:val="1"/>
+          <w:numId w:val="5"/>
+        </w:numPr>
+        <w:ind w:left="57" w:firstLine="0"/>
+        <w:jc w:val="both"/>
+        <w:rPr>
+          <w:sz w:val="32"/>
+          <w:szCs w:val="32"/>
+        </w:rPr>
+      </w:pPr>
+      <w:r>
+        <w:rPr>
+          <w:sz w:val="32"/>
+          <w:szCs w:val="32"/>
+        </w:rPr>
+        <w:t xml:space="preserve"> </w:t>
+      </w:r>
+      <w:bookmarkStart w:id="7" w:name="_Toc227009351"/>
+      <w:r>
+        <w:rPr>
+          <w:sz w:val="32"/>
+          <w:szCs w:val="32"/>
+        </w:rPr>
+        <w:t>Eliminación de libros recopilatorios</w:t>
+      </w:r>
+      <w:bookmarkEnd w:id="7"/>
+    </w:p>
+    <w:p>
+      <w:pPr>
+        <w:spacing w:before="120" w:after="200"/>
+        <w:jc w:val="both"/>
+      </w:pPr>
+      <w:r>
+        <w:t xml:space="preserve">Se detectaron libros que en realidad eran recopilaciones de varios tomos de una saga (identificados por el patrón #n-n en la columna series, incluyendo el </w:t>
+      </w:r>
+      <w:proofErr w:type="spellStart"/>
+      <w:r>
+        <w:t>guión</w:t>
+      </w:r>
+      <w:proofErr w:type="spellEnd"/>
+      <w:r>
+        <w:t xml:space="preserve"> </w:t>
+      </w:r>
+      <w:proofErr w:type="spellStart"/>
+      <w:r>
+        <w:t>unicode</w:t>
+      </w:r>
+      <w:proofErr w:type="spellEnd"/>
+      <w:r>
+        <w:t xml:space="preserve"> –). Estos registros se eliminaron para evitar sesgos en el análisis, ya que no corresponden a libros individuales. Tras este filtrado, el </w:t>
+      </w:r>
+      <w:proofErr w:type="spellStart"/>
+      <w:r>
+        <w:t>dataset</w:t>
+      </w:r>
+      <w:proofErr w:type="spellEnd"/>
+      <w:r>
+        <w:t xml:space="preserve"> final quedó con 49.036 registros.</w:t>
+      </w:r>
+    </w:p>
+    <w:p>
+      <w:pPr>
+        <w:pStyle w:val="Ttulo1"/>
+        <w:numPr>
+          <w:ilvl w:val="0"/>
+          <w:numId w:val="5"/>
+        </w:numPr>
+        <w:jc w:val="both"/>
+      </w:pPr>
+      <w:bookmarkStart w:id="8" w:name="_Toc227009352"/>
+      <w:r>
+        <w:t>Ingeniería de Variables</w:t>
+      </w:r>
+      <w:bookmarkEnd w:id="8"/>
+    </w:p>
+    <w:p>
+      <w:pPr>
+        <w:spacing w:before="120" w:after="160"/>
+        <w:jc w:val="both"/>
+      </w:pPr>
+      <w:r>
+        <w:t>Se crearon las siguientes variables derivadas para facilitar el análisis:</w:t>
+      </w:r>
+    </w:p>
+    <w:p>
+      <w:pPr>
+        <w:pStyle w:val="Prrafodelista"/>
+        <w:numPr>
+          <w:ilvl w:val="0"/>
+          <w:numId w:val="3"/>
+        </w:numPr>
+        <w:spacing w:before="80" w:after="80"/>
+        <w:contextualSpacing w:val="0"/>
+        <w:jc w:val="both"/>
+      </w:pPr>
+      <w:proofErr w:type="spellStart"/>
+      <w:r>
+        <w:t>is_series</w:t>
+      </w:r>
+      <w:proofErr w:type="spellEnd"/>
+      <w:r>
+        <w:t xml:space="preserve"> (booleano): indica si el libro pertenece a una serie o saga. Se obtuvo a partir de la columna series: True si la columna tenía valor (no era nulo), False en caso contrario.</w:t>
+      </w:r>
+    </w:p>
+    <w:p>
+      <w:pPr>
+        <w:pStyle w:val="Prrafodelista"/>
+        <w:numPr>
+          <w:ilvl w:val="0"/>
+          <w:numId w:val="3"/>
+        </w:numPr>
+        <w:spacing w:before="80" w:after="80"/>
+        <w:contextualSpacing w:val="0"/>
+        <w:jc w:val="both"/>
+      </w:pPr>
+      <w:proofErr w:type="spellStart"/>
+      <w:r>
+        <w:t>main_author</w:t>
+      </w:r>
+      <w:proofErr w:type="spellEnd"/>
+      <w:r>
+        <w:t xml:space="preserve"> (texto): autor principal del libro. Se extrajo el primer nombre de la columna </w:t>
+      </w:r>
+      <w:proofErr w:type="spellStart"/>
+      <w:r>
+        <w:t>author</w:t>
+      </w:r>
+      <w:proofErr w:type="spellEnd"/>
+      <w:r>
+        <w:t>, eliminando roles secundarios entre paréntesis (ilustradores, editores, traductores, etc.) mediante expresiones regulares.</w:t>
+      </w:r>
+    </w:p>
+    <w:p>
+      <w:pPr>
+        <w:pStyle w:val="Prrafodelista"/>
+        <w:numPr>
+          <w:ilvl w:val="0"/>
+          <w:numId w:val="3"/>
+        </w:numPr>
+        <w:spacing w:before="80" w:after="80"/>
+        <w:contextualSpacing w:val="0"/>
+        <w:jc w:val="both"/>
+      </w:pPr>
+      <w:proofErr w:type="spellStart"/>
+      <w:r>
+        <w:t>num_awards</w:t>
+      </w:r>
+      <w:proofErr w:type="spellEnd"/>
+      <w:r>
+        <w:t xml:space="preserve"> (entero): número de premios recibidos por el libro. Se obtuvo contando los elementos de la lista en la columna </w:t>
+      </w:r>
+      <w:proofErr w:type="spellStart"/>
+      <w:r>
+        <w:t>awards</w:t>
+      </w:r>
+      <w:proofErr w:type="spellEnd"/>
+      <w:r>
+        <w:t>.</w:t>
+      </w:r>
+    </w:p>
+    <w:p>
+      <w:pPr>
+        <w:pStyle w:val="Ttulo1"/>
+        <w:numPr>
+          <w:ilvl w:val="0"/>
+          <w:numId w:val="5"/>
+        </w:numPr>
+        <w:jc w:val="both"/>
+      </w:pPr>
+      <w:bookmarkStart w:id="9" w:name="_Toc227009353"/>
+      <w:r>
+        <w:t>Hipótesis Analizadas</w:t>
+      </w:r>
+      <w:bookmarkEnd w:id="9"/>
+    </w:p>
+    <w:p>
+      <w:pPr>
+        <w:spacing w:before="120" w:after="200"/>
+        <w:jc w:val="both"/>
+      </w:pPr>
+      <w:r>
+        <w:t>Se plantearon y analizaron cinco hipótesis sobre los factores que influyen en los ratings de los libros:</w:t>
+      </w:r>
+    </w:p>
+    <w:p>
+      <w:pPr>
+        <w:pStyle w:val="Ttulo2"/>
+        <w:jc w:val="both"/>
+      </w:pPr>
+      <w:bookmarkStart w:id="10" w:name="_Toc227009354"/>
+      <w:r>
+        <w:t>Hipótesis 1: Los libros con más páginas tienen mejor rating</w:t>
+      </w:r>
+      <w:bookmarkEnd w:id="10"/>
+    </w:p>
+    <w:p>
+      <w:pPr>
+        <w:spacing w:before="120" w:after="120"/>
+        <w:jc w:val="both"/>
+      </w:pPr>
+      <w:r>
+        <w:rPr>
+          <w:b/>
+          <w:bCs/>
+        </w:rPr>
+        <w:t xml:space="preserve">Metodología: </w:t>
+      </w:r>
+      <w:r>
+        <w:t xml:space="preserve">Se filtraron los libros con menos de 1.500 páginas para eliminar </w:t>
+      </w:r>
+      <w:proofErr w:type="spellStart"/>
+      <w:r>
+        <w:t>outliers</w:t>
+      </w:r>
+      <w:proofErr w:type="spellEnd"/>
+      <w:r>
+        <w:t>. Se analizó la correlación entre el número de páginas y el rating mediante un gráfico de dispersión con línea de tendencia (</w:t>
+      </w:r>
+      <w:proofErr w:type="spellStart"/>
+      <w:r>
+        <w:t>regplot</w:t>
+      </w:r>
+      <w:proofErr w:type="spellEnd"/>
+      <w:r>
+        <w:t xml:space="preserve"> de </w:t>
+      </w:r>
+      <w:proofErr w:type="spellStart"/>
+      <w:r>
+        <w:t>Seaborn</w:t>
+      </w:r>
+      <w:proofErr w:type="spellEnd"/>
+      <w:r>
+        <w:t>).</w:t>
+      </w:r>
+    </w:p>
+    <w:p>
+      <w:pPr>
+        <w:pStyle w:val="Ttulo2"/>
+        <w:jc w:val="both"/>
+      </w:pPr>
+      <w:bookmarkStart w:id="11" w:name="_Toc227009355"/>
+      <w:r>
+        <w:t xml:space="preserve">Hipótesis 2: Los libros en formato </w:t>
+      </w:r>
+      <w:proofErr w:type="spellStart"/>
+      <w:r>
+        <w:t>Hardcover</w:t>
+      </w:r>
+      <w:proofErr w:type="spellEnd"/>
+      <w:r>
+        <w:t xml:space="preserve"> tienen mejor rating</w:t>
+      </w:r>
+      <w:bookmarkEnd w:id="11"/>
+    </w:p>
+    <w:p>
+      <w:pPr>
+        <w:spacing w:before="120" w:after="120"/>
+        <w:jc w:val="both"/>
+      </w:pPr>
+      <w:r>
+        <w:rPr>
+          <w:b/>
+          <w:bCs/>
+        </w:rPr>
+        <w:t xml:space="preserve">Metodología: </w:t>
+      </w:r>
+      <w:r>
+        <w:t xml:space="preserve">Se comparó el rating medio por formato de libro mediante un gráfico de barras con doble eje (rating medio + media de valoraciones por libro), diferenciando el formato </w:t>
+      </w:r>
+      <w:proofErr w:type="spellStart"/>
+      <w:r>
+        <w:t>Hardcover</w:t>
+      </w:r>
+      <w:proofErr w:type="spellEnd"/>
+      <w:r>
+        <w:t xml:space="preserve"> en color amarillo.</w:t>
+      </w:r>
+    </w:p>
+    <w:p>
+      <w:pPr>
+        <w:pStyle w:val="Ttulo2"/>
+        <w:jc w:val="both"/>
+      </w:pPr>
+      <w:bookmarkStart w:id="12" w:name="_Toc227009356"/>
+      <w:r>
+        <w:lastRenderedPageBreak/>
+        <w:t>Hipótesis 3: Las series tienen mejores ratings que los libros individuales</w:t>
+      </w:r>
+      <w:bookmarkEnd w:id="12"/>
+    </w:p>
+    <w:p>
+      <w:pPr>
+        <w:spacing w:before="120" w:after="120"/>
+        <w:jc w:val="both"/>
+      </w:pPr>
+      <w:r>
+        <w:rPr>
+          <w:b/>
+          <w:bCs/>
+        </w:rPr>
+        <w:t xml:space="preserve">Metodología: </w:t>
+      </w:r>
+      <w:r>
+        <w:t xml:space="preserve">Se utilizó la variable </w:t>
+      </w:r>
+      <w:proofErr w:type="spellStart"/>
+      <w:r>
+        <w:t>is_series</w:t>
+      </w:r>
+      <w:proofErr w:type="spellEnd"/>
+      <w:r>
+        <w:t xml:space="preserve"> para dividir el </w:t>
+      </w:r>
+      <w:proofErr w:type="spellStart"/>
+      <w:r>
+        <w:t>dataset</w:t>
+      </w:r>
+      <w:proofErr w:type="spellEnd"/>
+      <w:r>
+        <w:t xml:space="preserve"> en dos grupos. Se comparó el rating medio de cada grupo mediante un histograma con líneas de media y un gráfico de barras.</w:t>
+      </w:r>
+    </w:p>
+    <w:p>
+      <w:pPr>
+        <w:pStyle w:val="Ttulo2"/>
+        <w:jc w:val="both"/>
+      </w:pPr>
+      <w:bookmarkStart w:id="13" w:name="_Toc227009357"/>
+      <w:r>
+        <w:t xml:space="preserve">Hipótesis 4: Los autores populares concentran la mayoría de </w:t>
+      </w:r>
+      <w:r>
+        <w:t>las valoraciones</w:t>
+      </w:r>
+      <w:bookmarkEnd w:id="13"/>
+    </w:p>
+    <w:p>
+      <w:pPr>
+        <w:spacing w:before="120" w:after="120"/>
+        <w:jc w:val="both"/>
+      </w:pPr>
+      <w:r>
+        <w:rPr>
+          <w:b/>
+          <w:bCs/>
+        </w:rPr>
+        <w:t xml:space="preserve">Metodología: </w:t>
+      </w:r>
+      <w:r>
+        <w:t>Se definieron como “autores populares” los 15 autores con mayor número total de valoraciones (</w:t>
+      </w:r>
+      <w:proofErr w:type="spellStart"/>
+      <w:r>
+        <w:t>numRatings</w:t>
+      </w:r>
+      <w:proofErr w:type="spellEnd"/>
+      <w:r>
+        <w:t xml:space="preserve">). Se creó la variable booleana </w:t>
+      </w:r>
+      <w:proofErr w:type="spellStart"/>
+      <w:r>
+        <w:t>es_popular</w:t>
+      </w:r>
+      <w:proofErr w:type="spellEnd"/>
+      <w:r>
+        <w:t xml:space="preserve"> y se visualizó el ranking con un gráfico de barras horizontales, identificando a J.K. Rowling, Stephen King y Suzanne Collins como los tres autores más valorados.</w:t>
+      </w:r>
+    </w:p>
+    <w:p>
+      <w:pPr>
+        <w:pStyle w:val="Ttulo2"/>
+        <w:jc w:val="both"/>
+      </w:pPr>
+      <w:bookmarkStart w:id="14" w:name="_Toc227009358"/>
+      <w:r>
+        <w:t>Hipótesis 5: Los autores populares tienen más premios</w:t>
+      </w:r>
+      <w:bookmarkEnd w:id="14"/>
+    </w:p>
+    <w:p>
+      <w:pPr>
+        <w:spacing w:before="120" w:after="120"/>
+        <w:jc w:val="both"/>
+      </w:pPr>
+      <w:r>
+        <w:rPr>
+          <w:b/>
+          <w:bCs/>
+        </w:rPr>
+        <w:t xml:space="preserve">Metodología: </w:t>
+      </w:r>
+      <w:r>
+        <w:t>Se comparó la media de premios por autor entre el grupo popular y el no popular. Se utilizó un gráfico de barras con valores dentro de las barras para facilitar la lectura por parte de audiencias no expertas.</w:t>
+      </w:r>
+    </w:p>
+    <w:p>
+      <w:pPr>
+        <w:pStyle w:val="Ttulo1"/>
+        <w:numPr>
+          <w:ilvl w:val="0"/>
+          <w:numId w:val="5"/>
+        </w:numPr>
+        <w:jc w:val="both"/>
+      </w:pPr>
+      <w:bookmarkStart w:id="15" w:name="_Toc227009359"/>
+      <w:r>
+        <w:t>Resultados</w:t>
+      </w:r>
+      <w:bookmarkEnd w:id="15"/>
+    </w:p>
+    <w:p>
+      <w:pPr>
+        <w:spacing w:before="120" w:after="120"/>
+        <w:jc w:val="both"/>
+      </w:pPr>
+    </w:p>
+    <w:p>
+      <w:pPr>
+        <w:pStyle w:val="Ttulo1"/>
+        <w:numPr>
+          <w:ilvl w:val="0"/>
+          <w:numId w:val="5"/>
+        </w:numPr>
+        <w:jc w:val="both"/>
+      </w:pPr>
+      <w:bookmarkStart w:id="16" w:name="_Toc227009360"/>
+      <w:r>
+        <w:t>Conclusiones</w:t>
+      </w:r>
+      <w:bookmarkEnd w:id="16"/>
+    </w:p>
+    <w:p>
+      <w:pPr>
+        <w:spacing w:before="120" w:after="160"/>
+        <w:jc w:val="both"/>
+      </w:pPr>
+      <w:r>
+        <w:t>Tras el análisis de las cinco hipótesis planteadas, se extraen las siguientes conclusiones:</w:t>
+      </w:r>
+    </w:p>
+    <w:p>
+      <w:pPr>
+        <w:pStyle w:val="Prrafodelista"/>
+        <w:numPr>
+          <w:ilvl w:val="0"/>
+          <w:numId w:val="3"/>
+        </w:numPr>
+        <w:spacing w:before="80" w:after="80"/>
+        <w:contextualSpacing w:val="0"/>
+        <w:jc w:val="both"/>
+      </w:pPr>
+      <w:r>
+        <w:rPr>
+          <w:b/>
+          <w:bCs/>
+        </w:rPr>
+        <w:t>Hipótesis 1 — Páginas y rating:</w:t>
+      </w:r>
+      <w:r>
+        <w:t xml:space="preserve"> Se observa una ligera tendencia positiva, aunque la correlación es débil. El número de páginas por sí solo no es un factor determinante del rating.</w:t>
+      </w:r>
+    </w:p>
+    <w:p>
+      <w:pPr>
+        <w:pStyle w:val="Prrafodelista"/>
+        <w:numPr>
+          <w:ilvl w:val="0"/>
+          <w:numId w:val="3"/>
+        </w:numPr>
+        <w:spacing w:before="80" w:after="80"/>
+        <w:contextualSpacing w:val="0"/>
+        <w:jc w:val="both"/>
+      </w:pPr>
+      <w:r>
+        <w:rPr>
+          <w:b/>
+          <w:bCs/>
+        </w:rPr>
+        <w:t xml:space="preserve">Hipótesis 2 — Formato </w:t>
+      </w:r>
+      <w:proofErr w:type="spellStart"/>
+      <w:r>
+        <w:rPr>
+          <w:b/>
+          <w:bCs/>
+        </w:rPr>
+        <w:t>Hardcover</w:t>
+      </w:r>
+      <w:proofErr w:type="spellEnd"/>
+      <w:r>
+        <w:rPr>
+          <w:b/>
+          <w:bCs/>
+        </w:rPr>
+        <w:t>:</w:t>
+      </w:r>
+      <w:r>
+        <w:t xml:space="preserve"> Los formatos digitales (Kindle </w:t>
+      </w:r>
+      <w:proofErr w:type="spellStart"/>
+      <w:r>
+        <w:t>Edition</w:t>
+      </w:r>
+      <w:proofErr w:type="spellEnd"/>
+      <w:r>
+        <w:t xml:space="preserve">, </w:t>
+      </w:r>
+      <w:proofErr w:type="spellStart"/>
+      <w:r>
+        <w:t>ebook</w:t>
+      </w:r>
+      <w:proofErr w:type="spellEnd"/>
+      <w:r>
+        <w:t xml:space="preserve">) presentan ratings ligeramente superiores, mientras que el </w:t>
+      </w:r>
+      <w:proofErr w:type="spellStart"/>
+      <w:r>
+        <w:t>Hardcover</w:t>
+      </w:r>
+      <w:proofErr w:type="spellEnd"/>
+      <w:r>
+        <w:t xml:space="preserve"> tiene el rating más bajo de los formatos analizados (3,99). Esto puede deberse al tipo de libros que se publican en cada formato.</w:t>
+      </w:r>
+    </w:p>
+    <w:p>
+      <w:pPr>
+        <w:pStyle w:val="Prrafodelista"/>
+        <w:numPr>
+          <w:ilvl w:val="0"/>
+          <w:numId w:val="3"/>
+        </w:numPr>
+        <w:spacing w:before="80" w:after="80"/>
+        <w:contextualSpacing w:val="0"/>
+        <w:jc w:val="both"/>
+      </w:pPr>
+      <w:r>
+        <w:rPr>
+          <w:b/>
+          <w:bCs/>
+        </w:rPr>
+        <w:t>Hipótesis 3 — Series vs libros individuales:</w:t>
+      </w:r>
+      <w:r>
+        <w:t xml:space="preserve"> Las series presentan un rating medio ligeramente superior al de los libros individuales, lo que sugiere un efecto de fidelización del lector.</w:t>
+      </w:r>
+    </w:p>
+    <w:p>
+      <w:pPr>
+        <w:pStyle w:val="Prrafodelista"/>
+        <w:numPr>
+          <w:ilvl w:val="0"/>
+          <w:numId w:val="3"/>
+        </w:numPr>
+        <w:spacing w:before="80" w:after="80"/>
+        <w:contextualSpacing w:val="0"/>
+        <w:jc w:val="both"/>
+      </w:pPr>
+      <w:r>
+        <w:rPr>
+          <w:b/>
+          <w:bCs/>
+        </w:rPr>
+        <w:t>Hipótesis 4 — Concentración de valoraciones:</w:t>
+      </w:r>
+      <w:r>
+        <w:t xml:space="preserve"> Efectivamente, un pequeño grupo de autores concentra la gran mayoría de las valoraciones, siendo J.K. Rowling la autora más valorada con diferencia.</w:t>
+      </w:r>
+    </w:p>
+    <w:p>
+      <w:pPr>
+        <w:pStyle w:val="Prrafodelista"/>
+        <w:numPr>
+          <w:ilvl w:val="0"/>
+          <w:numId w:val="3"/>
+        </w:numPr>
+        <w:spacing w:before="80" w:after="80"/>
+        <w:contextualSpacing w:val="0"/>
+        <w:jc w:val="both"/>
+      </w:pPr>
+      <w:r>
+        <w:rPr>
+          <w:b/>
+          <w:bCs/>
+        </w:rPr>
+        <w:t>Hipótesis 5 — Premios y popularidad:</w:t>
+      </w:r>
+      <w:r>
+        <w:t xml:space="preserve"> Los autores populares tienen de media 2,44 premios por autor, frente a 0,47 de los no populares. Esto indica una correlación positiva entre popularidad y reconocimiento por premios, aunque no implica causalidad.</w:t>
+      </w:r>
+    </w:p>
+    <w:p>
+      <w:pPr>
+        <w:spacing w:before="240" w:after="120"/>
+        <w:jc w:val="both"/>
+      </w:pPr>
+      <w:r>
+        <w:lastRenderedPageBreak/>
+        <w:t>En general, el análisis sugiere que la popularidad de un autor (medida por número de valoraciones) está relacionada con un mayor reconocimiento en forma de premios, y que los lectores tienden a valorar positivamente las series. Sin embargo, factores como el número de páginas o el formato físico tienen una influencia más limitada sobre el rating.</w:t>
+      </w:r>
+    </w:p>
+    <w:p>
+      <w:pPr>
+        <w:pStyle w:val="Ttulo1"/>
+        <w:numPr>
+          <w:ilvl w:val="0"/>
+          <w:numId w:val="5"/>
+        </w:numPr>
+        <w:jc w:val="both"/>
+      </w:pPr>
+      <w:bookmarkStart w:id="17" w:name="_Toc227009361"/>
+      <w:r>
+        <w:t>Herramientas y Librerías Utilizadas</w:t>
+      </w:r>
+      <w:bookmarkEnd w:id="17"/>
+    </w:p>
+    <w:p>
+      <w:pPr>
+        <w:pStyle w:val="Prrafodelista"/>
+        <w:numPr>
+          <w:ilvl w:val="0"/>
+          <w:numId w:val="3"/>
+        </w:numPr>
+        <w:spacing w:before="60" w:after="60"/>
+        <w:contextualSpacing w:val="0"/>
+        <w:jc w:val="both"/>
+      </w:pPr>
+      <w:r>
+        <w:t>Python 3.11</w:t>
+      </w:r>
+    </w:p>
+    <w:p>
+      <w:pPr>
+        <w:pStyle w:val="Prrafodelista"/>
+        <w:numPr>
+          <w:ilvl w:val="0"/>
+          <w:numId w:val="3"/>
+        </w:numPr>
+        <w:spacing w:before="60" w:after="60"/>
+        <w:contextualSpacing w:val="0"/>
+        <w:jc w:val="both"/>
+      </w:pPr>
+      <w:r>
+        <w:t>pandas: carga, limpieza y manipulación de datos.</w:t>
+      </w:r>
+    </w:p>
+    <w:p>
+      <w:pPr>
+        <w:pStyle w:val="Prrafodelista"/>
+        <w:numPr>
+          <w:ilvl w:val="0"/>
+          <w:numId w:val="3"/>
+        </w:numPr>
+        <w:spacing w:before="60" w:after="60"/>
+        <w:contextualSpacing w:val="0"/>
+        <w:jc w:val="both"/>
+      </w:pPr>
+      <w:proofErr w:type="spellStart"/>
+      <w:r>
+        <w:t>numpy</w:t>
+      </w:r>
+      <w:proofErr w:type="spellEnd"/>
+      <w:r>
+        <w:t>: operaciones numéricas.</w:t>
+      </w:r>
+    </w:p>
+    <w:p>
+      <w:pPr>
+        <w:pStyle w:val="Prrafodelista"/>
+        <w:numPr>
+          <w:ilvl w:val="0"/>
+          <w:numId w:val="3"/>
+        </w:numPr>
+        <w:spacing w:before="60" w:after="60"/>
+        <w:contextualSpacing w:val="0"/>
+        <w:jc w:val="both"/>
+      </w:pPr>
+      <w:proofErr w:type="spellStart"/>
+      <w:r>
+        <w:t>matplotlib</w:t>
+      </w:r>
+      <w:proofErr w:type="spellEnd"/>
+      <w:r>
+        <w:t>: visualización de datos.</w:t>
+      </w:r>
+    </w:p>
+    <w:p>
+      <w:pPr>
+        <w:pStyle w:val="Prrafodelista"/>
+        <w:numPr>
+          <w:ilvl w:val="0"/>
+          <w:numId w:val="3"/>
+        </w:numPr>
+        <w:spacing w:before="60" w:after="60"/>
+        <w:contextualSpacing w:val="0"/>
+        <w:jc w:val="both"/>
+      </w:pPr>
+      <w:proofErr w:type="spellStart"/>
+      <w:r>
+        <w:t>seaborn</w:t>
+      </w:r>
+      <w:proofErr w:type="spellEnd"/>
+      <w:r>
+        <w:t>: visualización estadística.</w:t>
+      </w:r>
+    </w:p>
+    <w:p>
+      <w:pPr>
+        <w:pStyle w:val="Prrafodelista"/>
+        <w:numPr>
+          <w:ilvl w:val="0"/>
+          <w:numId w:val="3"/>
+        </w:numPr>
+        <w:spacing w:before="60" w:after="60"/>
+        <w:contextualSpacing w:val="0"/>
+        <w:jc w:val="both"/>
+      </w:pPr>
+      <w:r>
+        <w:t>re (expresiones regulares): extracción del autor principal.</w:t>
+      </w:r>
+    </w:p>
+    <w:p>
+      <w:pPr>
+        <w:pStyle w:val="Prrafodelista"/>
+        <w:numPr>
+          <w:ilvl w:val="0"/>
+          <w:numId w:val="3"/>
+        </w:numPr>
+        <w:spacing w:before="60" w:after="60"/>
+        <w:contextualSpacing w:val="0"/>
+        <w:jc w:val="both"/>
+      </w:pPr>
+      <w:proofErr w:type="spellStart"/>
+      <w:r>
+        <w:t>Jupyter</w:t>
+      </w:r>
+      <w:proofErr w:type="spellEnd"/>
+      <w:r>
+        <w:t xml:space="preserve"> Notebook / VS </w:t>
+      </w:r>
+      <w:proofErr w:type="spellStart"/>
+      <w:r>
+        <w:t>Code</w:t>
+      </w:r>
+      <w:proofErr w:type="spellEnd"/>
+      <w:r>
+        <w:t>: entorno de desarrollo.</w:t>
+      </w:r>
+    </w:p>
+    <w:p>
+      <w:pPr>
+        <w:pStyle w:val="Ttulo1"/>
+        <w:numPr>
+          <w:ilvl w:val="0"/>
+          <w:numId w:val="5"/>
+        </w:numPr>
+        <w:jc w:val="both"/>
+      </w:pPr>
+      <w:bookmarkStart w:id="18" w:name="_Toc227009362"/>
+      <w:r>
+        <w:t>R</w:t>
+      </w:r>
+      <w:r>
+        <w:t xml:space="preserve">eferencia </w:t>
+      </w:r>
+      <w:proofErr w:type="spellStart"/>
+      <w:r>
+        <w:t>dataset</w:t>
+      </w:r>
+      <w:bookmarkEnd w:id="18"/>
+      <w:proofErr w:type="spellEnd"/>
+    </w:p>
+    <w:p>
+      <w:pPr>
+        <w:spacing w:before="120" w:after="160"/>
+      </w:pPr>
+      <w:r>
+        <w:t xml:space="preserve">1- </w:t>
+      </w:r>
+      <w:proofErr w:type="spellStart"/>
+      <w:r>
+        <w:t>Kaggle</w:t>
+      </w:r>
+      <w:proofErr w:type="spellEnd"/>
+      <w:r>
+        <w:t xml:space="preserve"> </w:t>
+      </w:r>
+      <w:proofErr w:type="spellStart"/>
+      <w:r>
+        <w:t>dataset</w:t>
+      </w:r>
+      <w:proofErr w:type="spellEnd"/>
+      <w:r>
+        <w:t xml:space="preserve">: </w:t>
+      </w:r>
+      <w:proofErr w:type="spellStart"/>
+      <w:r>
+        <w:t>Goodreads</w:t>
+      </w:r>
+      <w:proofErr w:type="spellEnd"/>
+      <w:r>
+        <w:t xml:space="preserve"> </w:t>
+      </w:r>
+      <w:proofErr w:type="spellStart"/>
+      <w:r>
+        <w:t>Best</w:t>
+      </w:r>
+      <w:proofErr w:type="spellEnd"/>
+      <w:r>
+        <w:t xml:space="preserve"> </w:t>
+      </w:r>
+      <w:proofErr w:type="spellStart"/>
+      <w:r>
+        <w:t>Books</w:t>
+      </w:r>
+      <w:proofErr w:type="spellEnd"/>
+      <w:r>
+        <w:t xml:space="preserve">, </w:t>
+      </w:r>
+      <w:proofErr w:type="spellStart"/>
+      <w:r>
+        <w:t>The</w:t>
+      </w:r>
+      <w:proofErr w:type="spellEnd"/>
+      <w:r>
+        <w:t xml:space="preserve"> Destructor. Acceso abril 2026. </w:t>
+      </w:r>
+      <w:hyperlink r:id="rId6" w:history="1">
+        <w:r>
+          <w:rPr>
+            <w:rStyle w:val="Hipervnculo"/>
+          </w:rPr>
+          <w:t>https://www.kaggle.com/datasets/thedevastator/comprehensive-overview-of-52478-goodreads-best-b</w:t>
+        </w:r>
+      </w:hyperlink>
+    </w:p>
     <w:sectPr>
       <w:pgSz w:w="11906" w:h="16838"/>
       <w:pgMar w:top="1417" w:right="1701" w:bottom="1417" w:left="1701" w:header="708" w:footer="708" w:gutter="0"/>
@@ -99,6 +3969,644 @@
     </w:sectPr>
   </w:body>
 </w:document>
+</file>
+
+<file path=word/numbering.xml><?xml version="1.0" encoding="utf-8"?>
+<w:numbering xmlns:wpc="http://schemas.microsoft.com/office/word/2010/wordprocessingCanvas" xmlns:cx="http://schemas.microsoft.com/office/drawing/2014/chartex" xmlns:cx1="http://schemas.microsoft.com/office/drawing/2015/9/8/chartex" xmlns:cx2="http://schemas.microsoft.com/office/drawing/2015/10/21/chartex" xmlns:cx3="http://schemas.microsoft.com/office/drawing/2016/5/9/chartex" xmlns:cx4="http://schemas.microsoft.com/office/drawing/2016/5/10/chartex" xmlns:cx5="http://schemas.microsoft.com/office/drawing/2016/5/11/chartex" xmlns:cx6="http://schemas.microsoft.com/office/drawing/2016/5/12/chartex" xmlns:cx7="http://schemas.microsoft.com/office/drawing/2016/5/13/chartex" xmlns:cx8="http://schemas.microsoft.com/office/drawing/2016/5/14/chartex" xmlns:mc="http://schemas.openxmlformats.org/markup-compatibility/2006" xmlns:aink="http://schemas.microsoft.com/office/drawing/2016/ink" xmlns:am3d="http://schemas.microsoft.com/office/drawing/2017/model3d" xmlns:o="urn:schemas-microsoft-com:office:office" xmlns:oel="http://schemas.microsoft.com/office/2019/extlst" xmlns:r="http://schemas.openxmlformats.org/officeDocument/2006/relationships" xmlns:m="http://schemas.openxmlformats.org/officeDocument/2006/math" xmlns:v="urn:schemas-microsoft-com:vml" xmlns:wp14="http://schemas.microsoft.com/office/word/2010/wordprocessingDrawing" xmlns:wp="http://schemas.openxmlformats.org/drawingml/2006/wordprocessingDrawing" xmlns:w10="urn:schemas-microsoft-com:office:word" xmlns:w="http://schemas.openxmlformats.org/wordprocessingml/2006/main" xmlns:w14="http://schemas.microsoft.com/office/word/2010/wordml" xmlns:w15="http://schemas.microsoft.com/office/word/2012/wordml" xmlns:w16cex="http://schemas.microsoft.com/office/word/2018/wordml/cex" xmlns:w16cid="http://schemas.microsoft.com/office/word/2016/wordml/cid" xmlns:w16="http://schemas.microsoft.com/office/word/2018/wordml" xmlns:w16du="http://schemas.microsoft.com/office/word/2023/wordml/word16du" xmlns:w16sdtdh="http://schemas.microsoft.com/office/word/2020/wordml/sdtdatahash" xmlns:w16sdtfl="http://schemas.microsoft.com/office/word/2024/wordml/sdtformatlock" xmlns:w16se="http://schemas.microsoft.com/office/word/2015/wordml/symex" xmlns:wpg="http://schemas.microsoft.com/office/word/2010/wordprocessingGroup" xmlns:wpi="http://schemas.microsoft.com/office/word/2010/wordprocessingInk" xmlns:wne="http://schemas.microsoft.com/office/word/2006/wordml" xmlns:wps="http://schemas.microsoft.com/office/word/2010/wordprocessingShape" mc:Ignorable="w14 w15 w16se w16cid w16 w16cex w16sdtdh w16sdtfl w16du wp14">
+  <w:abstractNum w:abstractNumId="0" w15:restartNumberingAfterBreak="0">
+    <w:nsid w:val="13740106"/>
+    <w:multiLevelType w:val="hybridMultilevel"/>
+    <w:tmpl w:val="07B89508"/>
+    <w:lvl w:ilvl="0" w:tplc="C45EE61E">
+      <w:start w:val="1"/>
+      <w:numFmt w:val="bullet"/>
+      <w:lvlText w:val="•"/>
+      <w:lvlJc w:val="left"/>
+      <w:pPr>
+        <w:ind w:left="720" w:hanging="360"/>
+      </w:pPr>
+    </w:lvl>
+    <w:lvl w:ilvl="1" w:tplc="A88EFE88">
+      <w:numFmt w:val="decimal"/>
+      <w:lvlText w:val=""/>
+      <w:lvlJc w:val="left"/>
+    </w:lvl>
+    <w:lvl w:ilvl="2" w:tplc="68120136">
+      <w:numFmt w:val="decimal"/>
+      <w:lvlText w:val=""/>
+      <w:lvlJc w:val="left"/>
+    </w:lvl>
+    <w:lvl w:ilvl="3" w:tplc="CB1EF5F8">
+      <w:numFmt w:val="decimal"/>
+      <w:lvlText w:val=""/>
+      <w:lvlJc w:val="left"/>
+    </w:lvl>
+    <w:lvl w:ilvl="4" w:tplc="DCD2E4B0">
+      <w:numFmt w:val="decimal"/>
+      <w:lvlText w:val=""/>
+      <w:lvlJc w:val="left"/>
+    </w:lvl>
+    <w:lvl w:ilvl="5" w:tplc="B9F6B002">
+      <w:numFmt w:val="decimal"/>
+      <w:lvlText w:val=""/>
+      <w:lvlJc w:val="left"/>
+    </w:lvl>
+    <w:lvl w:ilvl="6" w:tplc="EDB6E098">
+      <w:numFmt w:val="decimal"/>
+      <w:lvlText w:val=""/>
+      <w:lvlJc w:val="left"/>
+    </w:lvl>
+    <w:lvl w:ilvl="7" w:tplc="B29ECA38">
+      <w:numFmt w:val="decimal"/>
+      <w:lvlText w:val=""/>
+      <w:lvlJc w:val="left"/>
+    </w:lvl>
+    <w:lvl w:ilvl="8" w:tplc="3C26C6A2">
+      <w:numFmt w:val="decimal"/>
+      <w:lvlText w:val=""/>
+      <w:lvlJc w:val="left"/>
+    </w:lvl>
+  </w:abstractNum>
+  <w:abstractNum w:abstractNumId="1" w15:restartNumberingAfterBreak="0">
+    <w:nsid w:val="138B7597"/>
+    <w:multiLevelType w:val="hybridMultilevel"/>
+    <w:tmpl w:val="CF021804"/>
+    <w:lvl w:ilvl="0" w:tplc="040A000F">
+      <w:start w:val="1"/>
+      <w:numFmt w:val="decimal"/>
+      <w:lvlText w:val="%1."/>
+      <w:lvlJc w:val="left"/>
+      <w:pPr>
+        <w:ind w:left="360" w:hanging="360"/>
+      </w:pPr>
+      <w:rPr>
+        <w:rFonts w:hint="default"/>
+      </w:rPr>
+    </w:lvl>
+    <w:lvl w:ilvl="1" w:tplc="040A0019" w:tentative="1">
+      <w:start w:val="1"/>
+      <w:numFmt w:val="lowerLetter"/>
+      <w:lvlText w:val="%2."/>
+      <w:lvlJc w:val="left"/>
+      <w:pPr>
+        <w:ind w:left="1080" w:hanging="360"/>
+      </w:pPr>
+    </w:lvl>
+    <w:lvl w:ilvl="2" w:tplc="040A001B" w:tentative="1">
+      <w:start w:val="1"/>
+      <w:numFmt w:val="lowerRoman"/>
+      <w:lvlText w:val="%3."/>
+      <w:lvlJc w:val="right"/>
+      <w:pPr>
+        <w:ind w:left="1800" w:hanging="180"/>
+      </w:pPr>
+    </w:lvl>
+    <w:lvl w:ilvl="3" w:tplc="040A000F" w:tentative="1">
+      <w:start w:val="1"/>
+      <w:numFmt w:val="decimal"/>
+      <w:lvlText w:val="%4."/>
+      <w:lvlJc w:val="left"/>
+      <w:pPr>
+        <w:ind w:left="2520" w:hanging="360"/>
+      </w:pPr>
+    </w:lvl>
+    <w:lvl w:ilvl="4" w:tplc="040A0019" w:tentative="1">
+      <w:start w:val="1"/>
+      <w:numFmt w:val="lowerLetter"/>
+      <w:lvlText w:val="%5."/>
+      <w:lvlJc w:val="left"/>
+      <w:pPr>
+        <w:ind w:left="3240" w:hanging="360"/>
+      </w:pPr>
+    </w:lvl>
+    <w:lvl w:ilvl="5" w:tplc="040A001B" w:tentative="1">
+      <w:start w:val="1"/>
+      <w:numFmt w:val="lowerRoman"/>
+      <w:lvlText w:val="%6."/>
+      <w:lvlJc w:val="right"/>
+      <w:pPr>
+        <w:ind w:left="3960" w:hanging="180"/>
+      </w:pPr>
+    </w:lvl>
+    <w:lvl w:ilvl="6" w:tplc="040A000F" w:tentative="1">
+      <w:start w:val="1"/>
+      <w:numFmt w:val="decimal"/>
+      <w:lvlText w:val="%7."/>
+      <w:lvlJc w:val="left"/>
+      <w:pPr>
+        <w:ind w:left="4680" w:hanging="360"/>
+      </w:pPr>
+    </w:lvl>
+    <w:lvl w:ilvl="7" w:tplc="040A0019" w:tentative="1">
+      <w:start w:val="1"/>
+      <w:numFmt w:val="lowerLetter"/>
+      <w:lvlText w:val="%8."/>
+      <w:lvlJc w:val="left"/>
+      <w:pPr>
+        <w:ind w:left="5400" w:hanging="360"/>
+      </w:pPr>
+    </w:lvl>
+    <w:lvl w:ilvl="8" w:tplc="040A001B" w:tentative="1">
+      <w:start w:val="1"/>
+      <w:numFmt w:val="lowerRoman"/>
+      <w:lvlText w:val="%9."/>
+      <w:lvlJc w:val="right"/>
+      <w:pPr>
+        <w:ind w:left="6120" w:hanging="180"/>
+      </w:pPr>
+    </w:lvl>
+  </w:abstractNum>
+  <w:abstractNum w:abstractNumId="2" w15:restartNumberingAfterBreak="0">
+    <w:nsid w:val="19B2772A"/>
+    <w:multiLevelType w:val="hybridMultilevel"/>
+    <w:tmpl w:val="7DB8860A"/>
+    <w:lvl w:ilvl="0" w:tplc="FFFFFFFF">
+      <w:start w:val="1"/>
+      <w:numFmt w:val="decimal"/>
+      <w:lvlText w:val="%1."/>
+      <w:lvlJc w:val="left"/>
+      <w:pPr>
+        <w:ind w:left="360" w:hanging="360"/>
+      </w:pPr>
+      <w:rPr>
+        <w:rFonts w:hint="default"/>
+      </w:rPr>
+    </w:lvl>
+    <w:lvl w:ilvl="1" w:tplc="FFFFFFFF" w:tentative="1">
+      <w:start w:val="1"/>
+      <w:numFmt w:val="lowerLetter"/>
+      <w:lvlText w:val="%2."/>
+      <w:lvlJc w:val="left"/>
+      <w:pPr>
+        <w:ind w:left="1440" w:hanging="360"/>
+      </w:pPr>
+    </w:lvl>
+    <w:lvl w:ilvl="2" w:tplc="FFFFFFFF" w:tentative="1">
+      <w:start w:val="1"/>
+      <w:numFmt w:val="lowerRoman"/>
+      <w:lvlText w:val="%3."/>
+      <w:lvlJc w:val="right"/>
+      <w:pPr>
+        <w:ind w:left="2160" w:hanging="180"/>
+      </w:pPr>
+    </w:lvl>
+    <w:lvl w:ilvl="3" w:tplc="FFFFFFFF" w:tentative="1">
+      <w:start w:val="1"/>
+      <w:numFmt w:val="decimal"/>
+      <w:lvlText w:val="%4."/>
+      <w:lvlJc w:val="left"/>
+      <w:pPr>
+        <w:ind w:left="2880" w:hanging="360"/>
+      </w:pPr>
+    </w:lvl>
+    <w:lvl w:ilvl="4" w:tplc="FFFFFFFF" w:tentative="1">
+      <w:start w:val="1"/>
+      <w:numFmt w:val="lowerLetter"/>
+      <w:lvlText w:val="%5."/>
+      <w:lvlJc w:val="left"/>
+      <w:pPr>
+        <w:ind w:left="3600" w:hanging="360"/>
+      </w:pPr>
+    </w:lvl>
+    <w:lvl w:ilvl="5" w:tplc="FFFFFFFF" w:tentative="1">
+      <w:start w:val="1"/>
+      <w:numFmt w:val="lowerRoman"/>
+      <w:lvlText w:val="%6."/>
+      <w:lvlJc w:val="right"/>
+      <w:pPr>
+        <w:ind w:left="4320" w:hanging="180"/>
+      </w:pPr>
+    </w:lvl>
+    <w:lvl w:ilvl="6" w:tplc="FFFFFFFF" w:tentative="1">
+      <w:start w:val="1"/>
+      <w:numFmt w:val="decimal"/>
+      <w:lvlText w:val="%7."/>
+      <w:lvlJc w:val="left"/>
+      <w:pPr>
+        <w:ind w:left="5040" w:hanging="360"/>
+      </w:pPr>
+    </w:lvl>
+    <w:lvl w:ilvl="7" w:tplc="FFFFFFFF" w:tentative="1">
+      <w:start w:val="1"/>
+      <w:numFmt w:val="lowerLetter"/>
+      <w:lvlText w:val="%8."/>
+      <w:lvlJc w:val="left"/>
+      <w:pPr>
+        <w:ind w:left="5760" w:hanging="360"/>
+      </w:pPr>
+    </w:lvl>
+    <w:lvl w:ilvl="8" w:tplc="FFFFFFFF" w:tentative="1">
+      <w:start w:val="1"/>
+      <w:numFmt w:val="lowerRoman"/>
+      <w:lvlText w:val="%9."/>
+      <w:lvlJc w:val="right"/>
+      <w:pPr>
+        <w:ind w:left="6480" w:hanging="180"/>
+      </w:pPr>
+    </w:lvl>
+  </w:abstractNum>
+  <w:abstractNum w:abstractNumId="3" w15:restartNumberingAfterBreak="0">
+    <w:nsid w:val="2E2742CF"/>
+    <w:multiLevelType w:val="multilevel"/>
+    <w:tmpl w:val="040A001F"/>
+    <w:lvl w:ilvl="0">
+      <w:start w:val="1"/>
+      <w:numFmt w:val="decimal"/>
+      <w:lvlText w:val="%1."/>
+      <w:lvlJc w:val="left"/>
+      <w:pPr>
+        <w:ind w:left="360" w:hanging="360"/>
+      </w:pPr>
+      <w:rPr>
+        <w:rFonts w:hint="default"/>
+      </w:rPr>
+    </w:lvl>
+    <w:lvl w:ilvl="1">
+      <w:start w:val="1"/>
+      <w:numFmt w:val="decimal"/>
+      <w:lvlText w:val="%1.%2."/>
+      <w:lvlJc w:val="left"/>
+      <w:pPr>
+        <w:ind w:left="792" w:hanging="432"/>
+      </w:pPr>
+    </w:lvl>
+    <w:lvl w:ilvl="2">
+      <w:start w:val="1"/>
+      <w:numFmt w:val="decimal"/>
+      <w:lvlText w:val="%1.%2.%3."/>
+      <w:lvlJc w:val="left"/>
+      <w:pPr>
+        <w:ind w:left="1224" w:hanging="504"/>
+      </w:pPr>
+    </w:lvl>
+    <w:lvl w:ilvl="3">
+      <w:start w:val="1"/>
+      <w:numFmt w:val="decimal"/>
+      <w:lvlText w:val="%1.%2.%3.%4."/>
+      <w:lvlJc w:val="left"/>
+      <w:pPr>
+        <w:ind w:left="1728" w:hanging="648"/>
+      </w:pPr>
+    </w:lvl>
+    <w:lvl w:ilvl="4">
+      <w:start w:val="1"/>
+      <w:numFmt w:val="decimal"/>
+      <w:lvlText w:val="%1.%2.%3.%4.%5."/>
+      <w:lvlJc w:val="left"/>
+      <w:pPr>
+        <w:ind w:left="2232" w:hanging="792"/>
+      </w:pPr>
+    </w:lvl>
+    <w:lvl w:ilvl="5">
+      <w:start w:val="1"/>
+      <w:numFmt w:val="decimal"/>
+      <w:lvlText w:val="%1.%2.%3.%4.%5.%6."/>
+      <w:lvlJc w:val="left"/>
+      <w:pPr>
+        <w:ind w:left="2736" w:hanging="936"/>
+      </w:pPr>
+    </w:lvl>
+    <w:lvl w:ilvl="6">
+      <w:start w:val="1"/>
+      <w:numFmt w:val="decimal"/>
+      <w:lvlText w:val="%1.%2.%3.%4.%5.%6.%7."/>
+      <w:lvlJc w:val="left"/>
+      <w:pPr>
+        <w:ind w:left="3240" w:hanging="1080"/>
+      </w:pPr>
+    </w:lvl>
+    <w:lvl w:ilvl="7">
+      <w:start w:val="1"/>
+      <w:numFmt w:val="decimal"/>
+      <w:lvlText w:val="%1.%2.%3.%4.%5.%6.%7.%8."/>
+      <w:lvlJc w:val="left"/>
+      <w:pPr>
+        <w:ind w:left="3744" w:hanging="1224"/>
+      </w:pPr>
+    </w:lvl>
+    <w:lvl w:ilvl="8">
+      <w:start w:val="1"/>
+      <w:numFmt w:val="decimal"/>
+      <w:lvlText w:val="%1.%2.%3.%4.%5.%6.%7.%8.%9."/>
+      <w:lvlJc w:val="left"/>
+      <w:pPr>
+        <w:ind w:left="4320" w:hanging="1440"/>
+      </w:pPr>
+    </w:lvl>
+  </w:abstractNum>
+  <w:abstractNum w:abstractNumId="4" w15:restartNumberingAfterBreak="0">
+    <w:nsid w:val="36547517"/>
+    <w:multiLevelType w:val="hybridMultilevel"/>
+    <w:tmpl w:val="24BA45D4"/>
+    <w:lvl w:ilvl="0" w:tplc="E1D677A2">
+      <w:start w:val="2"/>
+      <w:numFmt w:val="bullet"/>
+      <w:lvlText w:val="-"/>
+      <w:lvlJc w:val="left"/>
+      <w:pPr>
+        <w:ind w:left="720" w:hanging="360"/>
+      </w:pPr>
+      <w:rPr>
+        <w:rFonts w:ascii="Arial" w:eastAsia="Arial" w:hAnsi="Arial" w:cs="Arial" w:hint="default"/>
+      </w:rPr>
+    </w:lvl>
+    <w:lvl w:ilvl="1" w:tplc="040A0003" w:tentative="1">
+      <w:start w:val="1"/>
+      <w:numFmt w:val="bullet"/>
+      <w:lvlText w:val="o"/>
+      <w:lvlJc w:val="left"/>
+      <w:pPr>
+        <w:ind w:left="1440" w:hanging="360"/>
+      </w:pPr>
+      <w:rPr>
+        <w:rFonts w:ascii="Courier New" w:hAnsi="Courier New" w:cs="Courier New" w:hint="default"/>
+      </w:rPr>
+    </w:lvl>
+    <w:lvl w:ilvl="2" w:tplc="040A0005" w:tentative="1">
+      <w:start w:val="1"/>
+      <w:numFmt w:val="bullet"/>
+      <w:lvlText w:val=""/>
+      <w:lvlJc w:val="left"/>
+      <w:pPr>
+        <w:ind w:left="2160" w:hanging="360"/>
+      </w:pPr>
+      <w:rPr>
+        <w:rFonts w:ascii="Wingdings" w:hAnsi="Wingdings" w:hint="default"/>
+      </w:rPr>
+    </w:lvl>
+    <w:lvl w:ilvl="3" w:tplc="040A0001" w:tentative="1">
+      <w:start w:val="1"/>
+      <w:numFmt w:val="bullet"/>
+      <w:lvlText w:val=""/>
+      <w:lvlJc w:val="left"/>
+      <w:pPr>
+        <w:ind w:left="2880" w:hanging="360"/>
+      </w:pPr>
+      <w:rPr>
+        <w:rFonts w:ascii="Symbol" w:hAnsi="Symbol" w:hint="default"/>
+      </w:rPr>
+    </w:lvl>
+    <w:lvl w:ilvl="4" w:tplc="040A0003" w:tentative="1">
+      <w:start w:val="1"/>
+      <w:numFmt w:val="bullet"/>
+      <w:lvlText w:val="o"/>
+      <w:lvlJc w:val="left"/>
+      <w:pPr>
+        <w:ind w:left="3600" w:hanging="360"/>
+      </w:pPr>
+      <w:rPr>
+        <w:rFonts w:ascii="Courier New" w:hAnsi="Courier New" w:cs="Courier New" w:hint="default"/>
+      </w:rPr>
+    </w:lvl>
+    <w:lvl w:ilvl="5" w:tplc="040A0005" w:tentative="1">
+      <w:start w:val="1"/>
+      <w:numFmt w:val="bullet"/>
+      <w:lvlText w:val=""/>
+      <w:lvlJc w:val="left"/>
+      <w:pPr>
+        <w:ind w:left="4320" w:hanging="360"/>
+      </w:pPr>
+      <w:rPr>
+        <w:rFonts w:ascii="Wingdings" w:hAnsi="Wingdings" w:hint="default"/>
+      </w:rPr>
+    </w:lvl>
+    <w:lvl w:ilvl="6" w:tplc="040A0001" w:tentative="1">
+      <w:start w:val="1"/>
+      <w:numFmt w:val="bullet"/>
+      <w:lvlText w:val=""/>
+      <w:lvlJc w:val="left"/>
+      <w:pPr>
+        <w:ind w:left="5040" w:hanging="360"/>
+      </w:pPr>
+      <w:rPr>
+        <w:rFonts w:ascii="Symbol" w:hAnsi="Symbol" w:hint="default"/>
+      </w:rPr>
+    </w:lvl>
+    <w:lvl w:ilvl="7" w:tplc="040A0003" w:tentative="1">
+      <w:start w:val="1"/>
+      <w:numFmt w:val="bullet"/>
+      <w:lvlText w:val="o"/>
+      <w:lvlJc w:val="left"/>
+      <w:pPr>
+        <w:ind w:left="5760" w:hanging="360"/>
+      </w:pPr>
+      <w:rPr>
+        <w:rFonts w:ascii="Courier New" w:hAnsi="Courier New" w:cs="Courier New" w:hint="default"/>
+      </w:rPr>
+    </w:lvl>
+    <w:lvl w:ilvl="8" w:tplc="040A0005" w:tentative="1">
+      <w:start w:val="1"/>
+      <w:numFmt w:val="bullet"/>
+      <w:lvlText w:val=""/>
+      <w:lvlJc w:val="left"/>
+      <w:pPr>
+        <w:ind w:left="6480" w:hanging="360"/>
+      </w:pPr>
+      <w:rPr>
+        <w:rFonts w:ascii="Wingdings" w:hAnsi="Wingdings" w:hint="default"/>
+      </w:rPr>
+    </w:lvl>
+  </w:abstractNum>
+  <w:abstractNum w:abstractNumId="5" w15:restartNumberingAfterBreak="0">
+    <w:nsid w:val="60D1013E"/>
+    <w:multiLevelType w:val="multilevel"/>
+    <w:tmpl w:val="040A001F"/>
+    <w:lvl w:ilvl="0">
+      <w:start w:val="1"/>
+      <w:numFmt w:val="decimal"/>
+      <w:lvlText w:val="%1."/>
+      <w:lvlJc w:val="left"/>
+      <w:pPr>
+        <w:ind w:left="360" w:hanging="360"/>
+      </w:pPr>
+    </w:lvl>
+    <w:lvl w:ilvl="1">
+      <w:start w:val="1"/>
+      <w:numFmt w:val="decimal"/>
+      <w:lvlText w:val="%1.%2."/>
+      <w:lvlJc w:val="left"/>
+      <w:pPr>
+        <w:ind w:left="792" w:hanging="432"/>
+      </w:pPr>
+    </w:lvl>
+    <w:lvl w:ilvl="2">
+      <w:start w:val="1"/>
+      <w:numFmt w:val="decimal"/>
+      <w:lvlText w:val="%1.%2.%3."/>
+      <w:lvlJc w:val="left"/>
+      <w:pPr>
+        <w:ind w:left="1224" w:hanging="504"/>
+      </w:pPr>
+    </w:lvl>
+    <w:lvl w:ilvl="3">
+      <w:start w:val="1"/>
+      <w:numFmt w:val="decimal"/>
+      <w:lvlText w:val="%1.%2.%3.%4."/>
+      <w:lvlJc w:val="left"/>
+      <w:pPr>
+        <w:ind w:left="1728" w:hanging="648"/>
+      </w:pPr>
+    </w:lvl>
+    <w:lvl w:ilvl="4">
+      <w:start w:val="1"/>
+      <w:numFmt w:val="decimal"/>
+      <w:lvlText w:val="%1.%2.%3.%4.%5."/>
+      <w:lvlJc w:val="left"/>
+      <w:pPr>
+        <w:ind w:left="2232" w:hanging="792"/>
+      </w:pPr>
+    </w:lvl>
+    <w:lvl w:ilvl="5">
+      <w:start w:val="1"/>
+      <w:numFmt w:val="decimal"/>
+      <w:lvlText w:val="%1.%2.%3.%4.%5.%6."/>
+      <w:lvlJc w:val="left"/>
+      <w:pPr>
+        <w:ind w:left="2736" w:hanging="936"/>
+      </w:pPr>
+    </w:lvl>
+    <w:lvl w:ilvl="6">
+      <w:start w:val="1"/>
+      <w:numFmt w:val="decimal"/>
+      <w:lvlText w:val="%1.%2.%3.%4.%5.%6.%7."/>
+      <w:lvlJc w:val="left"/>
+      <w:pPr>
+        <w:ind w:left="3240" w:hanging="1080"/>
+      </w:pPr>
+    </w:lvl>
+    <w:lvl w:ilvl="7">
+      <w:start w:val="1"/>
+      <w:numFmt w:val="decimal"/>
+      <w:lvlText w:val="%1.%2.%3.%4.%5.%6.%7.%8."/>
+      <w:lvlJc w:val="left"/>
+      <w:pPr>
+        <w:ind w:left="3744" w:hanging="1224"/>
+      </w:pPr>
+    </w:lvl>
+    <w:lvl w:ilvl="8">
+      <w:start w:val="1"/>
+      <w:numFmt w:val="decimal"/>
+      <w:lvlText w:val="%1.%2.%3.%4.%5.%6.%7.%8.%9."/>
+      <w:lvlJc w:val="left"/>
+      <w:pPr>
+        <w:ind w:left="4320" w:hanging="1440"/>
+      </w:pPr>
+    </w:lvl>
+  </w:abstractNum>
+  <w:abstractNum w:abstractNumId="6" w15:restartNumberingAfterBreak="0">
+    <w:nsid w:val="70332D5C"/>
+    <w:multiLevelType w:val="hybridMultilevel"/>
+    <w:tmpl w:val="7DB8860A"/>
+    <w:lvl w:ilvl="0" w:tplc="040A000F">
+      <w:start w:val="1"/>
+      <w:numFmt w:val="decimal"/>
+      <w:lvlText w:val="%1."/>
+      <w:lvlJc w:val="left"/>
+      <w:pPr>
+        <w:ind w:left="360" w:hanging="360"/>
+      </w:pPr>
+      <w:rPr>
+        <w:rFonts w:hint="default"/>
+      </w:rPr>
+    </w:lvl>
+    <w:lvl w:ilvl="1" w:tplc="040A0019" w:tentative="1">
+      <w:start w:val="1"/>
+      <w:numFmt w:val="lowerLetter"/>
+      <w:lvlText w:val="%2."/>
+      <w:lvlJc w:val="left"/>
+      <w:pPr>
+        <w:ind w:left="1440" w:hanging="360"/>
+      </w:pPr>
+    </w:lvl>
+    <w:lvl w:ilvl="2" w:tplc="040A001B" w:tentative="1">
+      <w:start w:val="1"/>
+      <w:numFmt w:val="lowerRoman"/>
+      <w:lvlText w:val="%3."/>
+      <w:lvlJc w:val="right"/>
+      <w:pPr>
+        <w:ind w:left="2160" w:hanging="180"/>
+      </w:pPr>
+    </w:lvl>
+    <w:lvl w:ilvl="3" w:tplc="040A000F" w:tentative="1">
+      <w:start w:val="1"/>
+      <w:numFmt w:val="decimal"/>
+      <w:lvlText w:val="%4."/>
+      <w:lvlJc w:val="left"/>
+      <w:pPr>
+        <w:ind w:left="2880" w:hanging="360"/>
+      </w:pPr>
+    </w:lvl>
+    <w:lvl w:ilvl="4" w:tplc="040A0019" w:tentative="1">
+      <w:start w:val="1"/>
+      <w:numFmt w:val="lowerLetter"/>
+      <w:lvlText w:val="%5."/>
+      <w:lvlJc w:val="left"/>
+      <w:pPr>
+        <w:ind w:left="3600" w:hanging="360"/>
+      </w:pPr>
+    </w:lvl>
+    <w:lvl w:ilvl="5" w:tplc="040A001B" w:tentative="1">
+      <w:start w:val="1"/>
+      <w:numFmt w:val="lowerRoman"/>
+      <w:lvlText w:val="%6."/>
+      <w:lvlJc w:val="right"/>
+      <w:pPr>
+        <w:ind w:left="4320" w:hanging="180"/>
+      </w:pPr>
+    </w:lvl>
+    <w:lvl w:ilvl="6" w:tplc="040A000F" w:tentative="1">
+      <w:start w:val="1"/>
+      <w:numFmt w:val="decimal"/>
+      <w:lvlText w:val="%7."/>
+      <w:lvlJc w:val="left"/>
+      <w:pPr>
+        <w:ind w:left="5040" w:hanging="360"/>
+      </w:pPr>
+    </w:lvl>
+    <w:lvl w:ilvl="7" w:tplc="040A0019" w:tentative="1">
+      <w:start w:val="1"/>
+      <w:numFmt w:val="lowerLetter"/>
+      <w:lvlText w:val="%8."/>
+      <w:lvlJc w:val="left"/>
+      <w:pPr>
+        <w:ind w:left="5760" w:hanging="360"/>
+      </w:pPr>
+    </w:lvl>
+    <w:lvl w:ilvl="8" w:tplc="040A001B" w:tentative="1">
+      <w:start w:val="1"/>
+      <w:numFmt w:val="lowerRoman"/>
+      <w:lvlText w:val="%9."/>
+      <w:lvlJc w:val="right"/>
+      <w:pPr>
+        <w:ind w:left="6480" w:hanging="180"/>
+      </w:pPr>
+    </w:lvl>
+  </w:abstractNum>
+  <w:num w:numId="1" w16cid:durableId="142938579">
+    <w:abstractNumId w:val="6"/>
+  </w:num>
+  <w:num w:numId="2" w16cid:durableId="421220349">
+    <w:abstractNumId w:val="4"/>
+  </w:num>
+  <w:num w:numId="3" w16cid:durableId="499082021">
+    <w:abstractNumId w:val="0"/>
+    <w:lvlOverride w:ilvl="0">
+      <w:startOverride w:val="1"/>
+    </w:lvlOverride>
+  </w:num>
+  <w:num w:numId="4" w16cid:durableId="1284578598">
+    <w:abstractNumId w:val="1"/>
+  </w:num>
+  <w:num w:numId="5" w16cid:durableId="1019936865">
+    <w:abstractNumId w:val="3"/>
+  </w:num>
+  <w:num w:numId="6" w16cid:durableId="1464302149">
+    <w:abstractNumId w:val="2"/>
+  </w:num>
+  <w:num w:numId="7" w16cid:durableId="359282323">
+    <w:abstractNumId w:val="5"/>
+  </w:num>
+</w:numbering>
 </file>
 
 <file path=word/styles.xml><?xml version="1.0" encoding="utf-8"?>
@@ -296,7 +4804,7 @@
     <w:lsdException w:name="Medium Shading 2 Accent 1" w:uiPriority="64"/>
     <w:lsdException w:name="Medium List 1 Accent 1" w:uiPriority="65"/>
     <w:lsdException w:name="Revision" w:semiHidden="1"/>
-    <w:lsdException w:name="List Paragraph" w:uiPriority="34" w:qFormat="1"/>
+    <w:lsdException w:name="List Paragraph" w:uiPriority="0" w:qFormat="1"/>
     <w:lsdException w:name="Quote" w:uiPriority="29" w:qFormat="1"/>
     <w:lsdException w:name="Intense Quote" w:uiPriority="30" w:qFormat="1"/>
     <w:lsdException w:name="Medium List 2 Accent 1" w:uiPriority="66"/>
@@ -523,12 +5031,8 @@
     </w:pPr>
     <w:rPr>
       <w:rFonts w:asciiTheme="majorHAnsi" w:eastAsiaTheme="majorEastAsia" w:hAnsiTheme="majorHAnsi" w:cstheme="majorBidi"/>
-      <w:b/>
-      <w:bCs/>
       <w:color w:val="0F4761" w:themeColor="accent1" w:themeShade="BF"/>
       <w:sz w:val="40"/>
-      <w:szCs w:val="40"/>
-      <w:lang w:eastAsia="en-US"/>
     </w:rPr>
   </w:style>
   <w:style w:type="paragraph" w:styleId="Ttulo2">
@@ -549,12 +5053,9 @@
     </w:pPr>
     <w:rPr>
       <w:rFonts w:asciiTheme="majorHAnsi" w:eastAsiaTheme="majorEastAsia" w:hAnsiTheme="majorHAnsi" w:cstheme="majorBidi"/>
-      <w:b/>
-      <w:bCs/>
       <w:color w:val="0F4761" w:themeColor="accent1" w:themeShade="BF"/>
       <w:sz w:val="32"/>
       <w:szCs w:val="32"/>
-      <w:lang w:eastAsia="en-US"/>
     </w:rPr>
   </w:style>
   <w:style w:type="paragraph" w:styleId="Ttulo3">
@@ -574,13 +5075,10 @@
       <w:outlineLvl w:val="2"/>
     </w:pPr>
     <w:rPr>
-      <w:rFonts w:asciiTheme="minorHAnsi" w:eastAsiaTheme="majorEastAsia" w:hAnsiTheme="minorHAnsi" w:cstheme="majorBidi"/>
-      <w:b/>
-      <w:bCs/>
+      <w:rFonts w:eastAsiaTheme="majorEastAsia" w:cstheme="majorBidi"/>
       <w:color w:val="0F4761" w:themeColor="accent1" w:themeShade="BF"/>
       <w:sz w:val="28"/>
       <w:szCs w:val="28"/>
-      <w:lang w:eastAsia="en-US"/>
     </w:rPr>
   </w:style>
   <w:style w:type="paragraph" w:styleId="Ttulo4">
@@ -600,15 +5098,10 @@
       <w:outlineLvl w:val="3"/>
     </w:pPr>
     <w:rPr>
-      <w:rFonts w:asciiTheme="minorHAnsi" w:eastAsiaTheme="majorEastAsia" w:hAnsiTheme="minorHAnsi" w:cstheme="majorBidi"/>
-      <w:b/>
-      <w:bCs/>
+      <w:rFonts w:eastAsiaTheme="majorEastAsia" w:cstheme="majorBidi"/>
       <w:i/>
       <w:iCs/>
       <w:color w:val="0F4761" w:themeColor="accent1" w:themeShade="BF"/>
-      <w:sz w:val="36"/>
-      <w:szCs w:val="40"/>
-      <w:lang w:eastAsia="en-US"/>
     </w:rPr>
   </w:style>
   <w:style w:type="paragraph" w:styleId="Ttulo5">
@@ -628,13 +5121,8 @@
       <w:outlineLvl w:val="4"/>
     </w:pPr>
     <w:rPr>
-      <w:rFonts w:asciiTheme="minorHAnsi" w:eastAsiaTheme="majorEastAsia" w:hAnsiTheme="minorHAnsi" w:cstheme="majorBidi"/>
-      <w:b/>
-      <w:bCs/>
+      <w:rFonts w:eastAsiaTheme="majorEastAsia" w:cstheme="majorBidi"/>
       <w:color w:val="0F4761" w:themeColor="accent1" w:themeShade="BF"/>
-      <w:sz w:val="36"/>
-      <w:szCs w:val="40"/>
-      <w:lang w:eastAsia="en-US"/>
     </w:rPr>
   </w:style>
   <w:style w:type="paragraph" w:styleId="Ttulo6">
@@ -654,15 +5142,10 @@
       <w:outlineLvl w:val="5"/>
     </w:pPr>
     <w:rPr>
-      <w:rFonts w:asciiTheme="minorHAnsi" w:eastAsiaTheme="majorEastAsia" w:hAnsiTheme="minorHAnsi" w:cstheme="majorBidi"/>
-      <w:b/>
-      <w:bCs/>
+      <w:rFonts w:eastAsiaTheme="majorEastAsia" w:cstheme="majorBidi"/>
       <w:i/>
       <w:iCs/>
       <w:color w:val="595959" w:themeColor="text1" w:themeTint="A6"/>
-      <w:sz w:val="36"/>
-      <w:szCs w:val="40"/>
-      <w:lang w:eastAsia="en-US"/>
     </w:rPr>
   </w:style>
   <w:style w:type="paragraph" w:styleId="Ttulo7">
@@ -682,13 +5165,8 @@
       <w:outlineLvl w:val="6"/>
     </w:pPr>
     <w:rPr>
-      <w:rFonts w:asciiTheme="minorHAnsi" w:eastAsiaTheme="majorEastAsia" w:hAnsiTheme="minorHAnsi" w:cstheme="majorBidi"/>
-      <w:b/>
-      <w:bCs/>
+      <w:rFonts w:eastAsiaTheme="majorEastAsia" w:cstheme="majorBidi"/>
       <w:color w:val="595959" w:themeColor="text1" w:themeTint="A6"/>
-      <w:sz w:val="36"/>
-      <w:szCs w:val="40"/>
-      <w:lang w:eastAsia="en-US"/>
     </w:rPr>
   </w:style>
   <w:style w:type="paragraph" w:styleId="Ttulo8">
@@ -707,15 +5185,10 @@
       <w:outlineLvl w:val="7"/>
     </w:pPr>
     <w:rPr>
-      <w:rFonts w:asciiTheme="minorHAnsi" w:eastAsiaTheme="majorEastAsia" w:hAnsiTheme="minorHAnsi" w:cstheme="majorBidi"/>
-      <w:b/>
-      <w:bCs/>
+      <w:rFonts w:eastAsiaTheme="majorEastAsia" w:cstheme="majorBidi"/>
       <w:i/>
       <w:iCs/>
       <w:color w:val="272727" w:themeColor="text1" w:themeTint="D8"/>
-      <w:sz w:val="36"/>
-      <w:szCs w:val="40"/>
-      <w:lang w:eastAsia="en-US"/>
     </w:rPr>
   </w:style>
   <w:style w:type="paragraph" w:styleId="Ttulo9">
@@ -734,19 +5207,13 @@
       <w:outlineLvl w:val="8"/>
     </w:pPr>
     <w:rPr>
-      <w:rFonts w:asciiTheme="minorHAnsi" w:eastAsiaTheme="majorEastAsia" w:hAnsiTheme="minorHAnsi" w:cstheme="majorBidi"/>
-      <w:b/>
-      <w:bCs/>
+      <w:rFonts w:eastAsiaTheme="majorEastAsia" w:cstheme="majorBidi"/>
       <w:color w:val="272727" w:themeColor="text1" w:themeTint="D8"/>
-      <w:sz w:val="36"/>
-      <w:szCs w:val="40"/>
-      <w:lang w:eastAsia="en-US"/>
     </w:rPr>
   </w:style>
   <w:style w:type="character" w:default="1" w:styleId="Fuentedeprrafopredeter">
     <w:name w:val="Default Paragraph Font"/>
     <w:uiPriority w:val="1"/>
-    <w:semiHidden/>
     <w:unhideWhenUsed/>
   </w:style>
   <w:style w:type="table" w:default="1" w:styleId="Tablanormal">
@@ -902,13 +5369,10 @@
     </w:pPr>
     <w:rPr>
       <w:rFonts w:asciiTheme="majorHAnsi" w:eastAsiaTheme="majorEastAsia" w:hAnsiTheme="majorHAnsi" w:cstheme="majorBidi"/>
-      <w:b/>
-      <w:bCs/>
       <w:spacing w:val="-10"/>
       <w:kern w:val="28"/>
       <w:sz w:val="56"/>
       <w:szCs w:val="56"/>
-      <w:lang w:eastAsia="en-US"/>
     </w:rPr>
   </w:style>
   <w:style w:type="character" w:customStyle="1" w:styleId="TtuloCar">
@@ -940,14 +5404,11 @@
       <w:spacing w:after="160"/>
     </w:pPr>
     <w:rPr>
-      <w:rFonts w:asciiTheme="minorHAnsi" w:eastAsiaTheme="majorEastAsia" w:hAnsiTheme="minorHAnsi" w:cstheme="majorBidi"/>
-      <w:b/>
-      <w:bCs/>
+      <w:rFonts w:eastAsiaTheme="majorEastAsia" w:cstheme="majorBidi"/>
       <w:color w:val="595959" w:themeColor="text1" w:themeTint="A6"/>
       <w:spacing w:val="15"/>
       <w:sz w:val="28"/>
       <w:szCs w:val="28"/>
-      <w:lang w:eastAsia="en-US"/>
     </w:rPr>
   </w:style>
   <w:style w:type="character" w:customStyle="1" w:styleId="SubttuloCar">
@@ -977,15 +5438,9 @@
       <w:jc w:val="center"/>
     </w:pPr>
     <w:rPr>
-      <w:rFonts w:asciiTheme="minorHAnsi" w:eastAsiaTheme="minorHAnsi" w:hAnsiTheme="minorHAnsi" w:cs="Calibri (Cuerpo)"/>
-      <w:b/>
-      <w:bCs/>
       <w:i/>
       <w:iCs/>
       <w:color w:val="404040" w:themeColor="text1" w:themeTint="BF"/>
-      <w:sz w:val="36"/>
-      <w:szCs w:val="40"/>
-      <w:lang w:eastAsia="en-US"/>
     </w:rPr>
   </w:style>
   <w:style w:type="character" w:customStyle="1" w:styleId="CitaCar">
@@ -1003,21 +5458,12 @@
   <w:style w:type="paragraph" w:styleId="Prrafodelista">
     <w:name w:val="List Paragraph"/>
     <w:basedOn w:val="Normal"/>
-    <w:uiPriority w:val="34"/>
     <w:qFormat/>
     <w:rsid w:val="002B7F9F"/>
     <w:pPr>
       <w:ind w:left="720"/>
       <w:contextualSpacing/>
     </w:pPr>
-    <w:rPr>
-      <w:rFonts w:asciiTheme="minorHAnsi" w:eastAsiaTheme="minorHAnsi" w:hAnsiTheme="minorHAnsi" w:cs="Calibri (Cuerpo)"/>
-      <w:b/>
-      <w:bCs/>
-      <w:sz w:val="36"/>
-      <w:szCs w:val="40"/>
-      <w:lang w:eastAsia="en-US"/>
-    </w:rPr>
   </w:style>
   <w:style w:type="character" w:styleId="nfasisintenso">
     <w:name w:val="Intense Emphasis"/>
@@ -1049,15 +5495,9 @@
       <w:jc w:val="center"/>
     </w:pPr>
     <w:rPr>
-      <w:rFonts w:asciiTheme="minorHAnsi" w:eastAsiaTheme="minorHAnsi" w:hAnsiTheme="minorHAnsi" w:cs="Calibri (Cuerpo)"/>
-      <w:b/>
-      <w:bCs/>
       <w:i/>
       <w:iCs/>
       <w:color w:val="0F4761" w:themeColor="accent1" w:themeShade="BF"/>
-      <w:sz w:val="36"/>
-      <w:szCs w:val="40"/>
-      <w:lang w:eastAsia="en-US"/>
     </w:rPr>
   </w:style>
   <w:style w:type="character" w:customStyle="1" w:styleId="CitadestacadaCar">
@@ -1084,6 +5524,224 @@
       <w:smallCaps/>
       <w:color w:val="0F4761" w:themeColor="accent1" w:themeShade="BF"/>
       <w:spacing w:val="5"/>
+    </w:rPr>
+  </w:style>
+  <w:style w:type="character" w:styleId="Fuerte">
+    <w:name w:val="Strong"/>
+    <w:basedOn w:val="Fuentedeprrafopredeter"/>
+    <w:uiPriority w:val="22"/>
+    <w:qFormat/>
+    <w:rsid w:val="007B1321"/>
+    <w:rPr>
+      <w:b w:val="0"/>
+      <w:bCs w:val="0"/>
+    </w:rPr>
+  </w:style>
+  <w:style w:type="character" w:styleId="Hipervnculo">
+    <w:name w:val="Hyperlink"/>
+    <w:basedOn w:val="Fuentedeprrafopredeter"/>
+    <w:uiPriority w:val="99"/>
+    <w:unhideWhenUsed/>
+    <w:rsid w:val="00D40FBD"/>
+    <w:rPr>
+      <w:color w:val="467886" w:themeColor="hyperlink"/>
+      <w:u w:val="single"/>
+    </w:rPr>
+  </w:style>
+  <w:style w:type="character" w:styleId="Mencinsinresolver">
+    <w:name w:val="Unresolved Mention"/>
+    <w:basedOn w:val="Fuentedeprrafopredeter"/>
+    <w:uiPriority w:val="99"/>
+    <w:semiHidden/>
+    <w:unhideWhenUsed/>
+    <w:rsid w:val="00D40FBD"/>
+    <w:rPr>
+      <w:color w:val="605E5C"/>
+      <w:shd w:val="clear" w:color="auto" w:fill="E1DFDD"/>
+    </w:rPr>
+  </w:style>
+  <w:style w:type="paragraph" w:styleId="TtuloTDC">
+    <w:name w:val="TOC Heading"/>
+    <w:basedOn w:val="Ttulo1"/>
+    <w:next w:val="Normal"/>
+    <w:uiPriority w:val="39"/>
+    <w:unhideWhenUsed/>
+    <w:qFormat/>
+    <w:rsid w:val="00026AAD"/>
+    <w:pPr>
+      <w:spacing w:before="480" w:after="0" w:line="276" w:lineRule="auto"/>
+      <w:outlineLvl w:val="9"/>
+    </w:pPr>
+    <w:rPr>
+      <w:b/>
+      <w:bCs/>
+      <w:sz w:val="28"/>
+      <w:szCs w:val="28"/>
+    </w:rPr>
+  </w:style>
+  <w:style w:type="paragraph" w:styleId="TDC1">
+    <w:name w:val="toc 1"/>
+    <w:basedOn w:val="Normal"/>
+    <w:next w:val="Normal"/>
+    <w:autoRedefine/>
+    <w:uiPriority w:val="39"/>
+    <w:unhideWhenUsed/>
+    <w:rsid w:val="00026AAD"/>
+    <w:pPr>
+      <w:spacing w:before="120"/>
+    </w:pPr>
+    <w:rPr>
+      <w:rFonts w:asciiTheme="minorHAnsi" w:hAnsiTheme="minorHAnsi"/>
+      <w:b/>
+      <w:bCs/>
+      <w:i/>
+      <w:iCs/>
+    </w:rPr>
+  </w:style>
+  <w:style w:type="paragraph" w:styleId="TDC2">
+    <w:name w:val="toc 2"/>
+    <w:basedOn w:val="Normal"/>
+    <w:next w:val="Normal"/>
+    <w:autoRedefine/>
+    <w:uiPriority w:val="39"/>
+    <w:unhideWhenUsed/>
+    <w:rsid w:val="00026AAD"/>
+    <w:pPr>
+      <w:spacing w:before="120"/>
+      <w:ind w:left="240"/>
+    </w:pPr>
+    <w:rPr>
+      <w:rFonts w:asciiTheme="minorHAnsi" w:hAnsiTheme="minorHAnsi"/>
+      <w:b/>
+      <w:bCs/>
+      <w:sz w:val="22"/>
+      <w:szCs w:val="22"/>
+    </w:rPr>
+  </w:style>
+  <w:style w:type="paragraph" w:styleId="TDC3">
+    <w:name w:val="toc 3"/>
+    <w:basedOn w:val="Normal"/>
+    <w:next w:val="Normal"/>
+    <w:autoRedefine/>
+    <w:uiPriority w:val="39"/>
+    <w:semiHidden/>
+    <w:unhideWhenUsed/>
+    <w:rsid w:val="00026AAD"/>
+    <w:pPr>
+      <w:ind w:left="480"/>
+    </w:pPr>
+    <w:rPr>
+      <w:rFonts w:asciiTheme="minorHAnsi" w:hAnsiTheme="minorHAnsi"/>
+      <w:sz w:val="20"/>
+      <w:szCs w:val="20"/>
+    </w:rPr>
+  </w:style>
+  <w:style w:type="paragraph" w:styleId="TDC4">
+    <w:name w:val="toc 4"/>
+    <w:basedOn w:val="Normal"/>
+    <w:next w:val="Normal"/>
+    <w:autoRedefine/>
+    <w:uiPriority w:val="39"/>
+    <w:semiHidden/>
+    <w:unhideWhenUsed/>
+    <w:rsid w:val="00026AAD"/>
+    <w:pPr>
+      <w:ind w:left="720"/>
+    </w:pPr>
+    <w:rPr>
+      <w:rFonts w:asciiTheme="minorHAnsi" w:hAnsiTheme="minorHAnsi"/>
+      <w:sz w:val="20"/>
+      <w:szCs w:val="20"/>
+    </w:rPr>
+  </w:style>
+  <w:style w:type="paragraph" w:styleId="TDC5">
+    <w:name w:val="toc 5"/>
+    <w:basedOn w:val="Normal"/>
+    <w:next w:val="Normal"/>
+    <w:autoRedefine/>
+    <w:uiPriority w:val="39"/>
+    <w:semiHidden/>
+    <w:unhideWhenUsed/>
+    <w:rsid w:val="00026AAD"/>
+    <w:pPr>
+      <w:ind w:left="960"/>
+    </w:pPr>
+    <w:rPr>
+      <w:rFonts w:asciiTheme="minorHAnsi" w:hAnsiTheme="minorHAnsi"/>
+      <w:sz w:val="20"/>
+      <w:szCs w:val="20"/>
+    </w:rPr>
+  </w:style>
+  <w:style w:type="paragraph" w:styleId="TDC6">
+    <w:name w:val="toc 6"/>
+    <w:basedOn w:val="Normal"/>
+    <w:next w:val="Normal"/>
+    <w:autoRedefine/>
+    <w:uiPriority w:val="39"/>
+    <w:semiHidden/>
+    <w:unhideWhenUsed/>
+    <w:rsid w:val="00026AAD"/>
+    <w:pPr>
+      <w:ind w:left="1200"/>
+    </w:pPr>
+    <w:rPr>
+      <w:rFonts w:asciiTheme="minorHAnsi" w:hAnsiTheme="minorHAnsi"/>
+      <w:sz w:val="20"/>
+      <w:szCs w:val="20"/>
+    </w:rPr>
+  </w:style>
+  <w:style w:type="paragraph" w:styleId="TDC7">
+    <w:name w:val="toc 7"/>
+    <w:basedOn w:val="Normal"/>
+    <w:next w:val="Normal"/>
+    <w:autoRedefine/>
+    <w:uiPriority w:val="39"/>
+    <w:semiHidden/>
+    <w:unhideWhenUsed/>
+    <w:rsid w:val="00026AAD"/>
+    <w:pPr>
+      <w:ind w:left="1440"/>
+    </w:pPr>
+    <w:rPr>
+      <w:rFonts w:asciiTheme="minorHAnsi" w:hAnsiTheme="minorHAnsi"/>
+      <w:sz w:val="20"/>
+      <w:szCs w:val="20"/>
+    </w:rPr>
+  </w:style>
+  <w:style w:type="paragraph" w:styleId="TDC8">
+    <w:name w:val="toc 8"/>
+    <w:basedOn w:val="Normal"/>
+    <w:next w:val="Normal"/>
+    <w:autoRedefine/>
+    <w:uiPriority w:val="39"/>
+    <w:semiHidden/>
+    <w:unhideWhenUsed/>
+    <w:rsid w:val="00026AAD"/>
+    <w:pPr>
+      <w:ind w:left="1680"/>
+    </w:pPr>
+    <w:rPr>
+      <w:rFonts w:asciiTheme="minorHAnsi" w:hAnsiTheme="minorHAnsi"/>
+      <w:sz w:val="20"/>
+      <w:szCs w:val="20"/>
+    </w:rPr>
+  </w:style>
+  <w:style w:type="paragraph" w:styleId="TDC9">
+    <w:name w:val="toc 9"/>
+    <w:basedOn w:val="Normal"/>
+    <w:next w:val="Normal"/>
+    <w:autoRedefine/>
+    <w:uiPriority w:val="39"/>
+    <w:semiHidden/>
+    <w:unhideWhenUsed/>
+    <w:rsid w:val="00026AAD"/>
+    <w:pPr>
+      <w:ind w:left="1920"/>
+    </w:pPr>
+    <w:rPr>
+      <w:rFonts w:asciiTheme="minorHAnsi" w:hAnsiTheme="minorHAnsi"/>
+      <w:sz w:val="20"/>
+      <w:szCs w:val="20"/>
     </w:rPr>
   </w:style>
 </w:styles>
@@ -1382,4 +6040,16 @@
     </a:ext>
   </a:extLst>
 </a:theme>
+</file>
+
+<file path=customXml/item1.xml><?xml version="1.0" encoding="utf-8"?>
+<b:Sources xmlns:b="http://schemas.openxmlformats.org/officeDocument/2006/bibliography" xmlns="http://schemas.openxmlformats.org/officeDocument/2006/bibliography" SelectedStyle="/APASixthEditionOfficeOnline.xsl" StyleName="APA" Version="6"/>
+</file>
+
+<file path=customXml/itemProps1.xml><?xml version="1.0" encoding="utf-8"?>
+<ds:datastoreItem xmlns:ds="http://schemas.openxmlformats.org/officeDocument/2006/customXml" ds:itemID="{8BA52A9A-F66B-F04C-9E45-C62013D5EB11}">
+  <ds:schemaRefs>
+    <ds:schemaRef ds:uri="http://schemas.openxmlformats.org/officeDocument/2006/bibliography"/>
+  </ds:schemaRefs>
+</ds:datastoreItem>
 </file>
--- a/Memoria/Memoria_EDA.docx
+++ b/Memoria/Memoria_EDA.docx
@@ -3538,10 +3538,180 @@
     </w:p>
     <w:p>
       <w:pPr>
+        <w:jc w:val="both"/>
+      </w:pPr>
+      <w:r>
+        <w:t>Antes de empezar con el análisis de las hipótesis, se ha analizado la variable “Rating” puesto que la mayoría de las hipótesis se basan en el análisis la comparación de esta variable frente a otras. En el siguiente histograma (</w:t>
+      </w:r>
+      <w:r>
+        <w:fldChar w:fldCharType="begin"/>
+      </w:r>
+      <w:r>
+        <w:instrText xml:space="preserve"> REF _Ref227073491 \h </w:instrText>
+      </w:r>
+      <w:r>
+        <w:fldChar w:fldCharType="separate"/>
+      </w:r>
+      <w:r>
+        <w:t xml:space="preserve">Figura </w:t>
+      </w:r>
+      <w:r>
+        <w:rPr>
+          <w:noProof/>
+        </w:rPr>
+        <w:t>1</w:t>
+      </w:r>
+      <w:r>
+        <w:fldChar w:fldCharType="end"/>
+      </w:r>
+      <w:r>
+        <w:t xml:space="preserve">) con curva de densidad (KDE), se puede ver la distribución de las puntuaciones </w:t>
+      </w:r>
+      <w:r>
+        <w:t xml:space="preserve">de los libros del </w:t>
+      </w:r>
+      <w:proofErr w:type="spellStart"/>
+      <w:r>
+        <w:t>dataset</w:t>
+      </w:r>
+      <w:proofErr w:type="spellEnd"/>
+      <w:r>
+        <w:t xml:space="preserve"> </w:t>
+      </w:r>
+      <w:r>
+        <w:t>analizado. El gráfico muestra que el r</w:t>
+      </w:r>
+      <w:r>
+        <w:t>ango de valores</w:t>
+      </w:r>
+      <w:r>
+        <w:t xml:space="preserve"> de </w:t>
+      </w:r>
+      <w:r>
+        <w:t>los ratings va</w:t>
+      </w:r>
+      <w:r>
+        <w:t xml:space="preserve"> de 0 a 5, pero prácticamente todos los libros se concentran entre 3 y 5.</w:t>
+      </w:r>
+      <w:r>
+        <w:t xml:space="preserve"> Además, la f</w:t>
+      </w:r>
+      <w:r>
+        <w:t>orma de la distribución</w:t>
+      </w:r>
+      <w:r>
+        <w:t xml:space="preserve"> es </w:t>
+      </w:r>
+      <w:r>
+        <w:t>asimétrica negativa (sesgada a la izquierda), con la cola extendiéndose hacia valores bajos. Esto es típico en plataformas de reseñas, donde los usuarios tienden a puntuar alto.</w:t>
+      </w:r>
+    </w:p>
+    <w:p>
+      <w:pPr>
+        <w:keepNext/>
         <w:spacing w:before="120" w:after="120"/>
-        <w:jc w:val="both"/>
-      </w:pPr>
-    </w:p>
+        <w:jc w:val="center"/>
+      </w:pPr>
+      <w:r>
+        <w:drawing>
+          <wp:inline distT="0" distB="0" distL="0" distR="0" wp14:anchorId="3AA4E604" wp14:editId="534ACE9D">
+            <wp:extent cx="3472774" cy="2681360"/>
+            <wp:effectExtent l="0" t="0" r="0" b="0"/>
+            <wp:docPr id="1307202311" name="Imagen 1"/>
+            <wp:cNvGraphicFramePr>
+              <a:graphicFrameLocks xmlns:a="http://schemas.openxmlformats.org/drawingml/2006/main" noChangeAspect="1"/>
+            </wp:cNvGraphicFramePr>
+            <a:graphic xmlns:a="http://schemas.openxmlformats.org/drawingml/2006/main">
+              <a:graphicData uri="http://schemas.openxmlformats.org/drawingml/2006/picture">
+                <pic:pic xmlns:pic="http://schemas.openxmlformats.org/drawingml/2006/picture">
+                  <pic:nvPicPr>
+                    <pic:cNvPr id="1307202311" name=""/>
+                    <pic:cNvPicPr/>
+                  </pic:nvPicPr>
+                  <pic:blipFill>
+                    <a:blip r:embed="rId6"/>
+                    <a:stretch>
+                      <a:fillRect/>
+                    </a:stretch>
+                  </pic:blipFill>
+                  <pic:spPr>
+                    <a:xfrm>
+                      <a:off x="0" y="0"/>
+                      <a:ext cx="3480976" cy="2687693"/>
+                    </a:xfrm>
+                    <a:prstGeom prst="rect">
+                      <a:avLst/>
+                    </a:prstGeom>
+                  </pic:spPr>
+                </pic:pic>
+              </a:graphicData>
+            </a:graphic>
+          </wp:inline>
+        </w:drawing>
+      </w:r>
+    </w:p>
+    <w:p>
+      <w:pPr>
+        <w:pStyle w:val="Descripcin"/>
+        <w:jc w:val="center"/>
+      </w:pPr>
+      <w:bookmarkStart w:id="16" w:name="_Ref227073491"/>
+      <w:r>
+        <w:t xml:space="preserve">Figura </w:t>
+      </w:r>
+      <w:r>
+        <w:fldChar w:fldCharType="begin"/>
+      </w:r>
+      <w:r>
+        <w:instrText xml:space="preserve"> SEQ Figura \* ARABIC </w:instrText>
+      </w:r>
+      <w:r>
+        <w:fldChar w:fldCharType="separate"/>
+      </w:r>
+      <w:r>
+        <w:rPr>
+          <w:noProof/>
+        </w:rPr>
+        <w:t>1</w:t>
+      </w:r>
+      <w:r>
+        <w:fldChar w:fldCharType="end"/>
+      </w:r>
+      <w:bookmarkEnd w:id="16"/>
+      <w:r>
+        <w:t xml:space="preserve">: Histograma con curva de densidad (KDE) de la distribución de los ratings en el </w:t>
+      </w:r>
+      <w:proofErr w:type="spellStart"/>
+      <w:r>
+        <w:t>dataset</w:t>
+      </w:r>
+      <w:proofErr w:type="spellEnd"/>
+      <w:r>
+        <w:t xml:space="preserve"> </w:t>
+      </w:r>
+      <w:proofErr w:type="spellStart"/>
+      <w:r>
+        <w:t>Goodreads</w:t>
+      </w:r>
+      <w:proofErr w:type="spellEnd"/>
+      <w:r>
+        <w:t xml:space="preserve"> </w:t>
+      </w:r>
+      <w:proofErr w:type="spellStart"/>
+      <w:r>
+        <w:t>Best</w:t>
+      </w:r>
+      <w:proofErr w:type="spellEnd"/>
+      <w:r>
+        <w:t xml:space="preserve"> </w:t>
+      </w:r>
+      <w:proofErr w:type="spellStart"/>
+      <w:r>
+        <w:t>Books</w:t>
+      </w:r>
+      <w:proofErr w:type="spellEnd"/>
+    </w:p>
+    <w:p/>
     <w:p>
       <w:pPr>
         <w:pStyle w:val="Ttulo1"/>
@@ -3551,11 +3721,11 @@
         </w:numPr>
         <w:jc w:val="both"/>
       </w:pPr>
-      <w:bookmarkStart w:id="16" w:name="_Toc227009360"/>
+      <w:bookmarkStart w:id="17" w:name="_Toc227009360"/>
       <w:r>
         <w:t>Conclusiones</w:t>
       </w:r>
-      <w:bookmarkEnd w:id="16"/>
+      <w:bookmarkEnd w:id="17"/>
     </w:p>
     <w:p>
       <w:pPr>
@@ -3722,7 +3892,6 @@
         <w:jc w:val="both"/>
       </w:pPr>
       <w:r>
-        <w:lastRenderedPageBreak/>
         <w:t>En general, el análisis sugiere que la popularidad de un autor (medida por número de valoraciones) está relacionada con un mayor reconocimiento en forma de premios, y que los lectores tienden a valorar positivamente las series. Sin embargo, factores como el número de páginas o el formato físico tienen una influencia más limitada sobre el rating.</w:t>
       </w:r>
     </w:p>
@@ -3735,11 +3904,11 @@
         </w:numPr>
         <w:jc w:val="both"/>
       </w:pPr>
-      <w:bookmarkStart w:id="17" w:name="_Toc227009361"/>
+      <w:bookmarkStart w:id="18" w:name="_Toc227009361"/>
       <w:r>
         <w:t>Herramientas y Librerías Utilizadas</w:t>
       </w:r>
-      <w:bookmarkEnd w:id="17"/>
+      <w:bookmarkEnd w:id="18"/>
     </w:p>
     <w:p>
       <w:pPr>
@@ -3883,7 +4052,7 @@
         </w:numPr>
         <w:jc w:val="both"/>
       </w:pPr>
-      <w:bookmarkStart w:id="18" w:name="_Toc227009362"/>
+      <w:bookmarkStart w:id="19" w:name="_Toc227009362"/>
       <w:r>
         <w:t>R</w:t>
       </w:r>
@@ -3894,7 +4063,7 @@
       <w:r>
         <w:t>dataset</w:t>
       </w:r>
-      <w:bookmarkEnd w:id="18"/>
+      <w:bookmarkEnd w:id="19"/>
       <w:proofErr w:type="spellEnd"/>
     </w:p>
     <w:p>
@@ -3952,7 +4121,7 @@
       <w:r>
         <w:t xml:space="preserve"> Destructor. Acceso abril 2026. </w:t>
       </w:r>
-      <w:hyperlink r:id="rId6" w:history="1">
+      <w:hyperlink r:id="rId7" w:history="1">
         <w:r>
           <w:rPr>
             <w:rStyle w:val="Hipervnculo"/>
@@ -5744,6 +5913,25 @@
       <w:szCs w:val="20"/>
     </w:rPr>
   </w:style>
+  <w:style w:type="paragraph" w:styleId="Descripcin">
+    <w:name w:val="caption"/>
+    <w:basedOn w:val="Normal"/>
+    <w:next w:val="Normal"/>
+    <w:uiPriority w:val="35"/>
+    <w:unhideWhenUsed/>
+    <w:qFormat/>
+    <w:rsid w:val="00B0584D"/>
+    <w:pPr>
+      <w:spacing w:after="200"/>
+    </w:pPr>
+    <w:rPr>
+      <w:i/>
+      <w:iCs/>
+      <w:color w:val="0E2841" w:themeColor="text2"/>
+      <w:sz w:val="18"/>
+      <w:szCs w:val="18"/>
+    </w:rPr>
+  </w:style>
 </w:styles>
 </file>
 
@@ -6047,7 +6235,7 @@
 </file>
 
 <file path=customXml/itemProps1.xml><?xml version="1.0" encoding="utf-8"?>
-<ds:datastoreItem xmlns:ds="http://schemas.openxmlformats.org/officeDocument/2006/customXml" ds:itemID="{8BA52A9A-F66B-F04C-9E45-C62013D5EB11}">
+<ds:datastoreItem xmlns:ds="http://schemas.openxmlformats.org/officeDocument/2006/customXml" ds:itemID="{AF68F91E-0152-EF4C-96C7-336E9E6357DA}">
   <ds:schemaRefs>
     <ds:schemaRef ds:uri="http://schemas.openxmlformats.org/officeDocument/2006/bibliography"/>
   </ds:schemaRefs>

--- a/Memoria/Memoria_EDA.docx
+++ b/Memoria/Memoria_EDA.docx
@@ -77,6 +77,14 @@
     </w:p>
     <w:sdt>
       <w:sdtPr>
+        <w:rPr>
+          <w:rFonts w:ascii="Arial" w:eastAsia="Arial" w:hAnsi="Arial" w:cs="Arial"/>
+          <w:b w:val="0"/>
+          <w:bCs w:val="0"/>
+          <w:color w:val="auto"/>
+          <w:sz w:val="24"/>
+          <w:szCs w:val="24"/>
+        </w:rPr>
         <w:id w:val="-756367307"/>
         <w:docPartObj>
           <w:docPartGallery w:val="Table of Contents"/>
@@ -85,11 +93,7 @@
       </w:sdtPr>
       <w:sdtEndPr>
         <w:rPr>
-          <w:rFonts w:ascii="Arial" w:eastAsia="Arial" w:hAnsi="Arial" w:cs="Arial"/>
           <w:noProof/>
-          <w:color w:val="auto"/>
-          <w:sz w:val="24"/>
-          <w:szCs w:val="24"/>
         </w:rPr>
       </w:sdtEndPr>
       <w:sdtContent>
@@ -156,10 +160,46 @@
                 <w:webHidden/>
               </w:rPr>
               <w:tab/>
+            </w:r>
+            <w:r>
+              <w:rPr>
+                <w:noProof/>
+                <w:webHidden/>
+              </w:rPr>
               <w:fldChar w:fldCharType="begin"/>
+            </w:r>
+            <w:r>
+              <w:rPr>
+                <w:noProof/>
+                <w:webHidden/>
+              </w:rPr>
               <w:instrText xml:space="preserve"> PAGEREF _Toc227009344 \h </w:instrText>
+            </w:r>
+            <w:r>
+              <w:rPr>
+                <w:noProof/>
+                <w:webHidden/>
+              </w:rPr>
+            </w:r>
+            <w:r>
+              <w:rPr>
+                <w:noProof/>
+                <w:webHidden/>
+              </w:rPr>
               <w:fldChar w:fldCharType="separate"/>
+            </w:r>
+            <w:r>
+              <w:rPr>
+                <w:noProof/>
+                <w:webHidden/>
+              </w:rPr>
               <w:t>2</w:t>
+            </w:r>
+            <w:r>
+              <w:rPr>
+                <w:noProof/>
+                <w:webHidden/>
+              </w:rPr>
               <w:fldChar w:fldCharType="end"/>
             </w:r>
           </w:hyperlink>
@@ -202,10 +242,46 @@
                 <w:webHidden/>
               </w:rPr>
               <w:tab/>
+            </w:r>
+            <w:r>
+              <w:rPr>
+                <w:noProof/>
+                <w:webHidden/>
+              </w:rPr>
               <w:fldChar w:fldCharType="begin"/>
+            </w:r>
+            <w:r>
+              <w:rPr>
+                <w:noProof/>
+                <w:webHidden/>
+              </w:rPr>
               <w:instrText xml:space="preserve"> PAGEREF _Toc227009370 \h </w:instrText>
+            </w:r>
+            <w:r>
+              <w:rPr>
+                <w:noProof/>
+                <w:webHidden/>
+              </w:rPr>
+            </w:r>
+            <w:r>
+              <w:rPr>
+                <w:noProof/>
+                <w:webHidden/>
+              </w:rPr>
               <w:fldChar w:fldCharType="separate"/>
+            </w:r>
+            <w:r>
+              <w:rPr>
+                <w:noProof/>
+                <w:webHidden/>
+              </w:rPr>
               <w:t>2</w:t>
+            </w:r>
+            <w:r>
+              <w:rPr>
+                <w:noProof/>
+                <w:webHidden/>
+              </w:rPr>
               <w:fldChar w:fldCharType="end"/>
             </w:r>
           </w:hyperlink>
@@ -248,10 +324,46 @@
                 <w:webHidden/>
               </w:rPr>
               <w:tab/>
+            </w:r>
+            <w:r>
+              <w:rPr>
+                <w:noProof/>
+                <w:webHidden/>
+              </w:rPr>
               <w:fldChar w:fldCharType="begin"/>
+            </w:r>
+            <w:r>
+              <w:rPr>
+                <w:noProof/>
+                <w:webHidden/>
+              </w:rPr>
               <w:instrText xml:space="preserve"> PAGEREF _Toc227009371 \h </w:instrText>
+            </w:r>
+            <w:r>
+              <w:rPr>
+                <w:noProof/>
+                <w:webHidden/>
+              </w:rPr>
+            </w:r>
+            <w:r>
+              <w:rPr>
+                <w:noProof/>
+                <w:webHidden/>
+              </w:rPr>
               <w:fldChar w:fldCharType="separate"/>
+            </w:r>
+            <w:r>
+              <w:rPr>
+                <w:noProof/>
+                <w:webHidden/>
+              </w:rPr>
               <w:t>2</w:t>
+            </w:r>
+            <w:r>
+              <w:rPr>
+                <w:noProof/>
+                <w:webHidden/>
+              </w:rPr>
               <w:fldChar w:fldCharType="end"/>
             </w:r>
           </w:hyperlink>
@@ -294,10 +406,46 @@
                 <w:webHidden/>
               </w:rPr>
               <w:tab/>
+            </w:r>
+            <w:r>
+              <w:rPr>
+                <w:noProof/>
+                <w:webHidden/>
+              </w:rPr>
               <w:fldChar w:fldCharType="begin"/>
+            </w:r>
+            <w:r>
+              <w:rPr>
+                <w:noProof/>
+                <w:webHidden/>
+              </w:rPr>
               <w:instrText xml:space="preserve"> PAGEREF _Toc227009345 \h </w:instrText>
+            </w:r>
+            <w:r>
+              <w:rPr>
+                <w:noProof/>
+                <w:webHidden/>
+              </w:rPr>
+            </w:r>
+            <w:r>
+              <w:rPr>
+                <w:noProof/>
+                <w:webHidden/>
+              </w:rPr>
               <w:fldChar w:fldCharType="separate"/>
+            </w:r>
+            <w:r>
+              <w:rPr>
+                <w:noProof/>
+                <w:webHidden/>
+              </w:rPr>
               <w:t>2</w:t>
+            </w:r>
+            <w:r>
+              <w:rPr>
+                <w:noProof/>
+                <w:webHidden/>
+              </w:rPr>
               <w:fldChar w:fldCharType="end"/>
             </w:r>
           </w:hyperlink>
@@ -340,10 +488,46 @@
                 <w:webHidden/>
               </w:rPr>
               <w:tab/>
+            </w:r>
+            <w:r>
+              <w:rPr>
+                <w:noProof/>
+                <w:webHidden/>
+              </w:rPr>
               <w:fldChar w:fldCharType="begin"/>
+            </w:r>
+            <w:r>
+              <w:rPr>
+                <w:noProof/>
+                <w:webHidden/>
+              </w:rPr>
               <w:instrText xml:space="preserve"> PAGEREF _Toc227009346 \h </w:instrText>
+            </w:r>
+            <w:r>
+              <w:rPr>
+                <w:noProof/>
+                <w:webHidden/>
+              </w:rPr>
+            </w:r>
+            <w:r>
+              <w:rPr>
+                <w:noProof/>
+                <w:webHidden/>
+              </w:rPr>
               <w:fldChar w:fldCharType="separate"/>
+            </w:r>
+            <w:r>
+              <w:rPr>
+                <w:noProof/>
+                <w:webHidden/>
+              </w:rPr>
               <w:t>3</w:t>
+            </w:r>
+            <w:r>
+              <w:rPr>
+                <w:noProof/>
+                <w:webHidden/>
+              </w:rPr>
               <w:fldChar w:fldCharType="end"/>
             </w:r>
           </w:hyperlink>
@@ -386,10 +570,46 @@
                 <w:webHidden/>
               </w:rPr>
               <w:tab/>
+            </w:r>
+            <w:r>
+              <w:rPr>
+                <w:noProof/>
+                <w:webHidden/>
+              </w:rPr>
               <w:fldChar w:fldCharType="begin"/>
+            </w:r>
+            <w:r>
+              <w:rPr>
+                <w:noProof/>
+                <w:webHidden/>
+              </w:rPr>
               <w:instrText xml:space="preserve"> PAGEREF _Toc227009347 \h </w:instrText>
+            </w:r>
+            <w:r>
+              <w:rPr>
+                <w:noProof/>
+                <w:webHidden/>
+              </w:rPr>
+            </w:r>
+            <w:r>
+              <w:rPr>
+                <w:noProof/>
+                <w:webHidden/>
+              </w:rPr>
               <w:fldChar w:fldCharType="separate"/>
+            </w:r>
+            <w:r>
+              <w:rPr>
+                <w:noProof/>
+                <w:webHidden/>
+              </w:rPr>
               <w:t>3</w:t>
+            </w:r>
+            <w:r>
+              <w:rPr>
+                <w:noProof/>
+                <w:webHidden/>
+              </w:rPr>
               <w:fldChar w:fldCharType="end"/>
             </w:r>
           </w:hyperlink>
@@ -432,10 +652,46 @@
                 <w:webHidden/>
               </w:rPr>
               <w:tab/>
+            </w:r>
+            <w:r>
+              <w:rPr>
+                <w:noProof/>
+                <w:webHidden/>
+              </w:rPr>
               <w:fldChar w:fldCharType="begin"/>
+            </w:r>
+            <w:r>
+              <w:rPr>
+                <w:noProof/>
+                <w:webHidden/>
+              </w:rPr>
               <w:instrText xml:space="preserve"> PAGEREF _Toc227009348 \h </w:instrText>
+            </w:r>
+            <w:r>
+              <w:rPr>
+                <w:noProof/>
+                <w:webHidden/>
+              </w:rPr>
+            </w:r>
+            <w:r>
+              <w:rPr>
+                <w:noProof/>
+                <w:webHidden/>
+              </w:rPr>
               <w:fldChar w:fldCharType="separate"/>
+            </w:r>
+            <w:r>
+              <w:rPr>
+                <w:noProof/>
+                <w:webHidden/>
+              </w:rPr>
               <w:t>3</w:t>
+            </w:r>
+            <w:r>
+              <w:rPr>
+                <w:noProof/>
+                <w:webHidden/>
+              </w:rPr>
               <w:fldChar w:fldCharType="end"/>
             </w:r>
           </w:hyperlink>
@@ -478,10 +734,46 @@
                 <w:webHidden/>
               </w:rPr>
               <w:tab/>
+            </w:r>
+            <w:r>
+              <w:rPr>
+                <w:noProof/>
+                <w:webHidden/>
+              </w:rPr>
               <w:fldChar w:fldCharType="begin"/>
+            </w:r>
+            <w:r>
+              <w:rPr>
+                <w:noProof/>
+                <w:webHidden/>
+              </w:rPr>
               <w:instrText xml:space="preserve"> PAGEREF _Toc227009349 \h </w:instrText>
+            </w:r>
+            <w:r>
+              <w:rPr>
+                <w:noProof/>
+                <w:webHidden/>
+              </w:rPr>
+            </w:r>
+            <w:r>
+              <w:rPr>
+                <w:noProof/>
+                <w:webHidden/>
+              </w:rPr>
               <w:fldChar w:fldCharType="separate"/>
+            </w:r>
+            <w:r>
+              <w:rPr>
+                <w:noProof/>
+                <w:webHidden/>
+              </w:rPr>
               <w:t>3</w:t>
+            </w:r>
+            <w:r>
+              <w:rPr>
+                <w:noProof/>
+                <w:webHidden/>
+              </w:rPr>
               <w:fldChar w:fldCharType="end"/>
             </w:r>
           </w:hyperlink>
@@ -524,10 +816,46 @@
                 <w:webHidden/>
               </w:rPr>
               <w:tab/>
+            </w:r>
+            <w:r>
+              <w:rPr>
+                <w:noProof/>
+                <w:webHidden/>
+              </w:rPr>
               <w:fldChar w:fldCharType="begin"/>
+            </w:r>
+            <w:r>
+              <w:rPr>
+                <w:noProof/>
+                <w:webHidden/>
+              </w:rPr>
               <w:instrText xml:space="preserve"> PAGEREF _Toc227009350 \h </w:instrText>
+            </w:r>
+            <w:r>
+              <w:rPr>
+                <w:noProof/>
+                <w:webHidden/>
+              </w:rPr>
+            </w:r>
+            <w:r>
+              <w:rPr>
+                <w:noProof/>
+                <w:webHidden/>
+              </w:rPr>
               <w:fldChar w:fldCharType="separate"/>
+            </w:r>
+            <w:r>
+              <w:rPr>
+                <w:noProof/>
+                <w:webHidden/>
+              </w:rPr>
               <w:t>4</w:t>
+            </w:r>
+            <w:r>
+              <w:rPr>
+                <w:noProof/>
+                <w:webHidden/>
+              </w:rPr>
               <w:fldChar w:fldCharType="end"/>
             </w:r>
           </w:hyperlink>
@@ -570,10 +898,46 @@
                 <w:webHidden/>
               </w:rPr>
               <w:tab/>
+            </w:r>
+            <w:r>
+              <w:rPr>
+                <w:noProof/>
+                <w:webHidden/>
+              </w:rPr>
               <w:fldChar w:fldCharType="begin"/>
+            </w:r>
+            <w:r>
+              <w:rPr>
+                <w:noProof/>
+                <w:webHidden/>
+              </w:rPr>
               <w:instrText xml:space="preserve"> PAGEREF _Toc227009351 \h </w:instrText>
+            </w:r>
+            <w:r>
+              <w:rPr>
+                <w:noProof/>
+                <w:webHidden/>
+              </w:rPr>
+            </w:r>
+            <w:r>
+              <w:rPr>
+                <w:noProof/>
+                <w:webHidden/>
+              </w:rPr>
               <w:fldChar w:fldCharType="separate"/>
+            </w:r>
+            <w:r>
+              <w:rPr>
+                <w:noProof/>
+                <w:webHidden/>
+              </w:rPr>
               <w:t>4</w:t>
+            </w:r>
+            <w:r>
+              <w:rPr>
+                <w:noProof/>
+                <w:webHidden/>
+              </w:rPr>
               <w:fldChar w:fldCharType="end"/>
             </w:r>
           </w:hyperlink>
@@ -616,10 +980,46 @@
                 <w:webHidden/>
               </w:rPr>
               <w:tab/>
+            </w:r>
+            <w:r>
+              <w:rPr>
+                <w:noProof/>
+                <w:webHidden/>
+              </w:rPr>
               <w:fldChar w:fldCharType="begin"/>
+            </w:r>
+            <w:r>
+              <w:rPr>
+                <w:noProof/>
+                <w:webHidden/>
+              </w:rPr>
               <w:instrText xml:space="preserve"> PAGEREF _Toc227009352 \h </w:instrText>
+            </w:r>
+            <w:r>
+              <w:rPr>
+                <w:noProof/>
+                <w:webHidden/>
+              </w:rPr>
+            </w:r>
+            <w:r>
+              <w:rPr>
+                <w:noProof/>
+                <w:webHidden/>
+              </w:rPr>
               <w:fldChar w:fldCharType="separate"/>
+            </w:r>
+            <w:r>
+              <w:rPr>
+                <w:noProof/>
+                <w:webHidden/>
+              </w:rPr>
               <w:t>4</w:t>
+            </w:r>
+            <w:r>
+              <w:rPr>
+                <w:noProof/>
+                <w:webHidden/>
+              </w:rPr>
               <w:fldChar w:fldCharType="end"/>
             </w:r>
           </w:hyperlink>
@@ -662,10 +1062,46 @@
                 <w:webHidden/>
               </w:rPr>
               <w:tab/>
+            </w:r>
+            <w:r>
+              <w:rPr>
+                <w:noProof/>
+                <w:webHidden/>
+              </w:rPr>
               <w:fldChar w:fldCharType="begin"/>
+            </w:r>
+            <w:r>
+              <w:rPr>
+                <w:noProof/>
+                <w:webHidden/>
+              </w:rPr>
               <w:instrText xml:space="preserve"> PAGEREF _Toc227009353 \h </w:instrText>
+            </w:r>
+            <w:r>
+              <w:rPr>
+                <w:noProof/>
+                <w:webHidden/>
+              </w:rPr>
+            </w:r>
+            <w:r>
+              <w:rPr>
+                <w:noProof/>
+                <w:webHidden/>
+              </w:rPr>
               <w:fldChar w:fldCharType="separate"/>
+            </w:r>
+            <w:r>
+              <w:rPr>
+                <w:noProof/>
+                <w:webHidden/>
+              </w:rPr>
               <w:t>4</w:t>
+            </w:r>
+            <w:r>
+              <w:rPr>
+                <w:noProof/>
+                <w:webHidden/>
+              </w:rPr>
               <w:fldChar w:fldCharType="end"/>
             </w:r>
           </w:hyperlink>
@@ -694,10 +1130,46 @@
                 <w:webHidden/>
               </w:rPr>
               <w:tab/>
+            </w:r>
+            <w:r>
+              <w:rPr>
+                <w:noProof/>
+                <w:webHidden/>
+              </w:rPr>
               <w:fldChar w:fldCharType="begin"/>
+            </w:r>
+            <w:r>
+              <w:rPr>
+                <w:noProof/>
+                <w:webHidden/>
+              </w:rPr>
               <w:instrText xml:space="preserve"> PAGEREF _Toc227009354 \h </w:instrText>
+            </w:r>
+            <w:r>
+              <w:rPr>
+                <w:noProof/>
+                <w:webHidden/>
+              </w:rPr>
+            </w:r>
+            <w:r>
+              <w:rPr>
+                <w:noProof/>
+                <w:webHidden/>
+              </w:rPr>
               <w:fldChar w:fldCharType="separate"/>
+            </w:r>
+            <w:r>
+              <w:rPr>
+                <w:noProof/>
+                <w:webHidden/>
+              </w:rPr>
               <w:t>4</w:t>
+            </w:r>
+            <w:r>
+              <w:rPr>
+                <w:noProof/>
+                <w:webHidden/>
+              </w:rPr>
               <w:fldChar w:fldCharType="end"/>
             </w:r>
           </w:hyperlink>
@@ -726,10 +1198,46 @@
                 <w:webHidden/>
               </w:rPr>
               <w:tab/>
+            </w:r>
+            <w:r>
+              <w:rPr>
+                <w:noProof/>
+                <w:webHidden/>
+              </w:rPr>
               <w:fldChar w:fldCharType="begin"/>
+            </w:r>
+            <w:r>
+              <w:rPr>
+                <w:noProof/>
+                <w:webHidden/>
+              </w:rPr>
               <w:instrText xml:space="preserve"> PAGEREF _Toc227009355 \h </w:instrText>
+            </w:r>
+            <w:r>
+              <w:rPr>
+                <w:noProof/>
+                <w:webHidden/>
+              </w:rPr>
+            </w:r>
+            <w:r>
+              <w:rPr>
+                <w:noProof/>
+                <w:webHidden/>
+              </w:rPr>
               <w:fldChar w:fldCharType="separate"/>
+            </w:r>
+            <w:r>
+              <w:rPr>
+                <w:noProof/>
+                <w:webHidden/>
+              </w:rPr>
               <w:t>4</w:t>
+            </w:r>
+            <w:r>
+              <w:rPr>
+                <w:noProof/>
+                <w:webHidden/>
+              </w:rPr>
               <w:fldChar w:fldCharType="end"/>
             </w:r>
           </w:hyperlink>
@@ -758,10 +1266,46 @@
                 <w:webHidden/>
               </w:rPr>
               <w:tab/>
+            </w:r>
+            <w:r>
+              <w:rPr>
+                <w:noProof/>
+                <w:webHidden/>
+              </w:rPr>
               <w:fldChar w:fldCharType="begin"/>
+            </w:r>
+            <w:r>
+              <w:rPr>
+                <w:noProof/>
+                <w:webHidden/>
+              </w:rPr>
               <w:instrText xml:space="preserve"> PAGEREF _Toc227009356 \h </w:instrText>
+            </w:r>
+            <w:r>
+              <w:rPr>
+                <w:noProof/>
+                <w:webHidden/>
+              </w:rPr>
+            </w:r>
+            <w:r>
+              <w:rPr>
+                <w:noProof/>
+                <w:webHidden/>
+              </w:rPr>
               <w:fldChar w:fldCharType="separate"/>
+            </w:r>
+            <w:r>
+              <w:rPr>
+                <w:noProof/>
+                <w:webHidden/>
+              </w:rPr>
               <w:t>5</w:t>
+            </w:r>
+            <w:r>
+              <w:rPr>
+                <w:noProof/>
+                <w:webHidden/>
+              </w:rPr>
               <w:fldChar w:fldCharType="end"/>
             </w:r>
           </w:hyperlink>
@@ -790,10 +1334,46 @@
                 <w:webHidden/>
               </w:rPr>
               <w:tab/>
+            </w:r>
+            <w:r>
+              <w:rPr>
+                <w:noProof/>
+                <w:webHidden/>
+              </w:rPr>
               <w:fldChar w:fldCharType="begin"/>
+            </w:r>
+            <w:r>
+              <w:rPr>
+                <w:noProof/>
+                <w:webHidden/>
+              </w:rPr>
               <w:instrText xml:space="preserve"> PAGEREF _Toc227009357 \h </w:instrText>
+            </w:r>
+            <w:r>
+              <w:rPr>
+                <w:noProof/>
+                <w:webHidden/>
+              </w:rPr>
+            </w:r>
+            <w:r>
+              <w:rPr>
+                <w:noProof/>
+                <w:webHidden/>
+              </w:rPr>
               <w:fldChar w:fldCharType="separate"/>
+            </w:r>
+            <w:r>
+              <w:rPr>
+                <w:noProof/>
+                <w:webHidden/>
+              </w:rPr>
               <w:t>5</w:t>
+            </w:r>
+            <w:r>
+              <w:rPr>
+                <w:noProof/>
+                <w:webHidden/>
+              </w:rPr>
               <w:fldChar w:fldCharType="end"/>
             </w:r>
           </w:hyperlink>
@@ -822,10 +1402,46 @@
                 <w:webHidden/>
               </w:rPr>
               <w:tab/>
+            </w:r>
+            <w:r>
+              <w:rPr>
+                <w:noProof/>
+                <w:webHidden/>
+              </w:rPr>
               <w:fldChar w:fldCharType="begin"/>
+            </w:r>
+            <w:r>
+              <w:rPr>
+                <w:noProof/>
+                <w:webHidden/>
+              </w:rPr>
               <w:instrText xml:space="preserve"> PAGEREF _Toc227009358 \h </w:instrText>
+            </w:r>
+            <w:r>
+              <w:rPr>
+                <w:noProof/>
+                <w:webHidden/>
+              </w:rPr>
+            </w:r>
+            <w:r>
+              <w:rPr>
+                <w:noProof/>
+                <w:webHidden/>
+              </w:rPr>
               <w:fldChar w:fldCharType="separate"/>
+            </w:r>
+            <w:r>
+              <w:rPr>
+                <w:noProof/>
+                <w:webHidden/>
+              </w:rPr>
               <w:t>5</w:t>
+            </w:r>
+            <w:r>
+              <w:rPr>
+                <w:noProof/>
+                <w:webHidden/>
+              </w:rPr>
               <w:fldChar w:fldCharType="end"/>
             </w:r>
           </w:hyperlink>
@@ -868,10 +1484,46 @@
                 <w:webHidden/>
               </w:rPr>
               <w:tab/>
+            </w:r>
+            <w:r>
+              <w:rPr>
+                <w:noProof/>
+                <w:webHidden/>
+              </w:rPr>
               <w:fldChar w:fldCharType="begin"/>
+            </w:r>
+            <w:r>
+              <w:rPr>
+                <w:noProof/>
+                <w:webHidden/>
+              </w:rPr>
               <w:instrText xml:space="preserve"> PAGEREF _Toc227009359 \h </w:instrText>
+            </w:r>
+            <w:r>
+              <w:rPr>
+                <w:noProof/>
+                <w:webHidden/>
+              </w:rPr>
+            </w:r>
+            <w:r>
+              <w:rPr>
+                <w:noProof/>
+                <w:webHidden/>
+              </w:rPr>
               <w:fldChar w:fldCharType="separate"/>
+            </w:r>
+            <w:r>
+              <w:rPr>
+                <w:noProof/>
+                <w:webHidden/>
+              </w:rPr>
               <w:t>5</w:t>
+            </w:r>
+            <w:r>
+              <w:rPr>
+                <w:noProof/>
+                <w:webHidden/>
+              </w:rPr>
               <w:fldChar w:fldCharType="end"/>
             </w:r>
           </w:hyperlink>
@@ -914,10 +1566,46 @@
                 <w:webHidden/>
               </w:rPr>
               <w:tab/>
+            </w:r>
+            <w:r>
+              <w:rPr>
+                <w:noProof/>
+                <w:webHidden/>
+              </w:rPr>
               <w:fldChar w:fldCharType="begin"/>
+            </w:r>
+            <w:r>
+              <w:rPr>
+                <w:noProof/>
+                <w:webHidden/>
+              </w:rPr>
               <w:instrText xml:space="preserve"> PAGEREF _Toc227009360 \h </w:instrText>
+            </w:r>
+            <w:r>
+              <w:rPr>
+                <w:noProof/>
+                <w:webHidden/>
+              </w:rPr>
+            </w:r>
+            <w:r>
+              <w:rPr>
+                <w:noProof/>
+                <w:webHidden/>
+              </w:rPr>
               <w:fldChar w:fldCharType="separate"/>
+            </w:r>
+            <w:r>
+              <w:rPr>
+                <w:noProof/>
+                <w:webHidden/>
+              </w:rPr>
               <w:t>5</w:t>
+            </w:r>
+            <w:r>
+              <w:rPr>
+                <w:noProof/>
+                <w:webHidden/>
+              </w:rPr>
               <w:fldChar w:fldCharType="end"/>
             </w:r>
           </w:hyperlink>
@@ -960,10 +1648,46 @@
                 <w:webHidden/>
               </w:rPr>
               <w:tab/>
+            </w:r>
+            <w:r>
+              <w:rPr>
+                <w:noProof/>
+                <w:webHidden/>
+              </w:rPr>
               <w:fldChar w:fldCharType="begin"/>
+            </w:r>
+            <w:r>
+              <w:rPr>
+                <w:noProof/>
+                <w:webHidden/>
+              </w:rPr>
               <w:instrText xml:space="preserve"> PAGEREF _Toc227009361 \h </w:instrText>
+            </w:r>
+            <w:r>
+              <w:rPr>
+                <w:noProof/>
+                <w:webHidden/>
+              </w:rPr>
+            </w:r>
+            <w:r>
+              <w:rPr>
+                <w:noProof/>
+                <w:webHidden/>
+              </w:rPr>
               <w:fldChar w:fldCharType="separate"/>
+            </w:r>
+            <w:r>
+              <w:rPr>
+                <w:noProof/>
+                <w:webHidden/>
+              </w:rPr>
               <w:t>6</w:t>
+            </w:r>
+            <w:r>
+              <w:rPr>
+                <w:noProof/>
+                <w:webHidden/>
+              </w:rPr>
               <w:fldChar w:fldCharType="end"/>
             </w:r>
           </w:hyperlink>
@@ -1006,10 +1730,46 @@
                 <w:webHidden/>
               </w:rPr>
               <w:tab/>
+            </w:r>
+            <w:r>
+              <w:rPr>
+                <w:noProof/>
+                <w:webHidden/>
+              </w:rPr>
               <w:fldChar w:fldCharType="begin"/>
+            </w:r>
+            <w:r>
+              <w:rPr>
+                <w:noProof/>
+                <w:webHidden/>
+              </w:rPr>
               <w:instrText xml:space="preserve"> PAGEREF _Toc227009362 \h </w:instrText>
+            </w:r>
+            <w:r>
+              <w:rPr>
+                <w:noProof/>
+                <w:webHidden/>
+              </w:rPr>
+            </w:r>
+            <w:r>
+              <w:rPr>
+                <w:noProof/>
+                <w:webHidden/>
+              </w:rPr>
               <w:fldChar w:fldCharType="separate"/>
+            </w:r>
+            <w:r>
+              <w:rPr>
+                <w:noProof/>
+                <w:webHidden/>
+              </w:rPr>
               <w:t>6</w:t>
+            </w:r>
+            <w:r>
+              <w:rPr>
+                <w:noProof/>
+                <w:webHidden/>
+              </w:rPr>
               <w:fldChar w:fldCharType="end"/>
             </w:r>
           </w:hyperlink>
@@ -1077,7 +1837,7 @@
           <w:lang w:eastAsia="en-US"/>
         </w:rPr>
       </w:pPr>
-      <w:bookmarkStart w:id="20" w:name="_Toc227009370"/>
+      <w:bookmarkStart w:id="1" w:name="_Toc227009370"/>
       <w:r>
         <w:rPr>
           <w:rFonts w:asciiTheme="majorHAnsi" w:eastAsiaTheme="majorEastAsia" w:hAnsiTheme="majorHAnsi" w:cstheme="majorBidi"/>
@@ -1090,7 +1850,7 @@
         </w:rPr>
         <w:t>¿Qué es Goodreads?</w:t>
       </w:r>
-      <w:bookmarkEnd w:id="20"/>
+      <w:bookmarkEnd w:id="1"/>
     </w:p>
     <w:p>
       <w:pPr>
@@ -1228,7 +1988,7 @@
           <w:lang w:eastAsia="en-US"/>
         </w:rPr>
       </w:pPr>
-      <w:bookmarkStart w:id="21" w:name="_Toc227009371"/>
+      <w:bookmarkStart w:id="2" w:name="_Toc227009371"/>
       <w:r>
         <w:rPr>
           <w:rFonts w:asciiTheme="majorHAnsi" w:eastAsiaTheme="majorEastAsia" w:hAnsiTheme="majorHAnsi" w:cstheme="majorBidi"/>
@@ -1241,7 +2001,7 @@
         </w:rPr>
         <w:t>¿Qué es Kaggle?</w:t>
       </w:r>
-      <w:bookmarkEnd w:id="21"/>
+      <w:bookmarkEnd w:id="2"/>
     </w:p>
     <w:p>
       <w:pPr>
@@ -1271,11 +2031,11 @@
         </w:numPr>
         <w:jc w:val="both"/>
       </w:pPr>
-      <w:bookmarkStart w:id="1" w:name="_Toc227009345"/>
+      <w:bookmarkStart w:id="3" w:name="_Toc227009345"/>
       <w:r>
         <w:t>Descripción del Dataset</w:t>
       </w:r>
-      <w:bookmarkEnd w:id="1"/>
+      <w:bookmarkEnd w:id="3"/>
     </w:p>
     <w:p>
       <w:pPr>
@@ -1535,11 +2295,11 @@
         </w:numPr>
         <w:jc w:val="both"/>
       </w:pPr>
-      <w:bookmarkStart w:id="2" w:name="_Toc227009346"/>
+      <w:bookmarkStart w:id="4" w:name="_Toc227009346"/>
       <w:r>
         <w:t>Limpieza de Datos</w:t>
       </w:r>
-      <w:bookmarkEnd w:id="2"/>
+      <w:bookmarkEnd w:id="4"/>
     </w:p>
     <w:p>
       <w:pPr>
@@ -1555,7 +2315,7 @@
           <w:szCs w:val="32"/>
         </w:rPr>
       </w:pPr>
-      <w:bookmarkStart w:id="3" w:name="_Toc227009347"/>
+      <w:bookmarkStart w:id="5" w:name="_Toc227009347"/>
       <w:r>
         <w:rPr>
           <w:sz w:val="32"/>
@@ -1563,7 +2323,7 @@
         </w:rPr>
         <w:t>Eliminación de columnas irrelevantes</w:t>
       </w:r>
-      <w:bookmarkEnd w:id="3"/>
+      <w:bookmarkEnd w:id="5"/>
     </w:p>
     <w:p>
       <w:pPr>
@@ -1678,7 +2438,7 @@
           <w:szCs w:val="32"/>
         </w:rPr>
       </w:pPr>
-      <w:bookmarkStart w:id="4" w:name="_Toc227009348"/>
+      <w:bookmarkStart w:id="6" w:name="_Toc227009348"/>
       <w:r>
         <w:rPr>
           <w:sz w:val="32"/>
@@ -1686,7 +2446,7 @@
         </w:rPr>
         <w:t>Tratamiento de valores nulos</w:t>
       </w:r>
-      <w:bookmarkEnd w:id="4"/>
+      <w:bookmarkEnd w:id="6"/>
     </w:p>
     <w:p>
       <w:pPr>
@@ -1765,7 +2525,7 @@
           <w:szCs w:val="32"/>
         </w:rPr>
       </w:pPr>
-      <w:bookmarkStart w:id="5" w:name="_Toc227009349"/>
+      <w:bookmarkStart w:id="7" w:name="_Toc227009349"/>
       <w:r>
         <w:rPr>
           <w:sz w:val="32"/>
@@ -1773,7 +2533,7 @@
         </w:rPr>
         <w:t>Corrección de tipos de datos</w:t>
       </w:r>
-      <w:bookmarkEnd w:id="5"/>
+      <w:bookmarkEnd w:id="7"/>
     </w:p>
     <w:p>
       <w:pPr>
@@ -1798,7 +2558,7 @@
           <w:szCs w:val="32"/>
         </w:rPr>
       </w:pPr>
-      <w:bookmarkStart w:id="6" w:name="_Toc227009350"/>
+      <w:bookmarkStart w:id="8" w:name="_Toc227009350"/>
       <w:r>
         <w:rPr>
           <w:sz w:val="32"/>
@@ -1807,7 +2567,7 @@
         <w:lastRenderedPageBreak/>
         <w:t>Filtrado de formatos de libro</w:t>
       </w:r>
-      <w:bookmarkEnd w:id="6"/>
+      <w:bookmarkEnd w:id="8"/>
     </w:p>
     <w:p>
       <w:pPr>
@@ -1914,7 +2674,7 @@
         </w:rPr>
         <w:t xml:space="preserve"> </w:t>
       </w:r>
-      <w:bookmarkStart w:id="7" w:name="_Toc227009351"/>
+      <w:bookmarkStart w:id="9" w:name="_Toc227009351"/>
       <w:r>
         <w:rPr>
           <w:sz w:val="32"/>
@@ -1922,7 +2682,7 @@
         </w:rPr>
         <w:t>Eliminación de libros recopilatorios</w:t>
       </w:r>
-      <w:bookmarkEnd w:id="7"/>
+      <w:bookmarkEnd w:id="9"/>
     </w:p>
     <w:p>
       <w:pPr>
@@ -1961,27 +2721,254 @@
         <w:jc w:val="both"/>
       </w:pPr>
       <w:r>
-        <w:t>Se identificaron registros con un número de páginas superior a 1.500, considerados outliers extremos que podrían distorsionar el análisis. Estos libros suelen corresponderse con ediciones especiales, obras completas o recopilaciones que no representan un libro típico. Por ello, se optó por excluirlos del dataset para garantizar la coherencia del análisis, especialmente en la hipótesis que estudia la relación entre el número de páginas y el rating (Hipótesis 1). Las siguientes figuras muestran la distribución de páginas antes y después del filtrado.</w:t>
-      </w:r>
-    </w:p>
-    <w:p>
-      <w:pPr>
-        <w:keepNext/>
-        <w:spacing w:before="120" w:after="120"/>
+        <w:t>Se identificaron registros con un número de páginas superior a 1.500, considerados outliers extremos que podrían distorsionar el análisis. Estos libros suelen corresponderse con ediciones especiales, obras completas</w:t>
+      </w:r>
+      <w:r>
+        <w:t>, enciclopedias</w:t>
+      </w:r>
+      <w:r>
+        <w:t xml:space="preserve"> o recopilaciones que no representan un libro típico. Por ello, se optó por excluirlos del dataset para garantizar la coherencia del análisis, especialmente en la hipótesis que estudia la relación entre el número de páginas y el rating (Hipótesis 1). Las siguientes figuras muestran la distribución de páginas antes y después del filtrado</w:t>
+      </w:r>
+      <w:r>
+        <w:t xml:space="preserve"> (</w:t>
+      </w:r>
+      <w:r>
+        <w:fldChar w:fldCharType="begin"/>
+      </w:r>
+      <w:r>
+        <w:instrText xml:space="preserve"> REF _Ref227076917 \h </w:instrText>
+      </w:r>
+      <w:r>
+        <w:fldChar w:fldCharType="separate"/>
+      </w:r>
+      <w:r>
+        <w:t xml:space="preserve">Figura </w:t>
+      </w:r>
+      <w:r>
+        <w:rPr>
+          <w:noProof/>
+        </w:rPr>
+        <w:t>1</w:t>
+      </w:r>
+      <w:r>
+        <w:fldChar w:fldCharType="end"/>
+      </w:r>
+      <w:r>
+        <w:t>).</w:t>
+      </w:r>
+    </w:p>
+    <w:tbl>
+      <w:tblPr>
+        <w:tblW w:w="9360" w:type="dxa"/>
         <w:jc w:val="center"/>
-      </w:pPr>
-      <w:r>
-        <w:t>[Figura A (izq.): Boxplot distribución de páginas — antes del filtrado (hasta ~11.000 páginas)]</w:t>
-      </w:r>
-    </w:p>
-    <w:p>
-      <w:pPr>
-        <w:keepNext/>
-        <w:spacing w:before="0" w:after="120"/>
+        <w:tblLook w:val="0000" w:firstRow="0" w:lastRow="0" w:firstColumn="0" w:lastColumn="0" w:noHBand="0" w:noVBand="0"/>
+      </w:tblPr>
+      <w:tblGrid>
+        <w:gridCol w:w="4680"/>
+        <w:gridCol w:w="4680"/>
+      </w:tblGrid>
+      <w:tr>
+        <w:trPr>
+          <w:jc w:val="center"/>
+        </w:trPr>
+        <w:tc>
+          <w:tcPr>
+            <w:tcW w:w="4680" w:type="dxa"/>
+          </w:tcPr>
+          <w:p>
+            <w:pPr>
+              <w:spacing w:before="80" w:after="40"/>
+              <w:jc w:val="center"/>
+            </w:pPr>
+            <w:r>
+              <w:rPr>
+                <w:b/>
+              </w:rPr>
+              <w:t>A</w:t>
+            </w:r>
+          </w:p>
+          <w:p>
+            <w:pPr>
+              <w:spacing w:after="80"/>
+              <w:jc w:val="center"/>
+            </w:pPr>
+            <w:r>
+              <w:rPr>
+                <w:noProof/>
+              </w:rPr>
+              <w:drawing>
+                <wp:inline distT="0" distB="0" distL="0" distR="0" wp14:anchorId="596F5F0B" wp14:editId="209E181E">
+                  <wp:extent cx="2743200" cy="2400210"/>
+                  <wp:effectExtent l="0" t="0" r="0" b="0"/>
+                  <wp:docPr id="2001" name="Boxplot_antes"/>
+                  <wp:cNvGraphicFramePr>
+                    <a:graphicFrameLocks xmlns:a="http://schemas.openxmlformats.org/drawingml/2006/main" noChangeAspect="1"/>
+                  </wp:cNvGraphicFramePr>
+                  <a:graphic xmlns:a="http://schemas.openxmlformats.org/drawingml/2006/main">
+                    <a:graphicData uri="http://schemas.openxmlformats.org/drawingml/2006/picture">
+                      <pic:pic xmlns:pic="http://schemas.openxmlformats.org/drawingml/2006/picture">
+                        <pic:nvPicPr>
+                          <pic:cNvPr id="2001" name="boxplot_before"/>
+                          <pic:cNvPicPr/>
+                        </pic:nvPicPr>
+                        <pic:blipFill>
+                          <a:blip r:embed="rId6"/>
+                          <a:stretch>
+                            <a:fillRect/>
+                          </a:stretch>
+                        </pic:blipFill>
+                        <pic:spPr>
+                          <a:xfrm>
+                            <a:off x="0" y="0"/>
+                            <a:ext cx="2743200" cy="2400210"/>
+                          </a:xfrm>
+                          <a:prstGeom prst="rect">
+                            <a:avLst/>
+                          </a:prstGeom>
+                        </pic:spPr>
+                      </pic:pic>
+                    </a:graphicData>
+                  </a:graphic>
+                </wp:inline>
+              </w:drawing>
+            </w:r>
+          </w:p>
+        </w:tc>
+        <w:tc>
+          <w:tcPr>
+            <w:tcW w:w="4680" w:type="dxa"/>
+          </w:tcPr>
+          <w:p>
+            <w:pPr>
+              <w:spacing w:before="80" w:after="40"/>
+              <w:jc w:val="center"/>
+            </w:pPr>
+            <w:r>
+              <w:rPr>
+                <w:b/>
+              </w:rPr>
+              <w:t>B</w:t>
+            </w:r>
+          </w:p>
+          <w:p>
+            <w:pPr>
+              <w:spacing w:after="80"/>
+              <w:jc w:val="center"/>
+            </w:pPr>
+            <w:r>
+              <w:rPr>
+                <w:noProof/>
+              </w:rPr>
+              <w:drawing>
+                <wp:inline distT="0" distB="0" distL="0" distR="0" wp14:anchorId="6C0FF8AF" wp14:editId="3BC43DD9">
+                  <wp:extent cx="2743200" cy="2400210"/>
+                  <wp:effectExtent l="0" t="0" r="0" b="0"/>
+                  <wp:docPr id="2002" name="Boxplot_despues"/>
+                  <wp:cNvGraphicFramePr>
+                    <a:graphicFrameLocks xmlns:a="http://schemas.openxmlformats.org/drawingml/2006/main" noChangeAspect="1"/>
+                  </wp:cNvGraphicFramePr>
+                  <a:graphic xmlns:a="http://schemas.openxmlformats.org/drawingml/2006/main">
+                    <a:graphicData uri="http://schemas.openxmlformats.org/drawingml/2006/picture">
+                      <pic:pic xmlns:pic="http://schemas.openxmlformats.org/drawingml/2006/picture">
+                        <pic:nvPicPr>
+                          <pic:cNvPr id="2002" name="boxplot_after"/>
+                          <pic:cNvPicPr/>
+                        </pic:nvPicPr>
+                        <pic:blipFill>
+                          <a:blip r:embed="rId7"/>
+                          <a:stretch>
+                            <a:fillRect/>
+                          </a:stretch>
+                        </pic:blipFill>
+                        <pic:spPr>
+                          <a:xfrm>
+                            <a:off x="0" y="0"/>
+                            <a:ext cx="2743200" cy="2400210"/>
+                          </a:xfrm>
+                          <a:prstGeom prst="rect">
+                            <a:avLst/>
+                          </a:prstGeom>
+                        </pic:spPr>
+                      </pic:pic>
+                    </a:graphicData>
+                  </a:graphic>
+                </wp:inline>
+              </w:drawing>
+            </w:r>
+          </w:p>
+        </w:tc>
+      </w:tr>
+      <w:tr>
+        <w:trPr>
+          <w:jc w:val="center"/>
+        </w:trPr>
+        <w:tc>
+          <w:tcPr>
+            <w:tcW w:w="4680" w:type="dxa"/>
+          </w:tcPr>
+          <w:p>
+            <w:pPr>
+              <w:pStyle w:val="Descripcin"/>
+              <w:jc w:val="center"/>
+            </w:pPr>
+            <w:r>
+              <w:t>Distribución de páginas — antes del filtrado (hasta ~11.000 páginas)</w:t>
+            </w:r>
+          </w:p>
+        </w:tc>
+        <w:tc>
+          <w:tcPr>
+            <w:tcW w:w="4680" w:type="dxa"/>
+          </w:tcPr>
+          <w:p>
+            <w:pPr>
+              <w:pStyle w:val="Descripcin"/>
+              <w:keepNext/>
+              <w:jc w:val="center"/>
+            </w:pPr>
+            <w:r>
+              <w:t>Distribución de páginas — después del filtrado (0–1.500 páginas)</w:t>
+            </w:r>
+          </w:p>
+        </w:tc>
+      </w:tr>
+    </w:tbl>
+    <w:p>
+      <w:pPr>
+        <w:pStyle w:val="Descripcin"/>
         <w:jc w:val="center"/>
       </w:pPr>
-      <w:r>
-        <w:t>[Figura B (dcha.): Boxplot distribución de páginas — después del filtrado (0–1.500 páginas)]</w:t>
+      <w:bookmarkStart w:id="10" w:name="_Ref227076917"/>
+      <w:r>
+        <w:t xml:space="preserve">Figura </w:t>
+      </w:r>
+      <w:fldSimple w:instr=" SEQ Figura \* ARABIC ">
+        <w:r>
+          <w:rPr>
+            <w:noProof/>
+          </w:rPr>
+          <w:t>1</w:t>
+        </w:r>
+      </w:fldSimple>
+      <w:bookmarkEnd w:id="10"/>
+      <w:r>
+        <w:t xml:space="preserve">: A) </w:t>
+      </w:r>
+      <w:proofErr w:type="spellStart"/>
+      <w:r>
+        <w:t>Boxplot</w:t>
+      </w:r>
+      <w:proofErr w:type="spellEnd"/>
+      <w:r>
+        <w:t xml:space="preserve"> distribución de páginas: antes del filtrado; B) </w:t>
+      </w:r>
+      <w:proofErr w:type="spellStart"/>
+      <w:r>
+        <w:t>Boxplot</w:t>
+      </w:r>
+      <w:proofErr w:type="spellEnd"/>
+      <w:r>
+        <w:t xml:space="preserve"> con distribución de páginas: después del filtrado</w:t>
       </w:r>
     </w:p>
     <w:p>
@@ -1993,11 +2980,12 @@
         </w:numPr>
         <w:jc w:val="both"/>
       </w:pPr>
-      <w:bookmarkStart w:id="8" w:name="_Toc227009352"/>
-      <w:r>
+      <w:bookmarkStart w:id="11" w:name="_Toc227009352"/>
+      <w:r>
+        <w:lastRenderedPageBreak/>
         <w:t>Ingeniería de Variables</w:t>
       </w:r>
-      <w:bookmarkEnd w:id="8"/>
+      <w:bookmarkEnd w:id="11"/>
     </w:p>
     <w:p>
       <w:pPr>
@@ -2062,11 +3050,11 @@
         </w:numPr>
         <w:jc w:val="both"/>
       </w:pPr>
-      <w:bookmarkStart w:id="9" w:name="_Toc227009353"/>
+      <w:bookmarkStart w:id="12" w:name="_Toc227009353"/>
       <w:r>
         <w:t>Hipótesis Analizadas</w:t>
       </w:r>
-      <w:bookmarkEnd w:id="9"/>
+      <w:bookmarkEnd w:id="12"/>
     </w:p>
     <w:p>
       <w:pPr>
@@ -2082,11 +3070,11 @@
         <w:pStyle w:val="Ttulo2"/>
         <w:jc w:val="both"/>
       </w:pPr>
-      <w:bookmarkStart w:id="10" w:name="_Toc227009354"/>
+      <w:bookmarkStart w:id="13" w:name="_Toc227009354"/>
       <w:r>
         <w:t>Hipótesis 1: Los libros con más páginas tienen mejor rating</w:t>
       </w:r>
-      <w:bookmarkEnd w:id="10"/>
+      <w:bookmarkEnd w:id="13"/>
     </w:p>
     <w:p>
       <w:pPr>
@@ -2109,11 +3097,11 @@
         <w:pStyle w:val="Ttulo2"/>
         <w:jc w:val="both"/>
       </w:pPr>
-      <w:bookmarkStart w:id="11" w:name="_Toc227009355"/>
+      <w:bookmarkStart w:id="14" w:name="_Toc227009355"/>
       <w:r>
         <w:t>Hipótesis 2: Los libros en formato Hardcover tienen mejor rating</w:t>
       </w:r>
-      <w:bookmarkEnd w:id="11"/>
+      <w:bookmarkEnd w:id="14"/>
     </w:p>
     <w:p>
       <w:pPr>
@@ -2136,12 +3124,11 @@
         <w:pStyle w:val="Ttulo2"/>
         <w:jc w:val="both"/>
       </w:pPr>
-      <w:bookmarkStart w:id="12" w:name="_Toc227009356"/>
-      <w:r>
-        <w:lastRenderedPageBreak/>
+      <w:bookmarkStart w:id="15" w:name="_Toc227009356"/>
+      <w:r>
         <w:t>Hipótesis 3: Las series tienen mejores ratings que los libros individuales</w:t>
       </w:r>
-      <w:bookmarkEnd w:id="12"/>
+      <w:bookmarkEnd w:id="15"/>
     </w:p>
     <w:p>
       <w:pPr>
@@ -2164,11 +3151,11 @@
         <w:pStyle w:val="Ttulo2"/>
         <w:jc w:val="both"/>
       </w:pPr>
-      <w:bookmarkStart w:id="13" w:name="_Toc227009357"/>
+      <w:bookmarkStart w:id="16" w:name="_Toc227009357"/>
       <w:r>
         <w:t>Hipótesis 4: Los autores populares concentran la mayoría de las valoraciones</w:t>
       </w:r>
-      <w:bookmarkEnd w:id="13"/>
+      <w:bookmarkEnd w:id="16"/>
     </w:p>
     <w:p>
       <w:pPr>
@@ -2191,11 +3178,11 @@
         <w:pStyle w:val="Ttulo2"/>
         <w:jc w:val="both"/>
       </w:pPr>
-      <w:bookmarkStart w:id="14" w:name="_Toc227009358"/>
+      <w:bookmarkStart w:id="17" w:name="_Toc227009358"/>
       <w:r>
         <w:t>Hipótesis 5: Los autores populares tienen más premios</w:t>
       </w:r>
-      <w:bookmarkEnd w:id="14"/>
+      <w:bookmarkEnd w:id="17"/>
     </w:p>
     <w:p>
       <w:pPr>
@@ -2222,11 +3209,12 @@
         </w:numPr>
         <w:jc w:val="both"/>
       </w:pPr>
-      <w:bookmarkStart w:id="15" w:name="_Toc227009359"/>
-      <w:r>
+      <w:bookmarkStart w:id="18" w:name="_Toc227009359"/>
+      <w:r>
+        <w:lastRenderedPageBreak/>
         <w:t>Resultados</w:t>
       </w:r>
-      <w:bookmarkEnd w:id="15"/>
+      <w:bookmarkEnd w:id="18"/>
     </w:p>
     <w:p>
       <w:pPr>
@@ -2234,10 +3222,24 @@
       </w:pPr>
       <w:r>
         <w:t>Antes de empezar con el análisis de las hipótesis, se ha analizado la variable “Rating” puesto que la mayoría de las hipótesis se basan en el análisis la comparación de esta variable frente a otras. En el siguiente histograma (</w:t>
+      </w:r>
+      <w:r>
         <w:fldChar w:fldCharType="begin"/>
+      </w:r>
+      <w:r>
         <w:instrText xml:space="preserve"> REF _Ref227073491 \h </w:instrText>
+      </w:r>
+      <w:r>
         <w:fldChar w:fldCharType="separate"/>
-        <w:t xml:space="preserve">Figura </w:t>
+      </w:r>
+      <w:r>
+        <w:t>Fi</w:t>
+      </w:r>
+      <w:r>
+        <w:t>g</w:t>
+      </w:r>
+      <w:r>
+        <w:t xml:space="preserve">ura </w:t>
       </w:r>
       <w:r>
         <w:rPr>
@@ -2247,6 +3249,8 @@
       </w:r>
       <w:r>
         <w:fldChar w:fldCharType="end"/>
+      </w:r>
+      <w:r>
         <w:t>) con curva de densidad (KDE), se puede ver la distribución de las puntuaciones de los libros del dataset analizado. El gráfico muestra que el rango de valores de los ratings va de 0 a 5, pero prácticamente todos los libros se concentran entre 3 y 5. Además, la forma de la distribución es asimétrica negativa (sesgada a la izquierda), con la cola extendiéndose hacia valores bajos. Esto es típico en plataformas de reseñas, donde los usuarios tienden a puntuar alto.</w:t>
       </w:r>
     </w:p>
@@ -2257,6 +3261,9 @@
         <w:jc w:val="center"/>
       </w:pPr>
       <w:r>
+        <w:rPr>
+          <w:noProof/>
+        </w:rPr>
         <w:drawing>
           <wp:inline distT="0" distB="0" distL="0" distR="0" wp14:anchorId="3AA4E604" wp14:editId="534ACE9D">
             <wp:extent cx="3472774" cy="2681360"/>
@@ -2273,7 +3280,7 @@
                     <pic:cNvPicPr/>
                   </pic:nvPicPr>
                   <pic:blipFill>
-                    <a:blip r:embed="rId6"/>
+                    <a:blip r:embed="rId8"/>
                     <a:stretch>
                       <a:fillRect/>
                     </a:stretch>
@@ -2299,28 +3306,145 @@
         <w:pStyle w:val="Descripcin"/>
         <w:jc w:val="center"/>
       </w:pPr>
-      <w:bookmarkStart w:id="16" w:name="_Ref227073491"/>
+      <w:bookmarkStart w:id="19" w:name="_Ref227073491"/>
       <w:r>
         <w:t xml:space="preserve">Figura </w:t>
+      </w:r>
+      <w:fldSimple w:instr=" SEQ Figura \* ARABIC ">
+        <w:r>
+          <w:rPr>
+            <w:noProof/>
+          </w:rPr>
+          <w:t>2</w:t>
+        </w:r>
+      </w:fldSimple>
+      <w:bookmarkEnd w:id="19"/>
+      <w:r>
+        <w:t>: Histograma con curva de densidad (KDE) de la distribución de los ratings en el dataset Goodreads Best Books</w:t>
+      </w:r>
+    </w:p>
+    <w:p/>
+    <w:p>
+      <w:pPr>
+        <w:spacing w:before="200" w:after="120"/>
+        <w:jc w:val="both"/>
+        <w:rPr>
+          <w:b/>
+        </w:rPr>
+      </w:pPr>
+      <w:r>
+        <w:rPr>
+          <w:b/>
+        </w:rPr>
+        <w:t>Hipótesis 1 — ¿Los libros con más páginas tienen mejor rating?</w:t>
+      </w:r>
+    </w:p>
+    <w:p>
+      <w:pPr>
+        <w:spacing w:after="120"/>
+        <w:jc w:val="both"/>
+      </w:pPr>
+      <w:r>
+        <w:t xml:space="preserve">La </w:t>
+      </w:r>
+      <w:r>
         <w:fldChar w:fldCharType="begin"/>
-        <w:instrText xml:space="preserve"> SEQ Figura \* ARABIC </w:instrText>
+      </w:r>
+      <w:r>
+        <w:instrText xml:space="preserve"> REF _Ref227076942 \h </w:instrText>
+      </w:r>
+      <w:r>
         <w:fldChar w:fldCharType="separate"/>
       </w:r>
       <w:r>
+        <w:t xml:space="preserve">Figura </w:t>
+      </w:r>
+      <w:r>
         <w:rPr>
           <w:noProof/>
         </w:rPr>
-        <w:t>1</w:t>
+        <w:t>3</w:t>
       </w:r>
       <w:r>
         <w:fldChar w:fldCharType="end"/>
       </w:r>
-      <w:bookmarkEnd w:id="16"/>
-      <w:r>
-        <w:t>: Histograma con curva de densidad (KDE) de la distribución de los ratings en el dataset Goodreads Best Books</w:t>
-      </w:r>
-    </w:p>
-    <w:p/>
+      <w:r>
+        <w:t xml:space="preserve"> </w:t>
+      </w:r>
+      <w:r>
+        <w:t>muestra el rating medio por tramos de páginas. La diferencia entre tramos es mínima (entre 3,97 y 4,26), lo que indica que el número de páginas no es un factor determinante del rating. Sin embargo, sí se observa una tendencia clara: los libros más largos acumulan muchas más valoraciones, lo que sugiere mayor fidelización del lector.</w:t>
+      </w:r>
+    </w:p>
+    <w:p>
+      <w:pPr>
+        <w:keepNext/>
+        <w:spacing w:after="120"/>
+        <w:jc w:val="center"/>
+      </w:pPr>
+      <w:r>
+        <w:lastRenderedPageBreak/>
+        <w:drawing>
+          <wp:inline distT="0" distB="0" distL="0" distR="0" wp14:anchorId="6E1B6EFB" wp14:editId="7DDB415E">
+            <wp:extent cx="5400040" cy="2681605"/>
+            <wp:effectExtent l="0" t="0" r="0" b="0"/>
+            <wp:docPr id="1367483947" name="Imagen 1"/>
+            <wp:cNvGraphicFramePr>
+              <a:graphicFrameLocks xmlns:a="http://schemas.openxmlformats.org/drawingml/2006/main" noChangeAspect="1"/>
+            </wp:cNvGraphicFramePr>
+            <a:graphic xmlns:a="http://schemas.openxmlformats.org/drawingml/2006/main">
+              <a:graphicData uri="http://schemas.openxmlformats.org/drawingml/2006/picture">
+                <pic:pic xmlns:pic="http://schemas.openxmlformats.org/drawingml/2006/picture">
+                  <pic:nvPicPr>
+                    <pic:cNvPr id="1367483947" name=""/>
+                    <pic:cNvPicPr/>
+                  </pic:nvPicPr>
+                  <pic:blipFill>
+                    <a:blip r:embed="rId9"/>
+                    <a:stretch>
+                      <a:fillRect/>
+                    </a:stretch>
+                  </pic:blipFill>
+                  <pic:spPr>
+                    <a:xfrm>
+                      <a:off x="0" y="0"/>
+                      <a:ext cx="5400040" cy="2681605"/>
+                    </a:xfrm>
+                    <a:prstGeom prst="rect">
+                      <a:avLst/>
+                    </a:prstGeom>
+                  </pic:spPr>
+                </pic:pic>
+              </a:graphicData>
+            </a:graphic>
+          </wp:inline>
+        </w:drawing>
+      </w:r>
+    </w:p>
+    <w:p>
+      <w:pPr>
+        <w:pStyle w:val="Descripcin"/>
+        <w:jc w:val="center"/>
+      </w:pPr>
+      <w:bookmarkStart w:id="20" w:name="_Ref227076942"/>
+      <w:r>
+        <w:t xml:space="preserve">Figura </w:t>
+      </w:r>
+      <w:fldSimple w:instr=" SEQ Figura \* ARABIC ">
+        <w:r>
+          <w:rPr>
+            <w:noProof/>
+          </w:rPr>
+          <w:t>3</w:t>
+        </w:r>
+      </w:fldSimple>
+      <w:bookmarkEnd w:id="20"/>
+      <w:r>
+        <w:t xml:space="preserve">: </w:t>
+      </w:r>
+      <w:r>
+        <w:t>Gráfico de barras — Rating medio y media de valoraciones por tramo de páginas</w:t>
+      </w:r>
+    </w:p>
     <w:p>
       <w:pPr>
         <w:spacing w:before="200" w:after="120"/>
@@ -2333,16 +3457,40 @@
         <w:rPr>
           <w:b/>
         </w:rPr>
-        <w:t>Hipótesis 1 — ¿Los libros con más páginas tienen mejor rating?</w:t>
-      </w:r>
-    </w:p>
-    <w:p>
-      <w:pPr>
-        <w:spacing w:before="0" w:after="120"/>
-        <w:jc w:val="both"/>
-      </w:pPr>
-      <w:r>
-        <w:t>La Figura 2 muestra el rating medio por tramos de páginas. La diferencia entre tramos es mínima (entre 3,97 y 4,26), lo que indica que el número de páginas no es un factor determinante del rating. Sin embargo, sí se observa una tendencia clara: los libros más largos acumulan muchas más valoraciones, lo que sugiere mayor fidelización del lector.</w:t>
+        <w:t>Hipótesis 2 — ¿Los Hardcover tienen mejor rating?</w:t>
+      </w:r>
+    </w:p>
+    <w:p>
+      <w:pPr>
+        <w:spacing w:after="120"/>
+        <w:jc w:val="both"/>
+      </w:pPr>
+      <w:r>
+        <w:t xml:space="preserve">Contrariamente a la hipótesis, la </w:t>
+      </w:r>
+      <w:r>
+        <w:fldChar w:fldCharType="begin"/>
+      </w:r>
+      <w:r>
+        <w:instrText xml:space="preserve"> REF _Ref227076951 \h </w:instrText>
+      </w:r>
+      <w:r>
+        <w:fldChar w:fldCharType="separate"/>
+      </w:r>
+      <w:r>
+        <w:t xml:space="preserve">Figura </w:t>
+      </w:r>
+      <w:r>
+        <w:rPr>
+          <w:noProof/>
+        </w:rPr>
+        <w:t>4</w:t>
+      </w:r>
+      <w:r>
+        <w:fldChar w:fldCharType="end"/>
+      </w:r>
+      <w:r>
+        <w:t xml:space="preserve"> revela que el formato Hardcover obtiene el rating más bajo (3,99), mientras que Kindle Edition lidera con 4,12. No obstante, el formato Mass Market Paperback es el que más valoraciones recibe por libro (~31.000), lo que apunta a que la popularidad y el rating no siempre van de la mano.</w:t>
       </w:r>
     </w:p>
     <w:p>
@@ -2352,7 +3500,66 @@
         <w:jc w:val="center"/>
       </w:pPr>
       <w:r>
-        <w:t>[Figura 2: Gráfico de barras — Rating medio y media de valoraciones por tramo de páginas]</w:t>
+        <w:drawing>
+          <wp:inline distT="0" distB="0" distL="0" distR="0" wp14:anchorId="232328DD" wp14:editId="0B402E48">
+            <wp:extent cx="5400040" cy="2681605"/>
+            <wp:effectExtent l="0" t="0" r="0" b="0"/>
+            <wp:docPr id="1588166170" name="Imagen 1"/>
+            <wp:cNvGraphicFramePr>
+              <a:graphicFrameLocks xmlns:a="http://schemas.openxmlformats.org/drawingml/2006/main" noChangeAspect="1"/>
+            </wp:cNvGraphicFramePr>
+            <a:graphic xmlns:a="http://schemas.openxmlformats.org/drawingml/2006/main">
+              <a:graphicData uri="http://schemas.openxmlformats.org/drawingml/2006/picture">
+                <pic:pic xmlns:pic="http://schemas.openxmlformats.org/drawingml/2006/picture">
+                  <pic:nvPicPr>
+                    <pic:cNvPr id="1588166170" name=""/>
+                    <pic:cNvPicPr/>
+                  </pic:nvPicPr>
+                  <pic:blipFill>
+                    <a:blip r:embed="rId10"/>
+                    <a:stretch>
+                      <a:fillRect/>
+                    </a:stretch>
+                  </pic:blipFill>
+                  <pic:spPr>
+                    <a:xfrm>
+                      <a:off x="0" y="0"/>
+                      <a:ext cx="5400040" cy="2681605"/>
+                    </a:xfrm>
+                    <a:prstGeom prst="rect">
+                      <a:avLst/>
+                    </a:prstGeom>
+                  </pic:spPr>
+                </pic:pic>
+              </a:graphicData>
+            </a:graphic>
+          </wp:inline>
+        </w:drawing>
+      </w:r>
+    </w:p>
+    <w:p>
+      <w:pPr>
+        <w:pStyle w:val="Descripcin"/>
+        <w:jc w:val="center"/>
+      </w:pPr>
+      <w:bookmarkStart w:id="21" w:name="_Ref227076951"/>
+      <w:r>
+        <w:t xml:space="preserve">Figura </w:t>
+      </w:r>
+      <w:fldSimple w:instr=" SEQ Figura \* ARABIC ">
+        <w:r>
+          <w:rPr>
+            <w:noProof/>
+          </w:rPr>
+          <w:t>4</w:t>
+        </w:r>
+      </w:fldSimple>
+      <w:bookmarkEnd w:id="21"/>
+      <w:r>
+        <w:t xml:space="preserve">: </w:t>
+      </w:r>
+      <w:r>
+        <w:t>Gráfico de barras — Rating medio y valoraciones por formato de libro</w:t>
       </w:r>
     </w:p>
     <w:p>
@@ -2367,16 +3574,40 @@
         <w:rPr>
           <w:b/>
         </w:rPr>
-        <w:t>Hipótesis 2 — ¿Los Hardcover tienen mejor rating?</w:t>
-      </w:r>
-    </w:p>
-    <w:p>
-      <w:pPr>
-        <w:spacing w:before="0" w:after="120"/>
-        <w:jc w:val="both"/>
-      </w:pPr>
-      <w:r>
-        <w:t>Contrariamente a la hipótesis, la Figura 3 revela que el formato Hardcover obtiene el rating más bajo (3,99), mientras que Kindle Edition lidera con 4,12. No obstante, el formato Mass Market Paperback es el que más valoraciones recibe por libro (~31.000), lo que apunta a que la popularidad y el rating no siempre van de la mano.</w:t>
+        <w:t>Hipótesis 3 — ¿Las series tienen mejores ratings que los libros individuales?</w:t>
+      </w:r>
+    </w:p>
+    <w:p>
+      <w:pPr>
+        <w:spacing w:after="120"/>
+        <w:jc w:val="both"/>
+      </w:pPr>
+      <w:r>
+        <w:t xml:space="preserve">La </w:t>
+      </w:r>
+      <w:r>
+        <w:fldChar w:fldCharType="begin"/>
+      </w:r>
+      <w:r>
+        <w:instrText xml:space="preserve"> REF _Ref227076969 \h </w:instrText>
+      </w:r>
+      <w:r>
+        <w:fldChar w:fldCharType="separate"/>
+      </w:r>
+      <w:r>
+        <w:t xml:space="preserve">Figura </w:t>
+      </w:r>
+      <w:r>
+        <w:rPr>
+          <w:noProof/>
+        </w:rPr>
+        <w:t>5</w:t>
+      </w:r>
+      <w:r>
+        <w:fldChar w:fldCharType="end"/>
+      </w:r>
+      <w:r>
+        <w:t xml:space="preserve"> confirma la hipótesis: las series presentan un rating medio de 4,03 frente a 3,95 de los libros individuales. Además, las series acumulan más valoraciones por libro (~23.500 vs ~19.500), lo que sugiere un efecto de fidelización del lector a lo largo de la saga.</w:t>
       </w:r>
     </w:p>
     <w:p>
@@ -2386,7 +3617,67 @@
         <w:jc w:val="center"/>
       </w:pPr>
       <w:r>
-        <w:t>[Figura 3: Gráfico de barras — Rating medio y valoraciones por formato de libro]</w:t>
+        <w:lastRenderedPageBreak/>
+        <w:drawing>
+          <wp:inline distT="0" distB="0" distL="0" distR="0" wp14:anchorId="4C3E1759" wp14:editId="50843770">
+            <wp:extent cx="5400040" cy="3224530"/>
+            <wp:effectExtent l="0" t="0" r="0" b="1270"/>
+            <wp:docPr id="1977490199" name="Imagen 1"/>
+            <wp:cNvGraphicFramePr>
+              <a:graphicFrameLocks xmlns:a="http://schemas.openxmlformats.org/drawingml/2006/main" noChangeAspect="1"/>
+            </wp:cNvGraphicFramePr>
+            <a:graphic xmlns:a="http://schemas.openxmlformats.org/drawingml/2006/main">
+              <a:graphicData uri="http://schemas.openxmlformats.org/drawingml/2006/picture">
+                <pic:pic xmlns:pic="http://schemas.openxmlformats.org/drawingml/2006/picture">
+                  <pic:nvPicPr>
+                    <pic:cNvPr id="1977490199" name=""/>
+                    <pic:cNvPicPr/>
+                  </pic:nvPicPr>
+                  <pic:blipFill>
+                    <a:blip r:embed="rId11"/>
+                    <a:stretch>
+                      <a:fillRect/>
+                    </a:stretch>
+                  </pic:blipFill>
+                  <pic:spPr>
+                    <a:xfrm>
+                      <a:off x="0" y="0"/>
+                      <a:ext cx="5400040" cy="3224530"/>
+                    </a:xfrm>
+                    <a:prstGeom prst="rect">
+                      <a:avLst/>
+                    </a:prstGeom>
+                  </pic:spPr>
+                </pic:pic>
+              </a:graphicData>
+            </a:graphic>
+          </wp:inline>
+        </w:drawing>
+      </w:r>
+    </w:p>
+    <w:p>
+      <w:pPr>
+        <w:pStyle w:val="Descripcin"/>
+        <w:jc w:val="center"/>
+      </w:pPr>
+      <w:bookmarkStart w:id="22" w:name="_Ref227076969"/>
+      <w:r>
+        <w:t xml:space="preserve">Figura </w:t>
+      </w:r>
+      <w:fldSimple w:instr=" SEQ Figura \* ARABIC ">
+        <w:r>
+          <w:rPr>
+            <w:noProof/>
+          </w:rPr>
+          <w:t>5</w:t>
+        </w:r>
+      </w:fldSimple>
+      <w:bookmarkEnd w:id="22"/>
+      <w:r>
+        <w:t xml:space="preserve">: </w:t>
+      </w:r>
+      <w:r>
+        <w:t>Gráfico de barras — Rating medio: Series vs Libros individuales</w:t>
       </w:r>
     </w:p>
     <w:p>
@@ -2401,16 +3692,54 @@
         <w:rPr>
           <w:b/>
         </w:rPr>
-        <w:t>Hipótesis 3 — ¿Las series tienen mejores ratings que los libros individuales?</w:t>
-      </w:r>
-    </w:p>
-    <w:p>
-      <w:pPr>
-        <w:spacing w:before="0" w:after="120"/>
-        <w:jc w:val="both"/>
-      </w:pPr>
-      <w:r>
-        <w:t>La Figura 4 confirma la hipótesis: las series presentan un rating medio de 4,03 frente a 3,95 de los libros individuales. Además, las series acumulan más valoraciones por libro (~23.500 vs ~19.500), lo que sugiere un efecto de fidelización del lector a lo largo de la saga.</w:t>
+        <w:t xml:space="preserve">Hipótesis 4 — ¿Los autores populares concentran la mayoría de </w:t>
+      </w:r>
+      <w:proofErr w:type="gramStart"/>
+      <w:r>
+        <w:rPr>
+          <w:b/>
+        </w:rPr>
+        <w:t>valoraciones</w:t>
+      </w:r>
+      <w:proofErr w:type="gramEnd"/>
+      <w:r>
+        <w:rPr>
+          <w:b/>
+        </w:rPr>
+        <w:t>?</w:t>
+      </w:r>
+    </w:p>
+    <w:p>
+      <w:pPr>
+        <w:spacing w:after="120"/>
+        <w:jc w:val="both"/>
+      </w:pPr>
+      <w:r>
+        <w:t xml:space="preserve">La </w:t>
+      </w:r>
+      <w:r>
+        <w:fldChar w:fldCharType="begin"/>
+      </w:r>
+      <w:r>
+        <w:instrText xml:space="preserve"> REF _Ref227076978 \h </w:instrText>
+      </w:r>
+      <w:r>
+        <w:fldChar w:fldCharType="separate"/>
+      </w:r>
+      <w:r>
+        <w:t xml:space="preserve">Figura </w:t>
+      </w:r>
+      <w:r>
+        <w:rPr>
+          <w:noProof/>
+        </w:rPr>
+        <w:t>6</w:t>
+      </w:r>
+      <w:r>
+        <w:fldChar w:fldCharType="end"/>
+      </w:r>
+      <w:r>
+        <w:t xml:space="preserve"> muestra el top 15 de autores por número total de valoraciones. J.K. Rowling domina ampliamente con más de 24 millones, seguida de Stephen King y Suzanne Collins. La diferencia entre la primera posición y el resto es muy pronunciada, confirmando una alta concentración de valoraciones en unos pocos autores.</w:t>
       </w:r>
     </w:p>
     <w:p>
@@ -2420,7 +3749,66 @@
         <w:jc w:val="center"/>
       </w:pPr>
       <w:r>
-        <w:t>[Figura 4: Gráfico de barras — Rating medio: Series vs Libros individuales]</w:t>
+        <w:drawing>
+          <wp:inline distT="0" distB="0" distL="0" distR="0" wp14:anchorId="6FAECE19" wp14:editId="6BBB388C">
+            <wp:extent cx="5400040" cy="2681605"/>
+            <wp:effectExtent l="0" t="0" r="0" b="0"/>
+            <wp:docPr id="875834559" name="Imagen 1"/>
+            <wp:cNvGraphicFramePr>
+              <a:graphicFrameLocks xmlns:a="http://schemas.openxmlformats.org/drawingml/2006/main" noChangeAspect="1"/>
+            </wp:cNvGraphicFramePr>
+            <a:graphic xmlns:a="http://schemas.openxmlformats.org/drawingml/2006/main">
+              <a:graphicData uri="http://schemas.openxmlformats.org/drawingml/2006/picture">
+                <pic:pic xmlns:pic="http://schemas.openxmlformats.org/drawingml/2006/picture">
+                  <pic:nvPicPr>
+                    <pic:cNvPr id="875834559" name=""/>
+                    <pic:cNvPicPr/>
+                  </pic:nvPicPr>
+                  <pic:blipFill>
+                    <a:blip r:embed="rId12"/>
+                    <a:stretch>
+                      <a:fillRect/>
+                    </a:stretch>
+                  </pic:blipFill>
+                  <pic:spPr>
+                    <a:xfrm>
+                      <a:off x="0" y="0"/>
+                      <a:ext cx="5400040" cy="2681605"/>
+                    </a:xfrm>
+                    <a:prstGeom prst="rect">
+                      <a:avLst/>
+                    </a:prstGeom>
+                  </pic:spPr>
+                </pic:pic>
+              </a:graphicData>
+            </a:graphic>
+          </wp:inline>
+        </w:drawing>
+      </w:r>
+    </w:p>
+    <w:p>
+      <w:pPr>
+        <w:pStyle w:val="Descripcin"/>
+        <w:jc w:val="center"/>
+      </w:pPr>
+      <w:bookmarkStart w:id="23" w:name="_Ref227076978"/>
+      <w:r>
+        <w:t xml:space="preserve">Figura </w:t>
+      </w:r>
+      <w:fldSimple w:instr=" SEQ Figura \* ARABIC ">
+        <w:r>
+          <w:rPr>
+            <w:noProof/>
+          </w:rPr>
+          <w:t>6</w:t>
+        </w:r>
+      </w:fldSimple>
+      <w:bookmarkEnd w:id="23"/>
+      <w:r>
+        <w:t xml:space="preserve">: </w:t>
+      </w:r>
+      <w:r>
+        <w:t>Top 15 autores por número total de valoraciones</w:t>
       </w:r>
     </w:p>
     <w:p>
@@ -2435,16 +3823,44 @@
         <w:rPr>
           <w:b/>
         </w:rPr>
-        <w:t>Hipótesis 4 — ¿Los autores populares concentran la mayoría de valoraciones?</w:t>
-      </w:r>
-    </w:p>
-    <w:p>
-      <w:pPr>
-        <w:spacing w:before="0" w:after="120"/>
-        <w:jc w:val="both"/>
-      </w:pPr>
-      <w:r>
-        <w:t>La Figura 5 muestra el top 15 de autores por número total de valoraciones. J.K. Rowling domina ampliamente con más de 24 millones, seguida de Stephen King y Suzanne Collins. La diferencia entre la primera posición y el resto es muy pronunciada, confirmando una alta concentración de valoraciones en unos pocos autores.</w:t>
+        <w:t>Hipótesis 5 — ¿Los autores populares tienen más premios?</w:t>
+      </w:r>
+    </w:p>
+    <w:p>
+      <w:pPr>
+        <w:spacing w:after="120"/>
+        <w:jc w:val="both"/>
+      </w:pPr>
+      <w:r>
+        <w:t xml:space="preserve">La </w:t>
+      </w:r>
+      <w:r>
+        <w:fldChar w:fldCharType="begin"/>
+      </w:r>
+      <w:r>
+        <w:instrText xml:space="preserve"> REF _Ref227076986 \h </w:instrText>
+      </w:r>
+      <w:r>
+        <w:fldChar w:fldCharType="separate"/>
+      </w:r>
+      <w:r>
+        <w:t xml:space="preserve">Figura </w:t>
+      </w:r>
+      <w:r>
+        <w:rPr>
+          <w:noProof/>
+        </w:rPr>
+        <w:t>7</w:t>
+      </w:r>
+      <w:r>
+        <w:fldChar w:fldCharType="end"/>
+      </w:r>
+      <w:r>
+        <w:t xml:space="preserve"> compara la media de premios entre autores populares y no populares. Los autores populares acumulan una media de 2,44 premios frente a </w:t>
+      </w:r>
+      <w:r>
+        <w:lastRenderedPageBreak/>
+        <w:t>solo 0,47 de los no populares — más de 5 veces más. Esto indica una correlación positiva entre popularidad y reconocimiento, aunque no implica causalidad.</w:t>
       </w:r>
     </w:p>
     <w:p>
@@ -2454,41 +3870,66 @@
         <w:jc w:val="center"/>
       </w:pPr>
       <w:r>
-        <w:t>[Figura 5: Top 15 autores por número total de valoraciones]</w:t>
-      </w:r>
-    </w:p>
-    <w:p>
-      <w:pPr>
-        <w:spacing w:before="200" w:after="120"/>
-        <w:jc w:val="both"/>
-        <w:rPr>
-          <w:b/>
-        </w:rPr>
-      </w:pPr>
-      <w:r>
-        <w:rPr>
-          <w:b/>
-        </w:rPr>
-        <w:t>Hipótesis 5 — ¿Los autores populares tienen más premios?</w:t>
-      </w:r>
-    </w:p>
-    <w:p>
-      <w:pPr>
-        <w:spacing w:before="0" w:after="120"/>
-        <w:jc w:val="both"/>
-      </w:pPr>
-      <w:r>
-        <w:t>La Figura 6 compara la media de premios entre autores populares y no populares. Los autores populares acumulan una media de 2,44 premios frente a solo 0,47 de los no populares — más de 5 veces más. Esto indica una correlación positiva entre popularidad y reconocimiento, aunque no implica causalidad.</w:t>
-      </w:r>
-    </w:p>
-    <w:p>
-      <w:pPr>
-        <w:keepNext/>
-        <w:spacing w:before="120" w:after="120"/>
+        <w:drawing>
+          <wp:inline distT="0" distB="0" distL="0" distR="0" wp14:anchorId="1E23B96A" wp14:editId="5B8CDF5D">
+            <wp:extent cx="5016500" cy="3111500"/>
+            <wp:effectExtent l="0" t="0" r="0" b="0"/>
+            <wp:docPr id="2001517393" name="Imagen 1"/>
+            <wp:cNvGraphicFramePr>
+              <a:graphicFrameLocks xmlns:a="http://schemas.openxmlformats.org/drawingml/2006/main" noChangeAspect="1"/>
+            </wp:cNvGraphicFramePr>
+            <a:graphic xmlns:a="http://schemas.openxmlformats.org/drawingml/2006/main">
+              <a:graphicData uri="http://schemas.openxmlformats.org/drawingml/2006/picture">
+                <pic:pic xmlns:pic="http://schemas.openxmlformats.org/drawingml/2006/picture">
+                  <pic:nvPicPr>
+                    <pic:cNvPr id="2001517393" name=""/>
+                    <pic:cNvPicPr/>
+                  </pic:nvPicPr>
+                  <pic:blipFill>
+                    <a:blip r:embed="rId13"/>
+                    <a:stretch>
+                      <a:fillRect/>
+                    </a:stretch>
+                  </pic:blipFill>
+                  <pic:spPr>
+                    <a:xfrm>
+                      <a:off x="0" y="0"/>
+                      <a:ext cx="5016500" cy="3111500"/>
+                    </a:xfrm>
+                    <a:prstGeom prst="rect">
+                      <a:avLst/>
+                    </a:prstGeom>
+                  </pic:spPr>
+                </pic:pic>
+              </a:graphicData>
+            </a:graphic>
+          </wp:inline>
+        </w:drawing>
+      </w:r>
+    </w:p>
+    <w:p>
+      <w:pPr>
+        <w:pStyle w:val="Descripcin"/>
         <w:jc w:val="center"/>
       </w:pPr>
-      <w:r>
-        <w:t>[Figura 6: Comparativa de media de premios — Autores populares vs no populares]</w:t>
+      <w:bookmarkStart w:id="24" w:name="_Ref227076986"/>
+      <w:r>
+        <w:t xml:space="preserve">Figura </w:t>
+      </w:r>
+      <w:fldSimple w:instr=" SEQ Figura \* ARABIC ">
+        <w:r>
+          <w:rPr>
+            <w:noProof/>
+          </w:rPr>
+          <w:t>7</w:t>
+        </w:r>
+      </w:fldSimple>
+      <w:bookmarkEnd w:id="24"/>
+      <w:r>
+        <w:t xml:space="preserve">: </w:t>
+      </w:r>
+      <w:r>
+        <w:t>Comparativa de media de premios — Autores populares vs no populares</w:t>
       </w:r>
     </w:p>
     <w:p>
@@ -2500,11 +3941,11 @@
         </w:numPr>
         <w:jc w:val="both"/>
       </w:pPr>
-      <w:bookmarkStart w:id="17" w:name="_Toc227009360"/>
+      <w:bookmarkStart w:id="25" w:name="_Toc227009360"/>
       <w:r>
         <w:t>Conclusiones</w:t>
       </w:r>
-      <w:bookmarkEnd w:id="17"/>
+      <w:bookmarkEnd w:id="25"/>
     </w:p>
     <w:p>
       <w:pPr>
@@ -2631,7 +4072,11 @@
         <w:jc w:val="both"/>
       </w:pPr>
       <w:r>
-        <w:t>En general, el análisis sugiere que la popularidad de un autor (medida por número de valoraciones) está relacionada con un mayor reconocimiento en forma de premios, y que los lectores tienden a valorar positivamente las series. Sin embargo, factores como el número de páginas o el formato físico tienen una influencia más limitada sobre el rating.</w:t>
+        <w:t xml:space="preserve">En general, el análisis sugiere que la popularidad de un autor (medida por número de valoraciones) está relacionada con un mayor reconocimiento en forma de premios, y que los lectores tienden a valorar positivamente las series. </w:t>
+      </w:r>
+      <w:r>
+        <w:lastRenderedPageBreak/>
+        <w:t>Sin embargo, factores como el número de páginas o el formato físico tienen una influencia más limitada sobre el rating.</w:t>
       </w:r>
     </w:p>
     <w:p>
@@ -2643,11 +4088,11 @@
         </w:numPr>
         <w:jc w:val="both"/>
       </w:pPr>
-      <w:bookmarkStart w:id="18" w:name="_Toc227009361"/>
+      <w:bookmarkStart w:id="26" w:name="_Toc227009361"/>
       <w:r>
         <w:t>Herramientas y Librerías Utilizadas</w:t>
       </w:r>
-      <w:bookmarkEnd w:id="18"/>
+      <w:bookmarkEnd w:id="26"/>
     </w:p>
     <w:p>
       <w:pPr>
@@ -2763,11 +4208,11 @@
         </w:numPr>
         <w:jc w:val="both"/>
       </w:pPr>
-      <w:bookmarkStart w:id="19" w:name="_Toc227009362"/>
+      <w:bookmarkStart w:id="27" w:name="_Toc227009362"/>
       <w:r>
         <w:t>Referencia dataset</w:t>
       </w:r>
-      <w:bookmarkEnd w:id="19"/>
+      <w:bookmarkEnd w:id="27"/>
     </w:p>
     <w:p>
       <w:pPr>
@@ -2776,7 +4221,7 @@
       <w:r>
         <w:t xml:space="preserve">1- Kaggle dataset: Goodreads Best Books, The Destructor. Acceso abril 2026. </w:t>
       </w:r>
-      <w:hyperlink r:id="rId7" w:history="1">
+      <w:hyperlink r:id="rId14" w:history="1">
         <w:r>
           <w:rPr>
             <w:rStyle w:val="Hipervnculo"/>
@@ -4038,6 +5483,7 @@
   <w:style w:type="character" w:default="1" w:styleId="Fuentedeprrafopredeter">
     <w:name w:val="Default Paragraph Font"/>
     <w:uiPriority w:val="1"/>
+    <w:semiHidden/>
     <w:unhideWhenUsed/>
   </w:style>
   <w:style w:type="table" w:default="1" w:styleId="Tablanormal">

--- a/Memoria/Memoria_EDA.docx
+++ b/Memoria/Memoria_EDA.docx
@@ -1190,7 +1190,21 @@
                 <w:rStyle w:val="Hipervnculo"/>
                 <w:noProof/>
               </w:rPr>
-              <w:t>Hipótesis 2: Los libros en formato Hardcover tienen mejor rating</w:t>
+              <w:t>Hipótesis 2: Los li</w:t>
+            </w:r>
+            <w:r>
+              <w:rPr>
+                <w:rStyle w:val="Hipervnculo"/>
+                <w:noProof/>
+              </w:rPr>
+              <w:t>b</w:t>
+            </w:r>
+            <w:r>
+              <w:rPr>
+                <w:rStyle w:val="Hipervnculo"/>
+                <w:noProof/>
+              </w:rPr>
+              <w:t>ros en formato Hardcover tienen mejor rating</w:t>
             </w:r>
             <w:r>
               <w:rPr>
@@ -1806,9 +1820,17 @@
           <w:numId w:val="5"/>
         </w:numPr>
         <w:spacing w:before="0"/>
+        <w:rPr>
+          <w:sz w:val="36"/>
+          <w:szCs w:val="36"/>
+        </w:rPr>
       </w:pPr>
       <w:bookmarkStart w:id="0" w:name="_Toc227009344"/>
       <w:r>
+        <w:rPr>
+          <w:sz w:val="36"/>
+          <w:szCs w:val="36"/>
+        </w:rPr>
         <w:lastRenderedPageBreak/>
         <w:t>Introducción</w:t>
       </w:r>
@@ -1832,8 +1854,8 @@
           <w:b/>
           <w:bCs/>
           <w:color w:val="0F4761" w:themeColor="accent1" w:themeShade="BF"/>
-          <w:sz w:val="32"/>
-          <w:szCs w:val="32"/>
+          <w:sz w:val="30"/>
+          <w:szCs w:val="30"/>
           <w:lang w:eastAsia="en-US"/>
         </w:rPr>
       </w:pPr>
@@ -1844,8 +1866,8 @@
           <w:b/>
           <w:bCs/>
           <w:color w:val="0F4761" w:themeColor="accent1" w:themeShade="BF"/>
-          <w:sz w:val="32"/>
-          <w:szCs w:val="32"/>
+          <w:sz w:val="30"/>
+          <w:szCs w:val="30"/>
           <w:lang w:eastAsia="en-US"/>
         </w:rPr>
         <w:t>¿Qué es Goodreads?</w:t>
@@ -1983,8 +2005,8 @@
           <w:b/>
           <w:bCs/>
           <w:color w:val="0F4761" w:themeColor="accent1" w:themeShade="BF"/>
-          <w:sz w:val="32"/>
-          <w:szCs w:val="32"/>
+          <w:sz w:val="30"/>
+          <w:szCs w:val="30"/>
           <w:lang w:eastAsia="en-US"/>
         </w:rPr>
       </w:pPr>
@@ -1995,8 +2017,8 @@
           <w:b/>
           <w:bCs/>
           <w:color w:val="0F4761" w:themeColor="accent1" w:themeShade="BF"/>
-          <w:sz w:val="32"/>
-          <w:szCs w:val="32"/>
+          <w:sz w:val="30"/>
+          <w:szCs w:val="30"/>
           <w:lang w:eastAsia="en-US"/>
         </w:rPr>
         <w:t>¿Qué es Kaggle?</w:t>
@@ -2030,9 +2052,17 @@
           <w:numId w:val="5"/>
         </w:numPr>
         <w:jc w:val="both"/>
+        <w:rPr>
+          <w:sz w:val="36"/>
+          <w:szCs w:val="36"/>
+        </w:rPr>
       </w:pPr>
       <w:bookmarkStart w:id="3" w:name="_Toc227009345"/>
       <w:r>
+        <w:rPr>
+          <w:sz w:val="36"/>
+          <w:szCs w:val="36"/>
+        </w:rPr>
         <w:t>Descripción del Dataset</w:t>
       </w:r>
       <w:bookmarkEnd w:id="3"/>
@@ -2294,9 +2324,17 @@
           <w:numId w:val="5"/>
         </w:numPr>
         <w:jc w:val="both"/>
+        <w:rPr>
+          <w:sz w:val="36"/>
+          <w:szCs w:val="36"/>
+        </w:rPr>
       </w:pPr>
       <w:bookmarkStart w:id="4" w:name="_Toc227009346"/>
       <w:r>
+        <w:rPr>
+          <w:sz w:val="36"/>
+          <w:szCs w:val="36"/>
+        </w:rPr>
         <w:t>Limpieza de Datos</w:t>
       </w:r>
       <w:bookmarkEnd w:id="4"/>
@@ -2311,15 +2349,15 @@
         <w:ind w:left="57" w:firstLine="0"/>
         <w:jc w:val="both"/>
         <w:rPr>
-          <w:sz w:val="32"/>
-          <w:szCs w:val="32"/>
+          <w:sz w:val="28"/>
+          <w:szCs w:val="28"/>
         </w:rPr>
       </w:pPr>
       <w:bookmarkStart w:id="5" w:name="_Toc227009347"/>
       <w:r>
         <w:rPr>
-          <w:sz w:val="32"/>
-          <w:szCs w:val="32"/>
+          <w:sz w:val="28"/>
+          <w:szCs w:val="28"/>
         </w:rPr>
         <w:t>Eliminación de columnas irrelevantes</w:t>
       </w:r>
@@ -2434,15 +2472,15 @@
         <w:ind w:left="57" w:firstLine="0"/>
         <w:jc w:val="both"/>
         <w:rPr>
-          <w:sz w:val="32"/>
-          <w:szCs w:val="32"/>
+          <w:sz w:val="28"/>
+          <w:szCs w:val="28"/>
         </w:rPr>
       </w:pPr>
       <w:bookmarkStart w:id="6" w:name="_Toc227009348"/>
       <w:r>
         <w:rPr>
-          <w:sz w:val="32"/>
-          <w:szCs w:val="32"/>
+          <w:sz w:val="28"/>
+          <w:szCs w:val="28"/>
         </w:rPr>
         <w:t>Tratamiento de valores nulos</w:t>
       </w:r>
@@ -2521,15 +2559,15 @@
         <w:ind w:left="57" w:firstLine="0"/>
         <w:jc w:val="both"/>
         <w:rPr>
-          <w:sz w:val="32"/>
-          <w:szCs w:val="32"/>
+          <w:sz w:val="28"/>
+          <w:szCs w:val="28"/>
         </w:rPr>
       </w:pPr>
       <w:bookmarkStart w:id="7" w:name="_Toc227009349"/>
       <w:r>
         <w:rPr>
-          <w:sz w:val="32"/>
-          <w:szCs w:val="32"/>
+          <w:sz w:val="28"/>
+          <w:szCs w:val="28"/>
         </w:rPr>
         <w:t>Corrección de tipos de datos</w:t>
       </w:r>
@@ -2554,15 +2592,15 @@
         <w:ind w:left="57" w:firstLine="0"/>
         <w:jc w:val="both"/>
         <w:rPr>
-          <w:sz w:val="32"/>
-          <w:szCs w:val="32"/>
+          <w:sz w:val="28"/>
+          <w:szCs w:val="28"/>
         </w:rPr>
       </w:pPr>
       <w:bookmarkStart w:id="8" w:name="_Toc227009350"/>
       <w:r>
         <w:rPr>
-          <w:sz w:val="32"/>
-          <w:szCs w:val="32"/>
+          <w:sz w:val="28"/>
+          <w:szCs w:val="28"/>
         </w:rPr>
         <w:lastRenderedPageBreak/>
         <w:t>Filtrado de formatos de libro</w:t>
@@ -2663,22 +2701,22 @@
         <w:ind w:left="57" w:firstLine="0"/>
         <w:jc w:val="both"/>
         <w:rPr>
-          <w:sz w:val="32"/>
-          <w:szCs w:val="32"/>
-        </w:rPr>
-      </w:pPr>
-      <w:r>
-        <w:rPr>
-          <w:sz w:val="32"/>
-          <w:szCs w:val="32"/>
+          <w:sz w:val="28"/>
+          <w:szCs w:val="28"/>
+        </w:rPr>
+      </w:pPr>
+      <w:r>
+        <w:rPr>
+          <w:sz w:val="28"/>
+          <w:szCs w:val="28"/>
         </w:rPr>
         <w:t xml:space="preserve"> </w:t>
       </w:r>
       <w:bookmarkStart w:id="9" w:name="_Toc227009351"/>
       <w:r>
         <w:rPr>
-          <w:sz w:val="32"/>
-          <w:szCs w:val="32"/>
+          <w:sz w:val="28"/>
+          <w:szCs w:val="28"/>
         </w:rPr>
         <w:t>Eliminación de libros recopilatorios</w:t>
       </w:r>
@@ -2703,14 +2741,14 @@
         <w:ind w:left="57" w:firstLine="0"/>
         <w:jc w:val="both"/>
         <w:rPr>
-          <w:sz w:val="32"/>
-          <w:szCs w:val="32"/>
-        </w:rPr>
-      </w:pPr>
-      <w:r>
-        <w:rPr>
-          <w:sz w:val="32"/>
-          <w:szCs w:val="32"/>
+          <w:sz w:val="28"/>
+          <w:szCs w:val="28"/>
+        </w:rPr>
+      </w:pPr>
+      <w:r>
+        <w:rPr>
+          <w:sz w:val="28"/>
+          <w:szCs w:val="28"/>
         </w:rPr>
         <w:t>Exclusión de libros con más de 1.500 páginas</w:t>
       </w:r>
@@ -2979,9 +3017,17 @@
           <w:numId w:val="5"/>
         </w:numPr>
         <w:jc w:val="both"/>
+        <w:rPr>
+          <w:sz w:val="36"/>
+          <w:szCs w:val="36"/>
+        </w:rPr>
       </w:pPr>
       <w:bookmarkStart w:id="11" w:name="_Toc227009352"/>
       <w:r>
+        <w:rPr>
+          <w:sz w:val="36"/>
+          <w:szCs w:val="36"/>
+        </w:rPr>
         <w:lastRenderedPageBreak/>
         <w:t>Ingeniería de Variables</w:t>
       </w:r>
@@ -3049,9 +3095,17 @@
           <w:numId w:val="5"/>
         </w:numPr>
         <w:jc w:val="both"/>
+        <w:rPr>
+          <w:sz w:val="36"/>
+          <w:szCs w:val="36"/>
+        </w:rPr>
       </w:pPr>
       <w:bookmarkStart w:id="12" w:name="_Toc227009353"/>
       <w:r>
+        <w:rPr>
+          <w:sz w:val="36"/>
+          <w:szCs w:val="36"/>
+        </w:rPr>
         <w:t>Hipótesis Analizadas</w:t>
       </w:r>
       <w:bookmarkEnd w:id="12"/>
@@ -3069,9 +3123,17 @@
       <w:pPr>
         <w:pStyle w:val="Ttulo2"/>
         <w:jc w:val="both"/>
+        <w:rPr>
+          <w:sz w:val="28"/>
+          <w:szCs w:val="28"/>
+        </w:rPr>
       </w:pPr>
       <w:bookmarkStart w:id="13" w:name="_Toc227009354"/>
       <w:r>
+        <w:rPr>
+          <w:sz w:val="28"/>
+          <w:szCs w:val="28"/>
+        </w:rPr>
         <w:t>Hipótesis 1: Los libros con más páginas tienen mejor rating</w:t>
       </w:r>
       <w:bookmarkEnd w:id="13"/>
@@ -3096,9 +3158,17 @@
       <w:pPr>
         <w:pStyle w:val="Ttulo2"/>
         <w:jc w:val="both"/>
+        <w:rPr>
+          <w:sz w:val="28"/>
+          <w:szCs w:val="28"/>
+        </w:rPr>
       </w:pPr>
       <w:bookmarkStart w:id="14" w:name="_Toc227009355"/>
       <w:r>
+        <w:rPr>
+          <w:sz w:val="28"/>
+          <w:szCs w:val="28"/>
+        </w:rPr>
         <w:t>Hipótesis 2: Los libros en formato Hardcover tienen mejor rating</w:t>
       </w:r>
       <w:bookmarkEnd w:id="14"/>
@@ -3123,9 +3193,17 @@
       <w:pPr>
         <w:pStyle w:val="Ttulo2"/>
         <w:jc w:val="both"/>
+        <w:rPr>
+          <w:sz w:val="28"/>
+          <w:szCs w:val="28"/>
+        </w:rPr>
       </w:pPr>
       <w:bookmarkStart w:id="15" w:name="_Toc227009356"/>
       <w:r>
+        <w:rPr>
+          <w:sz w:val="28"/>
+          <w:szCs w:val="28"/>
+        </w:rPr>
         <w:t>Hipótesis 3: Las series tienen mejores ratings que los libros individuales</w:t>
       </w:r>
       <w:bookmarkEnd w:id="15"/>
@@ -3150,9 +3228,17 @@
       <w:pPr>
         <w:pStyle w:val="Ttulo2"/>
         <w:jc w:val="both"/>
+        <w:rPr>
+          <w:sz w:val="28"/>
+          <w:szCs w:val="28"/>
+        </w:rPr>
       </w:pPr>
       <w:bookmarkStart w:id="16" w:name="_Toc227009357"/>
       <w:r>
+        <w:rPr>
+          <w:sz w:val="28"/>
+          <w:szCs w:val="28"/>
+        </w:rPr>
         <w:t>Hipótesis 4: Los autores populares concentran la mayoría de las valoraciones</w:t>
       </w:r>
       <w:bookmarkEnd w:id="16"/>
@@ -3177,9 +3263,17 @@
       <w:pPr>
         <w:pStyle w:val="Ttulo2"/>
         <w:jc w:val="both"/>
+        <w:rPr>
+          <w:sz w:val="28"/>
+          <w:szCs w:val="28"/>
+        </w:rPr>
       </w:pPr>
       <w:bookmarkStart w:id="17" w:name="_Toc227009358"/>
       <w:r>
+        <w:rPr>
+          <w:sz w:val="28"/>
+          <w:szCs w:val="28"/>
+        </w:rPr>
         <w:t>Hipótesis 5: Los autores populares tienen más premios</w:t>
       </w:r>
       <w:bookmarkEnd w:id="17"/>
@@ -3208,9 +3302,17 @@
           <w:numId w:val="5"/>
         </w:numPr>
         <w:jc w:val="both"/>
+        <w:rPr>
+          <w:sz w:val="36"/>
+          <w:szCs w:val="36"/>
+        </w:rPr>
       </w:pPr>
       <w:bookmarkStart w:id="18" w:name="_Toc227009359"/>
       <w:r>
+        <w:rPr>
+          <w:sz w:val="36"/>
+          <w:szCs w:val="36"/>
+        </w:rPr>
         <w:lastRenderedPageBreak/>
         <w:t>Resultados</w:t>
       </w:r>
@@ -3233,13 +3335,7 @@
         <w:fldChar w:fldCharType="separate"/>
       </w:r>
       <w:r>
-        <w:t>Fi</w:t>
-      </w:r>
-      <w:r>
-        <w:t>g</w:t>
-      </w:r>
-      <w:r>
-        <w:t xml:space="preserve">ura </w:t>
+        <w:t xml:space="preserve">Figura </w:t>
       </w:r>
       <w:r>
         <w:rPr>
@@ -3320,10 +3416,38 @@
       </w:fldSimple>
       <w:bookmarkEnd w:id="19"/>
       <w:r>
-        <w:t>: Histograma con curva de densidad (KDE) de la distribución de los ratings en el dataset Goodreads Best Books</w:t>
-      </w:r>
-    </w:p>
-    <w:p/>
+        <w:t xml:space="preserve">: Histograma con curva de densidad (KDE) de la distribución de los ratings en el </w:t>
+      </w:r>
+      <w:proofErr w:type="spellStart"/>
+      <w:r>
+        <w:t>dataset</w:t>
+      </w:r>
+      <w:proofErr w:type="spellEnd"/>
+      <w:r>
+        <w:t xml:space="preserve"> </w:t>
+      </w:r>
+      <w:proofErr w:type="spellStart"/>
+      <w:r>
+        <w:t>Goodreads</w:t>
+      </w:r>
+      <w:proofErr w:type="spellEnd"/>
+      <w:r>
+        <w:t xml:space="preserve"> </w:t>
+      </w:r>
+      <w:proofErr w:type="spellStart"/>
+      <w:r>
+        <w:t>Best</w:t>
+      </w:r>
+      <w:proofErr w:type="spellEnd"/>
+      <w:r>
+        <w:t xml:space="preserve"> </w:t>
+      </w:r>
+      <w:proofErr w:type="spellStart"/>
+      <w:r>
+        <w:t>Books</w:t>
+      </w:r>
+      <w:proofErr w:type="spellEnd"/>
+    </w:p>
     <w:p>
       <w:pPr>
         <w:spacing w:before="200" w:after="120"/>
@@ -3382,11 +3506,13 @@
         <w:jc w:val="center"/>
       </w:pPr>
       <w:r>
-        <w:lastRenderedPageBreak/>
+        <w:rPr>
+          <w:noProof/>
+        </w:rPr>
         <w:drawing>
-          <wp:inline distT="0" distB="0" distL="0" distR="0" wp14:anchorId="6E1B6EFB" wp14:editId="7DDB415E">
-            <wp:extent cx="5400040" cy="2681605"/>
-            <wp:effectExtent l="0" t="0" r="0" b="0"/>
+          <wp:inline distT="0" distB="0" distL="0" distR="0" wp14:anchorId="6E1B6EFB" wp14:editId="7AF6569C">
+            <wp:extent cx="4668433" cy="2318295"/>
+            <wp:effectExtent l="0" t="0" r="5715" b="6350"/>
             <wp:docPr id="1367483947" name="Imagen 1"/>
             <wp:cNvGraphicFramePr>
               <a:graphicFrameLocks xmlns:a="http://schemas.openxmlformats.org/drawingml/2006/main" noChangeAspect="1"/>
@@ -3407,7 +3533,7 @@
                   <pic:spPr>
                     <a:xfrm>
                       <a:off x="0" y="0"/>
-                      <a:ext cx="5400040" cy="2681605"/>
+                      <a:ext cx="4804948" cy="2386087"/>
                     </a:xfrm>
                     <a:prstGeom prst="rect">
                       <a:avLst/>
@@ -3457,6 +3583,7 @@
         <w:rPr>
           <w:b/>
         </w:rPr>
+        <w:lastRenderedPageBreak/>
         <w:t>Hipótesis 2 — ¿Los Hardcover tienen mejor rating?</w:t>
       </w:r>
     </w:p>
@@ -3491,6 +3618,26 @@
       </w:r>
       <w:r>
         <w:t xml:space="preserve"> revela que el formato Hardcover obtiene el rating más bajo (3,99), mientras que Kindle Edition lidera con 4,12. No obstante, el formato Mass Market Paperback es el que más valoraciones recibe por libro (~31.000), lo que apunta a que la popularidad y el rating no siempre van de la mano.</w:t>
+      </w:r>
+      <w:r>
+        <w:t xml:space="preserve"> </w:t>
+      </w:r>
+    </w:p>
+    <w:p>
+      <w:pPr>
+        <w:spacing w:after="120"/>
+        <w:jc w:val="both"/>
+      </w:pPr>
+      <w:r>
+        <w:t xml:space="preserve">A pesar de que el formato </w:t>
+      </w:r>
+      <w:proofErr w:type="spellStart"/>
+      <w:r>
+        <w:t>Hardcover</w:t>
+      </w:r>
+      <w:proofErr w:type="spellEnd"/>
+      <w:r>
+        <w:t xml:space="preserve"> concentra una alta media de valoraciones por libro (26.502), su rating medio (3,99) es el más bajo de todos los formatos analizados. Los formatos digitales, con menos títulos, presentan ratings superiores, lo que podría deberse a un sesgo de selección: solo los títulos más populares se publican en digital.</w:t>
       </w:r>
     </w:p>
     <w:p>
@@ -3500,10 +3647,13 @@
         <w:jc w:val="center"/>
       </w:pPr>
       <w:r>
+        <w:rPr>
+          <w:noProof/>
+        </w:rPr>
         <w:drawing>
-          <wp:inline distT="0" distB="0" distL="0" distR="0" wp14:anchorId="232328DD" wp14:editId="0B402E48">
-            <wp:extent cx="5400040" cy="2681605"/>
-            <wp:effectExtent l="0" t="0" r="0" b="0"/>
+          <wp:inline distT="0" distB="0" distL="0" distR="0" wp14:anchorId="232328DD" wp14:editId="71155EDF">
+            <wp:extent cx="4591455" cy="2280070"/>
+            <wp:effectExtent l="0" t="0" r="0" b="6350"/>
             <wp:docPr id="1588166170" name="Imagen 1"/>
             <wp:cNvGraphicFramePr>
               <a:graphicFrameLocks xmlns:a="http://schemas.openxmlformats.org/drawingml/2006/main" noChangeAspect="1"/>
@@ -3524,7 +3674,7 @@
                   <pic:spPr>
                     <a:xfrm>
                       <a:off x="0" y="0"/>
-                      <a:ext cx="5400040" cy="2681605"/>
+                      <a:ext cx="4640084" cy="2304218"/>
                     </a:xfrm>
                     <a:prstGeom prst="rect">
                       <a:avLst/>
@@ -3617,11 +3767,13 @@
         <w:jc w:val="center"/>
       </w:pPr>
       <w:r>
-        <w:lastRenderedPageBreak/>
+        <w:rPr>
+          <w:noProof/>
+        </w:rPr>
         <w:drawing>
-          <wp:inline distT="0" distB="0" distL="0" distR="0" wp14:anchorId="4C3E1759" wp14:editId="50843770">
-            <wp:extent cx="5400040" cy="3224530"/>
-            <wp:effectExtent l="0" t="0" r="0" b="1270"/>
+          <wp:inline distT="0" distB="0" distL="0" distR="0" wp14:anchorId="4C3E1759" wp14:editId="4128344C">
+            <wp:extent cx="4270443" cy="2550012"/>
+            <wp:effectExtent l="0" t="0" r="0" b="3175"/>
             <wp:docPr id="1977490199" name="Imagen 1"/>
             <wp:cNvGraphicFramePr>
               <a:graphicFrameLocks xmlns:a="http://schemas.openxmlformats.org/drawingml/2006/main" noChangeAspect="1"/>
@@ -3642,7 +3794,7 @@
                   <pic:spPr>
                     <a:xfrm>
                       <a:off x="0" y="0"/>
-                      <a:ext cx="5400040" cy="3224530"/>
+                      <a:ext cx="4524717" cy="2701847"/>
                     </a:xfrm>
                     <a:prstGeom prst="rect">
                       <a:avLst/>
@@ -3692,6 +3844,7 @@
         <w:rPr>
           <w:b/>
         </w:rPr>
+        <w:lastRenderedPageBreak/>
         <w:t xml:space="preserve">Hipótesis 4 — ¿Los autores populares concentran la mayoría de </w:t>
       </w:r>
       <w:proofErr w:type="gramStart"/>
@@ -3749,9 +3902,12 @@
         <w:jc w:val="center"/>
       </w:pPr>
       <w:r>
+        <w:rPr>
+          <w:noProof/>
+        </w:rPr>
         <w:drawing>
-          <wp:inline distT="0" distB="0" distL="0" distR="0" wp14:anchorId="6FAECE19" wp14:editId="6BBB388C">
-            <wp:extent cx="5400040" cy="2681605"/>
+          <wp:inline distT="0" distB="0" distL="0" distR="0" wp14:anchorId="6FAECE19" wp14:editId="6725C694">
+            <wp:extent cx="5272702" cy="2618370"/>
             <wp:effectExtent l="0" t="0" r="0" b="0"/>
             <wp:docPr id="875834559" name="Imagen 1"/>
             <wp:cNvGraphicFramePr>
@@ -3773,7 +3929,7 @@
                   <pic:spPr>
                     <a:xfrm>
                       <a:off x="0" y="0"/>
-                      <a:ext cx="5400040" cy="2681605"/>
+                      <a:ext cx="5313647" cy="2638703"/>
                     </a:xfrm>
                     <a:prstGeom prst="rect">
                       <a:avLst/>
@@ -3813,8 +3969,6 @@
     </w:p>
     <w:p>
       <w:pPr>
-        <w:spacing w:before="200" w:after="120"/>
-        <w:jc w:val="both"/>
         <w:rPr>
           <w:b/>
         </w:rPr>
@@ -3856,11 +4010,7 @@
         <w:fldChar w:fldCharType="end"/>
       </w:r>
       <w:r>
-        <w:t xml:space="preserve"> compara la media de premios entre autores populares y no populares. Los autores populares acumulan una media de 2,44 premios frente a </w:t>
-      </w:r>
-      <w:r>
-        <w:lastRenderedPageBreak/>
-        <w:t>solo 0,47 de los no populares — más de 5 veces más. Esto indica una correlación positiva entre popularidad y reconocimiento, aunque no implica causalidad.</w:t>
+        <w:t xml:space="preserve"> compara la media de premios entre autores populares y no populares. Los autores populares acumulan una media de 2,44 premios frente a solo 0,47 de los no populares — más de 5 veces más. Esto indica una correlación positiva entre popularidad y reconocimiento, aunque no implica causalidad.</w:t>
       </w:r>
     </w:p>
     <w:p>
@@ -3870,6 +4020,9 @@
         <w:jc w:val="center"/>
       </w:pPr>
       <w:r>
+        <w:rPr>
+          <w:noProof/>
+        </w:rPr>
         <w:drawing>
           <wp:inline distT="0" distB="0" distL="0" distR="0" wp14:anchorId="1E23B96A" wp14:editId="5B8CDF5D">
             <wp:extent cx="5016500" cy="3111500"/>
@@ -3940,9 +4093,18 @@
           <w:numId w:val="5"/>
         </w:numPr>
         <w:jc w:val="both"/>
+        <w:rPr>
+          <w:sz w:val="36"/>
+          <w:szCs w:val="36"/>
+        </w:rPr>
       </w:pPr>
       <w:bookmarkStart w:id="25" w:name="_Toc227009360"/>
       <w:r>
+        <w:rPr>
+          <w:sz w:val="36"/>
+          <w:szCs w:val="36"/>
+        </w:rPr>
+        <w:lastRenderedPageBreak/>
         <w:t>Conclusiones</w:t>
       </w:r>
       <w:bookmarkEnd w:id="25"/>
@@ -4072,11 +4234,7 @@
         <w:jc w:val="both"/>
       </w:pPr>
       <w:r>
-        <w:t xml:space="preserve">En general, el análisis sugiere que la popularidad de un autor (medida por número de valoraciones) está relacionada con un mayor reconocimiento en forma de premios, y que los lectores tienden a valorar positivamente las series. </w:t>
-      </w:r>
-      <w:r>
-        <w:lastRenderedPageBreak/>
-        <w:t>Sin embargo, factores como el número de páginas o el formato físico tienen una influencia más limitada sobre el rating.</w:t>
+        <w:t>En general, el análisis sugiere que la popularidad de un autor (medida por número de valoraciones) está relacionada con un mayor reconocimiento en forma de premios, y que los lectores tienden a valorar positivamente las series. Sin embargo, factores como el número de páginas o el formato físico tienen una influencia más limitada sobre el rating.</w:t>
       </w:r>
     </w:p>
     <w:p>
@@ -4087,9 +4245,17 @@
           <w:numId w:val="5"/>
         </w:numPr>
         <w:jc w:val="both"/>
+        <w:rPr>
+          <w:sz w:val="36"/>
+          <w:szCs w:val="36"/>
+        </w:rPr>
       </w:pPr>
       <w:bookmarkStart w:id="26" w:name="_Toc227009361"/>
       <w:r>
+        <w:rPr>
+          <w:sz w:val="36"/>
+          <w:szCs w:val="36"/>
+        </w:rPr>
         <w:t>Herramientas y Librerías Utilizadas</w:t>
       </w:r>
       <w:bookmarkEnd w:id="26"/>
@@ -4207,12 +4373,29 @@
           <w:numId w:val="5"/>
         </w:numPr>
         <w:jc w:val="both"/>
+        <w:rPr>
+          <w:sz w:val="36"/>
+          <w:szCs w:val="36"/>
+        </w:rPr>
       </w:pPr>
       <w:bookmarkStart w:id="27" w:name="_Toc227009362"/>
       <w:r>
-        <w:t>Referencia dataset</w:t>
+        <w:rPr>
+          <w:sz w:val="36"/>
+          <w:szCs w:val="36"/>
+        </w:rPr>
+        <w:t xml:space="preserve">Referencia </w:t>
+      </w:r>
+      <w:proofErr w:type="spellStart"/>
+      <w:r>
+        <w:rPr>
+          <w:sz w:val="36"/>
+          <w:szCs w:val="36"/>
+        </w:rPr>
+        <w:t>dataset</w:t>
       </w:r>
       <w:bookmarkEnd w:id="27"/>
+      <w:proofErr w:type="spellEnd"/>
     </w:p>
     <w:p>
       <w:pPr>
@@ -4477,7 +4660,7 @@
   <w:abstractNum w:abstractNumId="3" w15:restartNumberingAfterBreak="0">
     <w:nsid w:val="2E2742CF"/>
     <w:multiLevelType w:val="multilevel"/>
-    <w:tmpl w:val="040A001F"/>
+    <w:tmpl w:val="9A646BC6"/>
     <w:lvl w:ilvl="0">
       <w:start w:val="1"/>
       <w:numFmt w:val="decimal"/>
@@ -4488,6 +4671,8 @@
       </w:pPr>
       <w:rPr>
         <w:rFonts w:hint="default"/>
+        <w:sz w:val="38"/>
+        <w:szCs w:val="38"/>
       </w:rPr>
     </w:lvl>
     <w:lvl w:ilvl="1">

--- a/Memoria/Memoria_EDA.docx
+++ b/Memoria/Memoria_EDA.docx
@@ -1190,21 +1190,7 @@
                 <w:rStyle w:val="Hipervnculo"/>
                 <w:noProof/>
               </w:rPr>
-              <w:t>Hipótesis 2: Los li</w:t>
-            </w:r>
-            <w:r>
-              <w:rPr>
-                <w:rStyle w:val="Hipervnculo"/>
-                <w:noProof/>
-              </w:rPr>
-              <w:t>b</w:t>
-            </w:r>
-            <w:r>
-              <w:rPr>
-                <w:rStyle w:val="Hipervnculo"/>
-                <w:noProof/>
-              </w:rPr>
-              <w:t>ros en formato Hardcover tienen mejor rating</w:t>
+              <w:t>Hipótesis 2: Los libros en formato Hardcover tienen mejor rating</w:t>
             </w:r>
             <w:r>
               <w:rPr>
@@ -3432,21 +3418,8 @@
       </w:r>
       <w:proofErr w:type="spellEnd"/>
       <w:r>
-        <w:t xml:space="preserve"> </w:t>
-      </w:r>
-      <w:proofErr w:type="spellStart"/>
-      <w:r>
-        <w:t>Best</w:t>
-      </w:r>
-      <w:proofErr w:type="spellEnd"/>
-      <w:r>
-        <w:t xml:space="preserve"> </w:t>
-      </w:r>
-      <w:proofErr w:type="spellStart"/>
-      <w:r>
-        <w:t>Books</w:t>
-      </w:r>
-      <w:proofErr w:type="spellEnd"/>
+        <w:t xml:space="preserve"> Best Books</w:t>
+      </w:r>
     </w:p>
     <w:p>
       <w:pPr>
@@ -3767,14 +3740,17 @@
         <w:jc w:val="center"/>
       </w:pPr>
       <w:r>
-        <w:rPr>
-          <w:noProof/>
-        </w:rPr>
         <w:drawing>
-          <wp:inline distT="0" distB="0" distL="0" distR="0" wp14:anchorId="4C3E1759" wp14:editId="4128344C">
-            <wp:extent cx="4270443" cy="2550012"/>
-            <wp:effectExtent l="0" t="0" r="0" b="3175"/>
-            <wp:docPr id="1977490199" name="Imagen 1"/>
+          <wp:inline distT="0" distB="0" distL="0" distR="0" wp14:anchorId="0D692A66" wp14:editId="671F44C5">
+            <wp:extent cx="3713108" cy="2636845"/>
+            <wp:effectExtent l="0" t="0" r="0" b="5080"/>
+            <wp:docPr id="13" name="Imagen 12">
+              <a:extLst xmlns:a="http://schemas.openxmlformats.org/drawingml/2006/main">
+                <a:ext uri="{FF2B5EF4-FFF2-40B4-BE49-F238E27FC236}">
+                  <a16:creationId xmlns:a16="http://schemas.microsoft.com/office/drawing/2014/main" id="{E7BECBEF-6FF9-74BE-74CA-18857A899D8E}"/>
+                </a:ext>
+              </a:extLst>
+            </wp:docPr>
             <wp:cNvGraphicFramePr>
               <a:graphicFrameLocks xmlns:a="http://schemas.openxmlformats.org/drawingml/2006/main" noChangeAspect="1"/>
             </wp:cNvGraphicFramePr>
@@ -3782,8 +3758,16 @@
               <a:graphicData uri="http://schemas.openxmlformats.org/drawingml/2006/picture">
                 <pic:pic xmlns:pic="http://schemas.openxmlformats.org/drawingml/2006/picture">
                   <pic:nvPicPr>
-                    <pic:cNvPr id="1977490199" name=""/>
-                    <pic:cNvPicPr/>
+                    <pic:cNvPr id="13" name="Imagen 12">
+                      <a:extLst>
+                        <a:ext uri="{FF2B5EF4-FFF2-40B4-BE49-F238E27FC236}">
+                          <a16:creationId xmlns:a16="http://schemas.microsoft.com/office/drawing/2014/main" id="{E7BECBEF-6FF9-74BE-74CA-18857A899D8E}"/>
+                        </a:ext>
+                      </a:extLst>
+                    </pic:cNvPr>
+                    <pic:cNvPicPr>
+                      <a:picLocks noChangeAspect="1"/>
+                    </pic:cNvPicPr>
                   </pic:nvPicPr>
                   <pic:blipFill>
                     <a:blip r:embed="rId11"/>
@@ -3794,7 +3778,7 @@
                   <pic:spPr>
                     <a:xfrm>
                       <a:off x="0" y="0"/>
-                      <a:ext cx="4524717" cy="2701847"/>
+                      <a:ext cx="3729448" cy="2648448"/>
                     </a:xfrm>
                     <a:prstGeom prst="rect">
                       <a:avLst/>
@@ -3812,7 +3796,6 @@
         <w:pStyle w:val="Descripcin"/>
         <w:jc w:val="center"/>
       </w:pPr>
-      <w:bookmarkStart w:id="22" w:name="_Ref227076969"/>
       <w:r>
         <w:t xml:space="preserve">Figura </w:t>
       </w:r>
@@ -3824,7 +3807,6 @@
           <w:t>5</w:t>
         </w:r>
       </w:fldSimple>
-      <w:bookmarkEnd w:id="22"/>
       <w:r>
         <w:t xml:space="preserve">: </w:t>
       </w:r>
@@ -3947,7 +3929,7 @@
         <w:pStyle w:val="Descripcin"/>
         <w:jc w:val="center"/>
       </w:pPr>
-      <w:bookmarkStart w:id="23" w:name="_Ref227076978"/>
+      <w:bookmarkStart w:id="22" w:name="_Ref227076978"/>
       <w:r>
         <w:t xml:space="preserve">Figura </w:t>
       </w:r>
@@ -3959,7 +3941,7 @@
           <w:t>6</w:t>
         </w:r>
       </w:fldSimple>
-      <w:bookmarkEnd w:id="23"/>
+      <w:bookmarkEnd w:id="22"/>
       <w:r>
         <w:t xml:space="preserve">: </w:t>
       </w:r>
@@ -4065,7 +4047,7 @@
         <w:pStyle w:val="Descripcin"/>
         <w:jc w:val="center"/>
       </w:pPr>
-      <w:bookmarkStart w:id="24" w:name="_Ref227076986"/>
+      <w:bookmarkStart w:id="23" w:name="_Ref227076986"/>
       <w:r>
         <w:t xml:space="preserve">Figura </w:t>
       </w:r>
@@ -4077,7 +4059,7 @@
           <w:t>7</w:t>
         </w:r>
       </w:fldSimple>
-      <w:bookmarkEnd w:id="24"/>
+      <w:bookmarkEnd w:id="23"/>
       <w:r>
         <w:t xml:space="preserve">: </w:t>
       </w:r>
@@ -4098,7 +4080,7 @@
           <w:szCs w:val="36"/>
         </w:rPr>
       </w:pPr>
-      <w:bookmarkStart w:id="25" w:name="_Toc227009360"/>
+      <w:bookmarkStart w:id="24" w:name="_Toc227009360"/>
       <w:r>
         <w:rPr>
           <w:sz w:val="36"/>
@@ -4107,7 +4089,7 @@
         <w:lastRenderedPageBreak/>
         <w:t>Conclusiones</w:t>
       </w:r>
-      <w:bookmarkEnd w:id="25"/>
+      <w:bookmarkEnd w:id="24"/>
     </w:p>
     <w:p>
       <w:pPr>
@@ -4250,7 +4232,7 @@
           <w:szCs w:val="36"/>
         </w:rPr>
       </w:pPr>
-      <w:bookmarkStart w:id="26" w:name="_Toc227009361"/>
+      <w:bookmarkStart w:id="25" w:name="_Toc227009361"/>
       <w:r>
         <w:rPr>
           <w:sz w:val="36"/>
@@ -4258,7 +4240,7 @@
         </w:rPr>
         <w:t>Herramientas y Librerías Utilizadas</w:t>
       </w:r>
-      <w:bookmarkEnd w:id="26"/>
+      <w:bookmarkEnd w:id="25"/>
     </w:p>
     <w:p>
       <w:pPr>
@@ -4378,7 +4360,7 @@
           <w:szCs w:val="36"/>
         </w:rPr>
       </w:pPr>
-      <w:bookmarkStart w:id="27" w:name="_Toc227009362"/>
+      <w:bookmarkStart w:id="26" w:name="_Toc227009362"/>
       <w:r>
         <w:rPr>
           <w:sz w:val="36"/>
@@ -4394,7 +4376,7 @@
         </w:rPr>
         <w:t>dataset</w:t>
       </w:r>
-      <w:bookmarkEnd w:id="27"/>
+      <w:bookmarkEnd w:id="26"/>
       <w:proofErr w:type="spellEnd"/>
     </w:p>
     <w:p>
@@ -5668,7 +5650,6 @@
   <w:style w:type="character" w:default="1" w:styleId="Fuentedeprrafopredeter">
     <w:name w:val="Default Paragraph Font"/>
     <w:uiPriority w:val="1"/>
-    <w:semiHidden/>
     <w:unhideWhenUsed/>
   </w:style>
   <w:style w:type="table" w:default="1" w:styleId="Tablanormal">

--- a/Memoria/Memoria_EDA.docx
+++ b/Memoria/Memoria_EDA.docx
@@ -113,7 +113,14 @@
               <w:tab w:val="right" w:leader="dot" w:pos="8494"/>
             </w:tabs>
             <w:rPr>
+              <w:rFonts w:eastAsiaTheme="minorEastAsia" w:cstheme="minorBidi"/>
+              <w:b w:val="0"/>
+              <w:bCs w:val="0"/>
+              <w:i w:val="0"/>
+              <w:iCs w:val="0"/>
               <w:noProof/>
+              <w:kern w:val="2"/>
+              <w14:ligatures w14:val="standardContextual"/>
             </w:rPr>
           </w:pPr>
           <w:r>
@@ -133,7 +140,7 @@
             </w:rPr>
             <w:fldChar w:fldCharType="separate"/>
           </w:r>
-          <w:hyperlink w:anchor="_Toc227009344" w:history="1">
+          <w:hyperlink w:anchor="_Toc227166229" w:history="1">
             <w:r>
               <w:rPr>
                 <w:rStyle w:val="Hipervnculo"/>
@@ -143,7 +150,14 @@
             </w:r>
             <w:r>
               <w:rPr>
-                <w:noProof/>
+                <w:rFonts w:eastAsiaTheme="minorEastAsia" w:cstheme="minorBidi"/>
+                <w:b w:val="0"/>
+                <w:bCs w:val="0"/>
+                <w:i w:val="0"/>
+                <w:iCs w:val="0"/>
+                <w:noProof/>
+                <w:kern w:val="2"/>
+                <w14:ligatures w14:val="standardContextual"/>
               </w:rPr>
               <w:tab/>
             </w:r>
@@ -173,7 +187,7 @@
                 <w:noProof/>
                 <w:webHidden/>
               </w:rPr>
-              <w:instrText xml:space="preserve"> PAGEREF _Toc227009344 \h </w:instrText>
+              <w:instrText xml:space="preserve"> PAGEREF _Toc227166229 \h </w:instrText>
             </w:r>
             <w:r>
               <w:rPr>
@@ -194,6 +208,198 @@
                 <w:webHidden/>
               </w:rPr>
               <w:t>2</w:t>
+            </w:r>
+            <w:r>
+              <w:rPr>
+                <w:noProof/>
+                <w:webHidden/>
+              </w:rPr>
+              <w:fldChar w:fldCharType="end"/>
+            </w:r>
+          </w:hyperlink>
+        </w:p>
+        <w:p>
+          <w:pPr>
+            <w:pStyle w:val="TDC1"/>
+            <w:tabs>
+              <w:tab w:val="left" w:pos="480"/>
+              <w:tab w:val="right" w:leader="dot" w:pos="8494"/>
+            </w:tabs>
+            <w:rPr>
+              <w:rFonts w:eastAsiaTheme="minorEastAsia" w:cstheme="minorBidi"/>
+              <w:b w:val="0"/>
+              <w:bCs w:val="0"/>
+              <w:i w:val="0"/>
+              <w:iCs w:val="0"/>
+              <w:noProof/>
+              <w:kern w:val="2"/>
+              <w14:ligatures w14:val="standardContextual"/>
+            </w:rPr>
+          </w:pPr>
+          <w:hyperlink w:anchor="_Toc227166230" w:history="1">
+            <w:r>
+              <w:rPr>
+                <w:rStyle w:val="Hipervnculo"/>
+                <w:noProof/>
+              </w:rPr>
+              <w:t>2.</w:t>
+            </w:r>
+            <w:r>
+              <w:rPr>
+                <w:rFonts w:eastAsiaTheme="minorEastAsia" w:cstheme="minorBidi"/>
+                <w:b w:val="0"/>
+                <w:bCs w:val="0"/>
+                <w:i w:val="0"/>
+                <w:iCs w:val="0"/>
+                <w:noProof/>
+                <w:kern w:val="2"/>
+                <w14:ligatures w14:val="standardContextual"/>
+              </w:rPr>
+              <w:tab/>
+            </w:r>
+            <w:r>
+              <w:rPr>
+                <w:rStyle w:val="Hipervnculo"/>
+                <w:noProof/>
+              </w:rPr>
+              <w:t>Descripción del Dataset</w:t>
+            </w:r>
+            <w:r>
+              <w:rPr>
+                <w:noProof/>
+                <w:webHidden/>
+              </w:rPr>
+              <w:tab/>
+            </w:r>
+            <w:r>
+              <w:rPr>
+                <w:noProof/>
+                <w:webHidden/>
+              </w:rPr>
+              <w:fldChar w:fldCharType="begin"/>
+            </w:r>
+            <w:r>
+              <w:rPr>
+                <w:noProof/>
+                <w:webHidden/>
+              </w:rPr>
+              <w:instrText xml:space="preserve"> PAGEREF _Toc227166230 \h </w:instrText>
+            </w:r>
+            <w:r>
+              <w:rPr>
+                <w:noProof/>
+                <w:webHidden/>
+              </w:rPr>
+            </w:r>
+            <w:r>
+              <w:rPr>
+                <w:noProof/>
+                <w:webHidden/>
+              </w:rPr>
+              <w:fldChar w:fldCharType="separate"/>
+            </w:r>
+            <w:r>
+              <w:rPr>
+                <w:noProof/>
+                <w:webHidden/>
+              </w:rPr>
+              <w:t>2</w:t>
+            </w:r>
+            <w:r>
+              <w:rPr>
+                <w:noProof/>
+                <w:webHidden/>
+              </w:rPr>
+              <w:fldChar w:fldCharType="end"/>
+            </w:r>
+          </w:hyperlink>
+        </w:p>
+        <w:p>
+          <w:pPr>
+            <w:pStyle w:val="TDC1"/>
+            <w:tabs>
+              <w:tab w:val="left" w:pos="480"/>
+              <w:tab w:val="right" w:leader="dot" w:pos="8494"/>
+            </w:tabs>
+            <w:rPr>
+              <w:rFonts w:eastAsiaTheme="minorEastAsia" w:cstheme="minorBidi"/>
+              <w:b w:val="0"/>
+              <w:bCs w:val="0"/>
+              <w:i w:val="0"/>
+              <w:iCs w:val="0"/>
+              <w:noProof/>
+              <w:kern w:val="2"/>
+              <w14:ligatures w14:val="standardContextual"/>
+            </w:rPr>
+          </w:pPr>
+          <w:hyperlink w:anchor="_Toc227166231" w:history="1">
+            <w:r>
+              <w:rPr>
+                <w:rStyle w:val="Hipervnculo"/>
+                <w:noProof/>
+              </w:rPr>
+              <w:t>3.</w:t>
+            </w:r>
+            <w:r>
+              <w:rPr>
+                <w:rFonts w:eastAsiaTheme="minorEastAsia" w:cstheme="minorBidi"/>
+                <w:b w:val="0"/>
+                <w:bCs w:val="0"/>
+                <w:i w:val="0"/>
+                <w:iCs w:val="0"/>
+                <w:noProof/>
+                <w:kern w:val="2"/>
+                <w14:ligatures w14:val="standardContextual"/>
+              </w:rPr>
+              <w:tab/>
+            </w:r>
+            <w:r>
+              <w:rPr>
+                <w:rStyle w:val="Hipervnculo"/>
+                <w:noProof/>
+              </w:rPr>
+              <w:t>Limpieza de Datos</w:t>
+            </w:r>
+            <w:r>
+              <w:rPr>
+                <w:noProof/>
+                <w:webHidden/>
+              </w:rPr>
+              <w:tab/>
+            </w:r>
+            <w:r>
+              <w:rPr>
+                <w:noProof/>
+                <w:webHidden/>
+              </w:rPr>
+              <w:fldChar w:fldCharType="begin"/>
+            </w:r>
+            <w:r>
+              <w:rPr>
+                <w:noProof/>
+                <w:webHidden/>
+              </w:rPr>
+              <w:instrText xml:space="preserve"> PAGEREF _Toc227166231 \h </w:instrText>
+            </w:r>
+            <w:r>
+              <w:rPr>
+                <w:noProof/>
+                <w:webHidden/>
+              </w:rPr>
+            </w:r>
+            <w:r>
+              <w:rPr>
+                <w:noProof/>
+                <w:webHidden/>
+              </w:rPr>
+              <w:fldChar w:fldCharType="separate"/>
+            </w:r>
+            <w:r>
+              <w:rPr>
+                <w:noProof/>
+                <w:webHidden/>
+              </w:rPr>
+              <w:t>3</w:t>
             </w:r>
             <w:r>
               <w:rPr>
@@ -212,20 +418,34 @@
               <w:tab w:val="right" w:leader="dot" w:pos="8494"/>
             </w:tabs>
             <w:rPr>
+              <w:rFonts w:eastAsiaTheme="minorEastAsia" w:cstheme="minorBidi"/>
+              <w:b w:val="0"/>
+              <w:bCs w:val="0"/>
+              <w:i w:val="0"/>
+              <w:iCs w:val="0"/>
               <w:noProof/>
+              <w:kern w:val="2"/>
+              <w14:ligatures w14:val="standardContextual"/>
             </w:rPr>
           </w:pPr>
-          <w:hyperlink w:anchor="_Toc227009370" w:history="1">
+          <w:hyperlink w:anchor="_Toc227166232" w:history="1">
             <w:r>
               <w:rPr>
                 <w:rStyle w:val="Hipervnculo"/>
                 <w:noProof/>
               </w:rPr>
-              <w:t>1.1.</w:t>
-            </w:r>
-            <w:r>
-              <w:rPr>
-                <w:noProof/>
+              <w:t>3.1.</w:t>
+            </w:r>
+            <w:r>
+              <w:rPr>
+                <w:rFonts w:eastAsiaTheme="minorEastAsia" w:cstheme="minorBidi"/>
+                <w:b w:val="0"/>
+                <w:bCs w:val="0"/>
+                <w:i w:val="0"/>
+                <w:iCs w:val="0"/>
+                <w:noProof/>
+                <w:kern w:val="2"/>
+                <w14:ligatures w14:val="standardContextual"/>
               </w:rPr>
               <w:tab/>
             </w:r>
@@ -234,7 +454,7 @@
                 <w:rStyle w:val="Hipervnculo"/>
                 <w:noProof/>
               </w:rPr>
-              <w:t>¿Qué es Goodreads?</w:t>
+              <w:t>Eliminación de columnas irrelevantes</w:t>
             </w:r>
             <w:r>
               <w:rPr>
@@ -255,7 +475,7 @@
                 <w:noProof/>
                 <w:webHidden/>
               </w:rPr>
-              <w:instrText xml:space="preserve"> PAGEREF _Toc227009370 \h </w:instrText>
+              <w:instrText xml:space="preserve"> PAGEREF _Toc227166232 \h </w:instrText>
             </w:r>
             <w:r>
               <w:rPr>
@@ -275,7 +495,7 @@
                 <w:noProof/>
                 <w:webHidden/>
               </w:rPr>
-              <w:t>2</w:t>
+              <w:t>3</w:t>
             </w:r>
             <w:r>
               <w:rPr>
@@ -294,20 +514,34 @@
               <w:tab w:val="right" w:leader="dot" w:pos="8494"/>
             </w:tabs>
             <w:rPr>
+              <w:rFonts w:eastAsiaTheme="minorEastAsia" w:cstheme="minorBidi"/>
+              <w:b w:val="0"/>
+              <w:bCs w:val="0"/>
+              <w:i w:val="0"/>
+              <w:iCs w:val="0"/>
               <w:noProof/>
+              <w:kern w:val="2"/>
+              <w14:ligatures w14:val="standardContextual"/>
             </w:rPr>
           </w:pPr>
-          <w:hyperlink w:anchor="_Toc227009371" w:history="1">
+          <w:hyperlink w:anchor="_Toc227166233" w:history="1">
             <w:r>
               <w:rPr>
                 <w:rStyle w:val="Hipervnculo"/>
                 <w:noProof/>
               </w:rPr>
-              <w:t>1.2.</w:t>
-            </w:r>
-            <w:r>
-              <w:rPr>
-                <w:noProof/>
+              <w:t>3.2.</w:t>
+            </w:r>
+            <w:r>
+              <w:rPr>
+                <w:rFonts w:eastAsiaTheme="minorEastAsia" w:cstheme="minorBidi"/>
+                <w:b w:val="0"/>
+                <w:bCs w:val="0"/>
+                <w:i w:val="0"/>
+                <w:iCs w:val="0"/>
+                <w:noProof/>
+                <w:kern w:val="2"/>
+                <w14:ligatures w14:val="standardContextual"/>
               </w:rPr>
               <w:tab/>
             </w:r>
@@ -316,7 +550,7 @@
                 <w:rStyle w:val="Hipervnculo"/>
                 <w:noProof/>
               </w:rPr>
-              <w:t>¿Qué es Kaggle?</w:t>
+              <w:t>Tratamiento de valores nulos</w:t>
             </w:r>
             <w:r>
               <w:rPr>
@@ -337,7 +571,7 @@
                 <w:noProof/>
                 <w:webHidden/>
               </w:rPr>
-              <w:instrText xml:space="preserve"> PAGEREF _Toc227009371 \h </w:instrText>
+              <w:instrText xml:space="preserve"> PAGEREF _Toc227166233 \h </w:instrText>
             </w:r>
             <w:r>
               <w:rPr>
@@ -357,7 +591,391 @@
                 <w:noProof/>
                 <w:webHidden/>
               </w:rPr>
-              <w:t>2</w:t>
+              <w:t>3</w:t>
+            </w:r>
+            <w:r>
+              <w:rPr>
+                <w:noProof/>
+                <w:webHidden/>
+              </w:rPr>
+              <w:fldChar w:fldCharType="end"/>
+            </w:r>
+          </w:hyperlink>
+        </w:p>
+        <w:p>
+          <w:pPr>
+            <w:pStyle w:val="TDC1"/>
+            <w:tabs>
+              <w:tab w:val="left" w:pos="720"/>
+              <w:tab w:val="right" w:leader="dot" w:pos="8494"/>
+            </w:tabs>
+            <w:rPr>
+              <w:rFonts w:eastAsiaTheme="minorEastAsia" w:cstheme="minorBidi"/>
+              <w:b w:val="0"/>
+              <w:bCs w:val="0"/>
+              <w:i w:val="0"/>
+              <w:iCs w:val="0"/>
+              <w:noProof/>
+              <w:kern w:val="2"/>
+              <w14:ligatures w14:val="standardContextual"/>
+            </w:rPr>
+          </w:pPr>
+          <w:hyperlink w:anchor="_Toc227166234" w:history="1">
+            <w:r>
+              <w:rPr>
+                <w:rStyle w:val="Hipervnculo"/>
+                <w:noProof/>
+              </w:rPr>
+              <w:t>3.3.</w:t>
+            </w:r>
+            <w:r>
+              <w:rPr>
+                <w:rFonts w:eastAsiaTheme="minorEastAsia" w:cstheme="minorBidi"/>
+                <w:b w:val="0"/>
+                <w:bCs w:val="0"/>
+                <w:i w:val="0"/>
+                <w:iCs w:val="0"/>
+                <w:noProof/>
+                <w:kern w:val="2"/>
+                <w14:ligatures w14:val="standardContextual"/>
+              </w:rPr>
+              <w:tab/>
+            </w:r>
+            <w:r>
+              <w:rPr>
+                <w:rStyle w:val="Hipervnculo"/>
+                <w:noProof/>
+              </w:rPr>
+              <w:t>Corrección de tipos de datos</w:t>
+            </w:r>
+            <w:r>
+              <w:rPr>
+                <w:noProof/>
+                <w:webHidden/>
+              </w:rPr>
+              <w:tab/>
+            </w:r>
+            <w:r>
+              <w:rPr>
+                <w:noProof/>
+                <w:webHidden/>
+              </w:rPr>
+              <w:fldChar w:fldCharType="begin"/>
+            </w:r>
+            <w:r>
+              <w:rPr>
+                <w:noProof/>
+                <w:webHidden/>
+              </w:rPr>
+              <w:instrText xml:space="preserve"> PAGEREF _Toc227166234 \h </w:instrText>
+            </w:r>
+            <w:r>
+              <w:rPr>
+                <w:noProof/>
+                <w:webHidden/>
+              </w:rPr>
+            </w:r>
+            <w:r>
+              <w:rPr>
+                <w:noProof/>
+                <w:webHidden/>
+              </w:rPr>
+              <w:fldChar w:fldCharType="separate"/>
+            </w:r>
+            <w:r>
+              <w:rPr>
+                <w:noProof/>
+                <w:webHidden/>
+              </w:rPr>
+              <w:t>3</w:t>
+            </w:r>
+            <w:r>
+              <w:rPr>
+                <w:noProof/>
+                <w:webHidden/>
+              </w:rPr>
+              <w:fldChar w:fldCharType="end"/>
+            </w:r>
+          </w:hyperlink>
+        </w:p>
+        <w:p>
+          <w:pPr>
+            <w:pStyle w:val="TDC1"/>
+            <w:tabs>
+              <w:tab w:val="left" w:pos="720"/>
+              <w:tab w:val="right" w:leader="dot" w:pos="8494"/>
+            </w:tabs>
+            <w:rPr>
+              <w:rFonts w:eastAsiaTheme="minorEastAsia" w:cstheme="minorBidi"/>
+              <w:b w:val="0"/>
+              <w:bCs w:val="0"/>
+              <w:i w:val="0"/>
+              <w:iCs w:val="0"/>
+              <w:noProof/>
+              <w:kern w:val="2"/>
+              <w14:ligatures w14:val="standardContextual"/>
+            </w:rPr>
+          </w:pPr>
+          <w:hyperlink w:anchor="_Toc227166235" w:history="1">
+            <w:r>
+              <w:rPr>
+                <w:rStyle w:val="Hipervnculo"/>
+                <w:noProof/>
+              </w:rPr>
+              <w:t>3.4.</w:t>
+            </w:r>
+            <w:r>
+              <w:rPr>
+                <w:rFonts w:eastAsiaTheme="minorEastAsia" w:cstheme="minorBidi"/>
+                <w:b w:val="0"/>
+                <w:bCs w:val="0"/>
+                <w:i w:val="0"/>
+                <w:iCs w:val="0"/>
+                <w:noProof/>
+                <w:kern w:val="2"/>
+                <w14:ligatures w14:val="standardContextual"/>
+              </w:rPr>
+              <w:tab/>
+            </w:r>
+            <w:r>
+              <w:rPr>
+                <w:rStyle w:val="Hipervnculo"/>
+                <w:noProof/>
+              </w:rPr>
+              <w:t>Filtrado de formatos de libro</w:t>
+            </w:r>
+            <w:r>
+              <w:rPr>
+                <w:noProof/>
+                <w:webHidden/>
+              </w:rPr>
+              <w:tab/>
+            </w:r>
+            <w:r>
+              <w:rPr>
+                <w:noProof/>
+                <w:webHidden/>
+              </w:rPr>
+              <w:fldChar w:fldCharType="begin"/>
+            </w:r>
+            <w:r>
+              <w:rPr>
+                <w:noProof/>
+                <w:webHidden/>
+              </w:rPr>
+              <w:instrText xml:space="preserve"> PAGEREF _Toc227166235 \h </w:instrText>
+            </w:r>
+            <w:r>
+              <w:rPr>
+                <w:noProof/>
+                <w:webHidden/>
+              </w:rPr>
+            </w:r>
+            <w:r>
+              <w:rPr>
+                <w:noProof/>
+                <w:webHidden/>
+              </w:rPr>
+              <w:fldChar w:fldCharType="separate"/>
+            </w:r>
+            <w:r>
+              <w:rPr>
+                <w:noProof/>
+                <w:webHidden/>
+              </w:rPr>
+              <w:t>3</w:t>
+            </w:r>
+            <w:r>
+              <w:rPr>
+                <w:noProof/>
+                <w:webHidden/>
+              </w:rPr>
+              <w:fldChar w:fldCharType="end"/>
+            </w:r>
+          </w:hyperlink>
+        </w:p>
+        <w:p>
+          <w:pPr>
+            <w:pStyle w:val="TDC1"/>
+            <w:tabs>
+              <w:tab w:val="left" w:pos="720"/>
+              <w:tab w:val="right" w:leader="dot" w:pos="8494"/>
+            </w:tabs>
+            <w:rPr>
+              <w:rFonts w:eastAsiaTheme="minorEastAsia" w:cstheme="minorBidi"/>
+              <w:b w:val="0"/>
+              <w:bCs w:val="0"/>
+              <w:i w:val="0"/>
+              <w:iCs w:val="0"/>
+              <w:noProof/>
+              <w:kern w:val="2"/>
+              <w14:ligatures w14:val="standardContextual"/>
+            </w:rPr>
+          </w:pPr>
+          <w:hyperlink w:anchor="_Toc227166236" w:history="1">
+            <w:r>
+              <w:rPr>
+                <w:rStyle w:val="Hipervnculo"/>
+                <w:noProof/>
+              </w:rPr>
+              <w:t>3.5.</w:t>
+            </w:r>
+            <w:r>
+              <w:rPr>
+                <w:rFonts w:eastAsiaTheme="minorEastAsia" w:cstheme="minorBidi"/>
+                <w:b w:val="0"/>
+                <w:bCs w:val="0"/>
+                <w:i w:val="0"/>
+                <w:iCs w:val="0"/>
+                <w:noProof/>
+                <w:kern w:val="2"/>
+                <w14:ligatures w14:val="standardContextual"/>
+              </w:rPr>
+              <w:tab/>
+            </w:r>
+            <w:r>
+              <w:rPr>
+                <w:rStyle w:val="Hipervnculo"/>
+                <w:noProof/>
+              </w:rPr>
+              <w:t>Eliminación de libros recopilatorios</w:t>
+            </w:r>
+            <w:r>
+              <w:rPr>
+                <w:noProof/>
+                <w:webHidden/>
+              </w:rPr>
+              <w:tab/>
+            </w:r>
+            <w:r>
+              <w:rPr>
+                <w:noProof/>
+                <w:webHidden/>
+              </w:rPr>
+              <w:fldChar w:fldCharType="begin"/>
+            </w:r>
+            <w:r>
+              <w:rPr>
+                <w:noProof/>
+                <w:webHidden/>
+              </w:rPr>
+              <w:instrText xml:space="preserve"> PAGEREF _Toc227166236 \h </w:instrText>
+            </w:r>
+            <w:r>
+              <w:rPr>
+                <w:noProof/>
+                <w:webHidden/>
+              </w:rPr>
+            </w:r>
+            <w:r>
+              <w:rPr>
+                <w:noProof/>
+                <w:webHidden/>
+              </w:rPr>
+              <w:fldChar w:fldCharType="separate"/>
+            </w:r>
+            <w:r>
+              <w:rPr>
+                <w:noProof/>
+                <w:webHidden/>
+              </w:rPr>
+              <w:t>4</w:t>
+            </w:r>
+            <w:r>
+              <w:rPr>
+                <w:noProof/>
+                <w:webHidden/>
+              </w:rPr>
+              <w:fldChar w:fldCharType="end"/>
+            </w:r>
+          </w:hyperlink>
+        </w:p>
+        <w:p>
+          <w:pPr>
+            <w:pStyle w:val="TDC1"/>
+            <w:tabs>
+              <w:tab w:val="left" w:pos="720"/>
+              <w:tab w:val="right" w:leader="dot" w:pos="8494"/>
+            </w:tabs>
+            <w:rPr>
+              <w:rFonts w:eastAsiaTheme="minorEastAsia" w:cstheme="minorBidi"/>
+              <w:b w:val="0"/>
+              <w:bCs w:val="0"/>
+              <w:i w:val="0"/>
+              <w:iCs w:val="0"/>
+              <w:noProof/>
+              <w:kern w:val="2"/>
+              <w14:ligatures w14:val="standardContextual"/>
+            </w:rPr>
+          </w:pPr>
+          <w:hyperlink w:anchor="_Toc227166237" w:history="1">
+            <w:r>
+              <w:rPr>
+                <w:rStyle w:val="Hipervnculo"/>
+                <w:noProof/>
+              </w:rPr>
+              <w:t>3.6.</w:t>
+            </w:r>
+            <w:r>
+              <w:rPr>
+                <w:rFonts w:eastAsiaTheme="minorEastAsia" w:cstheme="minorBidi"/>
+                <w:b w:val="0"/>
+                <w:bCs w:val="0"/>
+                <w:i w:val="0"/>
+                <w:iCs w:val="0"/>
+                <w:noProof/>
+                <w:kern w:val="2"/>
+                <w14:ligatures w14:val="standardContextual"/>
+              </w:rPr>
+              <w:tab/>
+            </w:r>
+            <w:r>
+              <w:rPr>
+                <w:rStyle w:val="Hipervnculo"/>
+                <w:noProof/>
+              </w:rPr>
+              <w:t>Exclusión de libros con más de 1.500 páginas</w:t>
+            </w:r>
+            <w:r>
+              <w:rPr>
+                <w:noProof/>
+                <w:webHidden/>
+              </w:rPr>
+              <w:tab/>
+            </w:r>
+            <w:r>
+              <w:rPr>
+                <w:noProof/>
+                <w:webHidden/>
+              </w:rPr>
+              <w:fldChar w:fldCharType="begin"/>
+            </w:r>
+            <w:r>
+              <w:rPr>
+                <w:noProof/>
+                <w:webHidden/>
+              </w:rPr>
+              <w:instrText xml:space="preserve"> PAGEREF _Toc227166237 \h </w:instrText>
+            </w:r>
+            <w:r>
+              <w:rPr>
+                <w:noProof/>
+                <w:webHidden/>
+              </w:rPr>
+            </w:r>
+            <w:r>
+              <w:rPr>
+                <w:noProof/>
+                <w:webHidden/>
+              </w:rPr>
+              <w:fldChar w:fldCharType="separate"/>
+            </w:r>
+            <w:r>
+              <w:rPr>
+                <w:noProof/>
+                <w:webHidden/>
+              </w:rPr>
+              <w:t>4</w:t>
             </w:r>
             <w:r>
               <w:rPr>
@@ -376,20 +994,34 @@
               <w:tab w:val="right" w:leader="dot" w:pos="8494"/>
             </w:tabs>
             <w:rPr>
+              <w:rFonts w:eastAsiaTheme="minorEastAsia" w:cstheme="minorBidi"/>
+              <w:b w:val="0"/>
+              <w:bCs w:val="0"/>
+              <w:i w:val="0"/>
+              <w:iCs w:val="0"/>
               <w:noProof/>
+              <w:kern w:val="2"/>
+              <w14:ligatures w14:val="standardContextual"/>
             </w:rPr>
           </w:pPr>
-          <w:hyperlink w:anchor="_Toc227009345" w:history="1">
+          <w:hyperlink w:anchor="_Toc227166238" w:history="1">
             <w:r>
               <w:rPr>
                 <w:rStyle w:val="Hipervnculo"/>
                 <w:noProof/>
               </w:rPr>
-              <w:t>2.</w:t>
-            </w:r>
-            <w:r>
-              <w:rPr>
-                <w:noProof/>
+              <w:t>4.</w:t>
+            </w:r>
+            <w:r>
+              <w:rPr>
+                <w:rFonts w:eastAsiaTheme="minorEastAsia" w:cstheme="minorBidi"/>
+                <w:b w:val="0"/>
+                <w:bCs w:val="0"/>
+                <w:i w:val="0"/>
+                <w:iCs w:val="0"/>
+                <w:noProof/>
+                <w:kern w:val="2"/>
+                <w14:ligatures w14:val="standardContextual"/>
               </w:rPr>
               <w:tab/>
             </w:r>
@@ -398,7 +1030,7 @@
                 <w:rStyle w:val="Hipervnculo"/>
                 <w:noProof/>
               </w:rPr>
-              <w:t>Descripción del Dataset</w:t>
+              <w:t>Ingeniería de Variables</w:t>
             </w:r>
             <w:r>
               <w:rPr>
@@ -419,7 +1051,7 @@
                 <w:noProof/>
                 <w:webHidden/>
               </w:rPr>
-              <w:instrText xml:space="preserve"> PAGEREF _Toc227009345 \h </w:instrText>
+              <w:instrText xml:space="preserve"> PAGEREF _Toc227166238 \h </w:instrText>
             </w:r>
             <w:r>
               <w:rPr>
@@ -439,7 +1071,7 @@
                 <w:noProof/>
                 <w:webHidden/>
               </w:rPr>
-              <w:t>2</w:t>
+              <w:t>4</w:t>
             </w:r>
             <w:r>
               <w:rPr>
@@ -458,20 +1090,34 @@
               <w:tab w:val="right" w:leader="dot" w:pos="8494"/>
             </w:tabs>
             <w:rPr>
+              <w:rFonts w:eastAsiaTheme="minorEastAsia" w:cstheme="minorBidi"/>
+              <w:b w:val="0"/>
+              <w:bCs w:val="0"/>
+              <w:i w:val="0"/>
+              <w:iCs w:val="0"/>
               <w:noProof/>
+              <w:kern w:val="2"/>
+              <w14:ligatures w14:val="standardContextual"/>
             </w:rPr>
           </w:pPr>
-          <w:hyperlink w:anchor="_Toc227009346" w:history="1">
+          <w:hyperlink w:anchor="_Toc227166239" w:history="1">
             <w:r>
               <w:rPr>
                 <w:rStyle w:val="Hipervnculo"/>
                 <w:noProof/>
               </w:rPr>
-              <w:t>3.</w:t>
-            </w:r>
-            <w:r>
-              <w:rPr>
-                <w:noProof/>
+              <w:t>5.</w:t>
+            </w:r>
+            <w:r>
+              <w:rPr>
+                <w:rFonts w:eastAsiaTheme="minorEastAsia" w:cstheme="minorBidi"/>
+                <w:b w:val="0"/>
+                <w:bCs w:val="0"/>
+                <w:i w:val="0"/>
+                <w:iCs w:val="0"/>
+                <w:noProof/>
+                <w:kern w:val="2"/>
+                <w14:ligatures w14:val="standardContextual"/>
               </w:rPr>
               <w:tab/>
             </w:r>
@@ -480,7 +1126,7 @@
                 <w:rStyle w:val="Hipervnculo"/>
                 <w:noProof/>
               </w:rPr>
-              <w:t>Limpieza de Datos</w:t>
+              <w:t>Hipótesis Analizadas</w:t>
             </w:r>
             <w:r>
               <w:rPr>
@@ -501,7 +1147,7 @@
                 <w:noProof/>
                 <w:webHidden/>
               </w:rPr>
-              <w:instrText xml:space="preserve"> PAGEREF _Toc227009346 \h </w:instrText>
+              <w:instrText xml:space="preserve"> PAGEREF _Toc227166239 \h </w:instrText>
             </w:r>
             <w:r>
               <w:rPr>
@@ -521,7 +1167,7 @@
                 <w:noProof/>
                 <w:webHidden/>
               </w:rPr>
-              <w:t>3</w:t>
+              <w:t>5</w:t>
             </w:r>
             <w:r>
               <w:rPr>
@@ -534,45 +1180,38 @@
         </w:p>
         <w:p>
           <w:pPr>
-            <w:pStyle w:val="TDC1"/>
+            <w:pStyle w:val="TDC2"/>
             <w:tabs>
-              <w:tab w:val="left" w:pos="720"/>
               <w:tab w:val="right" w:leader="dot" w:pos="8494"/>
             </w:tabs>
             <w:rPr>
+              <w:rFonts w:eastAsiaTheme="minorEastAsia" w:cstheme="minorBidi"/>
+              <w:b w:val="0"/>
+              <w:bCs w:val="0"/>
               <w:noProof/>
+              <w:kern w:val="2"/>
+              <w:sz w:val="24"/>
+              <w:szCs w:val="24"/>
+              <w14:ligatures w14:val="standardContextual"/>
             </w:rPr>
           </w:pPr>
-          <w:hyperlink w:anchor="_Toc227009347" w:history="1">
+          <w:hyperlink w:anchor="_Toc227166240" w:history="1">
             <w:r>
               <w:rPr>
                 <w:rStyle w:val="Hipervnculo"/>
                 <w:noProof/>
               </w:rPr>
-              <w:t>3.1.</w:t>
-            </w:r>
-            <w:r>
-              <w:rPr>
-                <w:noProof/>
+              <w:t>Hipótesis 1: Los libros con más páginas tienen mejor rating</w:t>
+            </w:r>
+            <w:r>
+              <w:rPr>
+                <w:noProof/>
+                <w:webHidden/>
               </w:rPr>
               <w:tab/>
             </w:r>
             <w:r>
               <w:rPr>
-                <w:rStyle w:val="Hipervnculo"/>
-                <w:noProof/>
-              </w:rPr>
-              <w:t>Eliminación de columnas irrelevantes</w:t>
-            </w:r>
-            <w:r>
-              <w:rPr>
-                <w:noProof/>
-                <w:webHidden/>
-              </w:rPr>
-              <w:tab/>
-            </w:r>
-            <w:r>
-              <w:rPr>
                 <w:noProof/>
                 <w:webHidden/>
               </w:rPr>
@@ -583,7 +1222,7 @@
                 <w:noProof/>
                 <w:webHidden/>
               </w:rPr>
-              <w:instrText xml:space="preserve"> PAGEREF _Toc227009347 \h </w:instrText>
+              <w:instrText xml:space="preserve"> PAGEREF _Toc227166240 \h </w:instrText>
             </w:r>
             <w:r>
               <w:rPr>
@@ -603,7 +1242,7 @@
                 <w:noProof/>
                 <w:webHidden/>
               </w:rPr>
-              <w:t>3</w:t>
+              <w:t>5</w:t>
             </w:r>
             <w:r>
               <w:rPr>
@@ -616,45 +1255,38 @@
         </w:p>
         <w:p>
           <w:pPr>
-            <w:pStyle w:val="TDC1"/>
+            <w:pStyle w:val="TDC2"/>
             <w:tabs>
-              <w:tab w:val="left" w:pos="720"/>
               <w:tab w:val="right" w:leader="dot" w:pos="8494"/>
             </w:tabs>
             <w:rPr>
+              <w:rFonts w:eastAsiaTheme="minorEastAsia" w:cstheme="minorBidi"/>
+              <w:b w:val="0"/>
+              <w:bCs w:val="0"/>
               <w:noProof/>
+              <w:kern w:val="2"/>
+              <w:sz w:val="24"/>
+              <w:szCs w:val="24"/>
+              <w14:ligatures w14:val="standardContextual"/>
             </w:rPr>
           </w:pPr>
-          <w:hyperlink w:anchor="_Toc227009348" w:history="1">
+          <w:hyperlink w:anchor="_Toc227166241" w:history="1">
             <w:r>
               <w:rPr>
                 <w:rStyle w:val="Hipervnculo"/>
                 <w:noProof/>
               </w:rPr>
-              <w:t>3.2.</w:t>
-            </w:r>
-            <w:r>
-              <w:rPr>
-                <w:noProof/>
+              <w:t>Hipótesis 2: Los libros en formato Hardcover tienen mejor rating</w:t>
+            </w:r>
+            <w:r>
+              <w:rPr>
+                <w:noProof/>
+                <w:webHidden/>
               </w:rPr>
               <w:tab/>
             </w:r>
             <w:r>
               <w:rPr>
-                <w:rStyle w:val="Hipervnculo"/>
-                <w:noProof/>
-              </w:rPr>
-              <w:t>Tratamiento de valores nulos</w:t>
-            </w:r>
-            <w:r>
-              <w:rPr>
-                <w:noProof/>
-                <w:webHidden/>
-              </w:rPr>
-              <w:tab/>
-            </w:r>
-            <w:r>
-              <w:rPr>
                 <w:noProof/>
                 <w:webHidden/>
               </w:rPr>
@@ -665,7 +1297,7 @@
                 <w:noProof/>
                 <w:webHidden/>
               </w:rPr>
-              <w:instrText xml:space="preserve"> PAGEREF _Toc227009348 \h </w:instrText>
+              <w:instrText xml:space="preserve"> PAGEREF _Toc227166241 \h </w:instrText>
             </w:r>
             <w:r>
               <w:rPr>
@@ -685,7 +1317,7 @@
                 <w:noProof/>
                 <w:webHidden/>
               </w:rPr>
-              <w:t>3</w:t>
+              <w:t>5</w:t>
             </w:r>
             <w:r>
               <w:rPr>
@@ -698,45 +1330,38 @@
         </w:p>
         <w:p>
           <w:pPr>
-            <w:pStyle w:val="TDC1"/>
+            <w:pStyle w:val="TDC2"/>
             <w:tabs>
-              <w:tab w:val="left" w:pos="720"/>
               <w:tab w:val="right" w:leader="dot" w:pos="8494"/>
             </w:tabs>
             <w:rPr>
+              <w:rFonts w:eastAsiaTheme="minorEastAsia" w:cstheme="minorBidi"/>
+              <w:b w:val="0"/>
+              <w:bCs w:val="0"/>
               <w:noProof/>
+              <w:kern w:val="2"/>
+              <w:sz w:val="24"/>
+              <w:szCs w:val="24"/>
+              <w14:ligatures w14:val="standardContextual"/>
             </w:rPr>
           </w:pPr>
-          <w:hyperlink w:anchor="_Toc227009349" w:history="1">
+          <w:hyperlink w:anchor="_Toc227166242" w:history="1">
             <w:r>
               <w:rPr>
                 <w:rStyle w:val="Hipervnculo"/>
                 <w:noProof/>
               </w:rPr>
-              <w:t>3.3.</w:t>
-            </w:r>
-            <w:r>
-              <w:rPr>
-                <w:noProof/>
+              <w:t>Hipótesis 3: Las series tienen mejores ratings que los libros individuales</w:t>
+            </w:r>
+            <w:r>
+              <w:rPr>
+                <w:noProof/>
+                <w:webHidden/>
               </w:rPr>
               <w:tab/>
             </w:r>
             <w:r>
               <w:rPr>
-                <w:rStyle w:val="Hipervnculo"/>
-                <w:noProof/>
-              </w:rPr>
-              <w:t>Corrección de tipos de datos</w:t>
-            </w:r>
-            <w:r>
-              <w:rPr>
-                <w:noProof/>
-                <w:webHidden/>
-              </w:rPr>
-              <w:tab/>
-            </w:r>
-            <w:r>
-              <w:rPr>
                 <w:noProof/>
                 <w:webHidden/>
               </w:rPr>
@@ -747,7 +1372,7 @@
                 <w:noProof/>
                 <w:webHidden/>
               </w:rPr>
-              <w:instrText xml:space="preserve"> PAGEREF _Toc227009349 \h </w:instrText>
+              <w:instrText xml:space="preserve"> PAGEREF _Toc227166242 \h </w:instrText>
             </w:r>
             <w:r>
               <w:rPr>
@@ -767,7 +1392,7 @@
                 <w:noProof/>
                 <w:webHidden/>
               </w:rPr>
-              <w:t>3</w:t>
+              <w:t>5</w:t>
             </w:r>
             <w:r>
               <w:rPr>
@@ -780,45 +1405,38 @@
         </w:p>
         <w:p>
           <w:pPr>
-            <w:pStyle w:val="TDC1"/>
+            <w:pStyle w:val="TDC2"/>
             <w:tabs>
-              <w:tab w:val="left" w:pos="720"/>
               <w:tab w:val="right" w:leader="dot" w:pos="8494"/>
             </w:tabs>
             <w:rPr>
+              <w:rFonts w:eastAsiaTheme="minorEastAsia" w:cstheme="minorBidi"/>
+              <w:b w:val="0"/>
+              <w:bCs w:val="0"/>
               <w:noProof/>
+              <w:kern w:val="2"/>
+              <w:sz w:val="24"/>
+              <w:szCs w:val="24"/>
+              <w14:ligatures w14:val="standardContextual"/>
             </w:rPr>
           </w:pPr>
-          <w:hyperlink w:anchor="_Toc227009350" w:history="1">
+          <w:hyperlink w:anchor="_Toc227166243" w:history="1">
             <w:r>
               <w:rPr>
                 <w:rStyle w:val="Hipervnculo"/>
                 <w:noProof/>
               </w:rPr>
-              <w:t>3.4.</w:t>
-            </w:r>
-            <w:r>
-              <w:rPr>
-                <w:noProof/>
+              <w:t>Hipótesis 4: Los autores populares concentran la mayoría de las valoraciones</w:t>
+            </w:r>
+            <w:r>
+              <w:rPr>
+                <w:noProof/>
+                <w:webHidden/>
               </w:rPr>
               <w:tab/>
             </w:r>
             <w:r>
               <w:rPr>
-                <w:rStyle w:val="Hipervnculo"/>
-                <w:noProof/>
-              </w:rPr>
-              <w:t>Filtrado de formatos de libro</w:t>
-            </w:r>
-            <w:r>
-              <w:rPr>
-                <w:noProof/>
-                <w:webHidden/>
-              </w:rPr>
-              <w:tab/>
-            </w:r>
-            <w:r>
-              <w:rPr>
                 <w:noProof/>
                 <w:webHidden/>
               </w:rPr>
@@ -829,7 +1447,7 @@
                 <w:noProof/>
                 <w:webHidden/>
               </w:rPr>
-              <w:instrText xml:space="preserve"> PAGEREF _Toc227009350 \h </w:instrText>
+              <w:instrText xml:space="preserve"> PAGEREF _Toc227166243 \h </w:instrText>
             </w:r>
             <w:r>
               <w:rPr>
@@ -849,7 +1467,7 @@
                 <w:noProof/>
                 <w:webHidden/>
               </w:rPr>
-              <w:t>4</w:t>
+              <w:t>5</w:t>
             </w:r>
             <w:r>
               <w:rPr>
@@ -862,45 +1480,38 @@
         </w:p>
         <w:p>
           <w:pPr>
-            <w:pStyle w:val="TDC1"/>
+            <w:pStyle w:val="TDC2"/>
             <w:tabs>
-              <w:tab w:val="left" w:pos="720"/>
               <w:tab w:val="right" w:leader="dot" w:pos="8494"/>
             </w:tabs>
             <w:rPr>
+              <w:rFonts w:eastAsiaTheme="minorEastAsia" w:cstheme="minorBidi"/>
+              <w:b w:val="0"/>
+              <w:bCs w:val="0"/>
               <w:noProof/>
+              <w:kern w:val="2"/>
+              <w:sz w:val="24"/>
+              <w:szCs w:val="24"/>
+              <w14:ligatures w14:val="standardContextual"/>
             </w:rPr>
           </w:pPr>
-          <w:hyperlink w:anchor="_Toc227009351" w:history="1">
+          <w:hyperlink w:anchor="_Toc227166244" w:history="1">
             <w:r>
               <w:rPr>
                 <w:rStyle w:val="Hipervnculo"/>
                 <w:noProof/>
               </w:rPr>
-              <w:t>3.5.</w:t>
-            </w:r>
-            <w:r>
-              <w:rPr>
-                <w:noProof/>
+              <w:t>Hipótesis 5: Los autores populares tienen más premios</w:t>
+            </w:r>
+            <w:r>
+              <w:rPr>
+                <w:noProof/>
+                <w:webHidden/>
               </w:rPr>
               <w:tab/>
             </w:r>
             <w:r>
               <w:rPr>
-                <w:rStyle w:val="Hipervnculo"/>
-                <w:noProof/>
-              </w:rPr>
-              <w:t>Eliminación de libros recopilatorios</w:t>
-            </w:r>
-            <w:r>
-              <w:rPr>
-                <w:noProof/>
-                <w:webHidden/>
-              </w:rPr>
-              <w:tab/>
-            </w:r>
-            <w:r>
-              <w:rPr>
                 <w:noProof/>
                 <w:webHidden/>
               </w:rPr>
@@ -911,7 +1522,7 @@
                 <w:noProof/>
                 <w:webHidden/>
               </w:rPr>
-              <w:instrText xml:space="preserve"> PAGEREF _Toc227009351 \h </w:instrText>
+              <w:instrText xml:space="preserve"> PAGEREF _Toc227166244 \h </w:instrText>
             </w:r>
             <w:r>
               <w:rPr>
@@ -931,7 +1542,7 @@
                 <w:noProof/>
                 <w:webHidden/>
               </w:rPr>
-              <w:t>4</w:t>
+              <w:t>5</w:t>
             </w:r>
             <w:r>
               <w:rPr>
@@ -950,20 +1561,34 @@
               <w:tab w:val="right" w:leader="dot" w:pos="8494"/>
             </w:tabs>
             <w:rPr>
+              <w:rFonts w:eastAsiaTheme="minorEastAsia" w:cstheme="minorBidi"/>
+              <w:b w:val="0"/>
+              <w:bCs w:val="0"/>
+              <w:i w:val="0"/>
+              <w:iCs w:val="0"/>
               <w:noProof/>
+              <w:kern w:val="2"/>
+              <w14:ligatures w14:val="standardContextual"/>
             </w:rPr>
           </w:pPr>
-          <w:hyperlink w:anchor="_Toc227009352" w:history="1">
+          <w:hyperlink w:anchor="_Toc227166245" w:history="1">
             <w:r>
               <w:rPr>
                 <w:rStyle w:val="Hipervnculo"/>
                 <w:noProof/>
               </w:rPr>
-              <w:t>4.</w:t>
-            </w:r>
-            <w:r>
-              <w:rPr>
-                <w:noProof/>
+              <w:t>6.</w:t>
+            </w:r>
+            <w:r>
+              <w:rPr>
+                <w:rFonts w:eastAsiaTheme="minorEastAsia" w:cstheme="minorBidi"/>
+                <w:b w:val="0"/>
+                <w:bCs w:val="0"/>
+                <w:i w:val="0"/>
+                <w:iCs w:val="0"/>
+                <w:noProof/>
+                <w:kern w:val="2"/>
+                <w14:ligatures w14:val="standardContextual"/>
               </w:rPr>
               <w:tab/>
             </w:r>
@@ -972,7 +1597,7 @@
                 <w:rStyle w:val="Hipervnculo"/>
                 <w:noProof/>
               </w:rPr>
-              <w:t>Ingeniería de Variables</w:t>
+              <w:t>Resultados</w:t>
             </w:r>
             <w:r>
               <w:rPr>
@@ -993,7 +1618,7 @@
                 <w:noProof/>
                 <w:webHidden/>
               </w:rPr>
-              <w:instrText xml:space="preserve"> PAGEREF _Toc227009352 \h </w:instrText>
+              <w:instrText xml:space="preserve"> PAGEREF _Toc227166245 \h </w:instrText>
             </w:r>
             <w:r>
               <w:rPr>
@@ -1013,7 +1638,7 @@
                 <w:noProof/>
                 <w:webHidden/>
               </w:rPr>
-              <w:t>4</w:t>
+              <w:t>5</w:t>
             </w:r>
             <w:r>
               <w:rPr>
@@ -1032,20 +1657,34 @@
               <w:tab w:val="right" w:leader="dot" w:pos="8494"/>
             </w:tabs>
             <w:rPr>
+              <w:rFonts w:eastAsiaTheme="minorEastAsia" w:cstheme="minorBidi"/>
+              <w:b w:val="0"/>
+              <w:bCs w:val="0"/>
+              <w:i w:val="0"/>
+              <w:iCs w:val="0"/>
               <w:noProof/>
+              <w:kern w:val="2"/>
+              <w14:ligatures w14:val="standardContextual"/>
             </w:rPr>
           </w:pPr>
-          <w:hyperlink w:anchor="_Toc227009353" w:history="1">
+          <w:hyperlink w:anchor="_Toc227166246" w:history="1">
             <w:r>
               <w:rPr>
                 <w:rStyle w:val="Hipervnculo"/>
                 <w:noProof/>
               </w:rPr>
-              <w:t>5.</w:t>
-            </w:r>
-            <w:r>
-              <w:rPr>
-                <w:noProof/>
+              <w:t>7.</w:t>
+            </w:r>
+            <w:r>
+              <w:rPr>
+                <w:rFonts w:eastAsiaTheme="minorEastAsia" w:cstheme="minorBidi"/>
+                <w:b w:val="0"/>
+                <w:bCs w:val="0"/>
+                <w:i w:val="0"/>
+                <w:iCs w:val="0"/>
+                <w:noProof/>
+                <w:kern w:val="2"/>
+                <w14:ligatures w14:val="standardContextual"/>
               </w:rPr>
               <w:tab/>
             </w:r>
@@ -1054,7 +1693,7 @@
                 <w:rStyle w:val="Hipervnculo"/>
                 <w:noProof/>
               </w:rPr>
-              <w:t>Hipótesis Analizadas</w:t>
+              <w:t>Conclusiones</w:t>
             </w:r>
             <w:r>
               <w:rPr>
@@ -1075,7 +1714,7 @@
                 <w:noProof/>
                 <w:webHidden/>
               </w:rPr>
-              <w:instrText xml:space="preserve"> PAGEREF _Toc227009353 \h </w:instrText>
+              <w:instrText xml:space="preserve"> PAGEREF _Toc227166246 \h </w:instrText>
             </w:r>
             <w:r>
               <w:rPr>
@@ -1095,347 +1734,7 @@
                 <w:noProof/>
                 <w:webHidden/>
               </w:rPr>
-              <w:t>4</w:t>
-            </w:r>
-            <w:r>
-              <w:rPr>
-                <w:noProof/>
-                <w:webHidden/>
-              </w:rPr>
-              <w:fldChar w:fldCharType="end"/>
-            </w:r>
-          </w:hyperlink>
-        </w:p>
-        <w:p>
-          <w:pPr>
-            <w:pStyle w:val="TDC2"/>
-            <w:tabs>
-              <w:tab w:val="right" w:leader="dot" w:pos="8494"/>
-            </w:tabs>
-            <w:rPr>
-              <w:noProof/>
-            </w:rPr>
-          </w:pPr>
-          <w:hyperlink w:anchor="_Toc227009354" w:history="1">
-            <w:r>
-              <w:rPr>
-                <w:rStyle w:val="Hipervnculo"/>
-                <w:noProof/>
-              </w:rPr>
-              <w:t>Hipótesis 1: Los libros con más páginas tienen mejor rating</w:t>
-            </w:r>
-            <w:r>
-              <w:rPr>
-                <w:noProof/>
-                <w:webHidden/>
-              </w:rPr>
-              <w:tab/>
-            </w:r>
-            <w:r>
-              <w:rPr>
-                <w:noProof/>
-                <w:webHidden/>
-              </w:rPr>
-              <w:fldChar w:fldCharType="begin"/>
-            </w:r>
-            <w:r>
-              <w:rPr>
-                <w:noProof/>
-                <w:webHidden/>
-              </w:rPr>
-              <w:instrText xml:space="preserve"> PAGEREF _Toc227009354 \h </w:instrText>
-            </w:r>
-            <w:r>
-              <w:rPr>
-                <w:noProof/>
-                <w:webHidden/>
-              </w:rPr>
-            </w:r>
-            <w:r>
-              <w:rPr>
-                <w:noProof/>
-                <w:webHidden/>
-              </w:rPr>
-              <w:fldChar w:fldCharType="separate"/>
-            </w:r>
-            <w:r>
-              <w:rPr>
-                <w:noProof/>
-                <w:webHidden/>
-              </w:rPr>
-              <w:t>4</w:t>
-            </w:r>
-            <w:r>
-              <w:rPr>
-                <w:noProof/>
-                <w:webHidden/>
-              </w:rPr>
-              <w:fldChar w:fldCharType="end"/>
-            </w:r>
-          </w:hyperlink>
-        </w:p>
-        <w:p>
-          <w:pPr>
-            <w:pStyle w:val="TDC2"/>
-            <w:tabs>
-              <w:tab w:val="right" w:leader="dot" w:pos="8494"/>
-            </w:tabs>
-            <w:rPr>
-              <w:noProof/>
-            </w:rPr>
-          </w:pPr>
-          <w:hyperlink w:anchor="_Toc227009355" w:history="1">
-            <w:r>
-              <w:rPr>
-                <w:rStyle w:val="Hipervnculo"/>
-                <w:noProof/>
-              </w:rPr>
-              <w:t>Hipótesis 2: Los libros en formato Hardcover tienen mejor rating</w:t>
-            </w:r>
-            <w:r>
-              <w:rPr>
-                <w:noProof/>
-                <w:webHidden/>
-              </w:rPr>
-              <w:tab/>
-            </w:r>
-            <w:r>
-              <w:rPr>
-                <w:noProof/>
-                <w:webHidden/>
-              </w:rPr>
-              <w:fldChar w:fldCharType="begin"/>
-            </w:r>
-            <w:r>
-              <w:rPr>
-                <w:noProof/>
-                <w:webHidden/>
-              </w:rPr>
-              <w:instrText xml:space="preserve"> PAGEREF _Toc227009355 \h </w:instrText>
-            </w:r>
-            <w:r>
-              <w:rPr>
-                <w:noProof/>
-                <w:webHidden/>
-              </w:rPr>
-            </w:r>
-            <w:r>
-              <w:rPr>
-                <w:noProof/>
-                <w:webHidden/>
-              </w:rPr>
-              <w:fldChar w:fldCharType="separate"/>
-            </w:r>
-            <w:r>
-              <w:rPr>
-                <w:noProof/>
-                <w:webHidden/>
-              </w:rPr>
-              <w:t>4</w:t>
-            </w:r>
-            <w:r>
-              <w:rPr>
-                <w:noProof/>
-                <w:webHidden/>
-              </w:rPr>
-              <w:fldChar w:fldCharType="end"/>
-            </w:r>
-          </w:hyperlink>
-        </w:p>
-        <w:p>
-          <w:pPr>
-            <w:pStyle w:val="TDC2"/>
-            <w:tabs>
-              <w:tab w:val="right" w:leader="dot" w:pos="8494"/>
-            </w:tabs>
-            <w:rPr>
-              <w:noProof/>
-            </w:rPr>
-          </w:pPr>
-          <w:hyperlink w:anchor="_Toc227009356" w:history="1">
-            <w:r>
-              <w:rPr>
-                <w:rStyle w:val="Hipervnculo"/>
-                <w:noProof/>
-              </w:rPr>
-              <w:t>Hipótesis 3: Las series tienen mejores ratings que los libros individuales</w:t>
-            </w:r>
-            <w:r>
-              <w:rPr>
-                <w:noProof/>
-                <w:webHidden/>
-              </w:rPr>
-              <w:tab/>
-            </w:r>
-            <w:r>
-              <w:rPr>
-                <w:noProof/>
-                <w:webHidden/>
-              </w:rPr>
-              <w:fldChar w:fldCharType="begin"/>
-            </w:r>
-            <w:r>
-              <w:rPr>
-                <w:noProof/>
-                <w:webHidden/>
-              </w:rPr>
-              <w:instrText xml:space="preserve"> PAGEREF _Toc227009356 \h </w:instrText>
-            </w:r>
-            <w:r>
-              <w:rPr>
-                <w:noProof/>
-                <w:webHidden/>
-              </w:rPr>
-            </w:r>
-            <w:r>
-              <w:rPr>
-                <w:noProof/>
-                <w:webHidden/>
-              </w:rPr>
-              <w:fldChar w:fldCharType="separate"/>
-            </w:r>
-            <w:r>
-              <w:rPr>
-                <w:noProof/>
-                <w:webHidden/>
-              </w:rPr>
-              <w:t>5</w:t>
-            </w:r>
-            <w:r>
-              <w:rPr>
-                <w:noProof/>
-                <w:webHidden/>
-              </w:rPr>
-              <w:fldChar w:fldCharType="end"/>
-            </w:r>
-          </w:hyperlink>
-        </w:p>
-        <w:p>
-          <w:pPr>
-            <w:pStyle w:val="TDC2"/>
-            <w:tabs>
-              <w:tab w:val="right" w:leader="dot" w:pos="8494"/>
-            </w:tabs>
-            <w:rPr>
-              <w:noProof/>
-            </w:rPr>
-          </w:pPr>
-          <w:hyperlink w:anchor="_Toc227009357" w:history="1">
-            <w:r>
-              <w:rPr>
-                <w:rStyle w:val="Hipervnculo"/>
-                <w:noProof/>
-              </w:rPr>
-              <w:t>Hipótesis 4: Los autores populares concentran la mayoría de las valoraciones</w:t>
-            </w:r>
-            <w:r>
-              <w:rPr>
-                <w:noProof/>
-                <w:webHidden/>
-              </w:rPr>
-              <w:tab/>
-            </w:r>
-            <w:r>
-              <w:rPr>
-                <w:noProof/>
-                <w:webHidden/>
-              </w:rPr>
-              <w:fldChar w:fldCharType="begin"/>
-            </w:r>
-            <w:r>
-              <w:rPr>
-                <w:noProof/>
-                <w:webHidden/>
-              </w:rPr>
-              <w:instrText xml:space="preserve"> PAGEREF _Toc227009357 \h </w:instrText>
-            </w:r>
-            <w:r>
-              <w:rPr>
-                <w:noProof/>
-                <w:webHidden/>
-              </w:rPr>
-            </w:r>
-            <w:r>
-              <w:rPr>
-                <w:noProof/>
-                <w:webHidden/>
-              </w:rPr>
-              <w:fldChar w:fldCharType="separate"/>
-            </w:r>
-            <w:r>
-              <w:rPr>
-                <w:noProof/>
-                <w:webHidden/>
-              </w:rPr>
-              <w:t>5</w:t>
-            </w:r>
-            <w:r>
-              <w:rPr>
-                <w:noProof/>
-                <w:webHidden/>
-              </w:rPr>
-              <w:fldChar w:fldCharType="end"/>
-            </w:r>
-          </w:hyperlink>
-        </w:p>
-        <w:p>
-          <w:pPr>
-            <w:pStyle w:val="TDC2"/>
-            <w:tabs>
-              <w:tab w:val="right" w:leader="dot" w:pos="8494"/>
-            </w:tabs>
-            <w:rPr>
-              <w:noProof/>
-            </w:rPr>
-          </w:pPr>
-          <w:hyperlink w:anchor="_Toc227009358" w:history="1">
-            <w:r>
-              <w:rPr>
-                <w:rStyle w:val="Hipervnculo"/>
-                <w:noProof/>
-              </w:rPr>
-              <w:t>Hipótesis 5: Los autores populares tienen más premios</w:t>
-            </w:r>
-            <w:r>
-              <w:rPr>
-                <w:noProof/>
-                <w:webHidden/>
-              </w:rPr>
-              <w:tab/>
-            </w:r>
-            <w:r>
-              <w:rPr>
-                <w:noProof/>
-                <w:webHidden/>
-              </w:rPr>
-              <w:fldChar w:fldCharType="begin"/>
-            </w:r>
-            <w:r>
-              <w:rPr>
-                <w:noProof/>
-                <w:webHidden/>
-              </w:rPr>
-              <w:instrText xml:space="preserve"> PAGEREF _Toc227009358 \h </w:instrText>
-            </w:r>
-            <w:r>
-              <w:rPr>
-                <w:noProof/>
-                <w:webHidden/>
-              </w:rPr>
-            </w:r>
-            <w:r>
-              <w:rPr>
-                <w:noProof/>
-                <w:webHidden/>
-              </w:rPr>
-              <w:fldChar w:fldCharType="separate"/>
-            </w:r>
-            <w:r>
-              <w:rPr>
-                <w:noProof/>
-                <w:webHidden/>
-              </w:rPr>
-              <w:t>5</w:t>
+              <w:t>8</w:t>
             </w:r>
             <w:r>
               <w:rPr>
@@ -1454,20 +1753,34 @@
               <w:tab w:val="right" w:leader="dot" w:pos="8494"/>
             </w:tabs>
             <w:rPr>
+              <w:rFonts w:eastAsiaTheme="minorEastAsia" w:cstheme="minorBidi"/>
+              <w:b w:val="0"/>
+              <w:bCs w:val="0"/>
+              <w:i w:val="0"/>
+              <w:iCs w:val="0"/>
               <w:noProof/>
+              <w:kern w:val="2"/>
+              <w14:ligatures w14:val="standardContextual"/>
             </w:rPr>
           </w:pPr>
-          <w:hyperlink w:anchor="_Toc227009359" w:history="1">
+          <w:hyperlink w:anchor="_Toc227166247" w:history="1">
             <w:r>
               <w:rPr>
                 <w:rStyle w:val="Hipervnculo"/>
                 <w:noProof/>
               </w:rPr>
-              <w:t>6.</w:t>
-            </w:r>
-            <w:r>
-              <w:rPr>
-                <w:noProof/>
+              <w:t>8.</w:t>
+            </w:r>
+            <w:r>
+              <w:rPr>
+                <w:rFonts w:eastAsiaTheme="minorEastAsia" w:cstheme="minorBidi"/>
+                <w:b w:val="0"/>
+                <w:bCs w:val="0"/>
+                <w:i w:val="0"/>
+                <w:iCs w:val="0"/>
+                <w:noProof/>
+                <w:kern w:val="2"/>
+                <w14:ligatures w14:val="standardContextual"/>
               </w:rPr>
               <w:tab/>
             </w:r>
@@ -1476,7 +1789,7 @@
                 <w:rStyle w:val="Hipervnculo"/>
                 <w:noProof/>
               </w:rPr>
-              <w:t>Resultados</w:t>
+              <w:t>Herramientas y Librerías Utilizadas</w:t>
             </w:r>
             <w:r>
               <w:rPr>
@@ -1497,7 +1810,7 @@
                 <w:noProof/>
                 <w:webHidden/>
               </w:rPr>
-              <w:instrText xml:space="preserve"> PAGEREF _Toc227009359 \h </w:instrText>
+              <w:instrText xml:space="preserve"> PAGEREF _Toc227166247 \h </w:instrText>
             </w:r>
             <w:r>
               <w:rPr>
@@ -1517,7 +1830,7 @@
                 <w:noProof/>
                 <w:webHidden/>
               </w:rPr>
-              <w:t>5</w:t>
+              <w:t>9</w:t>
             </w:r>
             <w:r>
               <w:rPr>
@@ -1536,20 +1849,34 @@
               <w:tab w:val="right" w:leader="dot" w:pos="8494"/>
             </w:tabs>
             <w:rPr>
+              <w:rFonts w:eastAsiaTheme="minorEastAsia" w:cstheme="minorBidi"/>
+              <w:b w:val="0"/>
+              <w:bCs w:val="0"/>
+              <w:i w:val="0"/>
+              <w:iCs w:val="0"/>
               <w:noProof/>
+              <w:kern w:val="2"/>
+              <w14:ligatures w14:val="standardContextual"/>
             </w:rPr>
           </w:pPr>
-          <w:hyperlink w:anchor="_Toc227009360" w:history="1">
+          <w:hyperlink w:anchor="_Toc227166248" w:history="1">
             <w:r>
               <w:rPr>
                 <w:rStyle w:val="Hipervnculo"/>
                 <w:noProof/>
               </w:rPr>
-              <w:t>7.</w:t>
-            </w:r>
-            <w:r>
-              <w:rPr>
-                <w:noProof/>
+              <w:t>9.</w:t>
+            </w:r>
+            <w:r>
+              <w:rPr>
+                <w:rFonts w:eastAsiaTheme="minorEastAsia" w:cstheme="minorBidi"/>
+                <w:b w:val="0"/>
+                <w:bCs w:val="0"/>
+                <w:i w:val="0"/>
+                <w:iCs w:val="0"/>
+                <w:noProof/>
+                <w:kern w:val="2"/>
+                <w14:ligatures w14:val="standardContextual"/>
               </w:rPr>
               <w:tab/>
             </w:r>
@@ -1558,7 +1885,7 @@
                 <w:rStyle w:val="Hipervnculo"/>
                 <w:noProof/>
               </w:rPr>
-              <w:t>Conclusiones</w:t>
+              <w:t>Referencia dataset</w:t>
             </w:r>
             <w:r>
               <w:rPr>
@@ -1579,7 +1906,7 @@
                 <w:noProof/>
                 <w:webHidden/>
               </w:rPr>
-              <w:instrText xml:space="preserve"> PAGEREF _Toc227009360 \h </w:instrText>
+              <w:instrText xml:space="preserve"> PAGEREF _Toc227166248 \h </w:instrText>
             </w:r>
             <w:r>
               <w:rPr>
@@ -1599,171 +1926,7 @@
                 <w:noProof/>
                 <w:webHidden/>
               </w:rPr>
-              <w:t>5</w:t>
-            </w:r>
-            <w:r>
-              <w:rPr>
-                <w:noProof/>
-                <w:webHidden/>
-              </w:rPr>
-              <w:fldChar w:fldCharType="end"/>
-            </w:r>
-          </w:hyperlink>
-        </w:p>
-        <w:p>
-          <w:pPr>
-            <w:pStyle w:val="TDC1"/>
-            <w:tabs>
-              <w:tab w:val="left" w:pos="480"/>
-              <w:tab w:val="right" w:leader="dot" w:pos="8494"/>
-            </w:tabs>
-            <w:rPr>
-              <w:noProof/>
-            </w:rPr>
-          </w:pPr>
-          <w:hyperlink w:anchor="_Toc227009361" w:history="1">
-            <w:r>
-              <w:rPr>
-                <w:rStyle w:val="Hipervnculo"/>
-                <w:noProof/>
-              </w:rPr>
-              <w:t>8.</w:t>
-            </w:r>
-            <w:r>
-              <w:rPr>
-                <w:noProof/>
-              </w:rPr>
-              <w:tab/>
-            </w:r>
-            <w:r>
-              <w:rPr>
-                <w:rStyle w:val="Hipervnculo"/>
-                <w:noProof/>
-              </w:rPr>
-              <w:t>Herramientas y Librerías Utilizadas</w:t>
-            </w:r>
-            <w:r>
-              <w:rPr>
-                <w:noProof/>
-                <w:webHidden/>
-              </w:rPr>
-              <w:tab/>
-            </w:r>
-            <w:r>
-              <w:rPr>
-                <w:noProof/>
-                <w:webHidden/>
-              </w:rPr>
-              <w:fldChar w:fldCharType="begin"/>
-            </w:r>
-            <w:r>
-              <w:rPr>
-                <w:noProof/>
-                <w:webHidden/>
-              </w:rPr>
-              <w:instrText xml:space="preserve"> PAGEREF _Toc227009361 \h </w:instrText>
-            </w:r>
-            <w:r>
-              <w:rPr>
-                <w:noProof/>
-                <w:webHidden/>
-              </w:rPr>
-            </w:r>
-            <w:r>
-              <w:rPr>
-                <w:noProof/>
-                <w:webHidden/>
-              </w:rPr>
-              <w:fldChar w:fldCharType="separate"/>
-            </w:r>
-            <w:r>
-              <w:rPr>
-                <w:noProof/>
-                <w:webHidden/>
-              </w:rPr>
-              <w:t>6</w:t>
-            </w:r>
-            <w:r>
-              <w:rPr>
-                <w:noProof/>
-                <w:webHidden/>
-              </w:rPr>
-              <w:fldChar w:fldCharType="end"/>
-            </w:r>
-          </w:hyperlink>
-        </w:p>
-        <w:p>
-          <w:pPr>
-            <w:pStyle w:val="TDC1"/>
-            <w:tabs>
-              <w:tab w:val="left" w:pos="480"/>
-              <w:tab w:val="right" w:leader="dot" w:pos="8494"/>
-            </w:tabs>
-            <w:rPr>
-              <w:noProof/>
-            </w:rPr>
-          </w:pPr>
-          <w:hyperlink w:anchor="_Toc227009362" w:history="1">
-            <w:r>
-              <w:rPr>
-                <w:rStyle w:val="Hipervnculo"/>
-                <w:noProof/>
-              </w:rPr>
-              <w:t>9.</w:t>
-            </w:r>
-            <w:r>
-              <w:rPr>
-                <w:noProof/>
-              </w:rPr>
-              <w:tab/>
-            </w:r>
-            <w:r>
-              <w:rPr>
-                <w:rStyle w:val="Hipervnculo"/>
-                <w:noProof/>
-              </w:rPr>
-              <w:t>Referencia dataset</w:t>
-            </w:r>
-            <w:r>
-              <w:rPr>
-                <w:noProof/>
-                <w:webHidden/>
-              </w:rPr>
-              <w:tab/>
-            </w:r>
-            <w:r>
-              <w:rPr>
-                <w:noProof/>
-                <w:webHidden/>
-              </w:rPr>
-              <w:fldChar w:fldCharType="begin"/>
-            </w:r>
-            <w:r>
-              <w:rPr>
-                <w:noProof/>
-                <w:webHidden/>
-              </w:rPr>
-              <w:instrText xml:space="preserve"> PAGEREF _Toc227009362 \h </w:instrText>
-            </w:r>
-            <w:r>
-              <w:rPr>
-                <w:noProof/>
-                <w:webHidden/>
-              </w:rPr>
-            </w:r>
-            <w:r>
-              <w:rPr>
-                <w:noProof/>
-                <w:webHidden/>
-              </w:rPr>
-              <w:fldChar w:fldCharType="separate"/>
-            </w:r>
-            <w:r>
-              <w:rPr>
-                <w:noProof/>
-                <w:webHidden/>
-              </w:rPr>
-              <w:t>6</w:t>
+              <w:t>9</w:t>
             </w:r>
             <w:r>
               <w:rPr>
@@ -1811,7 +1974,7 @@
           <w:szCs w:val="36"/>
         </w:rPr>
       </w:pPr>
-      <w:bookmarkStart w:id="0" w:name="_Toc227009344"/>
+      <w:bookmarkStart w:id="0" w:name="_Toc227166229"/>
       <w:r>
         <w:rPr>
           <w:sz w:val="36"/>
@@ -1845,7 +2008,6 @@
           <w:lang w:eastAsia="en-US"/>
         </w:rPr>
       </w:pPr>
-      <w:bookmarkStart w:id="1" w:name="_Toc227009370"/>
       <w:r>
         <w:rPr>
           <w:rFonts w:asciiTheme="majorHAnsi" w:eastAsiaTheme="majorEastAsia" w:hAnsiTheme="majorHAnsi" w:cstheme="majorBidi"/>
@@ -1858,7 +2020,6 @@
         </w:rPr>
         <w:t>¿Qué es Goodreads?</w:t>
       </w:r>
-      <w:bookmarkEnd w:id="1"/>
     </w:p>
     <w:p>
       <w:pPr>
@@ -1984,54 +2145,6 @@
     </w:p>
     <w:p>
       <w:pPr>
-        <w:spacing w:after="240"/>
-        <w:jc w:val="both"/>
-        <w:rPr>
-          <w:rFonts w:asciiTheme="majorHAnsi" w:eastAsiaTheme="majorEastAsia" w:hAnsiTheme="majorHAnsi" w:cstheme="majorBidi"/>
-          <w:b/>
-          <w:bCs/>
-          <w:color w:val="0F4761" w:themeColor="accent1" w:themeShade="BF"/>
-          <w:sz w:val="30"/>
-          <w:szCs w:val="30"/>
-          <w:lang w:eastAsia="en-US"/>
-        </w:rPr>
-      </w:pPr>
-      <w:bookmarkStart w:id="2" w:name="_Toc227009371"/>
-      <w:r>
-        <w:rPr>
-          <w:rFonts w:asciiTheme="majorHAnsi" w:eastAsiaTheme="majorEastAsia" w:hAnsiTheme="majorHAnsi" w:cstheme="majorBidi"/>
-          <w:b/>
-          <w:bCs/>
-          <w:color w:val="0F4761" w:themeColor="accent1" w:themeShade="BF"/>
-          <w:sz w:val="30"/>
-          <w:szCs w:val="30"/>
-          <w:lang w:eastAsia="en-US"/>
-        </w:rPr>
-        <w:t>¿Qué es Kaggle?</w:t>
-      </w:r>
-      <w:bookmarkEnd w:id="2"/>
-    </w:p>
-    <w:p>
-      <w:pPr>
-        <w:spacing w:before="240"/>
-        <w:jc w:val="both"/>
-      </w:pPr>
-      <w:r>
-        <w:t xml:space="preserve">El dataset original se descargó de la plataforma online Kaggle propiedad de Google y orientada a la ciencia de datos y al machine learning. Esta plataforma ofrece </w:t>
-      </w:r>
-      <w:r>
-        <w:rPr>
-          <w:b/>
-          <w:bCs/>
-        </w:rPr>
-        <w:t>datasets públicos</w:t>
-      </w:r>
-      <w:r>
-        <w:t xml:space="preserve"> para practicar y explorar, notebooks interactivos en la nube para análisis y modelado, una gran comunidad de científicos de datos y analistas de todo el mundo, y hasta competiciones de ciencia de datos con premios reales.</w:t>
-      </w:r>
-    </w:p>
-    <w:p>
-      <w:pPr>
         <w:pStyle w:val="Ttulo1"/>
         <w:numPr>
           <w:ilvl w:val="0"/>
@@ -2043,7 +2156,7 @@
           <w:szCs w:val="36"/>
         </w:rPr>
       </w:pPr>
-      <w:bookmarkStart w:id="3" w:name="_Toc227009345"/>
+      <w:bookmarkStart w:id="1" w:name="_Toc227166230"/>
       <w:r>
         <w:rPr>
           <w:sz w:val="36"/>
@@ -2051,36 +2164,7 @@
         </w:rPr>
         <w:t>Descripción del Dataset</w:t>
       </w:r>
-      <w:bookmarkEnd w:id="3"/>
-    </w:p>
-    <w:p>
-      <w:pPr>
-        <w:spacing w:before="240" w:after="240"/>
-        <w:jc w:val="both"/>
-      </w:pPr>
-      <w:r>
-        <w:t xml:space="preserve">El dataset utilizado en este proyecto es el </w:t>
-      </w:r>
-      <w:r>
-        <w:rPr>
-          <w:b/>
-          <w:bCs/>
-        </w:rPr>
-        <w:t>"Comprehensive Overview of 52,478 GoodReads Best Books"</w:t>
-      </w:r>
-      <w:r>
-        <w:t xml:space="preserve">, publicado en Kaggle por el usuario </w:t>
-      </w:r>
-      <w:r>
-        <w:rPr>
-          <w:i/>
-          <w:iCs/>
-        </w:rPr>
-        <w:t>The Devastator</w:t>
-      </w:r>
-      <w:r>
-        <w:t xml:space="preserve"> (1).</w:t>
-      </w:r>
+      <w:bookmarkEnd w:id="1"/>
     </w:p>
     <w:p>
       <w:pPr>
@@ -2088,7 +2172,19 @@
         <w:jc w:val="both"/>
       </w:pPr>
       <w:r>
-        <w:t>El dataset original contaba con 25 columnas y 52.478 registros. Las variables principales son:</w:t>
+        <w:t>El dataset fue construido por Lorena Casanova Lozano y Sergio Costa Planells</w:t>
+      </w:r>
+      <w:r>
+        <w:t xml:space="preserve"> (1)</w:t>
+      </w:r>
+      <w:r>
+        <w:t xml:space="preserve"> en 2020 mediante técnicas de web scraping sobre la lista Best Books Ever de Goodreads.com, utilizando Python y Selenium. El resultado es un conjunto de 52.478 registros con 25 variables que recoge información sobre los libros mejor valorados de la plataforma, incluyendo ratings, géneros, premios, número de páginas y número de valoraciones, entre otros</w:t>
+      </w:r>
+      <w:r>
+        <w:t xml:space="preserve">. </w:t>
+      </w:r>
+      <w:r>
+        <w:t>Las variables principales son:</w:t>
       </w:r>
     </w:p>
     <w:p>
@@ -2163,7 +2259,6 @@
         <w:jc w:val="both"/>
       </w:pPr>
       <w:r>
-        <w:lastRenderedPageBreak/>
         <w:t>language: Idioma de la edición.</w:t>
       </w:r>
     </w:p>
@@ -2284,6 +2379,7 @@
         <w:jc w:val="both"/>
       </w:pPr>
       <w:r>
+        <w:lastRenderedPageBreak/>
         <w:t>likedPercent: Porcentaje de usuarios que le gustó el libro.</w:t>
       </w:r>
     </w:p>
@@ -2315,7 +2411,7 @@
           <w:szCs w:val="36"/>
         </w:rPr>
       </w:pPr>
-      <w:bookmarkStart w:id="4" w:name="_Toc227009346"/>
+      <w:bookmarkStart w:id="2" w:name="_Toc227166231"/>
       <w:r>
         <w:rPr>
           <w:sz w:val="36"/>
@@ -2323,7 +2419,7 @@
         </w:rPr>
         <w:t>Limpieza de Datos</w:t>
       </w:r>
-      <w:bookmarkEnd w:id="4"/>
+      <w:bookmarkEnd w:id="2"/>
     </w:p>
     <w:p>
       <w:pPr>
@@ -2339,7 +2435,7 @@
           <w:szCs w:val="28"/>
         </w:rPr>
       </w:pPr>
-      <w:bookmarkStart w:id="5" w:name="_Toc227009347"/>
+      <w:bookmarkStart w:id="3" w:name="_Toc227166232"/>
       <w:r>
         <w:rPr>
           <w:sz w:val="28"/>
@@ -2347,7 +2443,7 @@
         </w:rPr>
         <w:t>Eliminación de columnas irrelevantes</w:t>
       </w:r>
-      <w:bookmarkEnd w:id="5"/>
+      <w:bookmarkEnd w:id="3"/>
     </w:p>
     <w:p>
       <w:pPr>
@@ -2462,7 +2558,7 @@
           <w:szCs w:val="28"/>
         </w:rPr>
       </w:pPr>
-      <w:bookmarkStart w:id="6" w:name="_Toc227009348"/>
+      <w:bookmarkStart w:id="4" w:name="_Toc227166233"/>
       <w:r>
         <w:rPr>
           <w:sz w:val="28"/>
@@ -2470,7 +2566,7 @@
         </w:rPr>
         <w:t>Tratamiento de valores nulos</w:t>
       </w:r>
-      <w:bookmarkEnd w:id="6"/>
+      <w:bookmarkEnd w:id="4"/>
     </w:p>
     <w:p>
       <w:pPr>
@@ -2549,7 +2645,7 @@
           <w:szCs w:val="28"/>
         </w:rPr>
       </w:pPr>
-      <w:bookmarkStart w:id="7" w:name="_Toc227009349"/>
+      <w:bookmarkStart w:id="5" w:name="_Toc227166234"/>
       <w:r>
         <w:rPr>
           <w:sz w:val="28"/>
@@ -2557,7 +2653,7 @@
         </w:rPr>
         <w:t>Corrección de tipos de datos</w:t>
       </w:r>
-      <w:bookmarkEnd w:id="7"/>
+      <w:bookmarkEnd w:id="5"/>
     </w:p>
     <w:p>
       <w:pPr>
@@ -2582,16 +2678,15 @@
           <w:szCs w:val="28"/>
         </w:rPr>
       </w:pPr>
-      <w:bookmarkStart w:id="8" w:name="_Toc227009350"/>
+      <w:bookmarkStart w:id="6" w:name="_Toc227166235"/>
       <w:r>
         <w:rPr>
           <w:sz w:val="28"/>
           <w:szCs w:val="28"/>
         </w:rPr>
-        <w:lastRenderedPageBreak/>
         <w:t>Filtrado de formatos de libro</w:t>
       </w:r>
-      <w:bookmarkEnd w:id="8"/>
+      <w:bookmarkEnd w:id="6"/>
     </w:p>
     <w:p>
       <w:pPr>
@@ -2696,9 +2791,10 @@
           <w:sz w:val="28"/>
           <w:szCs w:val="28"/>
         </w:rPr>
+        <w:lastRenderedPageBreak/>
         <w:t xml:space="preserve"> </w:t>
       </w:r>
-      <w:bookmarkStart w:id="9" w:name="_Toc227009351"/>
+      <w:bookmarkStart w:id="7" w:name="_Toc227166236"/>
       <w:r>
         <w:rPr>
           <w:sz w:val="28"/>
@@ -2706,7 +2802,7 @@
         </w:rPr>
         <w:t>Eliminación de libros recopilatorios</w:t>
       </w:r>
-      <w:bookmarkEnd w:id="9"/>
+      <w:bookmarkEnd w:id="7"/>
     </w:p>
     <w:p>
       <w:pPr>
@@ -2731,6 +2827,7 @@
           <w:szCs w:val="28"/>
         </w:rPr>
       </w:pPr>
+      <w:bookmarkStart w:id="8" w:name="_Toc227166237"/>
       <w:r>
         <w:rPr>
           <w:sz w:val="28"/>
@@ -2738,6 +2835,7 @@
         </w:rPr>
         <w:t>Exclusión de libros con más de 1.500 páginas</w:t>
       </w:r>
+      <w:bookmarkEnd w:id="8"/>
     </w:p>
     <w:p>
       <w:pPr>
@@ -2962,7 +3060,7 @@
         <w:pStyle w:val="Descripcin"/>
         <w:jc w:val="center"/>
       </w:pPr>
-      <w:bookmarkStart w:id="10" w:name="_Ref227076917"/>
+      <w:bookmarkStart w:id="9" w:name="_Ref227076917"/>
       <w:r>
         <w:t xml:space="preserve">Figura </w:t>
       </w:r>
@@ -2974,25 +3072,9 @@
           <w:t>1</w:t>
         </w:r>
       </w:fldSimple>
-      <w:bookmarkEnd w:id="10"/>
-      <w:r>
-        <w:t xml:space="preserve">: A) </w:t>
-      </w:r>
-      <w:proofErr w:type="spellStart"/>
-      <w:r>
-        <w:t>Boxplot</w:t>
-      </w:r>
-      <w:proofErr w:type="spellEnd"/>
-      <w:r>
-        <w:t xml:space="preserve"> distribución de páginas: antes del filtrado; B) </w:t>
-      </w:r>
-      <w:proofErr w:type="spellStart"/>
-      <w:r>
-        <w:t>Boxplot</w:t>
-      </w:r>
-      <w:proofErr w:type="spellEnd"/>
-      <w:r>
-        <w:t xml:space="preserve"> con distribución de páginas: después del filtrado</w:t>
+      <w:bookmarkEnd w:id="9"/>
+      <w:r>
+        <w:t>: A) Boxplot distribución de páginas: antes del filtrado; B) Boxplot con distribución de páginas: después del filtrado</w:t>
       </w:r>
     </w:p>
     <w:p>
@@ -3008,16 +3090,15 @@
           <w:szCs w:val="36"/>
         </w:rPr>
       </w:pPr>
-      <w:bookmarkStart w:id="11" w:name="_Toc227009352"/>
+      <w:bookmarkStart w:id="10" w:name="_Toc227166238"/>
       <w:r>
         <w:rPr>
           <w:sz w:val="36"/>
           <w:szCs w:val="36"/>
         </w:rPr>
-        <w:lastRenderedPageBreak/>
         <w:t>Ingeniería de Variables</w:t>
       </w:r>
-      <w:bookmarkEnd w:id="11"/>
+      <w:bookmarkEnd w:id="10"/>
     </w:p>
     <w:p>
       <w:pPr>
@@ -3070,6 +3151,7 @@
         <w:jc w:val="both"/>
       </w:pPr>
       <w:r>
+        <w:lastRenderedPageBreak/>
         <w:t>num_awards (entero): número de premios recibidos por el libro. Se obtuvo contando los elementos de la lista en la columna awards.</w:t>
       </w:r>
     </w:p>
@@ -3086,7 +3168,7 @@
           <w:szCs w:val="36"/>
         </w:rPr>
       </w:pPr>
-      <w:bookmarkStart w:id="12" w:name="_Toc227009353"/>
+      <w:bookmarkStart w:id="11" w:name="_Toc227166239"/>
       <w:r>
         <w:rPr>
           <w:sz w:val="36"/>
@@ -3094,7 +3176,7 @@
         </w:rPr>
         <w:t>Hipótesis Analizadas</w:t>
       </w:r>
-      <w:bookmarkEnd w:id="12"/>
+      <w:bookmarkEnd w:id="11"/>
     </w:p>
     <w:p>
       <w:pPr>
@@ -3114,7 +3196,7 @@
           <w:szCs w:val="28"/>
         </w:rPr>
       </w:pPr>
-      <w:bookmarkStart w:id="13" w:name="_Toc227009354"/>
+      <w:bookmarkStart w:id="12" w:name="_Toc227166240"/>
       <w:r>
         <w:rPr>
           <w:sz w:val="28"/>
@@ -3122,7 +3204,7 @@
         </w:rPr>
         <w:t>Hipótesis 1: Los libros con más páginas tienen mejor rating</w:t>
       </w:r>
-      <w:bookmarkEnd w:id="13"/>
+      <w:bookmarkEnd w:id="12"/>
     </w:p>
     <w:p>
       <w:pPr>
@@ -3149,7 +3231,7 @@
           <w:szCs w:val="28"/>
         </w:rPr>
       </w:pPr>
-      <w:bookmarkStart w:id="14" w:name="_Toc227009355"/>
+      <w:bookmarkStart w:id="13" w:name="_Toc227166241"/>
       <w:r>
         <w:rPr>
           <w:sz w:val="28"/>
@@ -3157,7 +3239,7 @@
         </w:rPr>
         <w:t>Hipótesis 2: Los libros en formato Hardcover tienen mejor rating</w:t>
       </w:r>
-      <w:bookmarkEnd w:id="14"/>
+      <w:bookmarkEnd w:id="13"/>
     </w:p>
     <w:p>
       <w:pPr>
@@ -3184,7 +3266,7 @@
           <w:szCs w:val="28"/>
         </w:rPr>
       </w:pPr>
-      <w:bookmarkStart w:id="15" w:name="_Toc227009356"/>
+      <w:bookmarkStart w:id="14" w:name="_Toc227166242"/>
       <w:r>
         <w:rPr>
           <w:sz w:val="28"/>
@@ -3192,7 +3274,7 @@
         </w:rPr>
         <w:t>Hipótesis 3: Las series tienen mejores ratings que los libros individuales</w:t>
       </w:r>
-      <w:bookmarkEnd w:id="15"/>
+      <w:bookmarkEnd w:id="14"/>
     </w:p>
     <w:p>
       <w:pPr>
@@ -3219,7 +3301,7 @@
           <w:szCs w:val="28"/>
         </w:rPr>
       </w:pPr>
-      <w:bookmarkStart w:id="16" w:name="_Toc227009357"/>
+      <w:bookmarkStart w:id="15" w:name="_Toc227166243"/>
       <w:r>
         <w:rPr>
           <w:sz w:val="28"/>
@@ -3227,7 +3309,7 @@
         </w:rPr>
         <w:t>Hipótesis 4: Los autores populares concentran la mayoría de las valoraciones</w:t>
       </w:r>
-      <w:bookmarkEnd w:id="16"/>
+      <w:bookmarkEnd w:id="15"/>
     </w:p>
     <w:p>
       <w:pPr>
@@ -3254,7 +3336,7 @@
           <w:szCs w:val="28"/>
         </w:rPr>
       </w:pPr>
-      <w:bookmarkStart w:id="17" w:name="_Toc227009358"/>
+      <w:bookmarkStart w:id="16" w:name="_Toc227166244"/>
       <w:r>
         <w:rPr>
           <w:sz w:val="28"/>
@@ -3262,7 +3344,7 @@
         </w:rPr>
         <w:t>Hipótesis 5: Los autores populares tienen más premios</w:t>
       </w:r>
-      <w:bookmarkEnd w:id="17"/>
+      <w:bookmarkEnd w:id="16"/>
     </w:p>
     <w:p>
       <w:pPr>
@@ -3293,16 +3375,15 @@
           <w:szCs w:val="36"/>
         </w:rPr>
       </w:pPr>
-      <w:bookmarkStart w:id="18" w:name="_Toc227009359"/>
+      <w:bookmarkStart w:id="17" w:name="_Toc227166245"/>
       <w:r>
         <w:rPr>
           <w:sz w:val="36"/>
           <w:szCs w:val="36"/>
         </w:rPr>
-        <w:lastRenderedPageBreak/>
         <w:t>Resultados</w:t>
       </w:r>
-      <w:bookmarkEnd w:id="18"/>
+      <w:bookmarkEnd w:id="17"/>
     </w:p>
     <w:p>
       <w:pPr>
@@ -3346,6 +3427,7 @@
         <w:rPr>
           <w:noProof/>
         </w:rPr>
+        <w:lastRenderedPageBreak/>
         <w:drawing>
           <wp:inline distT="0" distB="0" distL="0" distR="0" wp14:anchorId="3AA4E604" wp14:editId="534ACE9D">
             <wp:extent cx="3472774" cy="2681360"/>
@@ -3388,7 +3470,7 @@
         <w:pStyle w:val="Descripcin"/>
         <w:jc w:val="center"/>
       </w:pPr>
-      <w:bookmarkStart w:id="19" w:name="_Ref227073491"/>
+      <w:bookmarkStart w:id="18" w:name="_Ref227073491"/>
       <w:r>
         <w:t xml:space="preserve">Figura </w:t>
       </w:r>
@@ -3400,25 +3482,9 @@
           <w:t>2</w:t>
         </w:r>
       </w:fldSimple>
-      <w:bookmarkEnd w:id="19"/>
-      <w:r>
-        <w:t xml:space="preserve">: Histograma con curva de densidad (KDE) de la distribución de los ratings en el </w:t>
-      </w:r>
-      <w:proofErr w:type="spellStart"/>
-      <w:r>
-        <w:t>dataset</w:t>
-      </w:r>
-      <w:proofErr w:type="spellEnd"/>
-      <w:r>
-        <w:t xml:space="preserve"> </w:t>
-      </w:r>
-      <w:proofErr w:type="spellStart"/>
-      <w:r>
-        <w:t>Goodreads</w:t>
-      </w:r>
-      <w:proofErr w:type="spellEnd"/>
-      <w:r>
-        <w:t xml:space="preserve"> Best Books</w:t>
+      <w:bookmarkEnd w:id="18"/>
+      <w:r>
+        <w:t>: Histograma con curva de densidad (KDE) de la distribución de los ratings en el dataset Goodreads Best Books</w:t>
       </w:r>
     </w:p>
     <w:p>
@@ -3524,7 +3590,7 @@
         <w:pStyle w:val="Descripcin"/>
         <w:jc w:val="center"/>
       </w:pPr>
-      <w:bookmarkStart w:id="20" w:name="_Ref227076942"/>
+      <w:bookmarkStart w:id="19" w:name="_Ref227076942"/>
       <w:r>
         <w:t xml:space="preserve">Figura </w:t>
       </w:r>
@@ -3536,7 +3602,7 @@
           <w:t>3</w:t>
         </w:r>
       </w:fldSimple>
-      <w:bookmarkEnd w:id="20"/>
+      <w:bookmarkEnd w:id="19"/>
       <w:r>
         <w:t xml:space="preserve">: </w:t>
       </w:r>
@@ -3556,61 +3622,56 @@
         <w:rPr>
           <w:b/>
         </w:rPr>
+        <w:t>Hipótesis 2 — ¿Los Hardcover tienen mejor rating?</w:t>
+      </w:r>
+    </w:p>
+    <w:p>
+      <w:pPr>
+        <w:spacing w:after="120"/>
+        <w:jc w:val="both"/>
+      </w:pPr>
+      <w:r>
+        <w:t xml:space="preserve">Contrariamente a la hipótesis, la </w:t>
+      </w:r>
+      <w:r>
+        <w:fldChar w:fldCharType="begin"/>
+      </w:r>
+      <w:r>
+        <w:instrText xml:space="preserve"> REF _Ref227076951 \h </w:instrText>
+      </w:r>
+      <w:r>
+        <w:fldChar w:fldCharType="separate"/>
+      </w:r>
+      <w:r>
+        <w:t xml:space="preserve">Figura </w:t>
+      </w:r>
+      <w:r>
+        <w:rPr>
+          <w:noProof/>
+        </w:rPr>
+        <w:t>4</w:t>
+      </w:r>
+      <w:r>
+        <w:fldChar w:fldCharType="end"/>
+      </w:r>
+      <w:r>
+        <w:t xml:space="preserve"> revela que el formato Hardcover obtiene el rating más bajo (3,99), mientras que Kindle Edition lidera con 4,12. No obstante, el formato Mass Market Paperback es el que más valoraciones recibe por libro (~31.000), lo que apunta a que la popularidad y el rating no siempre van de la mano.</w:t>
+      </w:r>
+      <w:r>
+        <w:t xml:space="preserve"> </w:t>
+      </w:r>
+    </w:p>
+    <w:p>
+      <w:pPr>
+        <w:spacing w:after="120"/>
+        <w:jc w:val="both"/>
+      </w:pPr>
+      <w:r>
+        <w:t xml:space="preserve">A pesar de que el formato Hardcover concentra una alta media de valoraciones por libro (26.502), su rating medio (3,99) es el más bajo de todos los formatos analizados. Los formatos digitales, con menos títulos, presentan ratings </w:t>
+      </w:r>
+      <w:r>
         <w:lastRenderedPageBreak/>
-        <w:t>Hipótesis 2 — ¿Los Hardcover tienen mejor rating?</w:t>
-      </w:r>
-    </w:p>
-    <w:p>
-      <w:pPr>
-        <w:spacing w:after="120"/>
-        <w:jc w:val="both"/>
-      </w:pPr>
-      <w:r>
-        <w:t xml:space="preserve">Contrariamente a la hipótesis, la </w:t>
-      </w:r>
-      <w:r>
-        <w:fldChar w:fldCharType="begin"/>
-      </w:r>
-      <w:r>
-        <w:instrText xml:space="preserve"> REF _Ref227076951 \h </w:instrText>
-      </w:r>
-      <w:r>
-        <w:fldChar w:fldCharType="separate"/>
-      </w:r>
-      <w:r>
-        <w:t xml:space="preserve">Figura </w:t>
-      </w:r>
-      <w:r>
-        <w:rPr>
-          <w:noProof/>
-        </w:rPr>
-        <w:t>4</w:t>
-      </w:r>
-      <w:r>
-        <w:fldChar w:fldCharType="end"/>
-      </w:r>
-      <w:r>
-        <w:t xml:space="preserve"> revela que el formato Hardcover obtiene el rating más bajo (3,99), mientras que Kindle Edition lidera con 4,12. No obstante, el formato Mass Market Paperback es el que más valoraciones recibe por libro (~31.000), lo que apunta a que la popularidad y el rating no siempre van de la mano.</w:t>
-      </w:r>
-      <w:r>
-        <w:t xml:space="preserve"> </w:t>
-      </w:r>
-    </w:p>
-    <w:p>
-      <w:pPr>
-        <w:spacing w:after="120"/>
-        <w:jc w:val="both"/>
-      </w:pPr>
-      <w:r>
-        <w:t xml:space="preserve">A pesar de que el formato </w:t>
-      </w:r>
-      <w:proofErr w:type="spellStart"/>
-      <w:r>
-        <w:t>Hardcover</w:t>
-      </w:r>
-      <w:proofErr w:type="spellEnd"/>
-      <w:r>
-        <w:t xml:space="preserve"> concentra una alta media de valoraciones por libro (26.502), su rating medio (3,99) es el más bajo de todos los formatos analizados. Los formatos digitales, con menos títulos, presentan ratings superiores, lo que podría deberse a un sesgo de selección: solo los títulos más populares se publican en digital.</w:t>
+        <w:t>superiores, lo que podría deberse a un sesgo de selección: solo los títulos más populares se publican en digital.</w:t>
       </w:r>
     </w:p>
     <w:p>
@@ -3665,7 +3726,7 @@
         <w:pStyle w:val="Descripcin"/>
         <w:jc w:val="center"/>
       </w:pPr>
-      <w:bookmarkStart w:id="21" w:name="_Ref227076951"/>
+      <w:bookmarkStart w:id="20" w:name="_Ref227076951"/>
       <w:r>
         <w:t xml:space="preserve">Figura </w:t>
       </w:r>
@@ -3677,7 +3738,7 @@
           <w:t>4</w:t>
         </w:r>
       </w:fldSimple>
-      <w:bookmarkEnd w:id="21"/>
+      <w:bookmarkEnd w:id="20"/>
       <w:r>
         <w:t xml:space="preserve">: </w:t>
       </w:r>
@@ -3740,6 +3801,9 @@
         <w:jc w:val="center"/>
       </w:pPr>
       <w:r>
+        <w:rPr>
+          <w:noProof/>
+        </w:rPr>
         <w:drawing>
           <wp:inline distT="0" distB="0" distL="0" distR="0" wp14:anchorId="0D692A66" wp14:editId="671F44C5">
             <wp:extent cx="3713108" cy="2636845"/>
@@ -3826,7 +3890,6 @@
         <w:rPr>
           <w:b/>
         </w:rPr>
-        <w:lastRenderedPageBreak/>
         <w:t xml:space="preserve">Hipótesis 4 — ¿Los autores populares concentran la mayoría de </w:t>
       </w:r>
       <w:proofErr w:type="gramStart"/>
@@ -3887,6 +3950,7 @@
         <w:rPr>
           <w:noProof/>
         </w:rPr>
+        <w:lastRenderedPageBreak/>
         <w:drawing>
           <wp:inline distT="0" distB="0" distL="0" distR="0" wp14:anchorId="6FAECE19" wp14:editId="6725C694">
             <wp:extent cx="5272702" cy="2618370"/>
@@ -3929,7 +3993,7 @@
         <w:pStyle w:val="Descripcin"/>
         <w:jc w:val="center"/>
       </w:pPr>
-      <w:bookmarkStart w:id="22" w:name="_Ref227076978"/>
+      <w:bookmarkStart w:id="21" w:name="_Ref227076978"/>
       <w:r>
         <w:t xml:space="preserve">Figura </w:t>
       </w:r>
@@ -3941,7 +4005,7 @@
           <w:t>6</w:t>
         </w:r>
       </w:fldSimple>
-      <w:bookmarkEnd w:id="22"/>
+      <w:bookmarkEnd w:id="21"/>
       <w:r>
         <w:t xml:space="preserve">: </w:t>
       </w:r>
@@ -4047,7 +4111,7 @@
         <w:pStyle w:val="Descripcin"/>
         <w:jc w:val="center"/>
       </w:pPr>
-      <w:bookmarkStart w:id="23" w:name="_Ref227076986"/>
+      <w:bookmarkStart w:id="22" w:name="_Ref227076986"/>
       <w:r>
         <w:t xml:space="preserve">Figura </w:t>
       </w:r>
@@ -4059,7 +4123,7 @@
           <w:t>7</w:t>
         </w:r>
       </w:fldSimple>
-      <w:bookmarkEnd w:id="23"/>
+      <w:bookmarkEnd w:id="22"/>
       <w:r>
         <w:t xml:space="preserve">: </w:t>
       </w:r>
@@ -4080,16 +4144,15 @@
           <w:szCs w:val="36"/>
         </w:rPr>
       </w:pPr>
-      <w:bookmarkStart w:id="24" w:name="_Toc227009360"/>
+      <w:bookmarkStart w:id="23" w:name="_Toc227166246"/>
       <w:r>
         <w:rPr>
           <w:sz w:val="36"/>
           <w:szCs w:val="36"/>
         </w:rPr>
-        <w:lastRenderedPageBreak/>
         <w:t>Conclusiones</w:t>
       </w:r>
-      <w:bookmarkEnd w:id="24"/>
+      <w:bookmarkEnd w:id="23"/>
     </w:p>
     <w:p>
       <w:pPr>
@@ -4138,6 +4201,7 @@
           <w:b/>
           <w:bCs/>
         </w:rPr>
+        <w:lastRenderedPageBreak/>
         <w:t>Hipótesis 2 — Formato Hardcover:</w:t>
       </w:r>
       <w:r>
@@ -4232,7 +4296,7 @@
           <w:szCs w:val="36"/>
         </w:rPr>
       </w:pPr>
-      <w:bookmarkStart w:id="25" w:name="_Toc227009361"/>
+      <w:bookmarkStart w:id="24" w:name="_Toc227166247"/>
       <w:r>
         <w:rPr>
           <w:sz w:val="36"/>
@@ -4240,7 +4304,7 @@
         </w:rPr>
         <w:t>Herramientas y Librerías Utilizadas</w:t>
       </w:r>
-      <w:bookmarkEnd w:id="25"/>
+      <w:bookmarkEnd w:id="24"/>
     </w:p>
     <w:p>
       <w:pPr>
@@ -4360,38 +4424,32 @@
           <w:szCs w:val="36"/>
         </w:rPr>
       </w:pPr>
-      <w:bookmarkStart w:id="26" w:name="_Toc227009362"/>
+      <w:bookmarkStart w:id="25" w:name="_Toc227166248"/>
       <w:r>
         <w:rPr>
           <w:sz w:val="36"/>
           <w:szCs w:val="36"/>
         </w:rPr>
-        <w:t xml:space="preserve">Referencia </w:t>
-      </w:r>
-      <w:proofErr w:type="spellStart"/>
-      <w:r>
-        <w:rPr>
-          <w:sz w:val="36"/>
-          <w:szCs w:val="36"/>
-        </w:rPr>
-        <w:t>dataset</w:t>
-      </w:r>
-      <w:bookmarkEnd w:id="26"/>
-      <w:proofErr w:type="spellEnd"/>
+        <w:t>Referencia dataset</w:t>
+      </w:r>
+      <w:bookmarkEnd w:id="25"/>
     </w:p>
     <w:p>
       <w:pPr>
         <w:spacing w:before="120" w:after="160"/>
       </w:pPr>
       <w:r>
-        <w:t xml:space="preserve">1- Kaggle dataset: Goodreads Best Books, The Destructor. Acceso abril 2026. </w:t>
+        <w:t xml:space="preserve">1- </w:t>
+      </w:r>
+      <w:r>
+        <w:t xml:space="preserve">Lorena Casanova Lozano, &amp; Sergio Costa Planells. (2020). Best Books Ever Dataset (Version 1.0.0). Zenodo. </w:t>
       </w:r>
       <w:hyperlink r:id="rId14" w:history="1">
         <w:r>
           <w:rPr>
             <w:rStyle w:val="Hipervnculo"/>
           </w:rPr>
-          <w:t>https://www.kaggle.com/datasets/thedevastator/comprehensive-overview-of-52478-goodreads-best-b</w:t>
+          <w:t>https://doi.org/10.5281/zenodo.4265096</w:t>
         </w:r>
       </w:hyperlink>
     </w:p>
@@ -5650,6 +5708,7 @@
   <w:style w:type="character" w:default="1" w:styleId="Fuentedeprrafopredeter">
     <w:name w:val="Default Paragraph Font"/>
     <w:uiPriority w:val="1"/>
+    <w:semiHidden/>
     <w:unhideWhenUsed/>
   </w:style>
   <w:style w:type="table" w:default="1" w:styleId="Tablanormal">
